--- a/Documents/SCARAB Final Report.docx
+++ b/Documents/SCARAB Final Report.docx
@@ -82,10 +82,7 @@
         <w:jc w:val="center"/>
       </w:pPr>
       <w:r>
-        <w:t xml:space="preserve">SCARAB: </w:t>
-      </w:r>
-      <w:r>
-        <w:t>Final Report</w:t>
+        <w:t>SCARAB: Final Report</w:t>
       </w:r>
     </w:p>
     <w:p>
@@ -155,6 +152,15 @@
     </w:p>
     <w:sdt>
       <w:sdtPr>
+        <w:rPr>
+          <w:rFonts w:asciiTheme="minorHAnsi" w:eastAsiaTheme="minorHAnsi" w:hAnsiTheme="minorHAnsi" w:cstheme="minorBidi"/>
+          <w:color w:val="auto"/>
+          <w:kern w:val="2"/>
+          <w:sz w:val="22"/>
+          <w:szCs w:val="22"/>
+          <w:lang w:val="en-GB"/>
+          <w14:ligatures w14:val="standardContextual"/>
+        </w:rPr>
         <w:id w:val="1594051320"/>
         <w:docPartObj>
           <w:docPartGallery w:val="Table of Contents"/>
@@ -163,16 +169,9 @@
       </w:sdtPr>
       <w:sdtEndPr>
         <w:rPr>
-          <w:rFonts w:asciiTheme="minorHAnsi" w:eastAsiaTheme="minorHAnsi" w:hAnsiTheme="minorHAnsi" w:cstheme="minorBidi"/>
           <w:b/>
           <w:bCs/>
           <w:noProof/>
-          <w:color w:val="auto"/>
-          <w:kern w:val="2"/>
-          <w:sz w:val="22"/>
-          <w:szCs w:val="22"/>
-          <w:lang w:val="en-GB"/>
-          <w14:ligatures w14:val="standardContextual"/>
         </w:rPr>
       </w:sdtEndPr>
       <w:sdtContent>
@@ -191,7 +190,11 @@
               <w:tab w:val="right" w:leader="dot" w:pos="9016"/>
             </w:tabs>
             <w:rPr>
+              <w:rFonts w:eastAsiaTheme="minorEastAsia"/>
               <w:noProof/>
+              <w:sz w:val="24"/>
+              <w:szCs w:val="24"/>
+              <w:lang w:eastAsia="en-GB"/>
             </w:rPr>
           </w:pPr>
           <w:r>
@@ -203,7 +206,7 @@
           <w:r>
             <w:fldChar w:fldCharType="separate"/>
           </w:r>
-          <w:hyperlink w:anchor="_Toc226974206" w:history="1">
+          <w:hyperlink w:anchor="_Toc227498702" w:history="1">
             <w:r>
               <w:rPr>
                 <w:rStyle w:val="Hyperlink"/>
@@ -230,7 +233,7 @@
                 <w:noProof/>
                 <w:webHidden/>
               </w:rPr>
-              <w:instrText xml:space="preserve"> PAGEREF _Toc226974206 \h </w:instrText>
+              <w:instrText xml:space="preserve"> PAGEREF _Toc227498702 \h </w:instrText>
             </w:r>
             <w:r>
               <w:rPr>
@@ -268,26 +271,112 @@
               <w:tab w:val="right" w:leader="dot" w:pos="9016"/>
             </w:tabs>
             <w:rPr>
+              <w:rFonts w:eastAsiaTheme="minorEastAsia"/>
+              <w:noProof/>
+              <w:sz w:val="24"/>
+              <w:szCs w:val="24"/>
+              <w:lang w:eastAsia="en-GB"/>
+            </w:rPr>
+          </w:pPr>
+          <w:hyperlink w:anchor="_Toc227498703" w:history="1">
+            <w:r>
+              <w:rPr>
+                <w:rStyle w:val="Hyperlink"/>
+                <w:noProof/>
+              </w:rPr>
+              <w:t>2. Problems Encountered</w:t>
+            </w:r>
+            <w:r>
+              <w:rPr>
+                <w:noProof/>
+                <w:webHidden/>
+              </w:rPr>
+              <w:tab/>
+            </w:r>
+            <w:r>
+              <w:rPr>
+                <w:noProof/>
+                <w:webHidden/>
+              </w:rPr>
+              <w:fldChar w:fldCharType="begin"/>
+            </w:r>
+            <w:r>
+              <w:rPr>
+                <w:noProof/>
+                <w:webHidden/>
+              </w:rPr>
+              <w:instrText xml:space="preserve"> PAGEREF _Toc227498703 \h </w:instrText>
+            </w:r>
+            <w:r>
+              <w:rPr>
+                <w:noProof/>
+                <w:webHidden/>
+              </w:rPr>
+            </w:r>
+            <w:r>
+              <w:rPr>
+                <w:noProof/>
+                <w:webHidden/>
+              </w:rPr>
+              <w:fldChar w:fldCharType="separate"/>
+            </w:r>
+            <w:r>
+              <w:rPr>
+                <w:noProof/>
+                <w:webHidden/>
+              </w:rPr>
+              <w:t>4</w:t>
+            </w:r>
+            <w:r>
+              <w:rPr>
+                <w:noProof/>
+                <w:webHidden/>
+              </w:rPr>
+              <w:fldChar w:fldCharType="end"/>
+            </w:r>
+          </w:hyperlink>
+        </w:p>
+        <w:p>
+          <w:pPr>
+            <w:pStyle w:val="TOC2"/>
+            <w:tabs>
+              <w:tab w:val="left" w:pos="960"/>
+              <w:tab w:val="right" w:leader="dot" w:pos="9016"/>
+            </w:tabs>
+            <w:rPr>
               <w:noProof/>
             </w:rPr>
           </w:pPr>
-          <w:hyperlink w:anchor="_Toc226974207" w:history="1">
+          <w:hyperlink w:anchor="_Toc227498704" w:history="1">
             <w:r>
               <w:rPr>
                 <w:rStyle w:val="Hyperlink"/>
                 <w:noProof/>
               </w:rPr>
-              <w:t>2. Problems Encountered</w:t>
-            </w:r>
-            <w:r>
-              <w:rPr>
-                <w:noProof/>
-                <w:webHidden/>
+              <w:t>2.1</w:t>
+            </w:r>
+            <w:r>
+              <w:rPr>
+                <w:noProof/>
               </w:rPr>
               <w:tab/>
             </w:r>
             <w:r>
               <w:rPr>
+                <w:rStyle w:val="Hyperlink"/>
+                <w:noProof/>
+              </w:rPr>
+              <w:t>Breadboard Prototyping Issues</w:t>
+            </w:r>
+            <w:r>
+              <w:rPr>
+                <w:noProof/>
+                <w:webHidden/>
+              </w:rPr>
+              <w:tab/>
+            </w:r>
+            <w:r>
+              <w:rPr>
                 <w:noProof/>
                 <w:webHidden/>
               </w:rPr>
@@ -298,7 +387,7 @@
                 <w:noProof/>
                 <w:webHidden/>
               </w:rPr>
-              <w:instrText xml:space="preserve"> PAGEREF _Toc226974207 \h </w:instrText>
+              <w:instrText xml:space="preserve"> PAGEREF _Toc227498704 \h </w:instrText>
             </w:r>
             <w:r>
               <w:rPr>
@@ -336,26 +425,112 @@
               <w:tab w:val="right" w:leader="dot" w:pos="9016"/>
             </w:tabs>
             <w:rPr>
+              <w:rFonts w:eastAsiaTheme="minorEastAsia"/>
+              <w:noProof/>
+              <w:sz w:val="24"/>
+              <w:szCs w:val="24"/>
+              <w:lang w:eastAsia="en-GB"/>
+            </w:rPr>
+          </w:pPr>
+          <w:hyperlink w:anchor="_Toc227498705" w:history="1">
+            <w:r>
+              <w:rPr>
+                <w:rStyle w:val="Hyperlink"/>
+                <w:noProof/>
+              </w:rPr>
+              <w:t>3. Achievements</w:t>
+            </w:r>
+            <w:r>
+              <w:rPr>
+                <w:noProof/>
+                <w:webHidden/>
+              </w:rPr>
+              <w:tab/>
+            </w:r>
+            <w:r>
+              <w:rPr>
+                <w:noProof/>
+                <w:webHidden/>
+              </w:rPr>
+              <w:fldChar w:fldCharType="begin"/>
+            </w:r>
+            <w:r>
+              <w:rPr>
+                <w:noProof/>
+                <w:webHidden/>
+              </w:rPr>
+              <w:instrText xml:space="preserve"> PAGEREF _Toc227498705 \h </w:instrText>
+            </w:r>
+            <w:r>
+              <w:rPr>
+                <w:noProof/>
+                <w:webHidden/>
+              </w:rPr>
+            </w:r>
+            <w:r>
+              <w:rPr>
+                <w:noProof/>
+                <w:webHidden/>
+              </w:rPr>
+              <w:fldChar w:fldCharType="separate"/>
+            </w:r>
+            <w:r>
+              <w:rPr>
+                <w:noProof/>
+                <w:webHidden/>
+              </w:rPr>
+              <w:t>5</w:t>
+            </w:r>
+            <w:r>
+              <w:rPr>
+                <w:noProof/>
+                <w:webHidden/>
+              </w:rPr>
+              <w:fldChar w:fldCharType="end"/>
+            </w:r>
+          </w:hyperlink>
+        </w:p>
+        <w:p>
+          <w:pPr>
+            <w:pStyle w:val="TOC2"/>
+            <w:tabs>
+              <w:tab w:val="left" w:pos="960"/>
+              <w:tab w:val="right" w:leader="dot" w:pos="9016"/>
+            </w:tabs>
+            <w:rPr>
               <w:noProof/>
             </w:rPr>
           </w:pPr>
-          <w:hyperlink w:anchor="_Toc226974208" w:history="1">
+          <w:hyperlink w:anchor="_Toc227498706" w:history="1">
             <w:r>
               <w:rPr>
                 <w:rStyle w:val="Hyperlink"/>
                 <w:noProof/>
               </w:rPr>
-              <w:t>3. Achievements</w:t>
-            </w:r>
-            <w:r>
-              <w:rPr>
-                <w:noProof/>
-                <w:webHidden/>
+              <w:t>3.1</w:t>
+            </w:r>
+            <w:r>
+              <w:rPr>
+                <w:noProof/>
               </w:rPr>
               <w:tab/>
             </w:r>
             <w:r>
               <w:rPr>
+                <w:rStyle w:val="Hyperlink"/>
+                <w:noProof/>
+              </w:rPr>
+              <w:t>Arduino Powered Device</w:t>
+            </w:r>
+            <w:r>
+              <w:rPr>
+                <w:noProof/>
+                <w:webHidden/>
+              </w:rPr>
+              <w:tab/>
+            </w:r>
+            <w:r>
+              <w:rPr>
                 <w:noProof/>
                 <w:webHidden/>
               </w:rPr>
@@ -366,7 +541,417 @@
                 <w:noProof/>
                 <w:webHidden/>
               </w:rPr>
-              <w:instrText xml:space="preserve"> PAGEREF _Toc226974208 \h </w:instrText>
+              <w:instrText xml:space="preserve"> PAGEREF _Toc227498706 \h </w:instrText>
+            </w:r>
+            <w:r>
+              <w:rPr>
+                <w:noProof/>
+                <w:webHidden/>
+              </w:rPr>
+            </w:r>
+            <w:r>
+              <w:rPr>
+                <w:noProof/>
+                <w:webHidden/>
+              </w:rPr>
+              <w:fldChar w:fldCharType="separate"/>
+            </w:r>
+            <w:r>
+              <w:rPr>
+                <w:noProof/>
+                <w:webHidden/>
+              </w:rPr>
+              <w:t>5</w:t>
+            </w:r>
+            <w:r>
+              <w:rPr>
+                <w:noProof/>
+                <w:webHidden/>
+              </w:rPr>
+              <w:fldChar w:fldCharType="end"/>
+            </w:r>
+          </w:hyperlink>
+        </w:p>
+        <w:p>
+          <w:pPr>
+            <w:pStyle w:val="TOC2"/>
+            <w:tabs>
+              <w:tab w:val="left" w:pos="960"/>
+              <w:tab w:val="right" w:leader="dot" w:pos="9016"/>
+            </w:tabs>
+            <w:rPr>
+              <w:noProof/>
+            </w:rPr>
+          </w:pPr>
+          <w:hyperlink w:anchor="_Toc227498707" w:history="1">
+            <w:r>
+              <w:rPr>
+                <w:rStyle w:val="Hyperlink"/>
+                <w:noProof/>
+              </w:rPr>
+              <w:t>3.2</w:t>
+            </w:r>
+            <w:r>
+              <w:rPr>
+                <w:noProof/>
+              </w:rPr>
+              <w:tab/>
+            </w:r>
+            <w:r>
+              <w:rPr>
+                <w:rStyle w:val="Hyperlink"/>
+                <w:noProof/>
+              </w:rPr>
+              <w:t>NES/SNES Support</w:t>
+            </w:r>
+            <w:r>
+              <w:rPr>
+                <w:noProof/>
+                <w:webHidden/>
+              </w:rPr>
+              <w:tab/>
+            </w:r>
+            <w:r>
+              <w:rPr>
+                <w:noProof/>
+                <w:webHidden/>
+              </w:rPr>
+              <w:fldChar w:fldCharType="begin"/>
+            </w:r>
+            <w:r>
+              <w:rPr>
+                <w:noProof/>
+                <w:webHidden/>
+              </w:rPr>
+              <w:instrText xml:space="preserve"> PAGEREF _Toc227498707 \h </w:instrText>
+            </w:r>
+            <w:r>
+              <w:rPr>
+                <w:noProof/>
+                <w:webHidden/>
+              </w:rPr>
+            </w:r>
+            <w:r>
+              <w:rPr>
+                <w:noProof/>
+                <w:webHidden/>
+              </w:rPr>
+              <w:fldChar w:fldCharType="separate"/>
+            </w:r>
+            <w:r>
+              <w:rPr>
+                <w:noProof/>
+                <w:webHidden/>
+              </w:rPr>
+              <w:t>5</w:t>
+            </w:r>
+            <w:r>
+              <w:rPr>
+                <w:noProof/>
+                <w:webHidden/>
+              </w:rPr>
+              <w:fldChar w:fldCharType="end"/>
+            </w:r>
+          </w:hyperlink>
+        </w:p>
+        <w:p>
+          <w:pPr>
+            <w:pStyle w:val="TOC2"/>
+            <w:tabs>
+              <w:tab w:val="left" w:pos="960"/>
+              <w:tab w:val="right" w:leader="dot" w:pos="9016"/>
+            </w:tabs>
+            <w:rPr>
+              <w:noProof/>
+            </w:rPr>
+          </w:pPr>
+          <w:hyperlink w:anchor="_Toc227498708" w:history="1">
+            <w:r>
+              <w:rPr>
+                <w:rStyle w:val="Hyperlink"/>
+                <w:noProof/>
+              </w:rPr>
+              <w:t>3.3</w:t>
+            </w:r>
+            <w:r>
+              <w:rPr>
+                <w:noProof/>
+              </w:rPr>
+              <w:tab/>
+            </w:r>
+            <w:r>
+              <w:rPr>
+                <w:rStyle w:val="Hyperlink"/>
+                <w:noProof/>
+              </w:rPr>
+              <w:t>Save Management</w:t>
+            </w:r>
+            <w:r>
+              <w:rPr>
+                <w:noProof/>
+                <w:webHidden/>
+              </w:rPr>
+              <w:tab/>
+            </w:r>
+            <w:r>
+              <w:rPr>
+                <w:noProof/>
+                <w:webHidden/>
+              </w:rPr>
+              <w:fldChar w:fldCharType="begin"/>
+            </w:r>
+            <w:r>
+              <w:rPr>
+                <w:noProof/>
+                <w:webHidden/>
+              </w:rPr>
+              <w:instrText xml:space="preserve"> PAGEREF _Toc227498708 \h </w:instrText>
+            </w:r>
+            <w:r>
+              <w:rPr>
+                <w:noProof/>
+                <w:webHidden/>
+              </w:rPr>
+            </w:r>
+            <w:r>
+              <w:rPr>
+                <w:noProof/>
+                <w:webHidden/>
+              </w:rPr>
+              <w:fldChar w:fldCharType="separate"/>
+            </w:r>
+            <w:r>
+              <w:rPr>
+                <w:noProof/>
+                <w:webHidden/>
+              </w:rPr>
+              <w:t>5</w:t>
+            </w:r>
+            <w:r>
+              <w:rPr>
+                <w:noProof/>
+                <w:webHidden/>
+              </w:rPr>
+              <w:fldChar w:fldCharType="end"/>
+            </w:r>
+          </w:hyperlink>
+        </w:p>
+        <w:p>
+          <w:pPr>
+            <w:pStyle w:val="TOC2"/>
+            <w:tabs>
+              <w:tab w:val="left" w:pos="960"/>
+              <w:tab w:val="right" w:leader="dot" w:pos="9016"/>
+            </w:tabs>
+            <w:rPr>
+              <w:noProof/>
+            </w:rPr>
+          </w:pPr>
+          <w:hyperlink w:anchor="_Toc227498709" w:history="1">
+            <w:r>
+              <w:rPr>
+                <w:rStyle w:val="Hyperlink"/>
+                <w:noProof/>
+              </w:rPr>
+              <w:t>3.4</w:t>
+            </w:r>
+            <w:r>
+              <w:rPr>
+                <w:noProof/>
+              </w:rPr>
+              <w:tab/>
+            </w:r>
+            <w:r>
+              <w:rPr>
+                <w:rStyle w:val="Hyperlink"/>
+                <w:noProof/>
+              </w:rPr>
+              <w:t>Health Checking</w:t>
+            </w:r>
+            <w:r>
+              <w:rPr>
+                <w:noProof/>
+                <w:webHidden/>
+              </w:rPr>
+              <w:tab/>
+            </w:r>
+            <w:r>
+              <w:rPr>
+                <w:noProof/>
+                <w:webHidden/>
+              </w:rPr>
+              <w:fldChar w:fldCharType="begin"/>
+            </w:r>
+            <w:r>
+              <w:rPr>
+                <w:noProof/>
+                <w:webHidden/>
+              </w:rPr>
+              <w:instrText xml:space="preserve"> PAGEREF _Toc227498709 \h </w:instrText>
+            </w:r>
+            <w:r>
+              <w:rPr>
+                <w:noProof/>
+                <w:webHidden/>
+              </w:rPr>
+            </w:r>
+            <w:r>
+              <w:rPr>
+                <w:noProof/>
+                <w:webHidden/>
+              </w:rPr>
+              <w:fldChar w:fldCharType="separate"/>
+            </w:r>
+            <w:r>
+              <w:rPr>
+                <w:noProof/>
+                <w:webHidden/>
+              </w:rPr>
+              <w:t>5</w:t>
+            </w:r>
+            <w:r>
+              <w:rPr>
+                <w:noProof/>
+                <w:webHidden/>
+              </w:rPr>
+              <w:fldChar w:fldCharType="end"/>
+            </w:r>
+          </w:hyperlink>
+        </w:p>
+        <w:p>
+          <w:pPr>
+            <w:pStyle w:val="TOC2"/>
+            <w:tabs>
+              <w:tab w:val="left" w:pos="960"/>
+              <w:tab w:val="right" w:leader="dot" w:pos="9016"/>
+            </w:tabs>
+            <w:rPr>
+              <w:noProof/>
+            </w:rPr>
+          </w:pPr>
+          <w:hyperlink w:anchor="_Toc227498710" w:history="1">
+            <w:r>
+              <w:rPr>
+                <w:rStyle w:val="Hyperlink"/>
+                <w:noProof/>
+              </w:rPr>
+              <w:t>3.5</w:t>
+            </w:r>
+            <w:r>
+              <w:rPr>
+                <w:noProof/>
+              </w:rPr>
+              <w:tab/>
+            </w:r>
+            <w:r>
+              <w:rPr>
+                <w:rStyle w:val="Hyperlink"/>
+                <w:noProof/>
+              </w:rPr>
+              <w:t>Modular Design</w:t>
+            </w:r>
+            <w:r>
+              <w:rPr>
+                <w:noProof/>
+                <w:webHidden/>
+              </w:rPr>
+              <w:tab/>
+            </w:r>
+            <w:r>
+              <w:rPr>
+                <w:noProof/>
+                <w:webHidden/>
+              </w:rPr>
+              <w:fldChar w:fldCharType="begin"/>
+            </w:r>
+            <w:r>
+              <w:rPr>
+                <w:noProof/>
+                <w:webHidden/>
+              </w:rPr>
+              <w:instrText xml:space="preserve"> PAGEREF _Toc227498710 \h </w:instrText>
+            </w:r>
+            <w:r>
+              <w:rPr>
+                <w:noProof/>
+                <w:webHidden/>
+              </w:rPr>
+            </w:r>
+            <w:r>
+              <w:rPr>
+                <w:noProof/>
+                <w:webHidden/>
+              </w:rPr>
+              <w:fldChar w:fldCharType="separate"/>
+            </w:r>
+            <w:r>
+              <w:rPr>
+                <w:noProof/>
+                <w:webHidden/>
+              </w:rPr>
+              <w:t>5</w:t>
+            </w:r>
+            <w:r>
+              <w:rPr>
+                <w:noProof/>
+                <w:webHidden/>
+              </w:rPr>
+              <w:fldChar w:fldCharType="end"/>
+            </w:r>
+          </w:hyperlink>
+        </w:p>
+        <w:p>
+          <w:pPr>
+            <w:pStyle w:val="TOC2"/>
+            <w:tabs>
+              <w:tab w:val="left" w:pos="960"/>
+              <w:tab w:val="right" w:leader="dot" w:pos="9016"/>
+            </w:tabs>
+            <w:rPr>
+              <w:noProof/>
+            </w:rPr>
+          </w:pPr>
+          <w:hyperlink w:anchor="_Toc227498711" w:history="1">
+            <w:r>
+              <w:rPr>
+                <w:rStyle w:val="Hyperlink"/>
+                <w:noProof/>
+              </w:rPr>
+              <w:t>3.6</w:t>
+            </w:r>
+            <w:r>
+              <w:rPr>
+                <w:noProof/>
+              </w:rPr>
+              <w:tab/>
+            </w:r>
+            <w:r>
+              <w:rPr>
+                <w:rStyle w:val="Hyperlink"/>
+                <w:noProof/>
+              </w:rPr>
+              <w:t>EEPROM Identification</w:t>
+            </w:r>
+            <w:r>
+              <w:rPr>
+                <w:noProof/>
+                <w:webHidden/>
+              </w:rPr>
+              <w:tab/>
+            </w:r>
+            <w:r>
+              <w:rPr>
+                <w:noProof/>
+                <w:webHidden/>
+              </w:rPr>
+              <w:fldChar w:fldCharType="begin"/>
+            </w:r>
+            <w:r>
+              <w:rPr>
+                <w:noProof/>
+                <w:webHidden/>
+              </w:rPr>
+              <w:instrText xml:space="preserve"> PAGEREF _Toc227498711 \h </w:instrText>
             </w:r>
             <w:r>
               <w:rPr>
@@ -404,26 +989,112 @@
               <w:tab w:val="right" w:leader="dot" w:pos="9016"/>
             </w:tabs>
             <w:rPr>
+              <w:rFonts w:eastAsiaTheme="minorEastAsia"/>
+              <w:noProof/>
+              <w:sz w:val="24"/>
+              <w:szCs w:val="24"/>
+              <w:lang w:eastAsia="en-GB"/>
+            </w:rPr>
+          </w:pPr>
+          <w:hyperlink w:anchor="_Toc227498712" w:history="1">
+            <w:r>
+              <w:rPr>
+                <w:rStyle w:val="Hyperlink"/>
+                <w:noProof/>
+              </w:rPr>
+              <w:t>4. Not Achieved</w:t>
+            </w:r>
+            <w:r>
+              <w:rPr>
+                <w:noProof/>
+                <w:webHidden/>
+              </w:rPr>
+              <w:tab/>
+            </w:r>
+            <w:r>
+              <w:rPr>
+                <w:noProof/>
+                <w:webHidden/>
+              </w:rPr>
+              <w:fldChar w:fldCharType="begin"/>
+            </w:r>
+            <w:r>
+              <w:rPr>
+                <w:noProof/>
+                <w:webHidden/>
+              </w:rPr>
+              <w:instrText xml:space="preserve"> PAGEREF _Toc227498712 \h </w:instrText>
+            </w:r>
+            <w:r>
+              <w:rPr>
+                <w:noProof/>
+                <w:webHidden/>
+              </w:rPr>
+            </w:r>
+            <w:r>
+              <w:rPr>
+                <w:noProof/>
+                <w:webHidden/>
+              </w:rPr>
+              <w:fldChar w:fldCharType="separate"/>
+            </w:r>
+            <w:r>
+              <w:rPr>
+                <w:noProof/>
+                <w:webHidden/>
+              </w:rPr>
+              <w:t>6</w:t>
+            </w:r>
+            <w:r>
+              <w:rPr>
+                <w:noProof/>
+                <w:webHidden/>
+              </w:rPr>
+              <w:fldChar w:fldCharType="end"/>
+            </w:r>
+          </w:hyperlink>
+        </w:p>
+        <w:p>
+          <w:pPr>
+            <w:pStyle w:val="TOC2"/>
+            <w:tabs>
+              <w:tab w:val="left" w:pos="960"/>
+              <w:tab w:val="right" w:leader="dot" w:pos="9016"/>
+            </w:tabs>
+            <w:rPr>
               <w:noProof/>
             </w:rPr>
           </w:pPr>
-          <w:hyperlink w:anchor="_Toc226974209" w:history="1">
+          <w:hyperlink w:anchor="_Toc227498713" w:history="1">
             <w:r>
               <w:rPr>
                 <w:rStyle w:val="Hyperlink"/>
                 <w:noProof/>
               </w:rPr>
-              <w:t>4. Not Achieved</w:t>
-            </w:r>
-            <w:r>
-              <w:rPr>
-                <w:noProof/>
-                <w:webHidden/>
+              <w:t>4.1</w:t>
+            </w:r>
+            <w:r>
+              <w:rPr>
+                <w:noProof/>
               </w:rPr>
               <w:tab/>
             </w:r>
             <w:r>
               <w:rPr>
+                <w:rStyle w:val="Hyperlink"/>
+                <w:noProof/>
+              </w:rPr>
+              <w:t>Mega Drive Compatibility</w:t>
+            </w:r>
+            <w:r>
+              <w:rPr>
+                <w:noProof/>
+                <w:webHidden/>
+              </w:rPr>
+              <w:tab/>
+            </w:r>
+            <w:r>
+              <w:rPr>
                 <w:noProof/>
                 <w:webHidden/>
               </w:rPr>
@@ -434,7 +1105,171 @@
                 <w:noProof/>
                 <w:webHidden/>
               </w:rPr>
-              <w:instrText xml:space="preserve"> PAGEREF _Toc226974209 \h </w:instrText>
+              <w:instrText xml:space="preserve"> PAGEREF _Toc227498713 \h </w:instrText>
+            </w:r>
+            <w:r>
+              <w:rPr>
+                <w:noProof/>
+                <w:webHidden/>
+              </w:rPr>
+            </w:r>
+            <w:r>
+              <w:rPr>
+                <w:noProof/>
+                <w:webHidden/>
+              </w:rPr>
+              <w:fldChar w:fldCharType="separate"/>
+            </w:r>
+            <w:r>
+              <w:rPr>
+                <w:noProof/>
+                <w:webHidden/>
+              </w:rPr>
+              <w:t>6</w:t>
+            </w:r>
+            <w:r>
+              <w:rPr>
+                <w:noProof/>
+                <w:webHidden/>
+              </w:rPr>
+              <w:fldChar w:fldCharType="end"/>
+            </w:r>
+          </w:hyperlink>
+        </w:p>
+        <w:p>
+          <w:pPr>
+            <w:pStyle w:val="TOC2"/>
+            <w:tabs>
+              <w:tab w:val="left" w:pos="960"/>
+              <w:tab w:val="right" w:leader="dot" w:pos="9016"/>
+            </w:tabs>
+            <w:rPr>
+              <w:noProof/>
+            </w:rPr>
+          </w:pPr>
+          <w:hyperlink w:anchor="_Toc227498714" w:history="1">
+            <w:r>
+              <w:rPr>
+                <w:rStyle w:val="Hyperlink"/>
+                <w:noProof/>
+              </w:rPr>
+              <w:t>4.2</w:t>
+            </w:r>
+            <w:r>
+              <w:rPr>
+                <w:noProof/>
+              </w:rPr>
+              <w:tab/>
+            </w:r>
+            <w:r>
+              <w:rPr>
+                <w:rStyle w:val="Hyperlink"/>
+                <w:noProof/>
+              </w:rPr>
+              <w:t>Automatic Save Retention Testing</w:t>
+            </w:r>
+            <w:r>
+              <w:rPr>
+                <w:noProof/>
+                <w:webHidden/>
+              </w:rPr>
+              <w:tab/>
+            </w:r>
+            <w:r>
+              <w:rPr>
+                <w:noProof/>
+                <w:webHidden/>
+              </w:rPr>
+              <w:fldChar w:fldCharType="begin"/>
+            </w:r>
+            <w:r>
+              <w:rPr>
+                <w:noProof/>
+                <w:webHidden/>
+              </w:rPr>
+              <w:instrText xml:space="preserve"> PAGEREF _Toc227498714 \h </w:instrText>
+            </w:r>
+            <w:r>
+              <w:rPr>
+                <w:noProof/>
+                <w:webHidden/>
+              </w:rPr>
+            </w:r>
+            <w:r>
+              <w:rPr>
+                <w:noProof/>
+                <w:webHidden/>
+              </w:rPr>
+              <w:fldChar w:fldCharType="separate"/>
+            </w:r>
+            <w:r>
+              <w:rPr>
+                <w:noProof/>
+                <w:webHidden/>
+              </w:rPr>
+              <w:t>6</w:t>
+            </w:r>
+            <w:r>
+              <w:rPr>
+                <w:noProof/>
+                <w:webHidden/>
+              </w:rPr>
+              <w:fldChar w:fldCharType="end"/>
+            </w:r>
+          </w:hyperlink>
+        </w:p>
+        <w:p>
+          <w:pPr>
+            <w:pStyle w:val="TOC2"/>
+            <w:tabs>
+              <w:tab w:val="left" w:pos="960"/>
+              <w:tab w:val="right" w:leader="dot" w:pos="9016"/>
+            </w:tabs>
+            <w:rPr>
+              <w:noProof/>
+            </w:rPr>
+          </w:pPr>
+          <w:hyperlink w:anchor="_Toc227498715" w:history="1">
+            <w:r>
+              <w:rPr>
+                <w:rStyle w:val="Hyperlink"/>
+                <w:noProof/>
+              </w:rPr>
+              <w:t>4.3</w:t>
+            </w:r>
+            <w:r>
+              <w:rPr>
+                <w:noProof/>
+              </w:rPr>
+              <w:tab/>
+            </w:r>
+            <w:r>
+              <w:rPr>
+                <w:rStyle w:val="Hyperlink"/>
+                <w:noProof/>
+              </w:rPr>
+              <w:t>3.3V Compatibility</w:t>
+            </w:r>
+            <w:r>
+              <w:rPr>
+                <w:noProof/>
+                <w:webHidden/>
+              </w:rPr>
+              <w:tab/>
+            </w:r>
+            <w:r>
+              <w:rPr>
+                <w:noProof/>
+                <w:webHidden/>
+              </w:rPr>
+              <w:fldChar w:fldCharType="begin"/>
+            </w:r>
+            <w:r>
+              <w:rPr>
+                <w:noProof/>
+                <w:webHidden/>
+              </w:rPr>
+              <w:instrText xml:space="preserve"> PAGEREF _Toc227498715 \h </w:instrText>
             </w:r>
             <w:r>
               <w:rPr>
@@ -472,16 +1307,20 @@
               <w:tab w:val="right" w:leader="dot" w:pos="9016"/>
             </w:tabs>
             <w:rPr>
+              <w:rFonts w:eastAsiaTheme="minorEastAsia"/>
               <w:noProof/>
+              <w:sz w:val="24"/>
+              <w:szCs w:val="24"/>
+              <w:lang w:eastAsia="en-GB"/>
             </w:rPr>
           </w:pPr>
-          <w:hyperlink w:anchor="_Toc226974210" w:history="1">
+          <w:hyperlink w:anchor="_Toc227498716" w:history="1">
             <w:r>
               <w:rPr>
                 <w:rStyle w:val="Hyperlink"/>
                 <w:noProof/>
               </w:rPr>
-              <w:t>5. Learned</w:t>
+              <w:t>6. Learned</w:t>
             </w:r>
             <w:r>
               <w:rPr>
@@ -502,7 +1341,7 @@
                 <w:noProof/>
                 <w:webHidden/>
               </w:rPr>
-              <w:instrText xml:space="preserve"> PAGEREF _Toc226974210 \h </w:instrText>
+              <w:instrText xml:space="preserve"> PAGEREF _Toc227498716 \h </w:instrText>
             </w:r>
             <w:r>
               <w:rPr>
@@ -540,16 +1379,20 @@
               <w:tab w:val="right" w:leader="dot" w:pos="9016"/>
             </w:tabs>
             <w:rPr>
+              <w:rFonts w:eastAsiaTheme="minorEastAsia"/>
               <w:noProof/>
+              <w:sz w:val="24"/>
+              <w:szCs w:val="24"/>
+              <w:lang w:eastAsia="en-GB"/>
             </w:rPr>
           </w:pPr>
-          <w:hyperlink w:anchor="_Toc226974211" w:history="1">
+          <w:hyperlink w:anchor="_Toc227498717" w:history="1">
             <w:r>
               <w:rPr>
                 <w:rStyle w:val="Hyperlink"/>
                 <w:noProof/>
               </w:rPr>
-              <w:t>6. Reflection</w:t>
+              <w:t>7. Testing</w:t>
             </w:r>
             <w:r>
               <w:rPr>
@@ -570,7 +1413,7 @@
                 <w:noProof/>
                 <w:webHidden/>
               </w:rPr>
-              <w:instrText xml:space="preserve"> PAGEREF _Toc226974211 \h </w:instrText>
+              <w:instrText xml:space="preserve"> PAGEREF _Toc227498717 \h </w:instrText>
             </w:r>
             <w:r>
               <w:rPr>
@@ -608,16 +1451,20 @@
               <w:tab w:val="right" w:leader="dot" w:pos="9016"/>
             </w:tabs>
             <w:rPr>
+              <w:rFonts w:eastAsiaTheme="minorEastAsia"/>
               <w:noProof/>
+              <w:sz w:val="24"/>
+              <w:szCs w:val="24"/>
+              <w:lang w:eastAsia="en-GB"/>
             </w:rPr>
           </w:pPr>
-          <w:hyperlink w:anchor="_Toc226974212" w:history="1">
+          <w:hyperlink w:anchor="_Toc227498718" w:history="1">
             <w:r>
               <w:rPr>
                 <w:rStyle w:val="Hyperlink"/>
                 <w:noProof/>
               </w:rPr>
-              <w:t>7. Bibliography</w:t>
+              <w:t>8. Reflection</w:t>
             </w:r>
             <w:r>
               <w:rPr>
@@ -638,7 +1485,7 @@
                 <w:noProof/>
                 <w:webHidden/>
               </w:rPr>
-              <w:instrText xml:space="preserve"> PAGEREF _Toc226974212 \h </w:instrText>
+              <w:instrText xml:space="preserve"> PAGEREF _Toc227498718 \h </w:instrText>
             </w:r>
             <w:r>
               <w:rPr>
@@ -659,6 +1506,150 @@
                 <w:webHidden/>
               </w:rPr>
               <w:t>9</w:t>
+            </w:r>
+            <w:r>
+              <w:rPr>
+                <w:noProof/>
+                <w:webHidden/>
+              </w:rPr>
+              <w:fldChar w:fldCharType="end"/>
+            </w:r>
+          </w:hyperlink>
+        </w:p>
+        <w:p>
+          <w:pPr>
+            <w:pStyle w:val="TOC1"/>
+            <w:tabs>
+              <w:tab w:val="right" w:leader="dot" w:pos="9016"/>
+            </w:tabs>
+            <w:rPr>
+              <w:rFonts w:eastAsiaTheme="minorEastAsia"/>
+              <w:noProof/>
+              <w:sz w:val="24"/>
+              <w:szCs w:val="24"/>
+              <w:lang w:eastAsia="en-GB"/>
+            </w:rPr>
+          </w:pPr>
+          <w:hyperlink w:anchor="_Toc227498719" w:history="1">
+            <w:r>
+              <w:rPr>
+                <w:rStyle w:val="Hyperlink"/>
+                <w:noProof/>
+              </w:rPr>
+              <w:t>9. Glossary</w:t>
+            </w:r>
+            <w:r>
+              <w:rPr>
+                <w:noProof/>
+                <w:webHidden/>
+              </w:rPr>
+              <w:tab/>
+            </w:r>
+            <w:r>
+              <w:rPr>
+                <w:noProof/>
+                <w:webHidden/>
+              </w:rPr>
+              <w:fldChar w:fldCharType="begin"/>
+            </w:r>
+            <w:r>
+              <w:rPr>
+                <w:noProof/>
+                <w:webHidden/>
+              </w:rPr>
+              <w:instrText xml:space="preserve"> PAGEREF _Toc227498719 \h </w:instrText>
+            </w:r>
+            <w:r>
+              <w:rPr>
+                <w:noProof/>
+                <w:webHidden/>
+              </w:rPr>
+            </w:r>
+            <w:r>
+              <w:rPr>
+                <w:noProof/>
+                <w:webHidden/>
+              </w:rPr>
+              <w:fldChar w:fldCharType="separate"/>
+            </w:r>
+            <w:r>
+              <w:rPr>
+                <w:noProof/>
+                <w:webHidden/>
+              </w:rPr>
+              <w:t>10</w:t>
+            </w:r>
+            <w:r>
+              <w:rPr>
+                <w:noProof/>
+                <w:webHidden/>
+              </w:rPr>
+              <w:fldChar w:fldCharType="end"/>
+            </w:r>
+          </w:hyperlink>
+        </w:p>
+        <w:p>
+          <w:pPr>
+            <w:pStyle w:val="TOC1"/>
+            <w:tabs>
+              <w:tab w:val="right" w:leader="dot" w:pos="9016"/>
+            </w:tabs>
+            <w:rPr>
+              <w:rFonts w:eastAsiaTheme="minorEastAsia"/>
+              <w:noProof/>
+              <w:sz w:val="24"/>
+              <w:szCs w:val="24"/>
+              <w:lang w:eastAsia="en-GB"/>
+            </w:rPr>
+          </w:pPr>
+          <w:hyperlink w:anchor="_Toc227498720" w:history="1">
+            <w:r>
+              <w:rPr>
+                <w:rStyle w:val="Hyperlink"/>
+                <w:noProof/>
+              </w:rPr>
+              <w:t>10. Bibliography</w:t>
+            </w:r>
+            <w:r>
+              <w:rPr>
+                <w:noProof/>
+                <w:webHidden/>
+              </w:rPr>
+              <w:tab/>
+            </w:r>
+            <w:r>
+              <w:rPr>
+                <w:noProof/>
+                <w:webHidden/>
+              </w:rPr>
+              <w:fldChar w:fldCharType="begin"/>
+            </w:r>
+            <w:r>
+              <w:rPr>
+                <w:noProof/>
+                <w:webHidden/>
+              </w:rPr>
+              <w:instrText xml:space="preserve"> PAGEREF _Toc227498720 \h </w:instrText>
+            </w:r>
+            <w:r>
+              <w:rPr>
+                <w:noProof/>
+                <w:webHidden/>
+              </w:rPr>
+            </w:r>
+            <w:r>
+              <w:rPr>
+                <w:noProof/>
+                <w:webHidden/>
+              </w:rPr>
+              <w:fldChar w:fldCharType="separate"/>
+            </w:r>
+            <w:r>
+              <w:rPr>
+                <w:noProof/>
+                <w:webHidden/>
+              </w:rPr>
+              <w:t>11</w:t>
             </w:r>
             <w:r>
               <w:rPr>
@@ -695,7 +1686,7 @@
           <w:numId w:val="1"/>
         </w:numPr>
       </w:pPr>
-      <w:bookmarkStart w:id="0" w:name="_Toc226974206"/>
+      <w:bookmarkStart w:id="0" w:name="_Toc227498702"/>
       <w:r>
         <w:lastRenderedPageBreak/>
         <w:t>Abstract</w:t>
@@ -724,12 +1715,51 @@
           <w:numId w:val="1"/>
         </w:numPr>
       </w:pPr>
-      <w:bookmarkStart w:id="1" w:name="_Toc226974207"/>
+      <w:bookmarkStart w:id="1" w:name="_Toc227498703"/>
       <w:r>
         <w:lastRenderedPageBreak/>
         <w:t>Problems Encountered</w:t>
       </w:r>
       <w:bookmarkEnd w:id="1"/>
+    </w:p>
+    <w:p>
+      <w:pPr>
+        <w:pStyle w:val="Heading2"/>
+        <w:numPr>
+          <w:ilvl w:val="1"/>
+          <w:numId w:val="1"/>
+        </w:numPr>
+      </w:pPr>
+      <w:bookmarkStart w:id="2" w:name="_Toc227498704"/>
+      <w:r>
+        <w:t>Breadboard Prototyping Issues</w:t>
+      </w:r>
+      <w:bookmarkEnd w:id="2"/>
+    </w:p>
+    <w:p>
+      <w:r>
+        <w:t>One of the main challenges during the development of the SCARAB, was the prototyping of modules. The rows of pins on the Cartridge Connectors were too close together to utilise a breadboard, without connecting both rows of pins to the same side of said breadboard. In addition to this, the pins were slightly too small to have a snug fit within a wire’s female end. This would result in loose connections, causing insufficient power or bad data reads/writes to cartridges.</w:t>
+      </w:r>
+      <w:r>
+        <w:t xml:space="preserve"> To facilitate the ease of development, only the most fundamental features of the modules would be tested on breadboards, i.e. reading a byte from and writing a byte to a cartridge. With a simple prototype confirming viability of the module, the PCB would be designed and ordered to fully develop the module, and the SCARAB’s interface with it.</w:t>
+      </w:r>
+    </w:p>
+    <w:p>
+      <w:pPr>
+        <w:pStyle w:val="Heading2"/>
+        <w:numPr>
+          <w:ilvl w:val="1"/>
+          <w:numId w:val="1"/>
+        </w:numPr>
+      </w:pPr>
+      <w:r>
+        <w:t>Logic Level Translation</w:t>
+      </w:r>
+    </w:p>
+    <w:p>
+      <w:r>
+        <w:t>While the Arduino is powered at 5v and utilises the same voltage for its logic levels, not all cartridges support this level of power. NES, SNES, and GB/GBC cartridges run natively on 5v, yet the N64 and GBA cartridges run at a lower voltage: 3.3v. Translating all GPIO pins from 5v down to 3.3v would be necessary for these cartridges, which proved to be more difficult than anticipated. Attempts were made to utilise the SN74LVC245AN Octal Bus Transceivers, as it was believed that they would suffice. This was not the case, as the level shifting capabilities of these were not bi-directional. The voltage would be downgraded to 3.3v coming from the Arduino, but it would not be upscaled back to 5v when coming from the cartridge.</w:t>
+      </w:r>
     </w:p>
     <w:p>
       <w:r>
@@ -744,14 +1774,120 @@
           <w:numId w:val="1"/>
         </w:numPr>
       </w:pPr>
-      <w:bookmarkStart w:id="2" w:name="_Toc226974208"/>
+      <w:bookmarkStart w:id="3" w:name="_Toc227498705"/>
       <w:r>
         <w:lastRenderedPageBreak/>
         <w:t>Achievements</w:t>
       </w:r>
-      <w:bookmarkEnd w:id="2"/>
-    </w:p>
-    <w:p>
+      <w:bookmarkEnd w:id="3"/>
+    </w:p>
+    <w:p>
+      <w:pPr>
+        <w:pStyle w:val="Heading2"/>
+        <w:numPr>
+          <w:ilvl w:val="1"/>
+          <w:numId w:val="1"/>
+        </w:numPr>
+      </w:pPr>
+      <w:bookmarkStart w:id="4" w:name="_Toc227498706"/>
+      <w:r>
+        <w:t>Arduino Powered Device</w:t>
+      </w:r>
+      <w:bookmarkEnd w:id="4"/>
+    </w:p>
+    <w:p>
+      <w:pPr>
+        <w:pStyle w:val="Heading2"/>
+        <w:numPr>
+          <w:ilvl w:val="1"/>
+          <w:numId w:val="1"/>
+        </w:numPr>
+      </w:pPr>
+      <w:bookmarkStart w:id="5" w:name="_Toc227498707"/>
+      <w:r>
+        <w:t>NES/SNES</w:t>
+      </w:r>
+      <w:r>
+        <w:t xml:space="preserve"> Support</w:t>
+      </w:r>
+      <w:bookmarkEnd w:id="5"/>
+    </w:p>
+    <w:p>
+      <w:pPr>
+        <w:pStyle w:val="Heading2"/>
+        <w:numPr>
+          <w:ilvl w:val="1"/>
+          <w:numId w:val="1"/>
+        </w:numPr>
+      </w:pPr>
+      <w:bookmarkStart w:id="6" w:name="_Toc227498708"/>
+      <w:r>
+        <w:t>Save Management</w:t>
+      </w:r>
+      <w:bookmarkEnd w:id="6"/>
+    </w:p>
+    <w:p>
+      <w:r>
+        <w:t>As part of the cartridge aiding functionalities of the SCARAB, the ability to dump/restore save data from cartridges was included to allow for the management of save data and replacement of internal batteries without losing one’s save file. The dumping and restoring of cartridge save data is facilitated through the SCARAB’s PC Program. The option is given to dump save data from the inserted cartridge, or restore a selected save file to it. The SCARAB Program also allows for users to browse their dumped saves.</w:t>
+      </w:r>
+    </w:p>
+    <w:p>
+      <w:pPr>
+        <w:pStyle w:val="Heading2"/>
+        <w:numPr>
+          <w:ilvl w:val="1"/>
+          <w:numId w:val="1"/>
+        </w:numPr>
+      </w:pPr>
+      <w:bookmarkStart w:id="7" w:name="_Toc227498709"/>
+      <w:r>
+        <w:t>Health Checking</w:t>
+      </w:r>
+      <w:bookmarkEnd w:id="7"/>
+    </w:p>
+    <w:p>
+      <w:r>
+        <w:t>The main purpose of the SCARAB is to allow for users to check the overall health of their retro video game cartridges. This is facilitated by the SCARAB Program’s Check Health Suite. The checking of cartridge health is split into 3 distinct categories; Cartridge Pins, ROM Data, and Save Data. For Cartridge Pins, the functionality of the cartridge’s edge connector’s pins are verified. The SCARAB tests that all data pins are toggling on and off as intended, which as a consequence tests the READ and ROMSELECT pins, if applicable. For ROM Data, the checksum of the ROM is calculated. This varies by system, as some contain a checksum within the ROM header, whereas some need to be validated externally. For example, the SNES header contains 16-bit sum of every byte of ROM data, with the overflow discarded (</w:t>
+      </w:r>
+      <w:hyperlink r:id="rId7" w:anchor="Checksum" w:history="1">
+        <w:r>
+          <w:rPr>
+            <w:rStyle w:val="Hyperlink"/>
+          </w:rPr>
+          <w:t>https://snes.nesdev.org/wiki/ROM_header#Checksum</w:t>
+        </w:r>
+      </w:hyperlink>
+      <w:r>
+        <w:t>). Finally, the Save Data testing consists of the testing of the cartridge’s save retention. Any previously existing save file is dumped from the cartridge, and a predetermined save is written to it. After cutting cartridge power for ~30 seconds, the predetermined save is read back, and compared to the original. The match percentage is returned to the user.</w:t>
+      </w:r>
+    </w:p>
+    <w:p>
+      <w:pPr>
+        <w:pStyle w:val="Heading2"/>
+        <w:numPr>
+          <w:ilvl w:val="1"/>
+          <w:numId w:val="1"/>
+        </w:numPr>
+      </w:pPr>
+      <w:bookmarkStart w:id="8" w:name="_Toc227498710"/>
+      <w:r>
+        <w:t>Modular Design</w:t>
+      </w:r>
+      <w:bookmarkEnd w:id="8"/>
+    </w:p>
+    <w:p>
+      <w:pPr>
+        <w:pStyle w:val="Heading2"/>
+        <w:numPr>
+          <w:ilvl w:val="1"/>
+          <w:numId w:val="1"/>
+        </w:numPr>
+      </w:pPr>
+      <w:bookmarkStart w:id="9" w:name="_Toc227498711"/>
+      <w:r>
+        <w:t>EEPROM Identification</w:t>
+      </w:r>
+      <w:bookmarkEnd w:id="9"/>
       <w:r>
         <w:br w:type="page"/>
       </w:r>
@@ -764,12 +1900,12 @@
           <w:numId w:val="1"/>
         </w:numPr>
       </w:pPr>
-      <w:bookmarkStart w:id="3" w:name="_Toc226974209"/>
+      <w:bookmarkStart w:id="10" w:name="_Toc227498712"/>
       <w:r>
         <w:lastRenderedPageBreak/>
         <w:t>Not Achieved</w:t>
       </w:r>
-      <w:bookmarkEnd w:id="3"/>
+      <w:bookmarkEnd w:id="10"/>
     </w:p>
     <w:p>
       <w:pPr>
@@ -779,8 +1915,26 @@
           <w:numId w:val="1"/>
         </w:numPr>
       </w:pPr>
+      <w:bookmarkStart w:id="11" w:name="_Toc227498713"/>
       <w:r>
         <w:t>Mega Drive Compatibility</w:t>
+      </w:r>
+      <w:bookmarkEnd w:id="11"/>
+    </w:p>
+    <w:p>
+      <w:r>
+        <w:t>Originally, the SCARAB was to come with a Mega Drive Adapter Board, which would allow for the analysis and archival of SEGA Mega Drive cartridges. This, however, was dropped due to time constraints. The choice was made to drop the SEGA Mega Drive over other cartridge types, as it is less popular than the Nintendo consoles planned for the SCARAB (</w:t>
+      </w:r>
+      <w:hyperlink r:id="rId8" w:anchor="v=snippet&amp;q=158&amp;f=false" w:history="1">
+        <w:r>
+          <w:rPr>
+            <w:rStyle w:val="Hyperlink"/>
+          </w:rPr>
+          <w:t>https://books.google.ie/books?id=oQKFmX9m25sC&amp;q=158&amp;redir_esc=y#v=snippet&amp;q=158&amp;f=false</w:t>
+        </w:r>
+      </w:hyperlink>
+      <w:r>
+        <w:t>).</w:t>
       </w:r>
     </w:p>
     <w:p>
@@ -791,16 +1945,42 @@
           <w:numId w:val="1"/>
         </w:numPr>
       </w:pPr>
-      <w:r>
-        <w:t>Automatic Save Retention Testing</w:t>
-      </w:r>
+      <w:bookmarkStart w:id="12" w:name="_Toc227498714"/>
+      <w:r>
+        <w:t>Automatic Save Retention Testin</w:t>
+      </w:r>
+      <w:r>
+        <w:t>g</w:t>
+      </w:r>
+      <w:bookmarkEnd w:id="12"/>
     </w:p>
     <w:p>
       <w:pPr>
         <w:pStyle w:val="Heading2"/>
-      </w:pPr>
-    </w:p>
-    <w:p>
+        <w:numPr>
+          <w:ilvl w:val="1"/>
+          <w:numId w:val="1"/>
+        </w:numPr>
+      </w:pPr>
+      <w:bookmarkStart w:id="13" w:name="_Toc227498715"/>
+      <w:r>
+        <w:t>3.3V Compatibility</w:t>
+      </w:r>
+      <w:bookmarkEnd w:id="13"/>
+    </w:p>
+    <w:p>
+      <w:r>
+        <w:t>The SCARAB was ideally to support cartridges of both 5V logic levels, and 3.3V logic levels. This did not end up happening. The 8-bit Logic Level Translators used, the SN74LVC245A Octal Bus Transceivers, were not ideal for the job. It was my understanding that the level shifting was bidirectional, but that is not the case. The use of a truly bidirectional level shifter, in the TXS1080E would serve to allow for such compatibility. By omitting the 3.3V environment from the SCARAB’s compatibility, it immediately renders the Nintendo 64 and Game Boy Advance adapter boards redundant until a redesign is done.</w:t>
+      </w:r>
+    </w:p>
+    <w:p>
+      <w:pPr>
+        <w:pStyle w:val="Heading2"/>
+        <w:numPr>
+          <w:ilvl w:val="0"/>
+          <w:numId w:val="1"/>
+        </w:numPr>
+      </w:pPr>
       <w:r>
         <w:br w:type="page"/>
       </w:r>
@@ -813,12 +1993,12 @@
           <w:numId w:val="1"/>
         </w:numPr>
       </w:pPr>
-      <w:bookmarkStart w:id="4" w:name="_Toc226974210"/>
+      <w:bookmarkStart w:id="14" w:name="_Toc227498716"/>
       <w:r>
         <w:lastRenderedPageBreak/>
         <w:t>Learned</w:t>
       </w:r>
-      <w:bookmarkEnd w:id="4"/>
+      <w:bookmarkEnd w:id="14"/>
     </w:p>
     <w:p>
       <w:r>
@@ -833,35 +2013,133 @@
           <w:numId w:val="1"/>
         </w:numPr>
       </w:pPr>
-      <w:bookmarkStart w:id="5" w:name="_Toc226974211"/>
+      <w:bookmarkStart w:id="15" w:name="_Toc227498717"/>
+      <w:r>
+        <w:lastRenderedPageBreak/>
+        <w:t>Testing</w:t>
+      </w:r>
+      <w:bookmarkEnd w:id="15"/>
+    </w:p>
+    <w:p>
+      <w:pPr>
+        <w:pStyle w:val="Heading3"/>
+      </w:pPr>
+      <w:r>
+        <w:t>Test: Read Data</w:t>
+      </w:r>
+    </w:p>
+    <w:p>
+      <w:r>
+        <w:t>Module is inserted into the SCARAB, and a cartridge is inserted into the module. Data is requested from an address with known contents. Result is checked against the expected value. Same is pass, Different is Fail. </w:t>
+      </w:r>
+    </w:p>
+    <w:p>
+      <w:pPr>
+        <w:pStyle w:val="Heading3"/>
+      </w:pPr>
+      <w:r>
+        <w:t>Test: Test Pins</w:t>
+      </w:r>
+    </w:p>
+    <w:p>
+      <w:r>
+        <w:t>Module is inserted into the SCARAB, and a cartridge is inserted into the module. Check is run on a known working cartridge first, where all pins are toggled correctly. Pin is covered with electrical tape. Test is re-run. SCARAB should identify that the taped pin does not toggle correctly.</w:t>
+      </w:r>
+    </w:p>
+    <w:p>
+      <w:pPr>
+        <w:pStyle w:val="Heading3"/>
+      </w:pPr>
+      <w:r>
+        <w:t>Test: Test Save Retention</w:t>
+      </w:r>
+    </w:p>
+    <w:p>
+      <w:r>
+        <w:t>Module is inserted into the SCARAB, and a cartridge is inserted into the module. Test is run on a cartridge with save data present, and a known to be healthy battery. Test should come back with a 99.9% match. Battery is removed from cartridge, and test is re-run. Result should be less than 5% match. Test should not be able to be run on cartridges with no save data contained within.</w:t>
+      </w:r>
+    </w:p>
+    <w:p>
+      <w:pPr>
+        <w:pStyle w:val="Heading3"/>
+      </w:pPr>
+      <w:r>
+        <w:t>Test: Verify Checksum</w:t>
+      </w:r>
+    </w:p>
+    <w:p>
+      <w:r>
+        <w:t>Module is inserted into the SCARAB, and a cartridge is inserted into the module. Pins are confirmed working correctly. Checksum is acquired externally or from cartridge header. Checksum of cartridge is calculated by SCARAB, and checked against the known valid checksum. Test is re-run, with one of the cartridge’s pins taped. Test should result in mismatch.</w:t>
+      </w:r>
+    </w:p>
+    <w:p>
+      <w:r>
+        <w:br w:type="page"/>
+      </w:r>
+    </w:p>
+    <w:p>
+      <w:pPr>
+        <w:pStyle w:val="Heading1"/>
+        <w:numPr>
+          <w:ilvl w:val="0"/>
+          <w:numId w:val="1"/>
+        </w:numPr>
+      </w:pPr>
+      <w:bookmarkStart w:id="16" w:name="_Toc227498718"/>
       <w:r>
         <w:lastRenderedPageBreak/>
         <w:t>Reflection</w:t>
       </w:r>
-      <w:bookmarkEnd w:id="5"/>
+      <w:bookmarkEnd w:id="16"/>
     </w:p>
     <w:p>
       <w:r>
         <w:br w:type="page"/>
       </w:r>
     </w:p>
-    <w:bookmarkStart w:id="6" w:name="_Toc226974212" w:displacedByCustomXml="next"/>
+    <w:p>
+      <w:pPr>
+        <w:pStyle w:val="Heading1"/>
+        <w:numPr>
+          <w:ilvl w:val="0"/>
+          <w:numId w:val="1"/>
+        </w:numPr>
+      </w:pPr>
+      <w:bookmarkStart w:id="17" w:name="_Toc227498719"/>
+      <w:r>
+        <w:lastRenderedPageBreak/>
+        <w:t>Glossary</w:t>
+      </w:r>
+      <w:bookmarkEnd w:id="17"/>
+    </w:p>
+    <w:p>
+      <w:pPr>
+        <w:rPr>
+          <w:rFonts w:asciiTheme="majorHAnsi" w:eastAsiaTheme="majorEastAsia" w:hAnsiTheme="majorHAnsi" w:cstheme="majorBidi"/>
+          <w:color w:val="0F4761" w:themeColor="accent1" w:themeShade="BF"/>
+          <w:sz w:val="40"/>
+          <w:szCs w:val="40"/>
+        </w:rPr>
+      </w:pPr>
+      <w:r>
+        <w:br w:type="page"/>
+      </w:r>
+    </w:p>
+    <w:bookmarkStart w:id="18" w:name="_Toc227498720" w:displacedByCustomXml="next"/>
     <w:sdt>
       <w:sdtPr>
+        <w:rPr>
+          <w:rFonts w:asciiTheme="minorHAnsi" w:eastAsiaTheme="minorHAnsi" w:hAnsiTheme="minorHAnsi" w:cstheme="minorBidi"/>
+          <w:color w:val="auto"/>
+          <w:sz w:val="22"/>
+          <w:szCs w:val="22"/>
+        </w:rPr>
         <w:id w:val="734508429"/>
         <w:docPartObj>
           <w:docPartGallery w:val="Bibliographies"/>
           <w:docPartUnique/>
         </w:docPartObj>
       </w:sdtPr>
-      <w:sdtEndPr>
-        <w:rPr>
-          <w:rFonts w:asciiTheme="minorHAnsi" w:eastAsiaTheme="minorHAnsi" w:hAnsiTheme="minorHAnsi" w:cstheme="minorBidi"/>
-          <w:color w:val="auto"/>
-          <w:sz w:val="22"/>
-          <w:szCs w:val="22"/>
-        </w:rPr>
-      </w:sdtEndPr>
       <w:sdtContent>
         <w:p>
           <w:pPr>
@@ -874,7 +2152,7 @@
           <w:r>
             <w:t>Bibliography</w:t>
           </w:r>
-          <w:bookmarkEnd w:id="6"/>
+          <w:bookmarkEnd w:id="18"/>
         </w:p>
         <w:sdt>
           <w:sdtPr>
@@ -1053,8 +2331,133 @@
       </w:rPr>
     </w:lvl>
   </w:abstractNum>
+  <w:abstractNum w:abstractNumId="1" w15:restartNumberingAfterBreak="0">
+    <w:nsid w:val="63A62A8C"/>
+    <w:multiLevelType w:val="multilevel"/>
+    <w:tmpl w:val="8C5E57F2"/>
+    <w:lvl w:ilvl="0">
+      <w:start w:val="1"/>
+      <w:numFmt w:val="decimal"/>
+      <w:suff w:val="space"/>
+      <w:lvlText w:val="%1."/>
+      <w:lvlJc w:val="left"/>
+      <w:pPr>
+        <w:ind w:left="0" w:firstLine="0"/>
+      </w:pPr>
+      <w:rPr>
+        <w:rFonts w:hint="default"/>
+      </w:rPr>
+    </w:lvl>
+    <w:lvl w:ilvl="1">
+      <w:start w:val="1"/>
+      <w:numFmt w:val="decimal"/>
+      <w:isLgl/>
+      <w:lvlText w:val="%1.%2"/>
+      <w:lvlJc w:val="left"/>
+      <w:pPr>
+        <w:ind w:left="480" w:hanging="480"/>
+      </w:pPr>
+      <w:rPr>
+        <w:rFonts w:hint="default"/>
+      </w:rPr>
+    </w:lvl>
+    <w:lvl w:ilvl="2">
+      <w:start w:val="1"/>
+      <w:numFmt w:val="decimal"/>
+      <w:isLgl/>
+      <w:lvlText w:val="%1.%2.%3"/>
+      <w:lvlJc w:val="left"/>
+      <w:pPr>
+        <w:ind w:left="720" w:hanging="720"/>
+      </w:pPr>
+      <w:rPr>
+        <w:rFonts w:hint="default"/>
+      </w:rPr>
+    </w:lvl>
+    <w:lvl w:ilvl="3">
+      <w:start w:val="1"/>
+      <w:numFmt w:val="decimal"/>
+      <w:isLgl/>
+      <w:lvlText w:val="%1.%2.%3.%4"/>
+      <w:lvlJc w:val="left"/>
+      <w:pPr>
+        <w:ind w:left="720" w:hanging="720"/>
+      </w:pPr>
+      <w:rPr>
+        <w:rFonts w:hint="default"/>
+      </w:rPr>
+    </w:lvl>
+    <w:lvl w:ilvl="4">
+      <w:start w:val="1"/>
+      <w:numFmt w:val="decimal"/>
+      <w:isLgl/>
+      <w:lvlText w:val="%1.%2.%3.%4.%5"/>
+      <w:lvlJc w:val="left"/>
+      <w:pPr>
+        <w:ind w:left="1080" w:hanging="1080"/>
+      </w:pPr>
+      <w:rPr>
+        <w:rFonts w:hint="default"/>
+      </w:rPr>
+    </w:lvl>
+    <w:lvl w:ilvl="5">
+      <w:start w:val="1"/>
+      <w:numFmt w:val="decimal"/>
+      <w:isLgl/>
+      <w:lvlText w:val="%1.%2.%3.%4.%5.%6"/>
+      <w:lvlJc w:val="left"/>
+      <w:pPr>
+        <w:ind w:left="1080" w:hanging="1080"/>
+      </w:pPr>
+      <w:rPr>
+        <w:rFonts w:hint="default"/>
+      </w:rPr>
+    </w:lvl>
+    <w:lvl w:ilvl="6">
+      <w:start w:val="1"/>
+      <w:numFmt w:val="decimal"/>
+      <w:isLgl/>
+      <w:lvlText w:val="%1.%2.%3.%4.%5.%6.%7"/>
+      <w:lvlJc w:val="left"/>
+      <w:pPr>
+        <w:ind w:left="1440" w:hanging="1440"/>
+      </w:pPr>
+      <w:rPr>
+        <w:rFonts w:hint="default"/>
+      </w:rPr>
+    </w:lvl>
+    <w:lvl w:ilvl="7">
+      <w:start w:val="1"/>
+      <w:numFmt w:val="decimal"/>
+      <w:isLgl/>
+      <w:lvlText w:val="%1.%2.%3.%4.%5.%6.%7.%8"/>
+      <w:lvlJc w:val="left"/>
+      <w:pPr>
+        <w:ind w:left="1440" w:hanging="1440"/>
+      </w:pPr>
+      <w:rPr>
+        <w:rFonts w:hint="default"/>
+      </w:rPr>
+    </w:lvl>
+    <w:lvl w:ilvl="8">
+      <w:start w:val="1"/>
+      <w:numFmt w:val="decimal"/>
+      <w:isLgl/>
+      <w:lvlText w:val="%1.%2.%3.%4.%5.%6.%7.%8.%9"/>
+      <w:lvlJc w:val="left"/>
+      <w:pPr>
+        <w:ind w:left="1800" w:hanging="1800"/>
+      </w:pPr>
+      <w:rPr>
+        <w:rFonts w:hint="default"/>
+      </w:rPr>
+    </w:lvl>
+  </w:abstractNum>
   <w:num w:numId="1" w16cid:durableId="211843802">
     <w:abstractNumId w:val="0"/>
+  </w:num>
+  <w:num w:numId="2" w16cid:durableId="101538163">
+    <w:abstractNumId w:val="1"/>
   </w:num>
 </w:numbering>
 </file>
@@ -1510,7 +2913,6 @@
     <w:next w:val="Normal"/>
     <w:link w:val="Heading3Char"/>
     <w:uiPriority w:val="9"/>
-    <w:semiHidden/>
     <w:unhideWhenUsed/>
     <w:qFormat/>
     <w:rsid w:val="00803A79"/>
@@ -1717,7 +3119,6 @@
     <w:basedOn w:val="DefaultParagraphFont"/>
     <w:link w:val="Heading3"/>
     <w:uiPriority w:val="9"/>
-    <w:semiHidden/>
     <w:rsid w:val="00803A79"/>
     <w:rPr>
       <w:rFonts w:eastAsiaTheme="majorEastAsia" w:cstheme="majorBidi"/>
@@ -2016,6 +3417,50 @@
     <w:rPr>
       <w:color w:val="467886" w:themeColor="hyperlink"/>
       <w:u w:val="single"/>
+    </w:rPr>
+  </w:style>
+  <w:style w:type="character" w:styleId="UnresolvedMention">
+    <w:name w:val="Unresolved Mention"/>
+    <w:basedOn w:val="DefaultParagraphFont"/>
+    <w:uiPriority w:val="99"/>
+    <w:semiHidden/>
+    <w:unhideWhenUsed/>
+    <w:rsid w:val="000A66EB"/>
+    <w:rPr>
+      <w:color w:val="605E5C"/>
+      <w:shd w:val="clear" w:color="auto" w:fill="E1DFDD"/>
+    </w:rPr>
+  </w:style>
+  <w:style w:type="paragraph" w:styleId="TOC2">
+    <w:name w:val="toc 2"/>
+    <w:basedOn w:val="Normal"/>
+    <w:next w:val="Normal"/>
+    <w:autoRedefine/>
+    <w:uiPriority w:val="39"/>
+    <w:unhideWhenUsed/>
+    <w:rsid w:val="00201110"/>
+    <w:pPr>
+      <w:spacing w:after="100"/>
+      <w:ind w:left="220"/>
+    </w:pPr>
+  </w:style>
+  <w:style w:type="paragraph" w:styleId="NormalWeb">
+    <w:name w:val="Normal (Web)"/>
+    <w:basedOn w:val="Normal"/>
+    <w:uiPriority w:val="99"/>
+    <w:semiHidden/>
+    <w:unhideWhenUsed/>
+    <w:rsid w:val="00201110"/>
+    <w:pPr>
+      <w:spacing w:before="100" w:beforeAutospacing="1" w:after="100" w:afterAutospacing="1" w:line="240" w:lineRule="auto"/>
+    </w:pPr>
+    <w:rPr>
+      <w:rFonts w:ascii="Times New Roman" w:eastAsia="Times New Roman" w:hAnsi="Times New Roman" w:cs="Times New Roman"/>
+      <w:kern w:val="0"/>
+      <w:sz w:val="24"/>
+      <w:szCs w:val="24"/>
+      <w:lang w:eastAsia="en-GB"/>
+      <w14:ligatures w14:val="none"/>
     </w:rPr>
   </w:style>
 </w:styles>

--- a/Documents/SCARAB Final Report.docx
+++ b/Documents/SCARAB Final Report.docx
@@ -1796,6 +1796,11 @@
       <w:bookmarkEnd w:id="4"/>
     </w:p>
     <w:p>
+      <w:r>
+        <w:t>One of the 2 main components of the SCARAB project is the SCARAB device.</w:t>
+      </w:r>
+    </w:p>
+    <w:p>
       <w:pPr>
         <w:pStyle w:val="Heading2"/>
         <w:numPr>
@@ -1847,7 +1852,13 @@
     </w:p>
     <w:p>
       <w:r>
-        <w:t>The main purpose of the SCARAB is to allow for users to check the overall health of their retro video game cartridges. This is facilitated by the SCARAB Program’s Check Health Suite. The checking of cartridge health is split into 3 distinct categories; Cartridge Pins, ROM Data, and Save Data. For Cartridge Pins, the functionality of the cartridge’s edge connector’s pins are verified. The SCARAB tests that all data pins are toggling on and off as intended, which as a consequence tests the READ and ROMSELECT pins, if applicable. For ROM Data, the checksum of the ROM is calculated. This varies by system, as some contain a checksum within the ROM header, whereas some need to be validated externally. For example, the SNES header contains 16-bit sum of every byte of ROM data, with the overflow discarded (</w:t>
+        <w:t xml:space="preserve">The main purpose of the SCARAB is to allow for users to check the overall health of their retro video game cartridges. This is facilitated by the SCARAB Program’s Check Health Suite. The checking of cartridge health is split into 3 distinct categories; Cartridge Pins, ROM Data, and Save Data. For Cartridge Pins, the functionality of the cartridge’s edge connector’s pins are verified. The SCARAB tests that all data pins are toggling on and off as intended, which </w:t>
+      </w:r>
+      <w:r>
+        <w:t>consequently</w:t>
+      </w:r>
+      <w:r>
+        <w:t xml:space="preserve"> tests the READ and ROMSELECT pins, if applicable. For ROM Data, the checksum of the ROM is calculated. This varies by system, as some contain a checksum within the ROM header, whereas some need to be validated externally. For example, the SNES header contains 16-bit sum of every byte of ROM data, with the overflow discarded (</w:t>
       </w:r>
       <w:hyperlink r:id="rId7" w:anchor="Checksum" w:history="1">
         <w:r>
@@ -1953,6 +1964,17 @@
         <w:t>g</w:t>
       </w:r>
       <w:bookmarkEnd w:id="12"/>
+    </w:p>
+    <w:p>
+      <w:r>
+        <w:t>When testing a cartridge’s save data retention, the SCARAB requests that the user unplug the power cable, to allow for RAM to lose the data written to it. The original plan was for this to be a</w:t>
+      </w:r>
+      <w:r>
+        <w:t xml:space="preserve">n automatic process. Using MOSFETs, the SCARAB would </w:t>
+      </w:r>
+      <w:r>
+        <w:t>control the power lines. Unfortunately, the SCARAB’s main board was very packed, leading the idea to be pushed back to a later stage. This later stage never arrived, leading to the scrapping of the MOSFET controlled power lines. With a redesign, this could potentially be accommodated.</w:t>
+      </w:r>
     </w:p>
     <w:p>
       <w:pPr>

--- a/Documents/SCARAB Final Report.docx
+++ b/Documents/SCARAB Final Report.docx
@@ -1695,6 +1695,799 @@
     </w:p>
     <w:p/>
     <w:p>
+      <w:r>
+        <w:br w:type="page"/>
+      </w:r>
+    </w:p>
+    <w:p>
+      <w:pPr>
+        <w:pStyle w:val="Heading1"/>
+        <w:numPr>
+          <w:ilvl w:val="0"/>
+          <w:numId w:val="1"/>
+        </w:numPr>
+      </w:pPr>
+      <w:r>
+        <w:lastRenderedPageBreak/>
+        <w:t>Introduction</w:t>
+      </w:r>
+    </w:p>
+    <w:p>
+      <w:r>
+        <w:t>The Save and Cartridge Aid Requiring Adapter Boards (SCARAB) is a retro game cartridge health checker, designed to aid in the preservation of the hardware, over the software.</w:t>
+      </w:r>
+      <w:r>
+        <w:t xml:space="preserve"> The SCARAB project is split into 2 </w:t>
+      </w:r>
+      <w:r>
+        <w:t>parts:</w:t>
+      </w:r>
+      <w:r>
+        <w:t xml:space="preserve"> the SCARAB Device, and the SCARAB PC Program.</w:t>
+      </w:r>
+    </w:p>
+    <w:p>
+      <w:pPr>
+        <w:jc w:val="center"/>
+      </w:pPr>
+      <w:r>
+        <w:rPr>
+          <w:noProof/>
+        </w:rPr>
+        <w:drawing>
+          <wp:inline distT="0" distB="0" distL="0" distR="0" wp14:anchorId="0276DA27" wp14:editId="5935B5D5">
+            <wp:extent cx="5731510" cy="4938395"/>
+            <wp:effectExtent l="0" t="0" r="2540" b="0"/>
+            <wp:docPr id="576565867" name="Picture 2" descr="A green electronic device with a black battery&#10;&#10;AI-generated content may be incorrect."/>
+            <wp:cNvGraphicFramePr>
+              <a:graphicFrameLocks xmlns:a="http://schemas.openxmlformats.org/drawingml/2006/main" noChangeAspect="1"/>
+            </wp:cNvGraphicFramePr>
+            <a:graphic xmlns:a="http://schemas.openxmlformats.org/drawingml/2006/main">
+              <a:graphicData uri="http://schemas.openxmlformats.org/drawingml/2006/picture">
+                <pic:pic xmlns:pic="http://schemas.openxmlformats.org/drawingml/2006/picture">
+                  <pic:nvPicPr>
+                    <pic:cNvPr id="576565867" name="Picture 2" descr="A green electronic device with a black battery&#10;&#10;AI-generated content may be incorrect."/>
+                    <pic:cNvPicPr/>
+                  </pic:nvPicPr>
+                  <pic:blipFill>
+                    <a:blip r:embed="rId7"/>
+                    <a:stretch>
+                      <a:fillRect/>
+                    </a:stretch>
+                  </pic:blipFill>
+                  <pic:spPr>
+                    <a:xfrm>
+                      <a:off x="0" y="0"/>
+                      <a:ext cx="5731510" cy="4938395"/>
+                    </a:xfrm>
+                    <a:prstGeom prst="rect">
+                      <a:avLst/>
+                    </a:prstGeom>
+                  </pic:spPr>
+                </pic:pic>
+              </a:graphicData>
+            </a:graphic>
+          </wp:inline>
+        </w:drawing>
+      </w:r>
+    </w:p>
+    <w:p>
+      <w:pPr>
+        <w:jc w:val="center"/>
+        <w:rPr>
+          <w:sz w:val="16"/>
+          <w:szCs w:val="16"/>
+        </w:rPr>
+      </w:pPr>
+      <w:r>
+        <w:rPr>
+          <w:sz w:val="16"/>
+          <w:szCs w:val="16"/>
+        </w:rPr>
+        <w:t>(Fig 2.1</w:t>
+      </w:r>
+      <w:r>
+        <w:rPr>
+          <w:sz w:val="16"/>
+          <w:szCs w:val="16"/>
+        </w:rPr>
+        <w:t>.1</w:t>
+      </w:r>
+      <w:r>
+        <w:rPr>
+          <w:sz w:val="16"/>
+          <w:szCs w:val="16"/>
+        </w:rPr>
+        <w:t xml:space="preserve"> SCARAB board with inserted Arduino Mega 2560)</w:t>
+      </w:r>
+    </w:p>
+    <w:p>
+      <w:r>
+        <w:t>The SCARAB Device is responsible for interfacing directly with game cartridges and performing tests to determine their current condition.</w:t>
+      </w:r>
+    </w:p>
+    <w:p>
+      <w:r>
+        <w:t>The SCARAB PC Program provides a user interface for the device, enabling save management and presenting test results to the user.</w:t>
+      </w:r>
+    </w:p>
+    <w:p>
+      <w:r>
+        <w:br w:type="page"/>
+      </w:r>
+    </w:p>
+    <w:p>
+      <w:pPr>
+        <w:pStyle w:val="Heading1"/>
+        <w:numPr>
+          <w:ilvl w:val="0"/>
+          <w:numId w:val="1"/>
+        </w:numPr>
+      </w:pPr>
+      <w:r>
+        <w:lastRenderedPageBreak/>
+        <w:t>Challenges</w:t>
+      </w:r>
+    </w:p>
+    <w:p>
+      <w:pPr>
+        <w:pStyle w:val="Heading2"/>
+        <w:numPr>
+          <w:ilvl w:val="1"/>
+          <w:numId w:val="1"/>
+        </w:numPr>
+      </w:pPr>
+      <w:bookmarkStart w:id="1" w:name="_Toc227498704"/>
+      <w:r>
+        <w:t>Breadboard Prototyping Issues</w:t>
+      </w:r>
+      <w:bookmarkEnd w:id="1"/>
+    </w:p>
+    <w:p>
+      <w:r>
+        <w:t>One of the main challenges during the development of the SCARAB, was the prototyping of modules. The rows of pins on the Cartridge Connectors were too close together to utilise a breadboard, without connecting both rows of pins to the same side of said breadboard. In addition to this, the pins were slightly too small to have a snug fit within a wire’s female end. This would result in loose connections, causing insufficient power or bad data reads/writes to cartridges.</w:t>
+      </w:r>
+      <w:r>
+        <w:t xml:space="preserve"> To facilitate the ease of development, only the most fundamental features of the modules would be tested on breadboards, i.e. reading a byte from and writing a byte to a cartridge. With a simple prototype confirming viability of the module, the PCB would be designed and ordered to fully develop the module, and the SCARAB’s interface with it.</w:t>
+      </w:r>
+    </w:p>
+    <w:p>
+      <w:pPr>
+        <w:pStyle w:val="Heading2"/>
+        <w:numPr>
+          <w:ilvl w:val="1"/>
+          <w:numId w:val="1"/>
+        </w:numPr>
+      </w:pPr>
+      <w:r>
+        <w:t>Logic Level Translation</w:t>
+      </w:r>
+    </w:p>
+    <w:p>
+      <w:r>
+        <w:t>While the Arduino is powered at 5v and utilises the same voltage for its logic levels, not all cartridges support this level of power. NES, SNES, and GB/GBC cartridges run natively on 5v, yet the N64 and GBA cartridges run at a lower voltage: 3.3v. Translating all GPIO pins from 5v down to 3.3v would be necessary for these cartridges, which proved to be more difficult than anticipated. Attempts were made to utilise the SN74LVC245AN Octal Bus Transceivers, as it was believed that they would suffice. This was not the case, as the level shifting capabilities of these were not bi-directional. The voltage would be downgraded to 3.3v coming from the Arduino, but it would not be upscaled back to 5v when coming from the cartridge.</w:t>
+      </w:r>
+      <w:r>
+        <w:t xml:space="preserve"> Alternative approaches were considered, to ensure safe voltage translation and communication with low voltage cartridges.</w:t>
+      </w:r>
+    </w:p>
+    <w:p>
+      <w:pPr>
+        <w:pStyle w:val="Heading2"/>
+        <w:numPr>
+          <w:ilvl w:val="1"/>
+          <w:numId w:val="1"/>
+        </w:numPr>
+      </w:pPr>
+      <w:r>
+        <w:t>NES Mapper Handling</w:t>
+      </w:r>
+    </w:p>
+    <w:p>
+      <w:r>
+        <w:t xml:space="preserve">NES cartridges </w:t>
+      </w:r>
+      <w:r>
+        <w:t xml:space="preserve">use a </w:t>
+      </w:r>
+      <w:r>
+        <w:t>wide variety of mapper</w:t>
+      </w:r>
+      <w:r>
+        <w:t xml:space="preserve"> configurations</w:t>
+      </w:r>
+      <w:r>
+        <w:t xml:space="preserve">. These </w:t>
+      </w:r>
+      <w:r>
+        <w:t>mappers are specialized hardware chips within the cartridges that extend the console’s capabilities. For example, they can swap in different banks of ROM/RAM data, allowing games larger than 40KB to be run on the NES.</w:t>
+      </w:r>
+      <w:r>
+        <w:t xml:space="preserve"> </w:t>
+      </w:r>
+      <w:r>
+        <w:t xml:space="preserve">These mappers all </w:t>
+      </w:r>
+      <w:r>
+        <w:t>behave differently</w:t>
+      </w:r>
+      <w:r>
+        <w:t xml:space="preserve">, and as such, performing operations on the cartridges requires </w:t>
+      </w:r>
+      <w:r>
+        <w:t>pre-operation mapper handling</w:t>
+      </w:r>
+      <w:r>
+        <w:t xml:space="preserve">. The decision was made to stick with </w:t>
+      </w:r>
+      <w:r>
+        <w:t>6</w:t>
+      </w:r>
+      <w:r>
+        <w:t xml:space="preserve"> main mappers, for the time being: NROM</w:t>
+      </w:r>
+      <w:r>
+        <w:t>, UNROM, CNROM, AOROM</w:t>
+      </w:r>
+      <w:r>
+        <w:t xml:space="preserve">, MMC1, and MMC3. Of the 695 licensed releases in North America, </w:t>
+      </w:r>
+      <w:r>
+        <w:t xml:space="preserve">668 are covered by these mappers </w:t>
+      </w:r>
+      <w:sdt>
+        <w:sdtPr>
+          <w:id w:val="-118073008"/>
+          <w:citation/>
+        </w:sdtPr>
+        <w:sdtContent>
+          <w:r>
+            <w:fldChar w:fldCharType="begin"/>
+          </w:r>
+          <w:r>
+            <w:instrText xml:space="preserve"> CITATION tep20 \l 2057 </w:instrText>
+          </w:r>
+          <w:r>
+            <w:fldChar w:fldCharType="separate"/>
+          </w:r>
+          <w:r>
+            <w:rPr>
+              <w:noProof/>
+            </w:rPr>
+            <w:t>(tepples, 2020)</w:t>
+          </w:r>
+          <w:r>
+            <w:fldChar w:fldCharType="end"/>
+          </w:r>
+        </w:sdtContent>
+      </w:sdt>
+      <w:r>
+        <w:t>, providing broad compatibility while keeping the complexity to a minimum.</w:t>
+      </w:r>
+    </w:p>
+    <w:p>
+      <w:r>
+        <w:br w:type="page"/>
+      </w:r>
+    </w:p>
+    <w:p>
+      <w:pPr>
+        <w:pStyle w:val="Heading1"/>
+        <w:numPr>
+          <w:ilvl w:val="0"/>
+          <w:numId w:val="1"/>
+        </w:numPr>
+      </w:pPr>
+      <w:bookmarkStart w:id="2" w:name="_Toc227498705"/>
+      <w:r>
+        <w:lastRenderedPageBreak/>
+        <w:t>Achievements</w:t>
+      </w:r>
+      <w:bookmarkEnd w:id="2"/>
+    </w:p>
+    <w:p>
+      <w:pPr>
+        <w:pStyle w:val="Heading2"/>
+        <w:numPr>
+          <w:ilvl w:val="1"/>
+          <w:numId w:val="1"/>
+        </w:numPr>
+      </w:pPr>
+      <w:bookmarkStart w:id="3" w:name="_Toc227498706"/>
+      <w:r>
+        <w:t>Arduino Powered Device</w:t>
+      </w:r>
+      <w:bookmarkEnd w:id="3"/>
+    </w:p>
+    <w:p>
+      <w:r>
+        <w:t>One of the 2 main components of the SCARAB project is the SCARAB device.</w:t>
+      </w:r>
+      <w:r>
+        <w:t xml:space="preserve"> The device is powered by an Arduino Mega 2560, attached to a main SCARAB PCB. The PCB also hosts a USB-C module for power supply, a buck converter for converting the 5V supply to 3.3V</w:t>
+      </w:r>
+      <w:r>
+        <w:t>, and pin headers for attaching module boards. The device will read from cartridges based on the inserted board, and relay the necessary information to the SCARAB PC Program.</w:t>
+      </w:r>
+    </w:p>
+    <w:p>
+      <w:pPr>
+        <w:pStyle w:val="Heading2"/>
+        <w:numPr>
+          <w:ilvl w:val="1"/>
+          <w:numId w:val="1"/>
+        </w:numPr>
+      </w:pPr>
+      <w:bookmarkStart w:id="4" w:name="_Toc227498707"/>
+      <w:r>
+        <w:t>NES/SNES</w:t>
+      </w:r>
+      <w:r>
+        <w:t xml:space="preserve"> Support</w:t>
+      </w:r>
+      <w:bookmarkEnd w:id="4"/>
+    </w:p>
+    <w:p>
+      <w:r>
+        <w:t>The SCARAB module boards allow for future expansion, and the support of various cartridge types. Currently, the SCARAB supports 2 cartridge types: the NES, and the SNES.</w:t>
+      </w:r>
+      <w:r>
+        <w:t xml:space="preserve"> These modules were designed and prototyped on breadboards, before being given custom PCBs to connect to the SCARAB device.</w:t>
+      </w:r>
+      <w:r>
+        <w:t xml:space="preserve"> The NES has support for 6 mappers, allowing for a high level of compatibility with licensed releases. The SNES supports LoRom and HiRom layouts, covering a vast majority of</w:t>
+      </w:r>
+      <w:r>
+        <w:t xml:space="preserve"> cartridges, save for those with the SA-1 enhancement chip.</w:t>
+      </w:r>
+    </w:p>
+    <w:p>
+      <w:pPr>
+        <w:pStyle w:val="Heading2"/>
+        <w:numPr>
+          <w:ilvl w:val="1"/>
+          <w:numId w:val="1"/>
+        </w:numPr>
+      </w:pPr>
+      <w:bookmarkStart w:id="5" w:name="_Toc227498708"/>
+      <w:r>
+        <w:t>Save Management</w:t>
+      </w:r>
+      <w:bookmarkEnd w:id="5"/>
+    </w:p>
+    <w:p>
+      <w:r>
+        <w:t>As part of the cartridge aiding functionalities of the SCARAB, the ability to dump/restore save data from cartridges was included to</w:t>
+      </w:r>
+      <w:r>
+        <w:t>, for example,</w:t>
+      </w:r>
+      <w:r>
+        <w:t xml:space="preserve"> allow</w:t>
+      </w:r>
+      <w:r>
+        <w:t xml:space="preserve"> the b</w:t>
+      </w:r>
+      <w:r>
+        <w:t>atteries</w:t>
+      </w:r>
+      <w:r>
+        <w:t xml:space="preserve"> powering internal SRAM to be changed</w:t>
+      </w:r>
+      <w:r>
+        <w:t xml:space="preserve"> without losing one’s save file</w:t>
+      </w:r>
+      <w:r>
+        <w:t>. This save management system was developed and integrated into the SCARAB PC Program, providing means to backup and archive save files for cartridge repair or otherwise.</w:t>
+      </w:r>
+    </w:p>
+    <w:p>
+      <w:pPr>
+        <w:pStyle w:val="Heading2"/>
+        <w:numPr>
+          <w:ilvl w:val="1"/>
+          <w:numId w:val="1"/>
+        </w:numPr>
+      </w:pPr>
+      <w:bookmarkStart w:id="6" w:name="_Toc227498709"/>
+      <w:r>
+        <w:t>Health Checking</w:t>
+      </w:r>
+      <w:bookmarkEnd w:id="6"/>
+    </w:p>
+    <w:p>
+      <w:r>
+        <w:t xml:space="preserve">The main purpose of the SCARAB is to allow for users to check the overall health of their retro video game cartridges. This is facilitated by the SCARAB Program’s Check Health Suite. The checking of cartridge health is split into 3 distinct categories; Cartridge Pins, ROM Data, and Save Data. For Cartridge Pins, the functionality of the cartridge’s edge connector’s pins </w:t>
+      </w:r>
+      <w:proofErr w:type="gramStart"/>
+      <w:r>
+        <w:t>are</w:t>
+      </w:r>
+      <w:proofErr w:type="gramEnd"/>
+      <w:r>
+        <w:t xml:space="preserve"> verified. The SCARAB tests that all data pins are toggling on and off as intended, which </w:t>
+      </w:r>
+      <w:r>
+        <w:t>consequently</w:t>
+      </w:r>
+      <w:r>
+        <w:t xml:space="preserve"> tests the READ and ROMSELECT pins, if applicable. For ROM Data, the checksum of the ROM is calculated. This varies by system, as some contain a checksum within the ROM header, whereas some need to be validated externally. For example, the SNES header contains 16-bit sum of every byte of ROM data, with the overflow discarded</w:t>
+      </w:r>
+      <w:r>
+        <w:t xml:space="preserve"> </w:t>
+      </w:r>
+      <w:sdt>
+        <w:sdtPr>
+          <w:id w:val="1818383688"/>
+          <w:citation/>
+        </w:sdtPr>
+        <w:sdtContent>
+          <w:r>
+            <w:fldChar w:fldCharType="begin"/>
+          </w:r>
+          <w:r>
+            <w:instrText xml:space="preserve">CITATION Nin93 \l 2057 </w:instrText>
+          </w:r>
+          <w:r>
+            <w:fldChar w:fldCharType="separate"/>
+          </w:r>
+          <w:r>
+            <w:rPr>
+              <w:noProof/>
+            </w:rPr>
+            <w:t>(Nintendo, 1993)</w:t>
+          </w:r>
+          <w:r>
+            <w:fldChar w:fldCharType="end"/>
+          </w:r>
+        </w:sdtContent>
+      </w:sdt>
+      <w:r>
+        <w:t xml:space="preserve">. </w:t>
+      </w:r>
+      <w:r>
+        <w:t>Finally, the Save Data testing consists of the testing of the cartridge’s save retention. Any previously existing save file is dumped from the cartridge, and a predetermined save is written to it. After cutting cartridge power for ~30 seconds, the predetermined save is read back, and compared to the original. The match percentage is returned to the user.</w:t>
+      </w:r>
+    </w:p>
+    <w:p>
+      <w:pPr>
+        <w:pStyle w:val="Heading2"/>
+        <w:numPr>
+          <w:ilvl w:val="1"/>
+          <w:numId w:val="1"/>
+        </w:numPr>
+      </w:pPr>
+      <w:bookmarkStart w:id="7" w:name="_Toc227498710"/>
+      <w:r>
+        <w:t>Modular Design</w:t>
+      </w:r>
+      <w:bookmarkEnd w:id="7"/>
+    </w:p>
+    <w:p>
+      <w:r>
+        <w:t xml:space="preserve">The SCARAB device supports a modular design, allowing </w:t>
+      </w:r>
+      <w:r>
+        <w:t>for</w:t>
+      </w:r>
+    </w:p>
+    <w:p>
+      <w:pPr>
+        <w:pStyle w:val="Heading2"/>
+        <w:numPr>
+          <w:ilvl w:val="1"/>
+          <w:numId w:val="1"/>
+        </w:numPr>
+      </w:pPr>
+      <w:bookmarkStart w:id="8" w:name="_Toc227498711"/>
+      <w:r>
+        <w:t>EEPROM Identification</w:t>
+      </w:r>
+      <w:bookmarkEnd w:id="8"/>
+    </w:p>
+    <w:p>
+      <w:r>
+        <w:t xml:space="preserve">Each SCARAB module accommodates an EEPROM for cartridge identification. The first page of the EEPROM </w:t>
+      </w:r>
+      <w:r>
+        <w:t>stores</w:t>
+      </w:r>
+      <w:r>
+        <w:t xml:space="preserve"> an </w:t>
+      </w:r>
+      <w:r>
+        <w:t>8-byte</w:t>
+      </w:r>
+      <w:r>
+        <w:t xml:space="preserve"> </w:t>
+      </w:r>
+      <w:r>
+        <w:t xml:space="preserve">identifier </w:t>
+      </w:r>
+      <w:r>
+        <w:t xml:space="preserve">string, </w:t>
+      </w:r>
+      <w:r>
+        <w:t>specific to each module</w:t>
+      </w:r>
+      <w:r>
+        <w:t xml:space="preserve">. </w:t>
+      </w:r>
+      <w:r>
+        <w:t xml:space="preserve">The SCARAB Program </w:t>
+      </w:r>
+      <w:r>
+        <w:lastRenderedPageBreak/>
+        <w:t>provides the functionality to set this identifier when performing initial setup for newly assembled modules.</w:t>
+      </w:r>
+      <w:r>
+        <w:br w:type="page"/>
+      </w:r>
+    </w:p>
+    <w:p>
+      <w:pPr>
+        <w:pStyle w:val="Heading1"/>
+        <w:numPr>
+          <w:ilvl w:val="0"/>
+          <w:numId w:val="1"/>
+        </w:numPr>
+      </w:pPr>
+      <w:bookmarkStart w:id="9" w:name="_Toc227498712"/>
+      <w:r>
+        <w:lastRenderedPageBreak/>
+        <w:t>Not Achieved</w:t>
+      </w:r>
+      <w:bookmarkEnd w:id="9"/>
+    </w:p>
+    <w:p>
+      <w:pPr>
+        <w:pStyle w:val="Heading2"/>
+        <w:numPr>
+          <w:ilvl w:val="1"/>
+          <w:numId w:val="1"/>
+        </w:numPr>
+      </w:pPr>
+      <w:bookmarkStart w:id="10" w:name="_Toc227498713"/>
+      <w:r>
+        <w:t>Mega Drive Compatibility</w:t>
+      </w:r>
+      <w:bookmarkEnd w:id="10"/>
+    </w:p>
+    <w:p>
+      <w:r>
+        <w:t>Originally, the SCARAB was to come with a Mega Drive Adapter Board, which would allow for the analysis and archival of SEGA Mega Drive cartridges. This, however, was dropped due to time constraints. The choice was made to drop the SEGA Mega Drive over other cartridge types, as it is less popular than the Nintendo consoles planned for the SCARAB</w:t>
+      </w:r>
+      <w:r>
+        <w:t xml:space="preserve"> </w:t>
+      </w:r>
+      <w:sdt>
+        <w:sdtPr>
+          <w:id w:val="-764067018"/>
+          <w:citation/>
+        </w:sdtPr>
+        <w:sdtContent>
+          <w:r>
+            <w:fldChar w:fldCharType="begin"/>
+          </w:r>
+          <w:r>
+            <w:instrText xml:space="preserve">CITATION Zac12 \l 2057 </w:instrText>
+          </w:r>
+          <w:r>
+            <w:fldChar w:fldCharType="separate"/>
+          </w:r>
+          <w:r>
+            <w:rPr>
+              <w:noProof/>
+            </w:rPr>
+            <w:t>(Zackariasson &amp; Wilson, 2012)</w:t>
+          </w:r>
+          <w:r>
+            <w:fldChar w:fldCharType="end"/>
+          </w:r>
+        </w:sdtContent>
+      </w:sdt>
+      <w:r>
+        <w:t>.</w:t>
+      </w:r>
+    </w:p>
+    <w:p>
+      <w:pPr>
+        <w:pStyle w:val="Heading2"/>
+        <w:numPr>
+          <w:ilvl w:val="1"/>
+          <w:numId w:val="1"/>
+        </w:numPr>
+      </w:pPr>
+      <w:bookmarkStart w:id="11" w:name="_Toc227498714"/>
+      <w:r>
+        <w:t>Automatic Save Retention Testin</w:t>
+      </w:r>
+      <w:r>
+        <w:t>g</w:t>
+      </w:r>
+      <w:bookmarkEnd w:id="11"/>
+    </w:p>
+    <w:p>
+      <w:r>
+        <w:t>When testing a cartridge’s save data retention, the SCARAB requests that the user unplug the power cable, to allow for RAM to lose the data written to it. The original plan was for this to be a</w:t>
+      </w:r>
+      <w:r>
+        <w:t xml:space="preserve">n automatic process. </w:t>
+      </w:r>
+    </w:p>
+    <w:p>
+      <w:r>
+        <w:t xml:space="preserve">Using MOSFETs, the SCARAB would </w:t>
+      </w:r>
+      <w:r>
+        <w:t>control the power lines. Unfortunately, the SCARAB’s main board was very packed, leading the idea to be pushed back to a later stage. This later stage never arrived, leading to the scrapping of the MOSFET controlled power lines. With a redesign, this could potentially be accommodated.</w:t>
+      </w:r>
+    </w:p>
+    <w:p>
+      <w:pPr>
+        <w:pStyle w:val="Heading2"/>
+        <w:numPr>
+          <w:ilvl w:val="1"/>
+          <w:numId w:val="1"/>
+        </w:numPr>
+      </w:pPr>
+      <w:bookmarkStart w:id="12" w:name="_Toc227498715"/>
+      <w:r>
+        <w:t>3.3V Compatibility</w:t>
+      </w:r>
+      <w:bookmarkEnd w:id="12"/>
+    </w:p>
+    <w:p>
+      <w:r>
+        <w:t>The SCARAB was ideally to support cartridges of both 5V logic levels, and 3.3V logic levels. This did not end up happening. The 8-bit Logic Level Translators used, the SN74LVC245A Octal Bus Transceivers, were not ideal for the job. It was my understanding that the level shifting was bidirectional, but that is not the case. The use of a truly bidirectional level shifter, in the TXS1080E would serve to allow for such compatibility. By omitting the 3.3V environment from the SCARAB’s compatibility, it immediately renders the Nintendo 64 and Game Boy Advance adapter boards redundant until a redesign is done.</w:t>
+      </w:r>
+    </w:p>
+    <w:p>
+      <w:pPr>
+        <w:pStyle w:val="Heading2"/>
+        <w:numPr>
+          <w:ilvl w:val="0"/>
+          <w:numId w:val="1"/>
+        </w:numPr>
+      </w:pPr>
+      <w:r>
+        <w:br w:type="page"/>
+      </w:r>
+    </w:p>
+    <w:p>
+      <w:pPr>
+        <w:pStyle w:val="Heading1"/>
+        <w:numPr>
+          <w:ilvl w:val="0"/>
+          <w:numId w:val="1"/>
+        </w:numPr>
+      </w:pPr>
+      <w:bookmarkStart w:id="13" w:name="_Toc227498716"/>
+      <w:r>
+        <w:lastRenderedPageBreak/>
+        <w:t>Learned</w:t>
+      </w:r>
+      <w:bookmarkEnd w:id="13"/>
+    </w:p>
+    <w:p>
+      <w:r>
+        <w:t>Throughout the development of the SCARAB, I have learned many things.</w:t>
+      </w:r>
+    </w:p>
+    <w:p/>
+    <w:p>
+      <w:r>
+        <w:br w:type="page"/>
+      </w:r>
+    </w:p>
+    <w:p>
+      <w:pPr>
+        <w:pStyle w:val="Heading1"/>
+        <w:numPr>
+          <w:ilvl w:val="0"/>
+          <w:numId w:val="1"/>
+        </w:numPr>
+      </w:pPr>
+      <w:bookmarkStart w:id="14" w:name="_Toc227498717"/>
+      <w:r>
+        <w:lastRenderedPageBreak/>
+        <w:t>Testing</w:t>
+      </w:r>
+      <w:bookmarkEnd w:id="14"/>
+    </w:p>
+    <w:p>
+      <w:pPr>
+        <w:pStyle w:val="Heading3"/>
+      </w:pPr>
+      <w:r>
+        <w:t>Test: Read Data</w:t>
+      </w:r>
+    </w:p>
+    <w:p>
+      <w:r>
+        <w:t>Module is inserted into the SCARAB, and a cartridge is inserted into the module. Data is requested from an address with known contents. Result is checked against the expected value. Same is pass, Different is Fail. </w:t>
+      </w:r>
+    </w:p>
+    <w:p>
+      <w:pPr>
+        <w:pStyle w:val="Heading3"/>
+      </w:pPr>
+      <w:r>
+        <w:t>Test: Test Pins</w:t>
+      </w:r>
+    </w:p>
+    <w:p>
+      <w:r>
+        <w:t>Module is inserted into the SCARAB, and a cartridge is inserted into the module. Check is run on a known working cartridge first, where all pins are toggled correctly. Pin is covered with electrical tape. Test is re-run. SCARAB should identify that the taped pin does not toggle correctly.</w:t>
+      </w:r>
+    </w:p>
+    <w:p>
+      <w:pPr>
+        <w:pStyle w:val="Heading3"/>
+      </w:pPr>
+      <w:r>
+        <w:t>Test: Test Save Retention</w:t>
+      </w:r>
+    </w:p>
+    <w:p>
+      <w:r>
+        <w:t>Module is inserted into the SCARAB, and a cartridge is inserted into the module. Test is run on a cartridge with save data present, and a known to be healthy battery. Test should come back with a 99.9% match. Battery is removed from cartridge, and test is re-run. Result should be less than 5% match. Test should not be able to be run on cartridges with no save data contained within.</w:t>
+      </w:r>
+    </w:p>
+    <w:p>
+      <w:pPr>
+        <w:pStyle w:val="Heading3"/>
+      </w:pPr>
+      <w:r>
+        <w:t>Test: Verify Checksum</w:t>
+      </w:r>
+    </w:p>
+    <w:p>
+      <w:r>
+        <w:t>Module is inserted into the SCARAB, and a cartridge is inserted into the module. Pins are confirmed working correctly. Checksum is acquired externally or from cartridge header. Checksum of cartridge is calculated by SCARAB, and checked against the known valid checksum. Test is re-run, with one of the cartridge’s pins taped. Test should result in mismatch.</w:t>
+      </w:r>
+    </w:p>
+    <w:p>
+      <w:r>
+        <w:br w:type="page"/>
+      </w:r>
+    </w:p>
+    <w:p>
+      <w:pPr>
+        <w:pStyle w:val="Heading1"/>
+        <w:numPr>
+          <w:ilvl w:val="0"/>
+          <w:numId w:val="1"/>
+        </w:numPr>
+      </w:pPr>
+      <w:bookmarkStart w:id="15" w:name="_Toc227498718"/>
+      <w:r>
+        <w:lastRenderedPageBreak/>
+        <w:t>Reflection</w:t>
+      </w:r>
+      <w:bookmarkEnd w:id="15"/>
+    </w:p>
+    <w:p>
+      <w:r>
+        <w:br w:type="page"/>
+      </w:r>
+    </w:p>
+    <w:p>
+      <w:pPr>
+        <w:pStyle w:val="Heading1"/>
+        <w:numPr>
+          <w:ilvl w:val="0"/>
+          <w:numId w:val="1"/>
+        </w:numPr>
+      </w:pPr>
+      <w:bookmarkStart w:id="16" w:name="_Toc227498719"/>
+      <w:r>
+        <w:lastRenderedPageBreak/>
+        <w:t>Glossary</w:t>
+      </w:r>
+      <w:bookmarkEnd w:id="16"/>
+    </w:p>
+    <w:p>
       <w:pPr>
         <w:rPr>
           <w:rFonts w:asciiTheme="majorHAnsi" w:eastAsiaTheme="majorEastAsia" w:hAnsiTheme="majorHAnsi" w:cstheme="majorBidi"/>
@@ -1707,447 +2500,7 @@
         <w:br w:type="page"/>
       </w:r>
     </w:p>
-    <w:p>
-      <w:pPr>
-        <w:pStyle w:val="Heading1"/>
-        <w:numPr>
-          <w:ilvl w:val="0"/>
-          <w:numId w:val="1"/>
-        </w:numPr>
-      </w:pPr>
-      <w:bookmarkStart w:id="1" w:name="_Toc227498703"/>
-      <w:r>
-        <w:lastRenderedPageBreak/>
-        <w:t>Problems Encountered</w:t>
-      </w:r>
-      <w:bookmarkEnd w:id="1"/>
-    </w:p>
-    <w:p>
-      <w:pPr>
-        <w:pStyle w:val="Heading2"/>
-        <w:numPr>
-          <w:ilvl w:val="1"/>
-          <w:numId w:val="1"/>
-        </w:numPr>
-      </w:pPr>
-      <w:bookmarkStart w:id="2" w:name="_Toc227498704"/>
-      <w:r>
-        <w:t>Breadboard Prototyping Issues</w:t>
-      </w:r>
-      <w:bookmarkEnd w:id="2"/>
-    </w:p>
-    <w:p>
-      <w:r>
-        <w:t>One of the main challenges during the development of the SCARAB, was the prototyping of modules. The rows of pins on the Cartridge Connectors were too close together to utilise a breadboard, without connecting both rows of pins to the same side of said breadboard. In addition to this, the pins were slightly too small to have a snug fit within a wire’s female end. This would result in loose connections, causing insufficient power or bad data reads/writes to cartridges.</w:t>
-      </w:r>
-      <w:r>
-        <w:t xml:space="preserve"> To facilitate the ease of development, only the most fundamental features of the modules would be tested on breadboards, i.e. reading a byte from and writing a byte to a cartridge. With a simple prototype confirming viability of the module, the PCB would be designed and ordered to fully develop the module, and the SCARAB’s interface with it.</w:t>
-      </w:r>
-    </w:p>
-    <w:p>
-      <w:pPr>
-        <w:pStyle w:val="Heading2"/>
-        <w:numPr>
-          <w:ilvl w:val="1"/>
-          <w:numId w:val="1"/>
-        </w:numPr>
-      </w:pPr>
-      <w:r>
-        <w:t>Logic Level Translation</w:t>
-      </w:r>
-    </w:p>
-    <w:p>
-      <w:r>
-        <w:t>While the Arduino is powered at 5v and utilises the same voltage for its logic levels, not all cartridges support this level of power. NES, SNES, and GB/GBC cartridges run natively on 5v, yet the N64 and GBA cartridges run at a lower voltage: 3.3v. Translating all GPIO pins from 5v down to 3.3v would be necessary for these cartridges, which proved to be more difficult than anticipated. Attempts were made to utilise the SN74LVC245AN Octal Bus Transceivers, as it was believed that they would suffice. This was not the case, as the level shifting capabilities of these were not bi-directional. The voltage would be downgraded to 3.3v coming from the Arduino, but it would not be upscaled back to 5v when coming from the cartridge.</w:t>
-      </w:r>
-    </w:p>
-    <w:p>
-      <w:r>
-        <w:br w:type="page"/>
-      </w:r>
-    </w:p>
-    <w:p>
-      <w:pPr>
-        <w:pStyle w:val="Heading1"/>
-        <w:numPr>
-          <w:ilvl w:val="0"/>
-          <w:numId w:val="1"/>
-        </w:numPr>
-      </w:pPr>
-      <w:bookmarkStart w:id="3" w:name="_Toc227498705"/>
-      <w:r>
-        <w:lastRenderedPageBreak/>
-        <w:t>Achievements</w:t>
-      </w:r>
-      <w:bookmarkEnd w:id="3"/>
-    </w:p>
-    <w:p>
-      <w:pPr>
-        <w:pStyle w:val="Heading2"/>
-        <w:numPr>
-          <w:ilvl w:val="1"/>
-          <w:numId w:val="1"/>
-        </w:numPr>
-      </w:pPr>
-      <w:bookmarkStart w:id="4" w:name="_Toc227498706"/>
-      <w:r>
-        <w:t>Arduino Powered Device</w:t>
-      </w:r>
-      <w:bookmarkEnd w:id="4"/>
-    </w:p>
-    <w:p>
-      <w:r>
-        <w:t>One of the 2 main components of the SCARAB project is the SCARAB device.</w:t>
-      </w:r>
-    </w:p>
-    <w:p>
-      <w:pPr>
-        <w:pStyle w:val="Heading2"/>
-        <w:numPr>
-          <w:ilvl w:val="1"/>
-          <w:numId w:val="1"/>
-        </w:numPr>
-      </w:pPr>
-      <w:bookmarkStart w:id="5" w:name="_Toc227498707"/>
-      <w:r>
-        <w:t>NES/SNES</w:t>
-      </w:r>
-      <w:r>
-        <w:t xml:space="preserve"> Support</w:t>
-      </w:r>
-      <w:bookmarkEnd w:id="5"/>
-    </w:p>
-    <w:p>
-      <w:pPr>
-        <w:pStyle w:val="Heading2"/>
-        <w:numPr>
-          <w:ilvl w:val="1"/>
-          <w:numId w:val="1"/>
-        </w:numPr>
-      </w:pPr>
-      <w:bookmarkStart w:id="6" w:name="_Toc227498708"/>
-      <w:r>
-        <w:t>Save Management</w:t>
-      </w:r>
-      <w:bookmarkEnd w:id="6"/>
-    </w:p>
-    <w:p>
-      <w:r>
-        <w:t>As part of the cartridge aiding functionalities of the SCARAB, the ability to dump/restore save data from cartridges was included to allow for the management of save data and replacement of internal batteries without losing one’s save file. The dumping and restoring of cartridge save data is facilitated through the SCARAB’s PC Program. The option is given to dump save data from the inserted cartridge, or restore a selected save file to it. The SCARAB Program also allows for users to browse their dumped saves.</w:t>
-      </w:r>
-    </w:p>
-    <w:p>
-      <w:pPr>
-        <w:pStyle w:val="Heading2"/>
-        <w:numPr>
-          <w:ilvl w:val="1"/>
-          <w:numId w:val="1"/>
-        </w:numPr>
-      </w:pPr>
-      <w:bookmarkStart w:id="7" w:name="_Toc227498709"/>
-      <w:r>
-        <w:t>Health Checking</w:t>
-      </w:r>
-      <w:bookmarkEnd w:id="7"/>
-    </w:p>
-    <w:p>
-      <w:r>
-        <w:t xml:space="preserve">The main purpose of the SCARAB is to allow for users to check the overall health of their retro video game cartridges. This is facilitated by the SCARAB Program’s Check Health Suite. The checking of cartridge health is split into 3 distinct categories; Cartridge Pins, ROM Data, and Save Data. For Cartridge Pins, the functionality of the cartridge’s edge connector’s pins are verified. The SCARAB tests that all data pins are toggling on and off as intended, which </w:t>
-      </w:r>
-      <w:r>
-        <w:t>consequently</w:t>
-      </w:r>
-      <w:r>
-        <w:t xml:space="preserve"> tests the READ and ROMSELECT pins, if applicable. For ROM Data, the checksum of the ROM is calculated. This varies by system, as some contain a checksum within the ROM header, whereas some need to be validated externally. For example, the SNES header contains 16-bit sum of every byte of ROM data, with the overflow discarded (</w:t>
-      </w:r>
-      <w:hyperlink r:id="rId7" w:anchor="Checksum" w:history="1">
-        <w:r>
-          <w:rPr>
-            <w:rStyle w:val="Hyperlink"/>
-          </w:rPr>
-          <w:t>https://snes.nesdev.org/wiki/ROM_header#Checksum</w:t>
-        </w:r>
-      </w:hyperlink>
-      <w:r>
-        <w:t>). Finally, the Save Data testing consists of the testing of the cartridge’s save retention. Any previously existing save file is dumped from the cartridge, and a predetermined save is written to it. After cutting cartridge power for ~30 seconds, the predetermined save is read back, and compared to the original. The match percentage is returned to the user.</w:t>
-      </w:r>
-    </w:p>
-    <w:p>
-      <w:pPr>
-        <w:pStyle w:val="Heading2"/>
-        <w:numPr>
-          <w:ilvl w:val="1"/>
-          <w:numId w:val="1"/>
-        </w:numPr>
-      </w:pPr>
-      <w:bookmarkStart w:id="8" w:name="_Toc227498710"/>
-      <w:r>
-        <w:t>Modular Design</w:t>
-      </w:r>
-      <w:bookmarkEnd w:id="8"/>
-    </w:p>
-    <w:p>
-      <w:pPr>
-        <w:pStyle w:val="Heading2"/>
-        <w:numPr>
-          <w:ilvl w:val="1"/>
-          <w:numId w:val="1"/>
-        </w:numPr>
-      </w:pPr>
-      <w:bookmarkStart w:id="9" w:name="_Toc227498711"/>
-      <w:r>
-        <w:t>EEPROM Identification</w:t>
-      </w:r>
-      <w:bookmarkEnd w:id="9"/>
-      <w:r>
-        <w:br w:type="page"/>
-      </w:r>
-    </w:p>
-    <w:p>
-      <w:pPr>
-        <w:pStyle w:val="Heading1"/>
-        <w:numPr>
-          <w:ilvl w:val="0"/>
-          <w:numId w:val="1"/>
-        </w:numPr>
-      </w:pPr>
-      <w:bookmarkStart w:id="10" w:name="_Toc227498712"/>
-      <w:r>
-        <w:lastRenderedPageBreak/>
-        <w:t>Not Achieved</w:t>
-      </w:r>
-      <w:bookmarkEnd w:id="10"/>
-    </w:p>
-    <w:p>
-      <w:pPr>
-        <w:pStyle w:val="Heading2"/>
-        <w:numPr>
-          <w:ilvl w:val="1"/>
-          <w:numId w:val="1"/>
-        </w:numPr>
-      </w:pPr>
-      <w:bookmarkStart w:id="11" w:name="_Toc227498713"/>
-      <w:r>
-        <w:t>Mega Drive Compatibility</w:t>
-      </w:r>
-      <w:bookmarkEnd w:id="11"/>
-    </w:p>
-    <w:p>
-      <w:r>
-        <w:t>Originally, the SCARAB was to come with a Mega Drive Adapter Board, which would allow for the analysis and archival of SEGA Mega Drive cartridges. This, however, was dropped due to time constraints. The choice was made to drop the SEGA Mega Drive over other cartridge types, as it is less popular than the Nintendo consoles planned for the SCARAB (</w:t>
-      </w:r>
-      <w:hyperlink r:id="rId8" w:anchor="v=snippet&amp;q=158&amp;f=false" w:history="1">
-        <w:r>
-          <w:rPr>
-            <w:rStyle w:val="Hyperlink"/>
-          </w:rPr>
-          <w:t>https://books.google.ie/books?id=oQKFmX9m25sC&amp;q=158&amp;redir_esc=y#v=snippet&amp;q=158&amp;f=false</w:t>
-        </w:r>
-      </w:hyperlink>
-      <w:r>
-        <w:t>).</w:t>
-      </w:r>
-    </w:p>
-    <w:p>
-      <w:pPr>
-        <w:pStyle w:val="Heading2"/>
-        <w:numPr>
-          <w:ilvl w:val="1"/>
-          <w:numId w:val="1"/>
-        </w:numPr>
-      </w:pPr>
-      <w:bookmarkStart w:id="12" w:name="_Toc227498714"/>
-      <w:r>
-        <w:t>Automatic Save Retention Testin</w:t>
-      </w:r>
-      <w:r>
-        <w:t>g</w:t>
-      </w:r>
-      <w:bookmarkEnd w:id="12"/>
-    </w:p>
-    <w:p>
-      <w:r>
-        <w:t>When testing a cartridge’s save data retention, the SCARAB requests that the user unplug the power cable, to allow for RAM to lose the data written to it. The original plan was for this to be a</w:t>
-      </w:r>
-      <w:r>
-        <w:t xml:space="preserve">n automatic process. Using MOSFETs, the SCARAB would </w:t>
-      </w:r>
-      <w:r>
-        <w:t>control the power lines. Unfortunately, the SCARAB’s main board was very packed, leading the idea to be pushed back to a later stage. This later stage never arrived, leading to the scrapping of the MOSFET controlled power lines. With a redesign, this could potentially be accommodated.</w:t>
-      </w:r>
-    </w:p>
-    <w:p>
-      <w:pPr>
-        <w:pStyle w:val="Heading2"/>
-        <w:numPr>
-          <w:ilvl w:val="1"/>
-          <w:numId w:val="1"/>
-        </w:numPr>
-      </w:pPr>
-      <w:bookmarkStart w:id="13" w:name="_Toc227498715"/>
-      <w:r>
-        <w:t>3.3V Compatibility</w:t>
-      </w:r>
-      <w:bookmarkEnd w:id="13"/>
-    </w:p>
-    <w:p>
-      <w:r>
-        <w:t>The SCARAB was ideally to support cartridges of both 5V logic levels, and 3.3V logic levels. This did not end up happening. The 8-bit Logic Level Translators used, the SN74LVC245A Octal Bus Transceivers, were not ideal for the job. It was my understanding that the level shifting was bidirectional, but that is not the case. The use of a truly bidirectional level shifter, in the TXS1080E would serve to allow for such compatibility. By omitting the 3.3V environment from the SCARAB’s compatibility, it immediately renders the Nintendo 64 and Game Boy Advance adapter boards redundant until a redesign is done.</w:t>
-      </w:r>
-    </w:p>
-    <w:p>
-      <w:pPr>
-        <w:pStyle w:val="Heading2"/>
-        <w:numPr>
-          <w:ilvl w:val="0"/>
-          <w:numId w:val="1"/>
-        </w:numPr>
-      </w:pPr>
-      <w:r>
-        <w:br w:type="page"/>
-      </w:r>
-    </w:p>
-    <w:p>
-      <w:pPr>
-        <w:pStyle w:val="Heading1"/>
-        <w:numPr>
-          <w:ilvl w:val="0"/>
-          <w:numId w:val="1"/>
-        </w:numPr>
-      </w:pPr>
-      <w:bookmarkStart w:id="14" w:name="_Toc227498716"/>
-      <w:r>
-        <w:lastRenderedPageBreak/>
-        <w:t>Learned</w:t>
-      </w:r>
-      <w:bookmarkEnd w:id="14"/>
-    </w:p>
-    <w:p>
-      <w:r>
-        <w:br w:type="page"/>
-      </w:r>
-    </w:p>
-    <w:p>
-      <w:pPr>
-        <w:pStyle w:val="Heading1"/>
-        <w:numPr>
-          <w:ilvl w:val="0"/>
-          <w:numId w:val="1"/>
-        </w:numPr>
-      </w:pPr>
-      <w:bookmarkStart w:id="15" w:name="_Toc227498717"/>
-      <w:r>
-        <w:lastRenderedPageBreak/>
-        <w:t>Testing</w:t>
-      </w:r>
-      <w:bookmarkEnd w:id="15"/>
-    </w:p>
-    <w:p>
-      <w:pPr>
-        <w:pStyle w:val="Heading3"/>
-      </w:pPr>
-      <w:r>
-        <w:t>Test: Read Data</w:t>
-      </w:r>
-    </w:p>
-    <w:p>
-      <w:r>
-        <w:t>Module is inserted into the SCARAB, and a cartridge is inserted into the module. Data is requested from an address with known contents. Result is checked against the expected value. Same is pass, Different is Fail. </w:t>
-      </w:r>
-    </w:p>
-    <w:p>
-      <w:pPr>
-        <w:pStyle w:val="Heading3"/>
-      </w:pPr>
-      <w:r>
-        <w:t>Test: Test Pins</w:t>
-      </w:r>
-    </w:p>
-    <w:p>
-      <w:r>
-        <w:t>Module is inserted into the SCARAB, and a cartridge is inserted into the module. Check is run on a known working cartridge first, where all pins are toggled correctly. Pin is covered with electrical tape. Test is re-run. SCARAB should identify that the taped pin does not toggle correctly.</w:t>
-      </w:r>
-    </w:p>
-    <w:p>
-      <w:pPr>
-        <w:pStyle w:val="Heading3"/>
-      </w:pPr>
-      <w:r>
-        <w:t>Test: Test Save Retention</w:t>
-      </w:r>
-    </w:p>
-    <w:p>
-      <w:r>
-        <w:t>Module is inserted into the SCARAB, and a cartridge is inserted into the module. Test is run on a cartridge with save data present, and a known to be healthy battery. Test should come back with a 99.9% match. Battery is removed from cartridge, and test is re-run. Result should be less than 5% match. Test should not be able to be run on cartridges with no save data contained within.</w:t>
-      </w:r>
-    </w:p>
-    <w:p>
-      <w:pPr>
-        <w:pStyle w:val="Heading3"/>
-      </w:pPr>
-      <w:r>
-        <w:t>Test: Verify Checksum</w:t>
-      </w:r>
-    </w:p>
-    <w:p>
-      <w:r>
-        <w:t>Module is inserted into the SCARAB, and a cartridge is inserted into the module. Pins are confirmed working correctly. Checksum is acquired externally or from cartridge header. Checksum of cartridge is calculated by SCARAB, and checked against the known valid checksum. Test is re-run, with one of the cartridge’s pins taped. Test should result in mismatch.</w:t>
-      </w:r>
-    </w:p>
-    <w:p>
-      <w:r>
-        <w:br w:type="page"/>
-      </w:r>
-    </w:p>
-    <w:p>
-      <w:pPr>
-        <w:pStyle w:val="Heading1"/>
-        <w:numPr>
-          <w:ilvl w:val="0"/>
-          <w:numId w:val="1"/>
-        </w:numPr>
-      </w:pPr>
-      <w:bookmarkStart w:id="16" w:name="_Toc227498718"/>
-      <w:r>
-        <w:lastRenderedPageBreak/>
-        <w:t>Reflection</w:t>
-      </w:r>
-      <w:bookmarkEnd w:id="16"/>
-    </w:p>
-    <w:p>
-      <w:r>
-        <w:br w:type="page"/>
-      </w:r>
-    </w:p>
-    <w:p>
-      <w:pPr>
-        <w:pStyle w:val="Heading1"/>
-        <w:numPr>
-          <w:ilvl w:val="0"/>
-          <w:numId w:val="1"/>
-        </w:numPr>
-      </w:pPr>
-      <w:bookmarkStart w:id="17" w:name="_Toc227498719"/>
-      <w:r>
-        <w:lastRenderedPageBreak/>
-        <w:t>Glossary</w:t>
-      </w:r>
-      <w:bookmarkEnd w:id="17"/>
-    </w:p>
-    <w:p>
-      <w:pPr>
-        <w:rPr>
-          <w:rFonts w:asciiTheme="majorHAnsi" w:eastAsiaTheme="majorEastAsia" w:hAnsiTheme="majorHAnsi" w:cstheme="majorBidi"/>
-          <w:color w:val="0F4761" w:themeColor="accent1" w:themeShade="BF"/>
-          <w:sz w:val="40"/>
-          <w:szCs w:val="40"/>
-        </w:rPr>
-      </w:pPr>
-      <w:r>
-        <w:br w:type="page"/>
-      </w:r>
-    </w:p>
-    <w:bookmarkStart w:id="18" w:name="_Toc227498720" w:displacedByCustomXml="next"/>
+    <w:bookmarkStart w:id="17" w:name="_Toc227498720" w:displacedByCustomXml="next"/>
     <w:sdt>
       <w:sdtPr>
         <w:rPr>
@@ -2174,7 +2527,7 @@
           <w:r>
             <w:t>Bibliography</w:t>
           </w:r>
-          <w:bookmarkEnd w:id="18"/>
+          <w:bookmarkEnd w:id="17"/>
         </w:p>
         <w:sdt>
           <w:sdtPr>
@@ -2183,6 +2536,16 @@
           </w:sdtPr>
           <w:sdtContent>
             <w:p>
+              <w:pPr>
+                <w:pStyle w:val="Bibliography"/>
+                <w:rPr>
+                  <w:noProof/>
+                  <w:kern w:val="0"/>
+                  <w:sz w:val="24"/>
+                  <w:szCs w:val="24"/>
+                  <w14:ligatures w14:val="none"/>
+                </w:rPr>
+              </w:pPr>
               <w:r>
                 <w:fldChar w:fldCharType="begin"/>
               </w:r>
@@ -2194,13 +2557,75 @@
               </w:r>
               <w:r>
                 <w:rPr>
-                  <w:b/>
-                  <w:bCs/>
                   <w:noProof/>
-                  <w:lang w:val="en-US"/>
                 </w:rPr>
-                <w:t>There are no sources in the current document.</w:t>
+                <w:t xml:space="preserve">Nintendo, 1993. </w:t>
               </w:r>
+              <w:r>
+                <w:rPr>
+                  <w:i/>
+                  <w:iCs/>
+                  <w:noProof/>
+                </w:rPr>
+                <w:t xml:space="preserve">SNES Development Manual. </w:t>
+              </w:r>
+              <w:r>
+                <w:rPr>
+                  <w:noProof/>
+                </w:rPr>
+                <w:t>s.l.:Nintendo of America.</w:t>
+              </w:r>
+            </w:p>
+            <w:p>
+              <w:pPr>
+                <w:pStyle w:val="Bibliography"/>
+                <w:rPr>
+                  <w:noProof/>
+                </w:rPr>
+              </w:pPr>
+              <w:r>
+                <w:rPr>
+                  <w:noProof/>
+                </w:rPr>
+                <w:t xml:space="preserve">tepples, 2020. </w:t>
+              </w:r>
+              <w:r>
+                <w:rPr>
+                  <w:i/>
+                  <w:iCs/>
+                  <w:noProof/>
+                </w:rPr>
+                <w:t xml:space="preserve">Most common mappers. </w:t>
+              </w:r>
+              <w:r>
+                <w:rPr>
+                  <w:noProof/>
+                </w:rPr>
+                <w:t xml:space="preserve">[Online] </w:t>
+              </w:r>
+              <w:r>
+                <w:rPr>
+                  <w:noProof/>
+                </w:rPr>
+                <w:br/>
+                <w:t xml:space="preserve">Available at: </w:t>
+              </w:r>
+              <w:r>
+                <w:rPr>
+                  <w:noProof/>
+                  <w:u w:val="single"/>
+                </w:rPr>
+                <w:t>https://forums.nesdev.org/viewtopic.php?t=20019</w:t>
+              </w:r>
+              <w:r>
+                <w:rPr>
+                  <w:noProof/>
+                </w:rPr>
+                <w:br/>
+                <w:t>[Accessed 20 April 2026].</w:t>
+              </w:r>
+            </w:p>
+            <w:p>
               <w:r>
                 <w:rPr>
                   <w:b/>
@@ -2354,6 +2779,92 @@
     </w:lvl>
   </w:abstractNum>
   <w:abstractNum w:abstractNumId="1" w15:restartNumberingAfterBreak="0">
+    <w:nsid w:val="3F7F2B97"/>
+    <w:multiLevelType w:val="hybridMultilevel"/>
+    <w:tmpl w:val="1C10F0C2"/>
+    <w:lvl w:ilvl="0" w:tplc="0809000F">
+      <w:start w:val="1"/>
+      <w:numFmt w:val="decimal"/>
+      <w:lvlText w:val="%1."/>
+      <w:lvlJc w:val="left"/>
+      <w:pPr>
+        <w:ind w:left="720" w:hanging="360"/>
+      </w:pPr>
+    </w:lvl>
+    <w:lvl w:ilvl="1" w:tplc="08090019" w:tentative="1">
+      <w:start w:val="1"/>
+      <w:numFmt w:val="lowerLetter"/>
+      <w:lvlText w:val="%2."/>
+      <w:lvlJc w:val="left"/>
+      <w:pPr>
+        <w:ind w:left="1440" w:hanging="360"/>
+      </w:pPr>
+    </w:lvl>
+    <w:lvl w:ilvl="2" w:tplc="0809001B" w:tentative="1">
+      <w:start w:val="1"/>
+      <w:numFmt w:val="lowerRoman"/>
+      <w:lvlText w:val="%3."/>
+      <w:lvlJc w:val="right"/>
+      <w:pPr>
+        <w:ind w:left="2160" w:hanging="180"/>
+      </w:pPr>
+    </w:lvl>
+    <w:lvl w:ilvl="3" w:tplc="0809000F" w:tentative="1">
+      <w:start w:val="1"/>
+      <w:numFmt w:val="decimal"/>
+      <w:lvlText w:val="%4."/>
+      <w:lvlJc w:val="left"/>
+      <w:pPr>
+        <w:ind w:left="2880" w:hanging="360"/>
+      </w:pPr>
+    </w:lvl>
+    <w:lvl w:ilvl="4" w:tplc="08090019" w:tentative="1">
+      <w:start w:val="1"/>
+      <w:numFmt w:val="lowerLetter"/>
+      <w:lvlText w:val="%5."/>
+      <w:lvlJc w:val="left"/>
+      <w:pPr>
+        <w:ind w:left="3600" w:hanging="360"/>
+      </w:pPr>
+    </w:lvl>
+    <w:lvl w:ilvl="5" w:tplc="0809001B" w:tentative="1">
+      <w:start w:val="1"/>
+      <w:numFmt w:val="lowerRoman"/>
+      <w:lvlText w:val="%6."/>
+      <w:lvlJc w:val="right"/>
+      <w:pPr>
+        <w:ind w:left="4320" w:hanging="180"/>
+      </w:pPr>
+    </w:lvl>
+    <w:lvl w:ilvl="6" w:tplc="0809000F" w:tentative="1">
+      <w:start w:val="1"/>
+      <w:numFmt w:val="decimal"/>
+      <w:lvlText w:val="%7."/>
+      <w:lvlJc w:val="left"/>
+      <w:pPr>
+        <w:ind w:left="5040" w:hanging="360"/>
+      </w:pPr>
+    </w:lvl>
+    <w:lvl w:ilvl="7" w:tplc="08090019" w:tentative="1">
+      <w:start w:val="1"/>
+      <w:numFmt w:val="lowerLetter"/>
+      <w:lvlText w:val="%8."/>
+      <w:lvlJc w:val="left"/>
+      <w:pPr>
+        <w:ind w:left="5760" w:hanging="360"/>
+      </w:pPr>
+    </w:lvl>
+    <w:lvl w:ilvl="8" w:tplc="0809001B" w:tentative="1">
+      <w:start w:val="1"/>
+      <w:numFmt w:val="lowerRoman"/>
+      <w:lvlText w:val="%9."/>
+      <w:lvlJc w:val="right"/>
+      <w:pPr>
+        <w:ind w:left="6480" w:hanging="180"/>
+      </w:pPr>
+    </w:lvl>
+  </w:abstractNum>
+  <w:abstractNum w:abstractNumId="2" w15:restartNumberingAfterBreak="0">
     <w:nsid w:val="63A62A8C"/>
     <w:multiLevelType w:val="multilevel"/>
     <w:tmpl w:val="8C5E57F2"/>
@@ -2475,10 +2986,129 @@
       </w:rPr>
     </w:lvl>
   </w:abstractNum>
+  <w:abstractNum w:abstractNumId="3" w15:restartNumberingAfterBreak="0">
+    <w:nsid w:val="704718B0"/>
+    <w:multiLevelType w:val="hybridMultilevel"/>
+    <w:tmpl w:val="75AE3590"/>
+    <w:lvl w:ilvl="0" w:tplc="08090001">
+      <w:start w:val="1"/>
+      <w:numFmt w:val="bullet"/>
+      <w:lvlText w:val=""/>
+      <w:lvlJc w:val="left"/>
+      <w:pPr>
+        <w:ind w:left="720" w:hanging="360"/>
+      </w:pPr>
+      <w:rPr>
+        <w:rFonts w:ascii="Symbol" w:hAnsi="Symbol" w:hint="default"/>
+      </w:rPr>
+    </w:lvl>
+    <w:lvl w:ilvl="1" w:tplc="08090003" w:tentative="1">
+      <w:start w:val="1"/>
+      <w:numFmt w:val="bullet"/>
+      <w:lvlText w:val="o"/>
+      <w:lvlJc w:val="left"/>
+      <w:pPr>
+        <w:ind w:left="1440" w:hanging="360"/>
+      </w:pPr>
+      <w:rPr>
+        <w:rFonts w:ascii="Courier New" w:hAnsi="Courier New" w:cs="Courier New" w:hint="default"/>
+      </w:rPr>
+    </w:lvl>
+    <w:lvl w:ilvl="2" w:tplc="08090005" w:tentative="1">
+      <w:start w:val="1"/>
+      <w:numFmt w:val="bullet"/>
+      <w:lvlText w:val=""/>
+      <w:lvlJc w:val="left"/>
+      <w:pPr>
+        <w:ind w:left="2160" w:hanging="360"/>
+      </w:pPr>
+      <w:rPr>
+        <w:rFonts w:ascii="Wingdings" w:hAnsi="Wingdings" w:hint="default"/>
+      </w:rPr>
+    </w:lvl>
+    <w:lvl w:ilvl="3" w:tplc="08090001" w:tentative="1">
+      <w:start w:val="1"/>
+      <w:numFmt w:val="bullet"/>
+      <w:lvlText w:val=""/>
+      <w:lvlJc w:val="left"/>
+      <w:pPr>
+        <w:ind w:left="2880" w:hanging="360"/>
+      </w:pPr>
+      <w:rPr>
+        <w:rFonts w:ascii="Symbol" w:hAnsi="Symbol" w:hint="default"/>
+      </w:rPr>
+    </w:lvl>
+    <w:lvl w:ilvl="4" w:tplc="08090003" w:tentative="1">
+      <w:start w:val="1"/>
+      <w:numFmt w:val="bullet"/>
+      <w:lvlText w:val="o"/>
+      <w:lvlJc w:val="left"/>
+      <w:pPr>
+        <w:ind w:left="3600" w:hanging="360"/>
+      </w:pPr>
+      <w:rPr>
+        <w:rFonts w:ascii="Courier New" w:hAnsi="Courier New" w:cs="Courier New" w:hint="default"/>
+      </w:rPr>
+    </w:lvl>
+    <w:lvl w:ilvl="5" w:tplc="08090005" w:tentative="1">
+      <w:start w:val="1"/>
+      <w:numFmt w:val="bullet"/>
+      <w:lvlText w:val=""/>
+      <w:lvlJc w:val="left"/>
+      <w:pPr>
+        <w:ind w:left="4320" w:hanging="360"/>
+      </w:pPr>
+      <w:rPr>
+        <w:rFonts w:ascii="Wingdings" w:hAnsi="Wingdings" w:hint="default"/>
+      </w:rPr>
+    </w:lvl>
+    <w:lvl w:ilvl="6" w:tplc="08090001" w:tentative="1">
+      <w:start w:val="1"/>
+      <w:numFmt w:val="bullet"/>
+      <w:lvlText w:val=""/>
+      <w:lvlJc w:val="left"/>
+      <w:pPr>
+        <w:ind w:left="5040" w:hanging="360"/>
+      </w:pPr>
+      <w:rPr>
+        <w:rFonts w:ascii="Symbol" w:hAnsi="Symbol" w:hint="default"/>
+      </w:rPr>
+    </w:lvl>
+    <w:lvl w:ilvl="7" w:tplc="08090003" w:tentative="1">
+      <w:start w:val="1"/>
+      <w:numFmt w:val="bullet"/>
+      <w:lvlText w:val="o"/>
+      <w:lvlJc w:val="left"/>
+      <w:pPr>
+        <w:ind w:left="5760" w:hanging="360"/>
+      </w:pPr>
+      <w:rPr>
+        <w:rFonts w:ascii="Courier New" w:hAnsi="Courier New" w:cs="Courier New" w:hint="default"/>
+      </w:rPr>
+    </w:lvl>
+    <w:lvl w:ilvl="8" w:tplc="08090005" w:tentative="1">
+      <w:start w:val="1"/>
+      <w:numFmt w:val="bullet"/>
+      <w:lvlText w:val=""/>
+      <w:lvlJc w:val="left"/>
+      <w:pPr>
+        <w:ind w:left="6480" w:hanging="360"/>
+      </w:pPr>
+      <w:rPr>
+        <w:rFonts w:ascii="Wingdings" w:hAnsi="Wingdings" w:hint="default"/>
+      </w:rPr>
+    </w:lvl>
+  </w:abstractNum>
   <w:num w:numId="1" w16cid:durableId="211843802">
     <w:abstractNumId w:val="0"/>
   </w:num>
   <w:num w:numId="2" w16cid:durableId="101538163">
+    <w:abstractNumId w:val="2"/>
+  </w:num>
+  <w:num w:numId="3" w16cid:durableId="589049664">
+    <w:abstractNumId w:val="3"/>
+  </w:num>
+  <w:num w:numId="4" w16cid:durableId="292568022">
     <w:abstractNumId w:val="1"/>
   </w:num>
 </w:numbering>
@@ -3086,7 +3716,6 @@
   <w:style w:type="character" w:default="1" w:styleId="DefaultParagraphFont">
     <w:name w:val="Default Paragraph Font"/>
     <w:uiPriority w:val="1"/>
-    <w:semiHidden/>
     <w:unhideWhenUsed/>
   </w:style>
   <w:style w:type="table" w:default="1" w:styleId="TableNormal">
@@ -3485,6 +4114,26 @@
       <w14:ligatures w14:val="none"/>
     </w:rPr>
   </w:style>
+  <w:style w:type="paragraph" w:styleId="Bibliography">
+    <w:name w:val="Bibliography"/>
+    <w:basedOn w:val="Normal"/>
+    <w:next w:val="Normal"/>
+    <w:uiPriority w:val="37"/>
+    <w:unhideWhenUsed/>
+    <w:rsid w:val="00BE745C"/>
+  </w:style>
+  <w:style w:type="character" w:styleId="FollowedHyperlink">
+    <w:name w:val="FollowedHyperlink"/>
+    <w:basedOn w:val="DefaultParagraphFont"/>
+    <w:uiPriority w:val="99"/>
+    <w:semiHidden/>
+    <w:unhideWhenUsed/>
+    <w:rsid w:val="001F7C2A"/>
+    <w:rPr>
+      <w:color w:val="96607D" w:themeColor="followedHyperlink"/>
+      <w:u w:val="single"/>
+    </w:rPr>
+  </w:style>
 </w:styles>
 </file>
 
@@ -3784,11 +4433,84 @@
 </file>
 
 <file path=customXml/item1.xml><?xml version="1.0" encoding="utf-8"?>
-<b:Sources xmlns:b="http://schemas.openxmlformats.org/officeDocument/2006/bibliography" xmlns="http://schemas.openxmlformats.org/officeDocument/2006/bibliography" SelectedStyle="\HarvardAnglia2008OfficeOnline.xsl" StyleName="Harvard - Anglia" Version="2008"/>
+<b:Sources xmlns:b="http://schemas.openxmlformats.org/officeDocument/2006/bibliography" xmlns="http://schemas.openxmlformats.org/officeDocument/2006/bibliography" SelectedStyle="\HarvardAnglia2008OfficeOnline.xsl" StyleName="Harvard - Anglia" Version="2008">
+  <b:Source>
+    <b:Tag>tep20</b:Tag>
+    <b:SourceType>InternetSite</b:SourceType>
+    <b:Guid>{7A3BDFE8-5F39-4BD7-BBDA-C7D531B36360}</b:Guid>
+    <b:Author>
+      <b:Author>
+        <b:NameList>
+          <b:Person>
+            <b:Last>tepples</b:Last>
+          </b:Person>
+        </b:NameList>
+      </b:Author>
+    </b:Author>
+    <b:Title>Most common mappers</b:Title>
+    <b:Year>2020</b:Year>
+    <b:YearAccessed>2026</b:YearAccessed>
+    <b:MonthAccessed>April</b:MonthAccessed>
+    <b:DayAccessed>20</b:DayAccessed>
+    <b:URL>https://forums.nesdev.org/viewtopic.php?t=20019</b:URL>
+    <b:RefOrder>1</b:RefOrder>
+  </b:Source>
+  <b:Source>
+    <b:Tag>Nin93</b:Tag>
+    <b:SourceType>Book</b:SourceType>
+    <b:Guid>{48A8A50B-1010-47D2-B7EB-27C7724A06EE}</b:Guid>
+    <b:Title>SNES Development Manual</b:Title>
+    <b:Year>1993</b:Year>
+    <b:YearAccessed>2026</b:YearAccessed>
+    <b:MonthAccessed>April</b:MonthAccessed>
+    <b:DayAccessed>20</b:DayAccessed>
+    <b:URL>https://snes.nesdev.org/wiki/ROM_header#Checksum</b:URL>
+    <b:Author>
+      <b:Author>
+        <b:NameList>
+          <b:Person>
+            <b:Last>Nintendo</b:Last>
+          </b:Person>
+        </b:NameList>
+      </b:Author>
+    </b:Author>
+    <b:Publisher>Nintendo of America</b:Publisher>
+    <b:RefOrder>2</b:RefOrder>
+  </b:Source>
+  <b:Source>
+    <b:Tag>Zac12</b:Tag>
+    <b:SourceType>Book</b:SourceType>
+    <b:Guid>{BB4D085D-F9EC-4E7E-877C-637B72D869C3}</b:Guid>
+    <b:Author>
+      <b:Author>
+        <b:NameList>
+          <b:Person>
+            <b:Last>Zackariasson</b:Last>
+            <b:First>Peter</b:First>
+          </b:Person>
+          <b:Person>
+            <b:Last>Wilson</b:Last>
+            <b:First>Timothy</b:First>
+            <b:Middle>L</b:Middle>
+          </b:Person>
+        </b:NameList>
+      </b:Author>
+    </b:Author>
+    <b:Title>The Video Game Industry: Formation, Present State, and Future</b:Title>
+    <b:Year>2012</b:Year>
+    <b:City>New York</b:City>
+    <b:Publisher>Routledge</b:Publisher>
+    <b:Edition>1st</b:Edition>
+    <b:YearAccessed>2026</b:YearAccessed>
+    <b:MonthAccessed>April</b:MonthAccessed>
+    <b:DayAccessed>20</b:DayAccessed>
+    <b:RefOrder>3</b:RefOrder>
+  </b:Source>
+</b:Sources>
 </file>
 
 <file path=customXml/itemProps1.xml><?xml version="1.0" encoding="utf-8"?>
-<ds:datastoreItem xmlns:ds="http://schemas.openxmlformats.org/officeDocument/2006/customXml" ds:itemID="{EF4C9090-261A-4E54-A57B-EBB1DDD3D6E9}">
+<ds:datastoreItem xmlns:ds="http://schemas.openxmlformats.org/officeDocument/2006/customXml" ds:itemID="{1448AF83-18E7-4440-AF0A-A81FC2A686E8}">
   <ds:schemaRefs>
     <ds:schemaRef ds:uri="http://schemas.openxmlformats.org/officeDocument/2006/bibliography"/>
   </ds:schemaRefs>

--- a/Documents/SCARAB Final Report.docx
+++ b/Documents/SCARAB Final Report.docx
@@ -161,19 +161,12 @@
           <w:lang w:val="en-GB"/>
           <w14:ligatures w14:val="standardContextual"/>
         </w:rPr>
-        <w:id w:val="1594051320"/>
+        <w:id w:val="261831371"/>
         <w:docPartObj>
           <w:docPartGallery w:val="Table of Contents"/>
           <w:docPartUnique/>
         </w:docPartObj>
       </w:sdtPr>
-      <w:sdtEndPr>
-        <w:rPr>
-          <w:b/>
-          <w:bCs/>
-          <w:noProof/>
-        </w:rPr>
-      </w:sdtEndPr>
       <w:sdtContent>
         <w:p>
           <w:pPr>
@@ -187,13 +180,12 @@
           <w:pPr>
             <w:pStyle w:val="TOC1"/>
             <w:tabs>
-              <w:tab w:val="right" w:leader="dot" w:pos="9016"/>
+              <w:tab w:val="left" w:pos="435"/>
+              <w:tab w:val="right" w:leader="dot" w:pos="9015"/>
             </w:tabs>
             <w:rPr>
-              <w:rFonts w:eastAsiaTheme="minorEastAsia"/>
+              <w:rStyle w:val="Hyperlink"/>
               <w:noProof/>
-              <w:sz w:val="24"/>
-              <w:szCs w:val="24"/>
               <w:lang w:eastAsia="en-GB"/>
             </w:rPr>
           </w:pPr>
@@ -201,65 +193,46 @@
             <w:fldChar w:fldCharType="begin"/>
           </w:r>
           <w:r>
-            <w:instrText xml:space="preserve"> TOC \o "1-3" \h \z \u </w:instrText>
+            <w:instrText>TOC \o "1-3" \z \u \h</w:instrText>
           </w:r>
           <w:r>
             <w:fldChar w:fldCharType="separate"/>
           </w:r>
-          <w:hyperlink w:anchor="_Toc227498702" w:history="1">
-            <w:r>
-              <w:rPr>
-                <w:rStyle w:val="Hyperlink"/>
-                <w:noProof/>
-              </w:rPr>
-              <w:t>1. Abstract</w:t>
-            </w:r>
-            <w:r>
-              <w:rPr>
-                <w:noProof/>
-                <w:webHidden/>
-              </w:rPr>
+          <w:hyperlink w:anchor="_Toc1410561178">
+            <w:r>
+              <w:rPr>
+                <w:rStyle w:val="Hyperlink"/>
+              </w:rPr>
+              <w:t>1.</w:t>
+            </w:r>
+            <w:r>
               <w:tab/>
             </w:r>
             <w:r>
               <w:rPr>
-                <w:noProof/>
-                <w:webHidden/>
-              </w:rPr>
+                <w:rStyle w:val="Hyperlink"/>
+              </w:rPr>
+              <w:t>Abstract</w:t>
+            </w:r>
+            <w:r>
+              <w:tab/>
+            </w:r>
+            <w:r>
               <w:fldChar w:fldCharType="begin"/>
             </w:r>
             <w:r>
-              <w:rPr>
-                <w:noProof/>
-                <w:webHidden/>
-              </w:rPr>
-              <w:instrText xml:space="preserve"> PAGEREF _Toc227498702 \h </w:instrText>
-            </w:r>
-            <w:r>
-              <w:rPr>
-                <w:noProof/>
-                <w:webHidden/>
-              </w:rPr>
-            </w:r>
-            <w:r>
-              <w:rPr>
-                <w:noProof/>
-                <w:webHidden/>
-              </w:rPr>
+              <w:instrText>PAGEREF _Toc1410561178 \h</w:instrText>
+            </w:r>
+            <w:r>
               <w:fldChar w:fldCharType="separate"/>
             </w:r>
             <w:r>
               <w:rPr>
-                <w:noProof/>
-                <w:webHidden/>
-              </w:rPr>
-              <w:t>3</w:t>
-            </w:r>
-            <w:r>
-              <w:rPr>
-                <w:noProof/>
-                <w:webHidden/>
-              </w:rPr>
+                <w:rStyle w:val="Hyperlink"/>
+              </w:rPr>
+              <w:t>2</w:t>
+            </w:r>
+            <w:r>
               <w:fldChar w:fldCharType="end"/>
             </w:r>
           </w:hyperlink>
@@ -268,70 +241,101 @@
           <w:pPr>
             <w:pStyle w:val="TOC1"/>
             <w:tabs>
-              <w:tab w:val="right" w:leader="dot" w:pos="9016"/>
+              <w:tab w:val="left" w:pos="435"/>
+              <w:tab w:val="right" w:leader="dot" w:pos="9015"/>
             </w:tabs>
             <w:rPr>
-              <w:rFonts w:eastAsiaTheme="minorEastAsia"/>
+              <w:rStyle w:val="Hyperlink"/>
               <w:noProof/>
-              <w:sz w:val="24"/>
-              <w:szCs w:val="24"/>
               <w:lang w:eastAsia="en-GB"/>
             </w:rPr>
           </w:pPr>
-          <w:hyperlink w:anchor="_Toc227498703" w:history="1">
-            <w:r>
-              <w:rPr>
-                <w:rStyle w:val="Hyperlink"/>
-                <w:noProof/>
-              </w:rPr>
-              <w:t>2. Problems Encountered</w:t>
-            </w:r>
-            <w:r>
-              <w:rPr>
-                <w:noProof/>
-                <w:webHidden/>
-              </w:rPr>
+          <w:hyperlink w:anchor="_Toc1421455079">
+            <w:r>
+              <w:rPr>
+                <w:rStyle w:val="Hyperlink"/>
+              </w:rPr>
+              <w:t>2.</w:t>
+            </w:r>
+            <w:r>
               <w:tab/>
             </w:r>
             <w:r>
               <w:rPr>
-                <w:noProof/>
-                <w:webHidden/>
-              </w:rPr>
+                <w:rStyle w:val="Hyperlink"/>
+              </w:rPr>
+              <w:t>Introduction</w:t>
+            </w:r>
+            <w:r>
+              <w:tab/>
+            </w:r>
+            <w:r>
               <w:fldChar w:fldCharType="begin"/>
             </w:r>
             <w:r>
-              <w:rPr>
-                <w:noProof/>
-                <w:webHidden/>
-              </w:rPr>
-              <w:instrText xml:space="preserve"> PAGEREF _Toc227498703 \h </w:instrText>
-            </w:r>
-            <w:r>
-              <w:rPr>
-                <w:noProof/>
-                <w:webHidden/>
-              </w:rPr>
-            </w:r>
-            <w:r>
-              <w:rPr>
-                <w:noProof/>
-                <w:webHidden/>
-              </w:rPr>
+              <w:instrText>PAGEREF _Toc1421455079 \h</w:instrText>
+            </w:r>
+            <w:r>
               <w:fldChar w:fldCharType="separate"/>
             </w:r>
             <w:r>
               <w:rPr>
-                <w:noProof/>
-                <w:webHidden/>
+                <w:rStyle w:val="Hyperlink"/>
+              </w:rPr>
+              <w:t>3</w:t>
+            </w:r>
+            <w:r>
+              <w:fldChar w:fldCharType="end"/>
+            </w:r>
+          </w:hyperlink>
+        </w:p>
+        <w:p>
+          <w:pPr>
+            <w:pStyle w:val="TOC1"/>
+            <w:tabs>
+              <w:tab w:val="left" w:pos="435"/>
+              <w:tab w:val="right" w:leader="dot" w:pos="9015"/>
+            </w:tabs>
+            <w:rPr>
+              <w:rStyle w:val="Hyperlink"/>
+              <w:noProof/>
+            </w:rPr>
+          </w:pPr>
+          <w:hyperlink w:anchor="_Toc1743469283">
+            <w:r>
+              <w:rPr>
+                <w:rStyle w:val="Hyperlink"/>
+              </w:rPr>
+              <w:t>3.</w:t>
+            </w:r>
+            <w:r>
+              <w:tab/>
+            </w:r>
+            <w:r>
+              <w:rPr>
+                <w:rStyle w:val="Hyperlink"/>
+              </w:rPr>
+              <w:t>Challenges</w:t>
+            </w:r>
+            <w:r>
+              <w:tab/>
+            </w:r>
+            <w:r>
+              <w:fldChar w:fldCharType="begin"/>
+            </w:r>
+            <w:r>
+              <w:instrText>PAGEREF _Toc1743469283 \h</w:instrText>
+            </w:r>
+            <w:r>
+              <w:fldChar w:fldCharType="separate"/>
+            </w:r>
+            <w:r>
+              <w:rPr>
+                <w:rStyle w:val="Hyperlink"/>
               </w:rPr>
               <w:t>4</w:t>
             </w:r>
             <w:r>
-              <w:rPr>
-                <w:noProof/>
-                <w:webHidden/>
-              </w:rPr>
               <w:fldChar w:fldCharType="end"/>
             </w:r>
           </w:hyperlink>
@@ -340,80 +344,152 @@
           <w:pPr>
             <w:pStyle w:val="TOC2"/>
             <w:tabs>
-              <w:tab w:val="left" w:pos="960"/>
-              <w:tab w:val="right" w:leader="dot" w:pos="9016"/>
+              <w:tab w:val="left" w:pos="660"/>
+              <w:tab w:val="right" w:leader="dot" w:pos="9015"/>
             </w:tabs>
             <w:rPr>
+              <w:rStyle w:val="Hyperlink"/>
+              <w:noProof/>
+              <w:lang w:eastAsia="en-GB"/>
+            </w:rPr>
+          </w:pPr>
+          <w:hyperlink w:anchor="_Toc1127505608">
+            <w:r>
+              <w:rPr>
+                <w:rStyle w:val="Hyperlink"/>
+              </w:rPr>
+              <w:t>3.1</w:t>
+            </w:r>
+            <w:r>
+              <w:tab/>
+            </w:r>
+            <w:r>
+              <w:rPr>
+                <w:rStyle w:val="Hyperlink"/>
+              </w:rPr>
+              <w:t>Breadboard Prototyping Issues</w:t>
+            </w:r>
+            <w:r>
+              <w:tab/>
+            </w:r>
+            <w:r>
+              <w:fldChar w:fldCharType="begin"/>
+            </w:r>
+            <w:r>
+              <w:instrText>PAGEREF _Toc1127505608 \h</w:instrText>
+            </w:r>
+            <w:r>
+              <w:fldChar w:fldCharType="separate"/>
+            </w:r>
+            <w:r>
+              <w:rPr>
+                <w:rStyle w:val="Hyperlink"/>
+              </w:rPr>
+              <w:t>5</w:t>
+            </w:r>
+            <w:r>
+              <w:fldChar w:fldCharType="end"/>
+            </w:r>
+          </w:hyperlink>
+        </w:p>
+        <w:p>
+          <w:pPr>
+            <w:pStyle w:val="TOC2"/>
+            <w:tabs>
+              <w:tab w:val="left" w:pos="660"/>
+              <w:tab w:val="right" w:leader="dot" w:pos="9015"/>
+            </w:tabs>
+            <w:rPr>
+              <w:rStyle w:val="Hyperlink"/>
               <w:noProof/>
             </w:rPr>
           </w:pPr>
-          <w:hyperlink w:anchor="_Toc227498704" w:history="1">
-            <w:r>
-              <w:rPr>
-                <w:rStyle w:val="Hyperlink"/>
-                <w:noProof/>
-              </w:rPr>
-              <w:t>2.1</w:t>
-            </w:r>
-            <w:r>
-              <w:rPr>
-                <w:noProof/>
-              </w:rPr>
+          <w:hyperlink w:anchor="_Toc1187589280">
+            <w:r>
+              <w:rPr>
+                <w:rStyle w:val="Hyperlink"/>
+              </w:rPr>
+              <w:t>3.2</w:t>
+            </w:r>
+            <w:r>
               <w:tab/>
             </w:r>
             <w:r>
               <w:rPr>
                 <w:rStyle w:val="Hyperlink"/>
-                <w:noProof/>
-              </w:rPr>
-              <w:t>Breadboard Prototyping Issues</w:t>
-            </w:r>
-            <w:r>
-              <w:rPr>
-                <w:noProof/>
-                <w:webHidden/>
-              </w:rPr>
+              </w:rPr>
+              <w:t>Logic Level Translation</w:t>
+            </w:r>
+            <w:r>
               <w:tab/>
             </w:r>
             <w:r>
-              <w:rPr>
-                <w:noProof/>
-                <w:webHidden/>
-              </w:rPr>
               <w:fldChar w:fldCharType="begin"/>
             </w:r>
             <w:r>
-              <w:rPr>
-                <w:noProof/>
-                <w:webHidden/>
-              </w:rPr>
-              <w:instrText xml:space="preserve"> PAGEREF _Toc227498704 \h </w:instrText>
-            </w:r>
-            <w:r>
-              <w:rPr>
-                <w:noProof/>
-                <w:webHidden/>
-              </w:rPr>
-            </w:r>
-            <w:r>
-              <w:rPr>
-                <w:noProof/>
-                <w:webHidden/>
-              </w:rPr>
+              <w:instrText>PAGEREF _Toc1187589280 \h</w:instrText>
+            </w:r>
+            <w:r>
               <w:fldChar w:fldCharType="separate"/>
             </w:r>
             <w:r>
               <w:rPr>
-                <w:noProof/>
-                <w:webHidden/>
-              </w:rPr>
-              <w:t>4</w:t>
-            </w:r>
-            <w:r>
-              <w:rPr>
-                <w:noProof/>
-                <w:webHidden/>
-              </w:rPr>
+                <w:rStyle w:val="Hyperlink"/>
+              </w:rPr>
+              <w:t>5</w:t>
+            </w:r>
+            <w:r>
+              <w:fldChar w:fldCharType="end"/>
+            </w:r>
+          </w:hyperlink>
+        </w:p>
+        <w:p>
+          <w:pPr>
+            <w:pStyle w:val="TOC2"/>
+            <w:tabs>
+              <w:tab w:val="left" w:pos="660"/>
+              <w:tab w:val="right" w:leader="dot" w:pos="9015"/>
+            </w:tabs>
+            <w:rPr>
+              <w:rStyle w:val="Hyperlink"/>
+              <w:noProof/>
+            </w:rPr>
+          </w:pPr>
+          <w:hyperlink w:anchor="_Toc270635895">
+            <w:r>
+              <w:rPr>
+                <w:rStyle w:val="Hyperlink"/>
+              </w:rPr>
+              <w:t>3.3</w:t>
+            </w:r>
+            <w:r>
+              <w:tab/>
+            </w:r>
+            <w:r>
+              <w:rPr>
+                <w:rStyle w:val="Hyperlink"/>
+              </w:rPr>
+              <w:t>NES Mapper Handling</w:t>
+            </w:r>
+            <w:r>
+              <w:tab/>
+            </w:r>
+            <w:r>
+              <w:fldChar w:fldCharType="begin"/>
+            </w:r>
+            <w:r>
+              <w:instrText>PAGEREF _Toc270635895 \h</w:instrText>
+            </w:r>
+            <w:r>
+              <w:fldChar w:fldCharType="separate"/>
+            </w:r>
+            <w:r>
+              <w:rPr>
+                <w:rStyle w:val="Hyperlink"/>
+              </w:rPr>
+              <w:t>5</w:t>
+            </w:r>
+            <w:r>
               <w:fldChar w:fldCharType="end"/>
             </w:r>
           </w:hyperlink>
@@ -422,70 +498,49 @@
           <w:pPr>
             <w:pStyle w:val="TOC1"/>
             <w:tabs>
-              <w:tab w:val="right" w:leader="dot" w:pos="9016"/>
+              <w:tab w:val="left" w:pos="435"/>
+              <w:tab w:val="right" w:leader="dot" w:pos="9015"/>
             </w:tabs>
             <w:rPr>
-              <w:rFonts w:eastAsiaTheme="minorEastAsia"/>
+              <w:rStyle w:val="Hyperlink"/>
               <w:noProof/>
-              <w:sz w:val="24"/>
-              <w:szCs w:val="24"/>
-              <w:lang w:eastAsia="en-GB"/>
             </w:rPr>
           </w:pPr>
-          <w:hyperlink w:anchor="_Toc227498705" w:history="1">
-            <w:r>
-              <w:rPr>
-                <w:rStyle w:val="Hyperlink"/>
-                <w:noProof/>
-              </w:rPr>
-              <w:t>3. Achievements</w:t>
-            </w:r>
-            <w:r>
-              <w:rPr>
-                <w:noProof/>
-                <w:webHidden/>
-              </w:rPr>
+          <w:hyperlink w:anchor="_Toc626167383">
+            <w:r>
+              <w:rPr>
+                <w:rStyle w:val="Hyperlink"/>
+              </w:rPr>
+              <w:t>4.</w:t>
+            </w:r>
+            <w:r>
               <w:tab/>
             </w:r>
             <w:r>
               <w:rPr>
-                <w:noProof/>
-                <w:webHidden/>
-              </w:rPr>
+                <w:rStyle w:val="Hyperlink"/>
+              </w:rPr>
+              <w:t>Achievements</w:t>
+            </w:r>
+            <w:r>
+              <w:tab/>
+            </w:r>
+            <w:r>
               <w:fldChar w:fldCharType="begin"/>
             </w:r>
             <w:r>
-              <w:rPr>
-                <w:noProof/>
-                <w:webHidden/>
-              </w:rPr>
-              <w:instrText xml:space="preserve"> PAGEREF _Toc227498705 \h </w:instrText>
-            </w:r>
-            <w:r>
-              <w:rPr>
-                <w:noProof/>
-                <w:webHidden/>
-              </w:rPr>
-            </w:r>
-            <w:r>
-              <w:rPr>
-                <w:noProof/>
-                <w:webHidden/>
-              </w:rPr>
+              <w:instrText>PAGEREF _Toc626167383 \h</w:instrText>
+            </w:r>
+            <w:r>
               <w:fldChar w:fldCharType="separate"/>
             </w:r>
             <w:r>
               <w:rPr>
-                <w:noProof/>
-                <w:webHidden/>
+                <w:rStyle w:val="Hyperlink"/>
               </w:rPr>
               <w:t>5</w:t>
             </w:r>
             <w:r>
-              <w:rPr>
-                <w:noProof/>
-                <w:webHidden/>
-              </w:rPr>
               <w:fldChar w:fldCharType="end"/>
             </w:r>
           </w:hyperlink>
@@ -494,80 +549,49 @@
           <w:pPr>
             <w:pStyle w:val="TOC2"/>
             <w:tabs>
-              <w:tab w:val="left" w:pos="960"/>
-              <w:tab w:val="right" w:leader="dot" w:pos="9016"/>
+              <w:tab w:val="left" w:pos="660"/>
+              <w:tab w:val="right" w:leader="dot" w:pos="9015"/>
             </w:tabs>
             <w:rPr>
+              <w:rStyle w:val="Hyperlink"/>
               <w:noProof/>
             </w:rPr>
           </w:pPr>
-          <w:hyperlink w:anchor="_Toc227498706" w:history="1">
-            <w:r>
-              <w:rPr>
-                <w:rStyle w:val="Hyperlink"/>
-                <w:noProof/>
-              </w:rPr>
-              <w:t>3.1</w:t>
-            </w:r>
-            <w:r>
-              <w:rPr>
-                <w:noProof/>
-              </w:rPr>
+          <w:hyperlink w:anchor="_Toc1180087517">
+            <w:r>
+              <w:rPr>
+                <w:rStyle w:val="Hyperlink"/>
+              </w:rPr>
+              <w:t>4.1</w:t>
+            </w:r>
+            <w:r>
               <w:tab/>
             </w:r>
             <w:r>
               <w:rPr>
                 <w:rStyle w:val="Hyperlink"/>
-                <w:noProof/>
               </w:rPr>
               <w:t>Arduino Powered Device</w:t>
             </w:r>
             <w:r>
-              <w:rPr>
-                <w:noProof/>
-                <w:webHidden/>
-              </w:rPr>
               <w:tab/>
             </w:r>
             <w:r>
-              <w:rPr>
-                <w:noProof/>
-                <w:webHidden/>
-              </w:rPr>
               <w:fldChar w:fldCharType="begin"/>
             </w:r>
             <w:r>
-              <w:rPr>
-                <w:noProof/>
-                <w:webHidden/>
-              </w:rPr>
-              <w:instrText xml:space="preserve"> PAGEREF _Toc227498706 \h </w:instrText>
-            </w:r>
-            <w:r>
-              <w:rPr>
-                <w:noProof/>
-                <w:webHidden/>
-              </w:rPr>
-            </w:r>
-            <w:r>
-              <w:rPr>
-                <w:noProof/>
-                <w:webHidden/>
-              </w:rPr>
+              <w:instrText>PAGEREF _Toc1180087517 \h</w:instrText>
+            </w:r>
+            <w:r>
               <w:fldChar w:fldCharType="separate"/>
             </w:r>
             <w:r>
               <w:rPr>
-                <w:noProof/>
-                <w:webHidden/>
-              </w:rPr>
-              <w:t>5</w:t>
-            </w:r>
-            <w:r>
-              <w:rPr>
-                <w:noProof/>
-                <w:webHidden/>
-              </w:rPr>
+                <w:rStyle w:val="Hyperlink"/>
+              </w:rPr>
+              <w:t>6</w:t>
+            </w:r>
+            <w:r>
               <w:fldChar w:fldCharType="end"/>
             </w:r>
           </w:hyperlink>
@@ -576,80 +600,49 @@
           <w:pPr>
             <w:pStyle w:val="TOC2"/>
             <w:tabs>
-              <w:tab w:val="left" w:pos="960"/>
-              <w:tab w:val="right" w:leader="dot" w:pos="9016"/>
+              <w:tab w:val="left" w:pos="660"/>
+              <w:tab w:val="right" w:leader="dot" w:pos="9015"/>
             </w:tabs>
             <w:rPr>
+              <w:rStyle w:val="Hyperlink"/>
               <w:noProof/>
             </w:rPr>
           </w:pPr>
-          <w:hyperlink w:anchor="_Toc227498707" w:history="1">
-            <w:r>
-              <w:rPr>
-                <w:rStyle w:val="Hyperlink"/>
-                <w:noProof/>
-              </w:rPr>
-              <w:t>3.2</w:t>
-            </w:r>
-            <w:r>
-              <w:rPr>
-                <w:noProof/>
-              </w:rPr>
+          <w:hyperlink w:anchor="_Toc183255207">
+            <w:r>
+              <w:rPr>
+                <w:rStyle w:val="Hyperlink"/>
+              </w:rPr>
+              <w:t>4.2</w:t>
+            </w:r>
+            <w:r>
               <w:tab/>
             </w:r>
             <w:r>
               <w:rPr>
                 <w:rStyle w:val="Hyperlink"/>
-                <w:noProof/>
               </w:rPr>
               <w:t>NES/SNES Support</w:t>
             </w:r>
             <w:r>
-              <w:rPr>
-                <w:noProof/>
-                <w:webHidden/>
-              </w:rPr>
               <w:tab/>
             </w:r>
             <w:r>
-              <w:rPr>
-                <w:noProof/>
-                <w:webHidden/>
-              </w:rPr>
               <w:fldChar w:fldCharType="begin"/>
             </w:r>
             <w:r>
-              <w:rPr>
-                <w:noProof/>
-                <w:webHidden/>
-              </w:rPr>
-              <w:instrText xml:space="preserve"> PAGEREF _Toc227498707 \h </w:instrText>
-            </w:r>
-            <w:r>
-              <w:rPr>
-                <w:noProof/>
-                <w:webHidden/>
-              </w:rPr>
-            </w:r>
-            <w:r>
-              <w:rPr>
-                <w:noProof/>
-                <w:webHidden/>
-              </w:rPr>
+              <w:instrText>PAGEREF _Toc183255207 \h</w:instrText>
+            </w:r>
+            <w:r>
               <w:fldChar w:fldCharType="separate"/>
             </w:r>
             <w:r>
               <w:rPr>
-                <w:noProof/>
-                <w:webHidden/>
-              </w:rPr>
-              <w:t>5</w:t>
-            </w:r>
-            <w:r>
-              <w:rPr>
-                <w:noProof/>
-                <w:webHidden/>
-              </w:rPr>
+                <w:rStyle w:val="Hyperlink"/>
+              </w:rPr>
+              <w:t>6</w:t>
+            </w:r>
+            <w:r>
               <w:fldChar w:fldCharType="end"/>
             </w:r>
           </w:hyperlink>
@@ -658,80 +651,49 @@
           <w:pPr>
             <w:pStyle w:val="TOC2"/>
             <w:tabs>
-              <w:tab w:val="left" w:pos="960"/>
-              <w:tab w:val="right" w:leader="dot" w:pos="9016"/>
+              <w:tab w:val="left" w:pos="660"/>
+              <w:tab w:val="right" w:leader="dot" w:pos="9015"/>
             </w:tabs>
             <w:rPr>
+              <w:rStyle w:val="Hyperlink"/>
               <w:noProof/>
             </w:rPr>
           </w:pPr>
-          <w:hyperlink w:anchor="_Toc227498708" w:history="1">
-            <w:r>
-              <w:rPr>
-                <w:rStyle w:val="Hyperlink"/>
-                <w:noProof/>
-              </w:rPr>
-              <w:t>3.3</w:t>
-            </w:r>
-            <w:r>
-              <w:rPr>
-                <w:noProof/>
-              </w:rPr>
+          <w:hyperlink w:anchor="_Toc1857361989">
+            <w:r>
+              <w:rPr>
+                <w:rStyle w:val="Hyperlink"/>
+              </w:rPr>
+              <w:t>4.3</w:t>
+            </w:r>
+            <w:r>
               <w:tab/>
             </w:r>
             <w:r>
               <w:rPr>
                 <w:rStyle w:val="Hyperlink"/>
-                <w:noProof/>
               </w:rPr>
               <w:t>Save Management</w:t>
             </w:r>
             <w:r>
-              <w:rPr>
-                <w:noProof/>
-                <w:webHidden/>
-              </w:rPr>
               <w:tab/>
             </w:r>
             <w:r>
-              <w:rPr>
-                <w:noProof/>
-                <w:webHidden/>
-              </w:rPr>
               <w:fldChar w:fldCharType="begin"/>
             </w:r>
             <w:r>
-              <w:rPr>
-                <w:noProof/>
-                <w:webHidden/>
-              </w:rPr>
-              <w:instrText xml:space="preserve"> PAGEREF _Toc227498708 \h </w:instrText>
-            </w:r>
-            <w:r>
-              <w:rPr>
-                <w:noProof/>
-                <w:webHidden/>
-              </w:rPr>
-            </w:r>
-            <w:r>
-              <w:rPr>
-                <w:noProof/>
-                <w:webHidden/>
-              </w:rPr>
+              <w:instrText>PAGEREF _Toc1857361989 \h</w:instrText>
+            </w:r>
+            <w:r>
               <w:fldChar w:fldCharType="separate"/>
             </w:r>
             <w:r>
               <w:rPr>
-                <w:noProof/>
-                <w:webHidden/>
-              </w:rPr>
-              <w:t>5</w:t>
-            </w:r>
-            <w:r>
-              <w:rPr>
-                <w:noProof/>
-                <w:webHidden/>
-              </w:rPr>
+                <w:rStyle w:val="Hyperlink"/>
+              </w:rPr>
+              <w:t>6</w:t>
+            </w:r>
+            <w:r>
               <w:fldChar w:fldCharType="end"/>
             </w:r>
           </w:hyperlink>
@@ -740,80 +702,50 @@
           <w:pPr>
             <w:pStyle w:val="TOC2"/>
             <w:tabs>
-              <w:tab w:val="left" w:pos="960"/>
-              <w:tab w:val="right" w:leader="dot" w:pos="9016"/>
+              <w:tab w:val="left" w:pos="660"/>
+              <w:tab w:val="right" w:leader="dot" w:pos="9015"/>
             </w:tabs>
             <w:rPr>
+              <w:rStyle w:val="Hyperlink"/>
               <w:noProof/>
+              <w:lang w:eastAsia="en-GB"/>
             </w:rPr>
           </w:pPr>
-          <w:hyperlink w:anchor="_Toc227498709" w:history="1">
-            <w:r>
-              <w:rPr>
-                <w:rStyle w:val="Hyperlink"/>
-                <w:noProof/>
-              </w:rPr>
-              <w:t>3.4</w:t>
-            </w:r>
-            <w:r>
-              <w:rPr>
-                <w:noProof/>
-              </w:rPr>
+          <w:hyperlink w:anchor="_Toc1702704339">
+            <w:r>
+              <w:rPr>
+                <w:rStyle w:val="Hyperlink"/>
+              </w:rPr>
+              <w:t>4.4</w:t>
+            </w:r>
+            <w:r>
               <w:tab/>
             </w:r>
             <w:r>
               <w:rPr>
                 <w:rStyle w:val="Hyperlink"/>
-                <w:noProof/>
               </w:rPr>
               <w:t>Health Checking</w:t>
             </w:r>
             <w:r>
-              <w:rPr>
-                <w:noProof/>
-                <w:webHidden/>
-              </w:rPr>
               <w:tab/>
             </w:r>
             <w:r>
-              <w:rPr>
-                <w:noProof/>
-                <w:webHidden/>
-              </w:rPr>
               <w:fldChar w:fldCharType="begin"/>
             </w:r>
             <w:r>
-              <w:rPr>
-                <w:noProof/>
-                <w:webHidden/>
-              </w:rPr>
-              <w:instrText xml:space="preserve"> PAGEREF _Toc227498709 \h </w:instrText>
-            </w:r>
-            <w:r>
-              <w:rPr>
-                <w:noProof/>
-                <w:webHidden/>
-              </w:rPr>
-            </w:r>
-            <w:r>
-              <w:rPr>
-                <w:noProof/>
-                <w:webHidden/>
-              </w:rPr>
+              <w:instrText>PAGEREF _Toc1702704339 \h</w:instrText>
+            </w:r>
+            <w:r>
               <w:fldChar w:fldCharType="separate"/>
             </w:r>
             <w:r>
               <w:rPr>
-                <w:noProof/>
-                <w:webHidden/>
-              </w:rPr>
-              <w:t>5</w:t>
-            </w:r>
-            <w:r>
-              <w:rPr>
-                <w:noProof/>
-                <w:webHidden/>
-              </w:rPr>
+                <w:rStyle w:val="Hyperlink"/>
+              </w:rPr>
+              <w:t>6</w:t>
+            </w:r>
+            <w:r>
               <w:fldChar w:fldCharType="end"/>
             </w:r>
           </w:hyperlink>
@@ -822,80 +754,49 @@
           <w:pPr>
             <w:pStyle w:val="TOC2"/>
             <w:tabs>
-              <w:tab w:val="left" w:pos="960"/>
-              <w:tab w:val="right" w:leader="dot" w:pos="9016"/>
+              <w:tab w:val="left" w:pos="660"/>
+              <w:tab w:val="right" w:leader="dot" w:pos="9015"/>
             </w:tabs>
             <w:rPr>
+              <w:rStyle w:val="Hyperlink"/>
               <w:noProof/>
             </w:rPr>
           </w:pPr>
-          <w:hyperlink w:anchor="_Toc227498710" w:history="1">
-            <w:r>
-              <w:rPr>
-                <w:rStyle w:val="Hyperlink"/>
-                <w:noProof/>
-              </w:rPr>
-              <w:t>3.5</w:t>
-            </w:r>
-            <w:r>
-              <w:rPr>
-                <w:noProof/>
-              </w:rPr>
+          <w:hyperlink w:anchor="_Toc286474932">
+            <w:r>
+              <w:rPr>
+                <w:rStyle w:val="Hyperlink"/>
+              </w:rPr>
+              <w:t>4.5</w:t>
+            </w:r>
+            <w:r>
               <w:tab/>
             </w:r>
             <w:r>
               <w:rPr>
                 <w:rStyle w:val="Hyperlink"/>
-                <w:noProof/>
               </w:rPr>
               <w:t>Modular Design</w:t>
             </w:r>
             <w:r>
-              <w:rPr>
-                <w:noProof/>
-                <w:webHidden/>
-              </w:rPr>
               <w:tab/>
             </w:r>
             <w:r>
-              <w:rPr>
-                <w:noProof/>
-                <w:webHidden/>
-              </w:rPr>
               <w:fldChar w:fldCharType="begin"/>
             </w:r>
             <w:r>
-              <w:rPr>
-                <w:noProof/>
-                <w:webHidden/>
-              </w:rPr>
-              <w:instrText xml:space="preserve"> PAGEREF _Toc227498710 \h </w:instrText>
-            </w:r>
-            <w:r>
-              <w:rPr>
-                <w:noProof/>
-                <w:webHidden/>
-              </w:rPr>
-            </w:r>
-            <w:r>
-              <w:rPr>
-                <w:noProof/>
-                <w:webHidden/>
-              </w:rPr>
+              <w:instrText>PAGEREF _Toc286474932 \h</w:instrText>
+            </w:r>
+            <w:r>
               <w:fldChar w:fldCharType="separate"/>
             </w:r>
             <w:r>
               <w:rPr>
-                <w:noProof/>
-                <w:webHidden/>
-              </w:rPr>
-              <w:t>5</w:t>
-            </w:r>
-            <w:r>
-              <w:rPr>
-                <w:noProof/>
-                <w:webHidden/>
-              </w:rPr>
+                <w:rStyle w:val="Hyperlink"/>
+              </w:rPr>
+              <w:t>6</w:t>
+            </w:r>
+            <w:r>
               <w:fldChar w:fldCharType="end"/>
             </w:r>
           </w:hyperlink>
@@ -904,80 +805,49 @@
           <w:pPr>
             <w:pStyle w:val="TOC2"/>
             <w:tabs>
-              <w:tab w:val="left" w:pos="960"/>
-              <w:tab w:val="right" w:leader="dot" w:pos="9016"/>
+              <w:tab w:val="left" w:pos="660"/>
+              <w:tab w:val="right" w:leader="dot" w:pos="9015"/>
             </w:tabs>
             <w:rPr>
+              <w:rStyle w:val="Hyperlink"/>
               <w:noProof/>
             </w:rPr>
           </w:pPr>
-          <w:hyperlink w:anchor="_Toc227498711" w:history="1">
-            <w:r>
-              <w:rPr>
-                <w:rStyle w:val="Hyperlink"/>
-                <w:noProof/>
-              </w:rPr>
-              <w:t>3.6</w:t>
-            </w:r>
-            <w:r>
-              <w:rPr>
-                <w:noProof/>
-              </w:rPr>
+          <w:hyperlink w:anchor="_Toc1727543062">
+            <w:r>
+              <w:rPr>
+                <w:rStyle w:val="Hyperlink"/>
+              </w:rPr>
+              <w:t>4.6</w:t>
+            </w:r>
+            <w:r>
               <w:tab/>
             </w:r>
             <w:r>
               <w:rPr>
                 <w:rStyle w:val="Hyperlink"/>
-                <w:noProof/>
               </w:rPr>
               <w:t>EEPROM Identification</w:t>
             </w:r>
             <w:r>
-              <w:rPr>
-                <w:noProof/>
-                <w:webHidden/>
-              </w:rPr>
               <w:tab/>
             </w:r>
             <w:r>
-              <w:rPr>
-                <w:noProof/>
-                <w:webHidden/>
-              </w:rPr>
               <w:fldChar w:fldCharType="begin"/>
             </w:r>
             <w:r>
-              <w:rPr>
-                <w:noProof/>
-                <w:webHidden/>
-              </w:rPr>
-              <w:instrText xml:space="preserve"> PAGEREF _Toc227498711 \h </w:instrText>
-            </w:r>
-            <w:r>
-              <w:rPr>
-                <w:noProof/>
-                <w:webHidden/>
-              </w:rPr>
-            </w:r>
-            <w:r>
-              <w:rPr>
-                <w:noProof/>
-                <w:webHidden/>
-              </w:rPr>
+              <w:instrText>PAGEREF _Toc1727543062 \h</w:instrText>
+            </w:r>
+            <w:r>
               <w:fldChar w:fldCharType="separate"/>
             </w:r>
             <w:r>
               <w:rPr>
-                <w:noProof/>
-                <w:webHidden/>
-              </w:rPr>
-              <w:t>5</w:t>
-            </w:r>
-            <w:r>
-              <w:rPr>
-                <w:noProof/>
-                <w:webHidden/>
-              </w:rPr>
+                <w:rStyle w:val="Hyperlink"/>
+              </w:rPr>
+              <w:t>6</w:t>
+            </w:r>
+            <w:r>
               <w:fldChar w:fldCharType="end"/>
             </w:r>
           </w:hyperlink>
@@ -986,70 +856,49 @@
           <w:pPr>
             <w:pStyle w:val="TOC1"/>
             <w:tabs>
-              <w:tab w:val="right" w:leader="dot" w:pos="9016"/>
+              <w:tab w:val="left" w:pos="435"/>
+              <w:tab w:val="right" w:leader="dot" w:pos="9015"/>
             </w:tabs>
             <w:rPr>
-              <w:rFonts w:eastAsiaTheme="minorEastAsia"/>
+              <w:rStyle w:val="Hyperlink"/>
               <w:noProof/>
-              <w:sz w:val="24"/>
-              <w:szCs w:val="24"/>
-              <w:lang w:eastAsia="en-GB"/>
             </w:rPr>
           </w:pPr>
-          <w:hyperlink w:anchor="_Toc227498712" w:history="1">
-            <w:r>
-              <w:rPr>
-                <w:rStyle w:val="Hyperlink"/>
-                <w:noProof/>
-              </w:rPr>
-              <w:t>4. Not Achieved</w:t>
-            </w:r>
-            <w:r>
-              <w:rPr>
-                <w:noProof/>
-                <w:webHidden/>
-              </w:rPr>
+          <w:hyperlink w:anchor="_Toc2091679054">
+            <w:r>
+              <w:rPr>
+                <w:rStyle w:val="Hyperlink"/>
+              </w:rPr>
+              <w:t>5.</w:t>
+            </w:r>
+            <w:r>
               <w:tab/>
             </w:r>
             <w:r>
               <w:rPr>
-                <w:noProof/>
-                <w:webHidden/>
-              </w:rPr>
+                <w:rStyle w:val="Hyperlink"/>
+              </w:rPr>
+              <w:t>Not Achieved</w:t>
+            </w:r>
+            <w:r>
+              <w:tab/>
+            </w:r>
+            <w:r>
               <w:fldChar w:fldCharType="begin"/>
             </w:r>
             <w:r>
-              <w:rPr>
-                <w:noProof/>
-                <w:webHidden/>
-              </w:rPr>
-              <w:instrText xml:space="preserve"> PAGEREF _Toc227498712 \h </w:instrText>
-            </w:r>
-            <w:r>
-              <w:rPr>
-                <w:noProof/>
-                <w:webHidden/>
-              </w:rPr>
-            </w:r>
-            <w:r>
-              <w:rPr>
-                <w:noProof/>
-                <w:webHidden/>
-              </w:rPr>
+              <w:instrText>PAGEREF _Toc2091679054 \h</w:instrText>
+            </w:r>
+            <w:r>
               <w:fldChar w:fldCharType="separate"/>
             </w:r>
             <w:r>
               <w:rPr>
-                <w:noProof/>
-                <w:webHidden/>
-              </w:rPr>
-              <w:t>6</w:t>
-            </w:r>
-            <w:r>
-              <w:rPr>
-                <w:noProof/>
-                <w:webHidden/>
-              </w:rPr>
+                <w:rStyle w:val="Hyperlink"/>
+              </w:rPr>
+              <w:t>7</w:t>
+            </w:r>
+            <w:r>
               <w:fldChar w:fldCharType="end"/>
             </w:r>
           </w:hyperlink>
@@ -1058,80 +907,50 @@
           <w:pPr>
             <w:pStyle w:val="TOC2"/>
             <w:tabs>
-              <w:tab w:val="left" w:pos="960"/>
-              <w:tab w:val="right" w:leader="dot" w:pos="9016"/>
+              <w:tab w:val="left" w:pos="660"/>
+              <w:tab w:val="right" w:leader="dot" w:pos="9015"/>
             </w:tabs>
             <w:rPr>
+              <w:rStyle w:val="Hyperlink"/>
               <w:noProof/>
+              <w:lang w:eastAsia="en-GB"/>
             </w:rPr>
           </w:pPr>
-          <w:hyperlink w:anchor="_Toc227498713" w:history="1">
-            <w:r>
-              <w:rPr>
-                <w:rStyle w:val="Hyperlink"/>
-                <w:noProof/>
-              </w:rPr>
-              <w:t>4.1</w:t>
-            </w:r>
-            <w:r>
-              <w:rPr>
-                <w:noProof/>
-              </w:rPr>
+          <w:hyperlink w:anchor="_Toc937190631">
+            <w:r>
+              <w:rPr>
+                <w:rStyle w:val="Hyperlink"/>
+              </w:rPr>
+              <w:t>5.1</w:t>
+            </w:r>
+            <w:r>
               <w:tab/>
             </w:r>
             <w:r>
               <w:rPr>
                 <w:rStyle w:val="Hyperlink"/>
-                <w:noProof/>
               </w:rPr>
               <w:t>Mega Drive Compatibility</w:t>
             </w:r>
             <w:r>
-              <w:rPr>
-                <w:noProof/>
-                <w:webHidden/>
-              </w:rPr>
               <w:tab/>
             </w:r>
             <w:r>
-              <w:rPr>
-                <w:noProof/>
-                <w:webHidden/>
-              </w:rPr>
               <w:fldChar w:fldCharType="begin"/>
             </w:r>
             <w:r>
-              <w:rPr>
-                <w:noProof/>
-                <w:webHidden/>
-              </w:rPr>
-              <w:instrText xml:space="preserve"> PAGEREF _Toc227498713 \h </w:instrText>
-            </w:r>
-            <w:r>
-              <w:rPr>
-                <w:noProof/>
-                <w:webHidden/>
-              </w:rPr>
-            </w:r>
-            <w:r>
-              <w:rPr>
-                <w:noProof/>
-                <w:webHidden/>
-              </w:rPr>
+              <w:instrText>PAGEREF _Toc937190631 \h</w:instrText>
+            </w:r>
+            <w:r>
               <w:fldChar w:fldCharType="separate"/>
             </w:r>
             <w:r>
               <w:rPr>
-                <w:noProof/>
-                <w:webHidden/>
-              </w:rPr>
-              <w:t>6</w:t>
-            </w:r>
-            <w:r>
-              <w:rPr>
-                <w:noProof/>
-                <w:webHidden/>
-              </w:rPr>
+                <w:rStyle w:val="Hyperlink"/>
+              </w:rPr>
+              <w:t>8</w:t>
+            </w:r>
+            <w:r>
               <w:fldChar w:fldCharType="end"/>
             </w:r>
           </w:hyperlink>
@@ -1140,80 +959,50 @@
           <w:pPr>
             <w:pStyle w:val="TOC2"/>
             <w:tabs>
-              <w:tab w:val="left" w:pos="960"/>
-              <w:tab w:val="right" w:leader="dot" w:pos="9016"/>
+              <w:tab w:val="left" w:pos="660"/>
+              <w:tab w:val="right" w:leader="dot" w:pos="9015"/>
             </w:tabs>
             <w:rPr>
+              <w:rStyle w:val="Hyperlink"/>
               <w:noProof/>
+              <w:lang w:eastAsia="en-GB"/>
             </w:rPr>
           </w:pPr>
-          <w:hyperlink w:anchor="_Toc227498714" w:history="1">
-            <w:r>
-              <w:rPr>
-                <w:rStyle w:val="Hyperlink"/>
-                <w:noProof/>
-              </w:rPr>
-              <w:t>4.2</w:t>
-            </w:r>
-            <w:r>
-              <w:rPr>
-                <w:noProof/>
-              </w:rPr>
+          <w:hyperlink w:anchor="_Toc1220316701">
+            <w:r>
+              <w:rPr>
+                <w:rStyle w:val="Hyperlink"/>
+              </w:rPr>
+              <w:t>5.2</w:t>
+            </w:r>
+            <w:r>
               <w:tab/>
             </w:r>
             <w:r>
               <w:rPr>
                 <w:rStyle w:val="Hyperlink"/>
-                <w:noProof/>
               </w:rPr>
               <w:t>Automatic Save Retention Testing</w:t>
             </w:r>
             <w:r>
-              <w:rPr>
-                <w:noProof/>
-                <w:webHidden/>
-              </w:rPr>
               <w:tab/>
             </w:r>
             <w:r>
-              <w:rPr>
-                <w:noProof/>
-                <w:webHidden/>
-              </w:rPr>
               <w:fldChar w:fldCharType="begin"/>
             </w:r>
             <w:r>
-              <w:rPr>
-                <w:noProof/>
-                <w:webHidden/>
-              </w:rPr>
-              <w:instrText xml:space="preserve"> PAGEREF _Toc227498714 \h </w:instrText>
-            </w:r>
-            <w:r>
-              <w:rPr>
-                <w:noProof/>
-                <w:webHidden/>
-              </w:rPr>
-            </w:r>
-            <w:r>
-              <w:rPr>
-                <w:noProof/>
-                <w:webHidden/>
-              </w:rPr>
+              <w:instrText>PAGEREF _Toc1220316701 \h</w:instrText>
+            </w:r>
+            <w:r>
               <w:fldChar w:fldCharType="separate"/>
             </w:r>
             <w:r>
               <w:rPr>
-                <w:noProof/>
-                <w:webHidden/>
-              </w:rPr>
-              <w:t>6</w:t>
-            </w:r>
-            <w:r>
-              <w:rPr>
-                <w:noProof/>
-                <w:webHidden/>
-              </w:rPr>
+                <w:rStyle w:val="Hyperlink"/>
+              </w:rPr>
+              <w:t>8</w:t>
+            </w:r>
+            <w:r>
               <w:fldChar w:fldCharType="end"/>
             </w:r>
           </w:hyperlink>
@@ -1222,80 +1011,92 @@
           <w:pPr>
             <w:pStyle w:val="TOC2"/>
             <w:tabs>
-              <w:tab w:val="left" w:pos="960"/>
-              <w:tab w:val="right" w:leader="dot" w:pos="9016"/>
+              <w:tab w:val="left" w:pos="660"/>
+              <w:tab w:val="right" w:leader="dot" w:pos="9015"/>
             </w:tabs>
             <w:rPr>
+              <w:rStyle w:val="Hyperlink"/>
               <w:noProof/>
+              <w:lang w:eastAsia="en-GB"/>
             </w:rPr>
           </w:pPr>
-          <w:hyperlink w:anchor="_Toc227498715" w:history="1">
-            <w:r>
-              <w:rPr>
-                <w:rStyle w:val="Hyperlink"/>
-                <w:noProof/>
-              </w:rPr>
-              <w:t>4.3</w:t>
-            </w:r>
-            <w:r>
-              <w:rPr>
-                <w:noProof/>
-              </w:rPr>
+          <w:hyperlink w:anchor="_Toc166079945">
+            <w:r>
+              <w:rPr>
+                <w:rStyle w:val="Hyperlink"/>
+              </w:rPr>
+              <w:t>5.3</w:t>
+            </w:r>
+            <w:r>
               <w:tab/>
             </w:r>
             <w:r>
               <w:rPr>
                 <w:rStyle w:val="Hyperlink"/>
-                <w:noProof/>
               </w:rPr>
               <w:t>3.3V Compatibility</w:t>
             </w:r>
             <w:r>
-              <w:rPr>
-                <w:noProof/>
-                <w:webHidden/>
-              </w:rPr>
               <w:tab/>
             </w:r>
             <w:r>
-              <w:rPr>
-                <w:noProof/>
-                <w:webHidden/>
-              </w:rPr>
               <w:fldChar w:fldCharType="begin"/>
             </w:r>
             <w:r>
-              <w:rPr>
-                <w:noProof/>
-                <w:webHidden/>
-              </w:rPr>
-              <w:instrText xml:space="preserve"> PAGEREF _Toc227498715 \h </w:instrText>
-            </w:r>
-            <w:r>
-              <w:rPr>
-                <w:noProof/>
-                <w:webHidden/>
-              </w:rPr>
-            </w:r>
-            <w:r>
-              <w:rPr>
-                <w:noProof/>
-                <w:webHidden/>
-              </w:rPr>
+              <w:instrText>PAGEREF _Toc166079945 \h</w:instrText>
+            </w:r>
+            <w:r>
               <w:fldChar w:fldCharType="separate"/>
             </w:r>
             <w:r>
               <w:rPr>
-                <w:noProof/>
-                <w:webHidden/>
-              </w:rPr>
-              <w:t>6</w:t>
-            </w:r>
-            <w:r>
-              <w:rPr>
-                <w:noProof/>
-                <w:webHidden/>
-              </w:rPr>
+                <w:rStyle w:val="Hyperlink"/>
+              </w:rPr>
+              <w:t>8</w:t>
+            </w:r>
+            <w:r>
+              <w:fldChar w:fldCharType="end"/>
+            </w:r>
+          </w:hyperlink>
+        </w:p>
+        <w:p>
+          <w:pPr>
+            <w:pStyle w:val="TOC2"/>
+            <w:tabs>
+              <w:tab w:val="right" w:leader="dot" w:pos="9015"/>
+            </w:tabs>
+            <w:rPr>
+              <w:rStyle w:val="Hyperlink"/>
+              <w:noProof/>
+              <w:lang w:eastAsia="en-GB"/>
+            </w:rPr>
+          </w:pPr>
+          <w:hyperlink w:anchor="_Toc2022986358">
+            <w:r>
+              <w:rPr>
+                <w:rStyle w:val="Hyperlink"/>
+              </w:rPr>
+              <w:t>5.4 Identify Corruption</w:t>
+            </w:r>
+            <w:r>
+              <w:tab/>
+            </w:r>
+            <w:r>
+              <w:fldChar w:fldCharType="begin"/>
+            </w:r>
+            <w:r>
+              <w:instrText>PAGEREF _Toc2022986358 \h</w:instrText>
+            </w:r>
+            <w:r>
+              <w:fldChar w:fldCharType="separate"/>
+            </w:r>
+            <w:r>
+              <w:rPr>
+                <w:rStyle w:val="Hyperlink"/>
+              </w:rPr>
+              <w:t>8</w:t>
+            </w:r>
+            <w:r>
               <w:fldChar w:fldCharType="end"/>
             </w:r>
           </w:hyperlink>
@@ -1304,70 +1105,130 @@
           <w:pPr>
             <w:pStyle w:val="TOC1"/>
             <w:tabs>
-              <w:tab w:val="right" w:leader="dot" w:pos="9016"/>
+              <w:tab w:val="left" w:pos="435"/>
+              <w:tab w:val="right" w:leader="dot" w:pos="9015"/>
             </w:tabs>
             <w:rPr>
-              <w:rFonts w:eastAsiaTheme="minorEastAsia"/>
+              <w:rStyle w:val="Hyperlink"/>
               <w:noProof/>
-              <w:sz w:val="24"/>
-              <w:szCs w:val="24"/>
               <w:lang w:eastAsia="en-GB"/>
             </w:rPr>
           </w:pPr>
-          <w:hyperlink w:anchor="_Toc227498716" w:history="1">
-            <w:r>
-              <w:rPr>
-                <w:rStyle w:val="Hyperlink"/>
-                <w:noProof/>
-              </w:rPr>
-              <w:t>6. Learned</w:t>
-            </w:r>
-            <w:r>
-              <w:rPr>
-                <w:noProof/>
-                <w:webHidden/>
-              </w:rPr>
+          <w:hyperlink w:anchor="_Toc2057115342">
+            <w:r>
+              <w:rPr>
+                <w:rStyle w:val="Hyperlink"/>
+              </w:rPr>
+              <w:t>6.</w:t>
+            </w:r>
+            <w:r>
               <w:tab/>
             </w:r>
             <w:r>
               <w:rPr>
-                <w:noProof/>
-                <w:webHidden/>
-              </w:rPr>
+                <w:rStyle w:val="Hyperlink"/>
+              </w:rPr>
+              <w:t>Lessons Learned</w:t>
+            </w:r>
+            <w:r>
+              <w:tab/>
+            </w:r>
+            <w:r>
               <w:fldChar w:fldCharType="begin"/>
             </w:r>
             <w:r>
-              <w:rPr>
-                <w:noProof/>
-                <w:webHidden/>
-              </w:rPr>
-              <w:instrText xml:space="preserve"> PAGEREF _Toc227498716 \h </w:instrText>
-            </w:r>
-            <w:r>
-              <w:rPr>
-                <w:noProof/>
-                <w:webHidden/>
-              </w:rPr>
-            </w:r>
-            <w:r>
-              <w:rPr>
-                <w:noProof/>
-                <w:webHidden/>
-              </w:rPr>
+              <w:instrText>PAGEREF _Toc2057115342 \h</w:instrText>
+            </w:r>
+            <w:r>
               <w:fldChar w:fldCharType="separate"/>
             </w:r>
             <w:r>
               <w:rPr>
-                <w:noProof/>
-                <w:webHidden/>
-              </w:rPr>
-              <w:t>7</w:t>
-            </w:r>
-            <w:r>
-              <w:rPr>
-                <w:noProof/>
-                <w:webHidden/>
-              </w:rPr>
+                <w:rStyle w:val="Hyperlink"/>
+              </w:rPr>
+              <w:t>8</w:t>
+            </w:r>
+            <w:r>
+              <w:fldChar w:fldCharType="end"/>
+            </w:r>
+          </w:hyperlink>
+        </w:p>
+        <w:p>
+          <w:pPr>
+            <w:pStyle w:val="TOC2"/>
+            <w:tabs>
+              <w:tab w:val="right" w:leader="dot" w:pos="9015"/>
+            </w:tabs>
+            <w:rPr>
+              <w:rStyle w:val="Hyperlink"/>
+            </w:rPr>
+          </w:pPr>
+          <w:hyperlink w:anchor="_Toc415598098">
+            <w:r>
+              <w:rPr>
+                <w:rStyle w:val="Hyperlink"/>
+              </w:rPr>
+              <w:t>6.1</w:t>
+            </w:r>
+            <w:r>
+              <w:tab/>
+            </w:r>
+            <w:r>
+              <w:fldChar w:fldCharType="begin"/>
+            </w:r>
+            <w:r>
+              <w:instrText>PAGEREF _Toc415598098 \h</w:instrText>
+            </w:r>
+            <w:r>
+              <w:fldChar w:fldCharType="separate"/>
+            </w:r>
+            <w:r>
+              <w:rPr>
+                <w:rStyle w:val="Hyperlink"/>
+              </w:rPr>
+              <w:t>9</w:t>
+            </w:r>
+            <w:r>
+              <w:fldChar w:fldCharType="end"/>
+            </w:r>
+          </w:hyperlink>
+        </w:p>
+        <w:p>
+          <w:pPr>
+            <w:pStyle w:val="TOC2"/>
+            <w:tabs>
+              <w:tab w:val="right" w:leader="dot" w:pos="9015"/>
+            </w:tabs>
+            <w:rPr>
+              <w:rStyle w:val="Hyperlink"/>
+            </w:rPr>
+          </w:pPr>
+          <w:hyperlink w:anchor="_Toc477445609">
+            <w:r>
+              <w:rPr>
+                <w:rStyle w:val="Hyperlink"/>
+              </w:rPr>
+              <w:t>6.2</w:t>
+            </w:r>
+            <w:r>
+              <w:tab/>
+            </w:r>
+            <w:r>
+              <w:fldChar w:fldCharType="begin"/>
+            </w:r>
+            <w:r>
+              <w:instrText>PAGEREF _Toc477445609 \h</w:instrText>
+            </w:r>
+            <w:r>
+              <w:fldChar w:fldCharType="separate"/>
+            </w:r>
+            <w:r>
+              <w:rPr>
+                <w:rStyle w:val="Hyperlink"/>
+              </w:rPr>
+              <w:t>9</w:t>
+            </w:r>
+            <w:r>
               <w:fldChar w:fldCharType="end"/>
             </w:r>
           </w:hyperlink>
@@ -1376,70 +1237,208 @@
           <w:pPr>
             <w:pStyle w:val="TOC1"/>
             <w:tabs>
-              <w:tab w:val="right" w:leader="dot" w:pos="9016"/>
+              <w:tab w:val="left" w:pos="435"/>
+              <w:tab w:val="right" w:leader="dot" w:pos="9015"/>
             </w:tabs>
             <w:rPr>
-              <w:rFonts w:eastAsiaTheme="minorEastAsia"/>
-              <w:noProof/>
-              <w:sz w:val="24"/>
-              <w:szCs w:val="24"/>
-              <w:lang w:eastAsia="en-GB"/>
+              <w:rStyle w:val="Hyperlink"/>
             </w:rPr>
           </w:pPr>
-          <w:hyperlink w:anchor="_Toc227498717" w:history="1">
-            <w:r>
-              <w:rPr>
-                <w:rStyle w:val="Hyperlink"/>
-                <w:noProof/>
-              </w:rPr>
-              <w:t>7. Testing</w:t>
-            </w:r>
-            <w:r>
-              <w:rPr>
-                <w:noProof/>
-                <w:webHidden/>
-              </w:rPr>
+          <w:hyperlink w:anchor="_Toc1249451668">
+            <w:r>
+              <w:rPr>
+                <w:rStyle w:val="Hyperlink"/>
+              </w:rPr>
+              <w:t>7.</w:t>
+            </w:r>
+            <w:r>
               <w:tab/>
             </w:r>
             <w:r>
               <w:rPr>
-                <w:noProof/>
-                <w:webHidden/>
-              </w:rPr>
+                <w:rStyle w:val="Hyperlink"/>
+              </w:rPr>
+              <w:t>Testing</w:t>
+            </w:r>
+            <w:r>
+              <w:tab/>
+            </w:r>
+            <w:r>
               <w:fldChar w:fldCharType="begin"/>
             </w:r>
             <w:r>
-              <w:rPr>
-                <w:noProof/>
-                <w:webHidden/>
-              </w:rPr>
-              <w:instrText xml:space="preserve"> PAGEREF _Toc227498717 \h </w:instrText>
-            </w:r>
-            <w:r>
-              <w:rPr>
-                <w:noProof/>
-                <w:webHidden/>
-              </w:rPr>
-            </w:r>
-            <w:r>
-              <w:rPr>
-                <w:noProof/>
-                <w:webHidden/>
-              </w:rPr>
+              <w:instrText>PAGEREF _Toc1249451668 \h</w:instrText>
+            </w:r>
+            <w:r>
               <w:fldChar w:fldCharType="separate"/>
             </w:r>
             <w:r>
               <w:rPr>
-                <w:noProof/>
-                <w:webHidden/>
-              </w:rPr>
-              <w:t>8</w:t>
-            </w:r>
-            <w:r>
-              <w:rPr>
-                <w:noProof/>
-                <w:webHidden/>
-              </w:rPr>
+                <w:rStyle w:val="Hyperlink"/>
+              </w:rPr>
+              <w:t>9</w:t>
+            </w:r>
+            <w:r>
+              <w:fldChar w:fldCharType="end"/>
+            </w:r>
+          </w:hyperlink>
+        </w:p>
+        <w:p>
+          <w:pPr>
+            <w:pStyle w:val="TOC3"/>
+            <w:tabs>
+              <w:tab w:val="right" w:leader="dot" w:pos="9015"/>
+            </w:tabs>
+            <w:rPr>
+              <w:rStyle w:val="Hyperlink"/>
+            </w:rPr>
+          </w:pPr>
+          <w:hyperlink w:anchor="_Toc22571984">
+            <w:r>
+              <w:rPr>
+                <w:rStyle w:val="Hyperlink"/>
+              </w:rPr>
+              <w:t>Test: Read Data</w:t>
+            </w:r>
+            <w:r>
+              <w:tab/>
+            </w:r>
+            <w:r>
+              <w:fldChar w:fldCharType="begin"/>
+            </w:r>
+            <w:r>
+              <w:instrText>PAGEREF _Toc22571984 \h</w:instrText>
+            </w:r>
+            <w:r>
+              <w:fldChar w:fldCharType="separate"/>
+            </w:r>
+            <w:r>
+              <w:rPr>
+                <w:rStyle w:val="Hyperlink"/>
+              </w:rPr>
+              <w:t>10</w:t>
+            </w:r>
+            <w:r>
+              <w:fldChar w:fldCharType="end"/>
+            </w:r>
+          </w:hyperlink>
+        </w:p>
+        <w:p>
+          <w:pPr>
+            <w:pStyle w:val="TOC3"/>
+            <w:tabs>
+              <w:tab w:val="right" w:leader="dot" w:pos="9015"/>
+            </w:tabs>
+            <w:rPr>
+              <w:rStyle w:val="Hyperlink"/>
+            </w:rPr>
+          </w:pPr>
+          <w:hyperlink w:anchor="_Toc1343760043">
+            <w:r>
+              <w:rPr>
+                <w:rStyle w:val="Hyperlink"/>
+              </w:rPr>
+              <w:t>Test: Test Pins</w:t>
+            </w:r>
+            <w:r>
+              <w:tab/>
+            </w:r>
+            <w:r>
+              <w:fldChar w:fldCharType="begin"/>
+            </w:r>
+            <w:r>
+              <w:instrText>PAGEREF _Toc1343760043 \h</w:instrText>
+            </w:r>
+            <w:r>
+              <w:fldChar w:fldCharType="separate"/>
+            </w:r>
+            <w:r>
+              <w:rPr>
+                <w:rStyle w:val="Hyperlink"/>
+              </w:rPr>
+              <w:t>10</w:t>
+            </w:r>
+            <w:r>
+              <w:fldChar w:fldCharType="end"/>
+            </w:r>
+          </w:hyperlink>
+        </w:p>
+        <w:p>
+          <w:pPr>
+            <w:pStyle w:val="TOC3"/>
+            <w:tabs>
+              <w:tab w:val="right" w:leader="dot" w:pos="9015"/>
+            </w:tabs>
+            <w:rPr>
+              <w:rStyle w:val="Hyperlink"/>
+            </w:rPr>
+          </w:pPr>
+          <w:hyperlink w:anchor="_Toc1252386182">
+            <w:r>
+              <w:rPr>
+                <w:rStyle w:val="Hyperlink"/>
+              </w:rPr>
+              <w:t>Test: Test Save Retention</w:t>
+            </w:r>
+            <w:r>
+              <w:tab/>
+            </w:r>
+            <w:r>
+              <w:fldChar w:fldCharType="begin"/>
+            </w:r>
+            <w:r>
+              <w:instrText>PAGEREF _Toc1252386182 \h</w:instrText>
+            </w:r>
+            <w:r>
+              <w:fldChar w:fldCharType="separate"/>
+            </w:r>
+            <w:r>
+              <w:rPr>
+                <w:rStyle w:val="Hyperlink"/>
+              </w:rPr>
+              <w:t>10</w:t>
+            </w:r>
+            <w:r>
+              <w:fldChar w:fldCharType="end"/>
+            </w:r>
+          </w:hyperlink>
+        </w:p>
+        <w:p>
+          <w:pPr>
+            <w:pStyle w:val="TOC3"/>
+            <w:tabs>
+              <w:tab w:val="right" w:leader="dot" w:pos="9015"/>
+            </w:tabs>
+            <w:rPr>
+              <w:rStyle w:val="Hyperlink"/>
+            </w:rPr>
+          </w:pPr>
+          <w:hyperlink w:anchor="_Toc1919411831">
+            <w:r>
+              <w:rPr>
+                <w:rStyle w:val="Hyperlink"/>
+              </w:rPr>
+              <w:t>Test: Verify Checksum</w:t>
+            </w:r>
+            <w:r>
+              <w:tab/>
+            </w:r>
+            <w:r>
+              <w:fldChar w:fldCharType="begin"/>
+            </w:r>
+            <w:r>
+              <w:instrText>PAGEREF _Toc1919411831 \h</w:instrText>
+            </w:r>
+            <w:r>
+              <w:fldChar w:fldCharType="separate"/>
+            </w:r>
+            <w:r>
+              <w:rPr>
+                <w:rStyle w:val="Hyperlink"/>
+              </w:rPr>
+              <w:t>10</w:t>
+            </w:r>
+            <w:r>
               <w:fldChar w:fldCharType="end"/>
             </w:r>
           </w:hyperlink>
@@ -1448,70 +1447,48 @@
           <w:pPr>
             <w:pStyle w:val="TOC1"/>
             <w:tabs>
-              <w:tab w:val="right" w:leader="dot" w:pos="9016"/>
+              <w:tab w:val="left" w:pos="435"/>
+              <w:tab w:val="right" w:leader="dot" w:pos="9015"/>
             </w:tabs>
             <w:rPr>
-              <w:rFonts w:eastAsiaTheme="minorEastAsia"/>
-              <w:noProof/>
-              <w:sz w:val="24"/>
-              <w:szCs w:val="24"/>
-              <w:lang w:eastAsia="en-GB"/>
+              <w:rStyle w:val="Hyperlink"/>
             </w:rPr>
           </w:pPr>
-          <w:hyperlink w:anchor="_Toc227498718" w:history="1">
-            <w:r>
-              <w:rPr>
-                <w:rStyle w:val="Hyperlink"/>
-                <w:noProof/>
-              </w:rPr>
-              <w:t>8. Reflection</w:t>
-            </w:r>
-            <w:r>
-              <w:rPr>
-                <w:noProof/>
-                <w:webHidden/>
-              </w:rPr>
+          <w:hyperlink w:anchor="_Toc1327108268">
+            <w:r>
+              <w:rPr>
+                <w:rStyle w:val="Hyperlink"/>
+              </w:rPr>
+              <w:t>8.</w:t>
+            </w:r>
+            <w:r>
               <w:tab/>
             </w:r>
             <w:r>
               <w:rPr>
-                <w:noProof/>
-                <w:webHidden/>
-              </w:rPr>
+                <w:rStyle w:val="Hyperlink"/>
+              </w:rPr>
+              <w:t>Reflection</w:t>
+            </w:r>
+            <w:r>
+              <w:tab/>
+            </w:r>
+            <w:r>
               <w:fldChar w:fldCharType="begin"/>
             </w:r>
             <w:r>
-              <w:rPr>
-                <w:noProof/>
-                <w:webHidden/>
-              </w:rPr>
-              <w:instrText xml:space="preserve"> PAGEREF _Toc227498718 \h </w:instrText>
-            </w:r>
-            <w:r>
-              <w:rPr>
-                <w:noProof/>
-                <w:webHidden/>
-              </w:rPr>
-            </w:r>
-            <w:r>
-              <w:rPr>
-                <w:noProof/>
-                <w:webHidden/>
-              </w:rPr>
+              <w:instrText>PAGEREF _Toc1327108268 \h</w:instrText>
+            </w:r>
+            <w:r>
               <w:fldChar w:fldCharType="separate"/>
             </w:r>
             <w:r>
               <w:rPr>
-                <w:noProof/>
-                <w:webHidden/>
-              </w:rPr>
-              <w:t>9</w:t>
-            </w:r>
-            <w:r>
-              <w:rPr>
-                <w:noProof/>
-                <w:webHidden/>
-              </w:rPr>
+                <w:rStyle w:val="Hyperlink"/>
+              </w:rPr>
+              <w:t>10</w:t>
+            </w:r>
+            <w:r>
               <w:fldChar w:fldCharType="end"/>
             </w:r>
           </w:hyperlink>
@@ -1520,70 +1497,48 @@
           <w:pPr>
             <w:pStyle w:val="TOC1"/>
             <w:tabs>
-              <w:tab w:val="right" w:leader="dot" w:pos="9016"/>
+              <w:tab w:val="left" w:pos="435"/>
+              <w:tab w:val="right" w:leader="dot" w:pos="9015"/>
             </w:tabs>
             <w:rPr>
-              <w:rFonts w:eastAsiaTheme="minorEastAsia"/>
-              <w:noProof/>
-              <w:sz w:val="24"/>
-              <w:szCs w:val="24"/>
-              <w:lang w:eastAsia="en-GB"/>
+              <w:rStyle w:val="Hyperlink"/>
             </w:rPr>
           </w:pPr>
-          <w:hyperlink w:anchor="_Toc227498719" w:history="1">
-            <w:r>
-              <w:rPr>
-                <w:rStyle w:val="Hyperlink"/>
-                <w:noProof/>
-              </w:rPr>
-              <w:t>9. Glossary</w:t>
-            </w:r>
-            <w:r>
-              <w:rPr>
-                <w:noProof/>
-                <w:webHidden/>
-              </w:rPr>
+          <w:hyperlink w:anchor="_Toc1450073640">
+            <w:r>
+              <w:rPr>
+                <w:rStyle w:val="Hyperlink"/>
+              </w:rPr>
+              <w:t>9.</w:t>
+            </w:r>
+            <w:r>
               <w:tab/>
             </w:r>
             <w:r>
               <w:rPr>
-                <w:noProof/>
-                <w:webHidden/>
-              </w:rPr>
+                <w:rStyle w:val="Hyperlink"/>
+              </w:rPr>
+              <w:t>Glossary</w:t>
+            </w:r>
+            <w:r>
+              <w:tab/>
+            </w:r>
+            <w:r>
               <w:fldChar w:fldCharType="begin"/>
             </w:r>
             <w:r>
-              <w:rPr>
-                <w:noProof/>
-                <w:webHidden/>
-              </w:rPr>
-              <w:instrText xml:space="preserve"> PAGEREF _Toc227498719 \h </w:instrText>
-            </w:r>
-            <w:r>
-              <w:rPr>
-                <w:noProof/>
-                <w:webHidden/>
-              </w:rPr>
-            </w:r>
-            <w:r>
-              <w:rPr>
-                <w:noProof/>
-                <w:webHidden/>
-              </w:rPr>
+              <w:instrText>PAGEREF _Toc1450073640 \h</w:instrText>
+            </w:r>
+            <w:r>
               <w:fldChar w:fldCharType="separate"/>
             </w:r>
             <w:r>
               <w:rPr>
-                <w:noProof/>
-                <w:webHidden/>
-              </w:rPr>
-              <w:t>10</w:t>
-            </w:r>
-            <w:r>
-              <w:rPr>
-                <w:noProof/>
-                <w:webHidden/>
-              </w:rPr>
+                <w:rStyle w:val="Hyperlink"/>
+              </w:rPr>
+              <w:t>11</w:t>
+            </w:r>
+            <w:r>
               <w:fldChar w:fldCharType="end"/>
             </w:r>
           </w:hyperlink>
@@ -1592,87 +1547,59 @@
           <w:pPr>
             <w:pStyle w:val="TOC1"/>
             <w:tabs>
-              <w:tab w:val="right" w:leader="dot" w:pos="9016"/>
+              <w:tab w:val="left" w:pos="435"/>
+              <w:tab w:val="right" w:leader="dot" w:pos="9015"/>
             </w:tabs>
             <w:rPr>
-              <w:rFonts w:eastAsiaTheme="minorEastAsia"/>
-              <w:noProof/>
-              <w:sz w:val="24"/>
-              <w:szCs w:val="24"/>
-              <w:lang w:eastAsia="en-GB"/>
+              <w:rStyle w:val="Hyperlink"/>
             </w:rPr>
           </w:pPr>
-          <w:hyperlink w:anchor="_Toc227498720" w:history="1">
-            <w:r>
-              <w:rPr>
-                <w:rStyle w:val="Hyperlink"/>
-                <w:noProof/>
-              </w:rPr>
-              <w:t>10. Bibliography</w:t>
-            </w:r>
-            <w:r>
-              <w:rPr>
-                <w:noProof/>
-                <w:webHidden/>
-              </w:rPr>
+          <w:hyperlink w:anchor="_Toc1361654934">
+            <w:r>
+              <w:rPr>
+                <w:rStyle w:val="Hyperlink"/>
+              </w:rPr>
+              <w:t>10.</w:t>
+            </w:r>
+            <w:r>
               <w:tab/>
             </w:r>
             <w:r>
               <w:rPr>
-                <w:noProof/>
-                <w:webHidden/>
-              </w:rPr>
+                <w:rStyle w:val="Hyperlink"/>
+              </w:rPr>
+              <w:t>Bibliography</w:t>
+            </w:r>
+            <w:r>
+              <w:tab/>
+            </w:r>
+            <w:r>
               <w:fldChar w:fldCharType="begin"/>
             </w:r>
             <w:r>
-              <w:rPr>
-                <w:noProof/>
-                <w:webHidden/>
-              </w:rPr>
-              <w:instrText xml:space="preserve"> PAGEREF _Toc227498720 \h </w:instrText>
-            </w:r>
-            <w:r>
-              <w:rPr>
-                <w:noProof/>
-                <w:webHidden/>
-              </w:rPr>
-            </w:r>
-            <w:r>
-              <w:rPr>
-                <w:noProof/>
-                <w:webHidden/>
-              </w:rPr>
+              <w:instrText>PAGEREF _Toc1361654934 \h</w:instrText>
+            </w:r>
+            <w:r>
               <w:fldChar w:fldCharType="separate"/>
             </w:r>
             <w:r>
               <w:rPr>
-                <w:noProof/>
-                <w:webHidden/>
-              </w:rPr>
-              <w:t>11</w:t>
-            </w:r>
-            <w:r>
-              <w:rPr>
-                <w:noProof/>
-                <w:webHidden/>
-              </w:rPr>
+                <w:rStyle w:val="Hyperlink"/>
+              </w:rPr>
+              <w:t>12</w:t>
+            </w:r>
+            <w:r>
               <w:fldChar w:fldCharType="end"/>
             </w:r>
           </w:hyperlink>
-        </w:p>
-        <w:p>
           <w:r>
-            <w:rPr>
-              <w:b/>
-              <w:bCs/>
-              <w:noProof/>
-            </w:rPr>
             <w:fldChar w:fldCharType="end"/>
           </w:r>
         </w:p>
       </w:sdtContent>
     </w:sdt>
     <w:p/>
+    <w:p/>
     <w:p>
       <w:r>
         <w:br w:type="page"/>
@@ -1683,10 +1610,10 @@
         <w:pStyle w:val="Heading1"/>
         <w:numPr>
           <w:ilvl w:val="0"/>
-          <w:numId w:val="1"/>
+          <w:numId w:val="8"/>
         </w:numPr>
       </w:pPr>
-      <w:bookmarkStart w:id="0" w:name="_Toc227498702"/>
+      <w:bookmarkStart w:id="0" w:name="_Toc1410561178"/>
       <w:r>
         <w:lastRenderedPageBreak/>
         <w:t>Abstract</w:t>
@@ -1704,13 +1631,15 @@
         <w:pStyle w:val="Heading1"/>
         <w:numPr>
           <w:ilvl w:val="0"/>
-          <w:numId w:val="1"/>
+          <w:numId w:val="8"/>
         </w:numPr>
       </w:pPr>
+      <w:bookmarkStart w:id="1" w:name="_Toc1421455079"/>
       <w:r>
         <w:lastRenderedPageBreak/>
         <w:t>Introduction</w:t>
       </w:r>
+      <w:bookmarkEnd w:id="1"/>
     </w:p>
     <w:p>
       <w:r>
@@ -1805,6 +1734,9 @@
       <w:r>
         <w:t>The SCARAB Device is responsible for interfacing directly with game cartridges and performing tests to determine their current condition.</w:t>
       </w:r>
+      <w:r>
+        <w:t xml:space="preserve"> </w:t>
+      </w:r>
     </w:p>
     <w:p>
       <w:r>
@@ -1821,27 +1753,29 @@
         <w:pStyle w:val="Heading1"/>
         <w:numPr>
           <w:ilvl w:val="0"/>
-          <w:numId w:val="1"/>
+          <w:numId w:val="8"/>
         </w:numPr>
       </w:pPr>
+      <w:bookmarkStart w:id="2" w:name="_Toc1743469283"/>
       <w:r>
         <w:lastRenderedPageBreak/>
         <w:t>Challenges</w:t>
       </w:r>
+      <w:bookmarkEnd w:id="2"/>
     </w:p>
     <w:p>
       <w:pPr>
         <w:pStyle w:val="Heading2"/>
         <w:numPr>
           <w:ilvl w:val="1"/>
-          <w:numId w:val="1"/>
+          <w:numId w:val="8"/>
         </w:numPr>
       </w:pPr>
-      <w:bookmarkStart w:id="1" w:name="_Toc227498704"/>
+      <w:bookmarkStart w:id="3" w:name="_Toc1127505608"/>
       <w:r>
         <w:t>Breadboard Prototyping Issues</w:t>
       </w:r>
-      <w:bookmarkEnd w:id="1"/>
+      <w:bookmarkEnd w:id="3"/>
     </w:p>
     <w:p>
       <w:r>
@@ -1856,12 +1790,14 @@
         <w:pStyle w:val="Heading2"/>
         <w:numPr>
           <w:ilvl w:val="1"/>
-          <w:numId w:val="1"/>
+          <w:numId w:val="8"/>
         </w:numPr>
       </w:pPr>
+      <w:bookmarkStart w:id="4" w:name="_Toc1187589280"/>
       <w:r>
         <w:t>Logic Level Translation</w:t>
       </w:r>
+      <w:bookmarkEnd w:id="4"/>
     </w:p>
     <w:p>
       <w:r>
@@ -1876,12 +1812,14 @@
         <w:pStyle w:val="Heading2"/>
         <w:numPr>
           <w:ilvl w:val="1"/>
-          <w:numId w:val="1"/>
+          <w:numId w:val="8"/>
         </w:numPr>
       </w:pPr>
+      <w:bookmarkStart w:id="5" w:name="_Toc270635895"/>
       <w:r>
         <w:t>NES Mapper Handling</w:t>
       </w:r>
+      <w:bookmarkEnd w:id="5"/>
     </w:p>
     <w:p>
       <w:r>
@@ -1966,6 +1904,47 @@
       </w:r>
     </w:p>
     <w:p>
+      <w:pPr>
+        <w:pStyle w:val="Heading2"/>
+        <w:numPr>
+          <w:ilvl w:val="1"/>
+          <w:numId w:val="8"/>
+        </w:numPr>
+      </w:pPr>
+      <w:r>
+        <w:t>GUI Threading with the SCARAB</w:t>
+      </w:r>
+    </w:p>
+    <w:p>
+      <w:r>
+        <w:t xml:space="preserve">When interfacing with the SCARAB device, I encountered the issue of the PC Program’s main GUI Thread becoming blocked, while the SCARAB performed its tests on the cartridge that was inserted. This was a major problem, as the app would become completely unresponsive while the tests were being run. To remedy this, </w:t>
+      </w:r>
+      <w:r>
+        <w:t>different approaches to concurrency were investigated, including traditional multi-threading and asynchronous execution</w:t>
+      </w:r>
+      <w:r>
+        <w:t xml:space="preserve">. In the end, </w:t>
+      </w:r>
+      <w:r>
+        <w:t xml:space="preserve">a solution was devised using PySide6’s </w:t>
+      </w:r>
+      <w:proofErr w:type="spellStart"/>
+      <w:r>
+        <w:t>QTimer.singleShot</w:t>
+      </w:r>
+      <w:proofErr w:type="spellEnd"/>
+      <w:r>
+        <w:t xml:space="preserve"> method. This method utilises a delayed callback to a function, without blocking the main thread.</w:t>
+      </w:r>
+      <w:r>
+        <w:t xml:space="preserve"> </w:t>
+      </w:r>
+      <w:r>
+        <w:t xml:space="preserve">To implement, the operations were split into discrete stages, </w:t>
+      </w:r>
+      <w:r>
+        <w:t>progressing to the next stage via these scheduled executions.</w:t>
+      </w:r>
       <w:r>
         <w:br w:type="page"/>
       </w:r>
@@ -1975,39 +1954,84 @@
         <w:pStyle w:val="Heading1"/>
         <w:numPr>
           <w:ilvl w:val="0"/>
-          <w:numId w:val="1"/>
+          <w:numId w:val="8"/>
         </w:numPr>
       </w:pPr>
-      <w:bookmarkStart w:id="2" w:name="_Toc227498705"/>
+      <w:bookmarkStart w:id="6" w:name="_Toc626167383"/>
       <w:r>
         <w:lastRenderedPageBreak/>
         <w:t>Achievements</w:t>
       </w:r>
-      <w:bookmarkEnd w:id="2"/>
+      <w:bookmarkEnd w:id="6"/>
     </w:p>
     <w:p>
       <w:pPr>
         <w:pStyle w:val="Heading2"/>
         <w:numPr>
           <w:ilvl w:val="1"/>
-          <w:numId w:val="1"/>
+          <w:numId w:val="8"/>
         </w:numPr>
       </w:pPr>
-      <w:bookmarkStart w:id="3" w:name="_Toc227498706"/>
+      <w:bookmarkStart w:id="7" w:name="_Toc1180087517"/>
       <w:r>
         <w:t>Arduino Powered Device</w:t>
       </w:r>
-      <w:bookmarkEnd w:id="3"/>
+      <w:bookmarkEnd w:id="7"/>
     </w:p>
     <w:p>
       <w:r>
         <w:t>One of the 2 main components of the SCARAB project is the SCARAB device.</w:t>
       </w:r>
       <w:r>
-        <w:t xml:space="preserve"> The device is powered by an Arduino Mega 2560, attached to a main SCARAB PCB. The PCB also hosts a USB-C module for power supply, a buck converter for converting the 5V supply to 3.3V</w:t>
-      </w:r>
-      <w:r>
-        <w:t>, and pin headers for attaching module boards. The device will read from cartridges based on the inserted board, and relay the necessary information to the SCARAB PC Program.</w:t>
+        <w:t xml:space="preserve"> </w:t>
+      </w:r>
+      <w:r>
+        <w:t>A</w:t>
+      </w:r>
+      <w:r>
+        <w:t xml:space="preserve"> </w:t>
+      </w:r>
+      <w:r>
+        <w:t xml:space="preserve">fully functional cartridge interfacing </w:t>
+      </w:r>
+      <w:r>
+        <w:t xml:space="preserve">device </w:t>
+      </w:r>
+      <w:r>
+        <w:t>was designed and implemented,</w:t>
+      </w:r>
+      <w:r>
+        <w:t xml:space="preserve"> powered by an Arduino Mega 2560</w:t>
+      </w:r>
+      <w:r>
+        <w:t>.</w:t>
+      </w:r>
+      <w:r>
+        <w:t xml:space="preserve"> The </w:t>
+      </w:r>
+      <w:r>
+        <w:t xml:space="preserve">main </w:t>
+      </w:r>
+      <w:r>
+        <w:t>PCB also hosts a USB-C module for power supply, a buck converter for converting the 5V supply to 3.3V</w:t>
+      </w:r>
+      <w:r>
+        <w:t xml:space="preserve"> for certain modules</w:t>
+      </w:r>
+      <w:r>
+        <w:t>, and pin headers for attaching module boards. The device read</w:t>
+      </w:r>
+      <w:r>
+        <w:t>s</w:t>
+      </w:r>
+      <w:r>
+        <w:t xml:space="preserve"> from cartridges based on the inserted board, and relay</w:t>
+      </w:r>
+      <w:r>
+        <w:t>s</w:t>
+      </w:r>
+      <w:r>
+        <w:t xml:space="preserve"> the necessary information to the SCARAB PC Program.</w:t>
       </w:r>
     </w:p>
     <w:p>
@@ -2015,30 +2039,97 @@
         <w:pStyle w:val="Heading2"/>
         <w:numPr>
           <w:ilvl w:val="1"/>
-          <w:numId w:val="1"/>
+          <w:numId w:val="8"/>
         </w:numPr>
       </w:pPr>
-      <w:bookmarkStart w:id="4" w:name="_Toc227498707"/>
-      <w:r>
-        <w:t>NES/SNES</w:t>
-      </w:r>
-      <w:r>
-        <w:t xml:space="preserve"> Support</w:t>
-      </w:r>
-      <w:bookmarkEnd w:id="4"/>
-    </w:p>
-    <w:p>
-      <w:r>
-        <w:t>The SCARAB module boards allow for future expansion, and the support of various cartridge types. Currently, the SCARAB supports 2 cartridge types: the NES, and the SNES.</w:t>
-      </w:r>
-      <w:r>
-        <w:t xml:space="preserve"> These modules were designed and prototyped on breadboards, before being given custom PCBs to connect to the SCARAB device.</w:t>
-      </w:r>
-      <w:r>
-        <w:t xml:space="preserve"> The NES has support for 6 mappers, allowing for a high level of compatibility with licensed releases. The SNES supports LoRom and HiRom layouts, covering a vast majority of</w:t>
-      </w:r>
-      <w:r>
-        <w:t xml:space="preserve"> cartridges, save for those with the SA-1 enhancement chip.</w:t>
+      <w:r>
+        <w:t>GUI Based Cross-Platform Program</w:t>
+      </w:r>
+    </w:p>
+    <w:p>
+      <w:r>
+        <w:t>The other component of the SCARAB project is the SCARAB PC Program</w:t>
+      </w:r>
+      <w:r>
+        <w:t>:</w:t>
+      </w:r>
+      <w:r>
+        <w:t xml:space="preserve"> </w:t>
+      </w:r>
+      <w:r>
+        <w:t>a</w:t>
+      </w:r>
+      <w:r>
+        <w:t xml:space="preserve"> GUI</w:t>
+      </w:r>
+      <w:r>
+        <w:t>-</w:t>
+      </w:r>
+      <w:r>
+        <w:t>based application</w:t>
+      </w:r>
+      <w:r>
+        <w:t xml:space="preserve"> </w:t>
+      </w:r>
+      <w:r>
+        <w:t xml:space="preserve">designed and developed in Python using the PySide 6 </w:t>
+      </w:r>
+      <w:r>
+        <w:t>framework.</w:t>
+      </w:r>
+      <w:r>
+        <w:t xml:space="preserve"> The </w:t>
+      </w:r>
+      <w:r>
+        <w:t>application</w:t>
+      </w:r>
+      <w:r>
+        <w:t xml:space="preserve"> support</w:t>
+      </w:r>
+      <w:r>
+        <w:t>s</w:t>
+      </w:r>
+      <w:r>
+        <w:t xml:space="preserve"> </w:t>
+      </w:r>
+      <w:r>
+        <w:t>user-provided</w:t>
+      </w:r>
+      <w:r>
+        <w:t xml:space="preserve"> cartridge imagery</w:t>
+      </w:r>
+      <w:r>
+        <w:t>,</w:t>
+      </w:r>
+      <w:r>
+        <w:t xml:space="preserve"> displayed when the specified cartridge is inserted. </w:t>
+      </w:r>
+      <w:r>
+        <w:t>Key d</w:t>
+      </w:r>
+      <w:r>
+        <w:t xml:space="preserve">etails about the cartridge are </w:t>
+      </w:r>
+      <w:r>
+        <w:t xml:space="preserve">also </w:t>
+      </w:r>
+      <w:r>
+        <w:t>displayed to the user</w:t>
+      </w:r>
+      <w:r>
+        <w:t>,</w:t>
+      </w:r>
+      <w:r>
+        <w:t xml:space="preserve"> such as Title, ROM Size, and Checksum. The SCARAB application</w:t>
+      </w:r>
+      <w:r>
+        <w:t xml:space="preserve"> has also been developed with modularity in mind. It</w:t>
+      </w:r>
+      <w:r>
+        <w:t xml:space="preserve"> </w:t>
+      </w:r>
+      <w:r>
+        <w:t>allows for new modules to be added by placing their Python files in a designated Modules directory, which allows for extension without modifying the application.</w:t>
       </w:r>
     </w:p>
     <w:p>
@@ -2046,39 +2137,30 @@
         <w:pStyle w:val="Heading2"/>
         <w:numPr>
           <w:ilvl w:val="1"/>
-          <w:numId w:val="1"/>
+          <w:numId w:val="8"/>
         </w:numPr>
       </w:pPr>
-      <w:bookmarkStart w:id="5" w:name="_Toc227498708"/>
-      <w:r>
-        <w:t>Save Management</w:t>
-      </w:r>
-      <w:bookmarkEnd w:id="5"/>
-    </w:p>
-    <w:p>
-      <w:r>
-        <w:t>As part of the cartridge aiding functionalities of the SCARAB, the ability to dump/restore save data from cartridges was included to</w:t>
-      </w:r>
-      <w:r>
-        <w:t>, for example,</w:t>
-      </w:r>
-      <w:r>
-        <w:t xml:space="preserve"> allow</w:t>
-      </w:r>
-      <w:r>
-        <w:t xml:space="preserve"> the b</w:t>
-      </w:r>
-      <w:r>
-        <w:t>atteries</w:t>
-      </w:r>
-      <w:r>
-        <w:t xml:space="preserve"> powering internal SRAM to be changed</w:t>
-      </w:r>
-      <w:r>
-        <w:t xml:space="preserve"> without losing one’s save file</w:t>
-      </w:r>
-      <w:r>
-        <w:t>. This save management system was developed and integrated into the SCARAB PC Program, providing means to backup and archive save files for cartridge repair or otherwise.</w:t>
+      <w:bookmarkStart w:id="8" w:name="_Toc183255207"/>
+      <w:r>
+        <w:t>NES/SNES</w:t>
+      </w:r>
+      <w:r>
+        <w:t xml:space="preserve"> Support</w:t>
+      </w:r>
+      <w:bookmarkEnd w:id="8"/>
+    </w:p>
+    <w:p>
+      <w:r>
+        <w:t>The SCARAB module boards allow for future expansion, and the support of various cartridge types. Currently, the SCARAB supports 2 cartridge types: the NES, and the SNES.</w:t>
+      </w:r>
+      <w:r>
+        <w:t xml:space="preserve"> These modules were designed and prototyped on breadboards, before being given custom PCBs to connect to the SCARAB device.</w:t>
+      </w:r>
+      <w:r>
+        <w:t xml:space="preserve"> The NES has support for 6 mappers, allowing for a high level of compatibility with licensed releases. The SNES supports LoRom and HiRom layouts, covering a vast majority of</w:t>
+      </w:r>
+      <w:r>
+        <w:t xml:space="preserve"> cartridges, save for those with the SA-1 enhancement chip.</w:t>
       </w:r>
     </w:p>
     <w:p>
@@ -2086,32 +2168,72 @@
         <w:pStyle w:val="Heading2"/>
         <w:numPr>
           <w:ilvl w:val="1"/>
-          <w:numId w:val="1"/>
+          <w:numId w:val="8"/>
         </w:numPr>
       </w:pPr>
-      <w:bookmarkStart w:id="6" w:name="_Toc227498709"/>
+      <w:bookmarkStart w:id="9" w:name="_Toc1857361989"/>
+      <w:r>
+        <w:t>Save Management</w:t>
+      </w:r>
+      <w:bookmarkEnd w:id="9"/>
+    </w:p>
+    <w:p>
+      <w:r>
+        <w:t>As part of the cartridge aiding functionalities of the SCARAB, the ability to dump/restore save data from cartridges was included to</w:t>
+      </w:r>
+      <w:r>
+        <w:t>, for example,</w:t>
+      </w:r>
+      <w:r>
+        <w:t xml:space="preserve"> allow</w:t>
+      </w:r>
+      <w:r>
+        <w:t xml:space="preserve"> the b</w:t>
+      </w:r>
+      <w:r>
+        <w:t>atteries</w:t>
+      </w:r>
+      <w:r>
+        <w:t xml:space="preserve"> powering internal SRAM to be changed</w:t>
+      </w:r>
+      <w:r>
+        <w:t xml:space="preserve"> without losing one’s save file</w:t>
+      </w:r>
+      <w:r>
+        <w:t>. This save management system was developed and integrated into the SCARAB PC Program, providing means to backup and archive save files for cartridge repair or otherwise.</w:t>
+      </w:r>
+    </w:p>
+    <w:p>
+      <w:pPr>
+        <w:pStyle w:val="Heading2"/>
+        <w:numPr>
+          <w:ilvl w:val="1"/>
+          <w:numId w:val="8"/>
+        </w:numPr>
+      </w:pPr>
+      <w:bookmarkStart w:id="10" w:name="_Toc1702704339"/>
       <w:r>
         <w:t>Health Checking</w:t>
       </w:r>
-      <w:bookmarkEnd w:id="6"/>
-    </w:p>
-    <w:p>
-      <w:r>
-        <w:t xml:space="preserve">The main purpose of the SCARAB is to allow for users to check the overall health of their retro video game cartridges. This is facilitated by the SCARAB Program’s Check Health Suite. The checking of cartridge health is split into 3 distinct categories; Cartridge Pins, ROM Data, and Save Data. For Cartridge Pins, the functionality of the cartridge’s edge connector’s pins </w:t>
-      </w:r>
-      <w:proofErr w:type="gramStart"/>
-      <w:r>
-        <w:t>are</w:t>
-      </w:r>
-      <w:proofErr w:type="gramEnd"/>
-      <w:r>
-        <w:t xml:space="preserve"> verified. The SCARAB tests that all data pins are toggling on and off as intended, which </w:t>
+      <w:bookmarkEnd w:id="10"/>
+    </w:p>
+    <w:p>
+      <w:r>
+        <w:t xml:space="preserve">The main purpose of the SCARAB is to allow for users to check the overall health of their retro video game cartridges. This is facilitated by the SCARAB Program’s Check Health Suite. The checking of cartridge health is split into 3 distinct categories; Cartridge Pins, ROM Data, and Save Data. For Cartridge Pins, the functionality of the cartridge’s edge connector’s pins are verified. The SCARAB tests that all data pins are toggling on and off as intended, which </w:t>
       </w:r>
       <w:r>
         <w:t>consequently</w:t>
       </w:r>
       <w:r>
-        <w:t xml:space="preserve"> tests the READ and ROMSELECT pins, if applicable. For ROM Data, the checksum of the ROM is calculated. This varies by system, as some contain a checksum within the ROM header, whereas some need to be validated externally. For example, the SNES header contains 16-bit sum of every byte of ROM data, with the overflow discarded</w:t>
+        <w:t xml:space="preserve"> tests the READ and ROMSELECT pins, if applicable. For ROM Data, the checksum of the ROM is calculated. This varies by system, as some contain a checksum within the ROM header, whereas some need to be validated externally. For example, the SNES header contains 16-bit sum of every </w:t>
+      </w:r>
+      <w:bookmarkStart w:id="11" w:name="_Int_8APVpLvX"/>
+      <w:r>
+        <w:t>byte</w:t>
+      </w:r>
+      <w:bookmarkEnd w:id="11"/>
+      <w:r>
+        <w:t xml:space="preserve"> of ROM data, with the overflow discarded</w:t>
       </w:r>
       <w:r>
         <w:t xml:space="preserve"> </w:t>
@@ -2146,7 +2268,17 @@
         <w:t xml:space="preserve">. </w:t>
       </w:r>
       <w:r>
-        <w:t>Finally, the Save Data testing consists of the testing of the cartridge’s save retention. Any previously existing save file is dumped from the cartridge, and a predetermined save is written to it. After cutting cartridge power for ~30 seconds, the predetermined save is read back, and compared to the original. The match percentage is returned to the user.</w:t>
+        <w:t xml:space="preserve">Finally, the Save Data testing consists of the testing of the cartridge’s save retention. Any previously existing save file is dumped from the cartridge, and a predetermined save is written to it. After cutting </w:t>
+      </w:r>
+      <w:r>
+        <w:lastRenderedPageBreak/>
+        <w:t xml:space="preserve">cartridge power for ~30 seconds, the predetermined save is read </w:t>
+      </w:r>
+      <w:r>
+        <w:t>back and</w:t>
+      </w:r>
+      <w:r>
+        <w:t xml:space="preserve"> compared to the original. The match percentage is returned to the user.</w:t>
       </w:r>
     </w:p>
     <w:p>
@@ -2154,21 +2286,27 @@
         <w:pStyle w:val="Heading2"/>
         <w:numPr>
           <w:ilvl w:val="1"/>
-          <w:numId w:val="1"/>
+          <w:numId w:val="8"/>
         </w:numPr>
       </w:pPr>
-      <w:bookmarkStart w:id="7" w:name="_Toc227498710"/>
+      <w:bookmarkStart w:id="12" w:name="_Toc286474932"/>
       <w:r>
         <w:t>Modular Design</w:t>
       </w:r>
-      <w:bookmarkEnd w:id="7"/>
-    </w:p>
-    <w:p>
-      <w:r>
-        <w:t xml:space="preserve">The SCARAB device supports a modular design, allowing </w:t>
-      </w:r>
-      <w:r>
-        <w:t>for</w:t>
+      <w:bookmarkEnd w:id="12"/>
+    </w:p>
+    <w:p>
+      <w:r>
+        <w:t>The SCARAB device supports a modular design</w:t>
+      </w:r>
+      <w:r>
+        <w:t>. The cartridge connectors each have their own custom PCB, which they are attached to along with an E</w:t>
+      </w:r>
+      <w:r>
+        <w:t>EPROM for identification. This modular system allows for users to pick and choose which cartridges they wish for their SCARAB device to support. In addition, this allows for future expansion, for cartridge types currently not supported by the SCARAB</w:t>
+      </w:r>
+      <w:r>
+        <w:t>.</w:t>
       </w:r>
     </w:p>
     <w:p>
@@ -2176,14 +2314,14 @@
         <w:pStyle w:val="Heading2"/>
         <w:numPr>
           <w:ilvl w:val="1"/>
-          <w:numId w:val="1"/>
+          <w:numId w:val="8"/>
         </w:numPr>
       </w:pPr>
-      <w:bookmarkStart w:id="8" w:name="_Toc227498711"/>
+      <w:bookmarkStart w:id="13" w:name="_Toc1727543062"/>
       <w:r>
         <w:t>EEPROM Identification</w:t>
       </w:r>
-      <w:bookmarkEnd w:id="8"/>
+      <w:bookmarkEnd w:id="13"/>
     </w:p>
     <w:p>
       <w:r>
@@ -2214,12 +2352,15 @@
         <w:t xml:space="preserve">. </w:t>
       </w:r>
       <w:r>
-        <w:t xml:space="preserve">The SCARAB Program </w:t>
-      </w:r>
-      <w:r>
-        <w:lastRenderedPageBreak/>
-        <w:t>provides the functionality to set this identifier when performing initial setup for newly assembled modules.</w:t>
-      </w:r>
+        <w:t>The SCARAB Program provides the functionality to set this identifier when performing initial setup for newly assembled modules.</w:t>
+      </w:r>
+    </w:p>
+    <w:p>
+      <w:pPr>
+        <w:pStyle w:val="Heading1"/>
+      </w:pPr>
+    </w:p>
+    <w:p>
       <w:r>
         <w:br w:type="page"/>
       </w:r>
@@ -2229,29 +2370,29 @@
         <w:pStyle w:val="Heading1"/>
         <w:numPr>
           <w:ilvl w:val="0"/>
-          <w:numId w:val="1"/>
+          <w:numId w:val="8"/>
         </w:numPr>
       </w:pPr>
-      <w:bookmarkStart w:id="9" w:name="_Toc227498712"/>
+      <w:bookmarkStart w:id="14" w:name="_Toc2091679054"/>
       <w:r>
         <w:lastRenderedPageBreak/>
         <w:t>Not Achieved</w:t>
       </w:r>
-      <w:bookmarkEnd w:id="9"/>
+      <w:bookmarkEnd w:id="14"/>
     </w:p>
     <w:p>
       <w:pPr>
         <w:pStyle w:val="Heading2"/>
         <w:numPr>
           <w:ilvl w:val="1"/>
-          <w:numId w:val="1"/>
+          <w:numId w:val="8"/>
         </w:numPr>
       </w:pPr>
-      <w:bookmarkStart w:id="10" w:name="_Toc227498713"/>
+      <w:bookmarkStart w:id="15" w:name="_Toc937190631"/>
       <w:r>
         <w:t>Mega Drive Compatibility</w:t>
       </w:r>
-      <w:bookmarkEnd w:id="10"/>
+      <w:bookmarkEnd w:id="15"/>
     </w:p>
     <w:p>
       <w:r>
@@ -2295,17 +2436,17 @@
         <w:pStyle w:val="Heading2"/>
         <w:numPr>
           <w:ilvl w:val="1"/>
-          <w:numId w:val="1"/>
+          <w:numId w:val="8"/>
         </w:numPr>
       </w:pPr>
-      <w:bookmarkStart w:id="11" w:name="_Toc227498714"/>
+      <w:bookmarkStart w:id="16" w:name="_Toc1220316701"/>
       <w:r>
         <w:t>Automatic Save Retention Testin</w:t>
       </w:r>
       <w:r>
         <w:t>g</w:t>
       </w:r>
-      <w:bookmarkEnd w:id="11"/>
+      <w:bookmarkEnd w:id="16"/>
     </w:p>
     <w:p>
       <w:r>
@@ -2328,14 +2469,14 @@
         <w:pStyle w:val="Heading2"/>
         <w:numPr>
           <w:ilvl w:val="1"/>
-          <w:numId w:val="1"/>
+          <w:numId w:val="8"/>
         </w:numPr>
       </w:pPr>
-      <w:bookmarkStart w:id="12" w:name="_Toc227498715"/>
+      <w:bookmarkStart w:id="17" w:name="_Toc166079945"/>
       <w:r>
         <w:t>3.3V Compatibility</w:t>
       </w:r>
-      <w:bookmarkEnd w:id="12"/>
+      <w:bookmarkEnd w:id="17"/>
     </w:p>
     <w:p>
       <w:r>
@@ -2346,9 +2487,34 @@
       <w:pPr>
         <w:pStyle w:val="Heading2"/>
         <w:numPr>
-          <w:ilvl w:val="0"/>
-          <w:numId w:val="1"/>
+          <w:ilvl w:val="1"/>
+          <w:numId w:val="8"/>
         </w:numPr>
+      </w:pPr>
+      <w:bookmarkStart w:id="18" w:name="_Toc2022986358"/>
+      <w:r>
+        <w:t>Identify Corruption</w:t>
+      </w:r>
+      <w:bookmarkEnd w:id="18"/>
+    </w:p>
+    <w:p>
+      <w:r>
+        <w:t>Out of the 4 tests originally planned as part of the Check Health Suite provided by the SCARAB, only 3 were completed. Identify Corruption was scrapped. The original plan was to identif</w:t>
+      </w:r>
+      <w:r>
+        <w:t>y any areas of ROM that were incorrect or had become corrupted. This proved to be far more difficult than thought.</w:t>
+      </w:r>
+      <w:r>
+        <w:t xml:space="preserve"> Without a fully intact version of the ROM on the inserted cartridge, there would be no way to know exactly which bytes were invalid. </w:t>
+      </w:r>
+      <w:r>
+        <w:t>Alternatives were explored, such as adding a feature for users to supply their own ROM files. This too was abandoned, as I felt it condoned piracy, which is a moral grey area.</w:t>
+      </w:r>
+    </w:p>
+    <w:p/>
+    <w:p>
+      <w:pPr>
+        <w:pStyle w:val="Heading2"/>
       </w:pPr>
       <w:r>
         <w:br w:type="page"/>
@@ -2359,22 +2525,123 @@
         <w:pStyle w:val="Heading1"/>
         <w:numPr>
           <w:ilvl w:val="0"/>
-          <w:numId w:val="1"/>
+          <w:numId w:val="8"/>
         </w:numPr>
       </w:pPr>
-      <w:bookmarkStart w:id="13" w:name="_Toc227498716"/>
+      <w:bookmarkStart w:id="19" w:name="_Toc2057115342"/>
       <w:r>
         <w:lastRenderedPageBreak/>
+        <w:t xml:space="preserve">Lessons </w:t>
+      </w:r>
+      <w:r>
         <w:t>Learned</w:t>
       </w:r>
-      <w:bookmarkEnd w:id="13"/>
+      <w:bookmarkEnd w:id="19"/>
     </w:p>
     <w:p>
       <w:r>
         <w:t>Throughout the development of the SCARAB, I have learned many things.</w:t>
       </w:r>
     </w:p>
-    <w:p/>
+    <w:p>
+      <w:pPr>
+        <w:pStyle w:val="Heading2"/>
+        <w:numPr>
+          <w:ilvl w:val="1"/>
+          <w:numId w:val="8"/>
+        </w:numPr>
+      </w:pPr>
+      <w:r>
+        <w:t>Hardware Prototyping Limitations</w:t>
+      </w:r>
+    </w:p>
+    <w:p>
+      <w:r>
+        <w:t xml:space="preserve">Throughout the development of the SCARAB device, it became clear that there were limitations to what could be achieved via breadboard prototyping. Loose wires, </w:t>
+      </w:r>
+      <w:r>
+        <w:t>cheap breadboards, and multiple connections between components create additional potential points of failure. As a result, I have learned that the ideal approach is to create a prototype of the most basic features on a breadboard, and to develop fully on a designed PCB.</w:t>
+      </w:r>
+    </w:p>
+    <w:p>
+      <w:pPr>
+        <w:pStyle w:val="Heading2"/>
+        <w:numPr>
+          <w:ilvl w:val="1"/>
+          <w:numId w:val="8"/>
+        </w:numPr>
+      </w:pPr>
+      <w:r>
+        <w:t>“Measure Twice, Cut Once”</w:t>
+      </w:r>
+    </w:p>
+    <w:p>
+      <w:r>
+        <w:t>Upon receiving the PCBs I had designed, it had come to my attention that the spacing between the pins on the GB/GBC/GBA modules were incorrect. The pin distance for these devices is 1.5mm, yet I had mistakenly set them to the pre-existing distance of 1.27mm. With no time to reprint, the module had to be abandoned. This taught me the incredibly important lesson of double and triple checking all my work.</w:t>
+      </w:r>
+    </w:p>
+    <w:p>
+      <w:pPr>
+        <w:pStyle w:val="Heading2"/>
+        <w:numPr>
+          <w:ilvl w:val="1"/>
+          <w:numId w:val="8"/>
+        </w:numPr>
+      </w:pPr>
+      <w:r>
+        <w:t>Importance of Concurrency in GUI Programs</w:t>
+      </w:r>
+    </w:p>
+    <w:p>
+      <w:r>
+        <w:t xml:space="preserve">When running the tests on the inserted cartridges, I noticed that the SCARAB PC program became unresponsive. Concerned, I investigated and found that it was a quirk of the main GUI thread of PySide6 being occupied by the testing. I learned many ways to remedy this, such as external multithreading, or Qt Event Loop functions within PySide6. My chosen method was the </w:t>
+      </w:r>
+      <w:proofErr w:type="spellStart"/>
+      <w:r>
+        <w:t>QTimer.singleShot</w:t>
+      </w:r>
+      <w:proofErr w:type="spellEnd"/>
+      <w:r>
+        <w:t xml:space="preserve"> function which allows for delayed callbacks.</w:t>
+      </w:r>
+      <w:r>
+        <w:t xml:space="preserve"> This was a vital change, as letting a GUI go unresponsive results in a poor user experience.</w:t>
+      </w:r>
+    </w:p>
+    <w:p>
+      <w:pPr>
+        <w:pStyle w:val="Heading2"/>
+        <w:numPr>
+          <w:ilvl w:val="1"/>
+          <w:numId w:val="8"/>
+        </w:numPr>
+      </w:pPr>
+      <w:r>
+        <w:t>Benefits of Modular Design</w:t>
+      </w:r>
+    </w:p>
+    <w:p>
+      <w:r>
+        <w:t>A key feature of the SCARAB is its modular design. It allows for future expansion, allowing users to create and implement their own SCARAB modules with ease. This also helped me in my development, as it led to a fully functional GUI early on, where I could simply drop in new modules to test.</w:t>
+      </w:r>
+    </w:p>
+    <w:p>
+      <w:pPr>
+        <w:pStyle w:val="Heading2"/>
+        <w:numPr>
+          <w:ilvl w:val="1"/>
+          <w:numId w:val="8"/>
+        </w:numPr>
+      </w:pPr>
+      <w:r>
+        <w:t>Ethical and Legal Implications of Software</w:t>
+      </w:r>
+    </w:p>
+    <w:p>
+      <w:r>
+        <w:t xml:space="preserve">When deliberating the feasibility of the Identify Corruption test, the idea of users supplying their own valid ROMs was brought up. This raised an ethical dilemma about whether this was encouraging piracy. This also crosses over into the legality of such an option. </w:t>
+      </w:r>
+    </w:p>
     <w:p>
       <w:r>
         <w:br w:type="page"/>
@@ -2385,27 +2652,62 @@
         <w:pStyle w:val="Heading1"/>
         <w:numPr>
           <w:ilvl w:val="0"/>
-          <w:numId w:val="1"/>
+          <w:numId w:val="8"/>
         </w:numPr>
       </w:pPr>
-      <w:bookmarkStart w:id="14" w:name="_Toc227498717"/>
+      <w:bookmarkStart w:id="20" w:name="_Toc1249451668"/>
       <w:r>
         <w:lastRenderedPageBreak/>
         <w:t>Testing</w:t>
       </w:r>
-      <w:bookmarkEnd w:id="14"/>
+      <w:bookmarkEnd w:id="20"/>
     </w:p>
     <w:p>
       <w:pPr>
         <w:pStyle w:val="Heading3"/>
       </w:pPr>
       <w:r>
+        <w:t>Test: Identify SCARAB</w:t>
+      </w:r>
+    </w:p>
+    <w:p>
+      <w:r>
+        <w:t>The SCARAB is plugged into a PC. The SCARAB PC Program is opened, and the Re-Identify SCARAB button is clicked. The Main Menu should now display the SCARAB status of “FOUND”. On testing, this passed 100% of the time, when using an official Arduino Mega 2560.</w:t>
+      </w:r>
+    </w:p>
+    <w:p>
+      <w:pPr>
+        <w:pStyle w:val="Heading3"/>
+      </w:pPr>
+      <w:r>
+        <w:t>Test: Identify Module</w:t>
+      </w:r>
+    </w:p>
+    <w:p>
+      <w:r>
+        <w:t xml:space="preserve">A Module is inserted into the SCARAB. A request is made to identify the current module. The test passes if the module identified matches the currently inserted module. </w:t>
+      </w:r>
+      <w:r>
+        <w:t xml:space="preserve">Testing also passes if no module is inserted, and the SCARAB detects as such. </w:t>
+      </w:r>
+      <w:r>
+        <w:t>Testing resulted in 100% accuracy.</w:t>
+      </w:r>
+    </w:p>
+    <w:p>
+      <w:pPr>
+        <w:pStyle w:val="Heading3"/>
+      </w:pPr>
+      <w:bookmarkStart w:id="21" w:name="_Toc1343760043"/>
+      <w:bookmarkStart w:id="22" w:name="_Toc22571984"/>
+      <w:r>
         <w:t>Test: Read Data</w:t>
       </w:r>
-    </w:p>
-    <w:p>
-      <w:r>
-        <w:t>Module is inserted into the SCARAB, and a cartridge is inserted into the module. Data is requested from an address with known contents. Result is checked against the expected value. Same is pass, Different is Fail. </w:t>
+      <w:bookmarkEnd w:id="22"/>
+    </w:p>
+    <w:p>
+      <w:r>
+        <w:t>A module is inserted into the SCARAB, and a cartridge is inserted into the module. Data is requested from an address with known contents. The returned result is checked against the expected value. If the values match, the test passes. On running this test 100 times, it passed all 100.</w:t>
       </w:r>
     </w:p>
     <w:p>
@@ -2413,40 +2715,184 @@
         <w:pStyle w:val="Heading3"/>
       </w:pPr>
       <w:r>
+        <w:t>Test: Identify Cartridge</w:t>
+      </w:r>
+    </w:p>
+    <w:p>
+      <w:r>
+        <w:t>A Module is inserted into the SCARAB, and a cartridge is inserted into the module. A request is made to the SCARAB Device to identify the current cartridge. The test passes if the cartridge identified matches the inserted cartridge. On running this test, it achieved a 95% accuracy. The 5% error rate likely resulted from dust on the cartridges, as blowing on them and re-inserting them led to a correct identification.</w:t>
+      </w:r>
+    </w:p>
+    <w:p>
+      <w:pPr>
+        <w:pStyle w:val="Heading3"/>
+      </w:pPr>
+      <w:r>
         <w:t>Test: Test Pins</w:t>
       </w:r>
-    </w:p>
-    <w:p>
-      <w:r>
-        <w:t>Module is inserted into the SCARAB, and a cartridge is inserted into the module. Check is run on a known working cartridge first, where all pins are toggled correctly. Pin is covered with electrical tape. Test is re-run. SCARAB should identify that the taped pin does not toggle correctly.</w:t>
+      <w:bookmarkEnd w:id="21"/>
+    </w:p>
+    <w:p>
+      <w:r>
+        <w:t>A m</w:t>
+      </w:r>
+      <w:r>
+        <w:t xml:space="preserve">odule is inserted into the SCARAB, and a cartridge is inserted into the module. </w:t>
+      </w:r>
+      <w:r>
+        <w:t>A test is run on known bytes</w:t>
+      </w:r>
+      <w:r>
+        <w:t xml:space="preserve"> where all pins </w:t>
+      </w:r>
+      <w:r>
+        <w:t>should</w:t>
+      </w:r>
+      <w:r>
+        <w:t xml:space="preserve"> toggle correctly. </w:t>
+      </w:r>
+      <w:r>
+        <w:t>The Test Pins function should return a pass. A p</w:t>
+      </w:r>
+      <w:r>
+        <w:t xml:space="preserve">in is </w:t>
+      </w:r>
+      <w:r>
+        <w:t xml:space="preserve">then </w:t>
+      </w:r>
+      <w:r>
+        <w:t xml:space="preserve">covered with electrical tape. </w:t>
+      </w:r>
+      <w:r>
+        <w:t>The pin t</w:t>
+      </w:r>
+      <w:r>
+        <w:t xml:space="preserve">est is re-run. </w:t>
+      </w:r>
+      <w:r>
+        <w:t xml:space="preserve">The </w:t>
+      </w:r>
+      <w:r>
+        <w:t>SCARAB should identify that the taped pin</w:t>
+      </w:r>
+      <w:r>
+        <w:t>(s)</w:t>
+      </w:r>
+      <w:r>
+        <w:t xml:space="preserve"> do not toggle correctly.</w:t>
       </w:r>
     </w:p>
     <w:p>
       <w:pPr>
         <w:pStyle w:val="Heading3"/>
       </w:pPr>
+      <w:bookmarkStart w:id="23" w:name="_Toc1252386182"/>
       <w:r>
         <w:t>Test: Test Save Retention</w:t>
       </w:r>
-    </w:p>
-    <w:p>
-      <w:r>
-        <w:t>Module is inserted into the SCARAB, and a cartridge is inserted into the module. Test is run on a cartridge with save data present, and a known to be healthy battery. Test should come back with a 99.9% match. Battery is removed from cartridge, and test is re-run. Result should be less than 5% match. Test should not be able to be run on cartridges with no save data contained within.</w:t>
+      <w:bookmarkEnd w:id="23"/>
+    </w:p>
+    <w:p>
+      <w:r>
+        <w:t>A m</w:t>
+      </w:r>
+      <w:r>
+        <w:t xml:space="preserve">odule is inserted into the SCARAB, and a cartridge </w:t>
+      </w:r>
+      <w:r>
+        <w:t xml:space="preserve">with a healthy save battery </w:t>
+      </w:r>
+      <w:r>
+        <w:t xml:space="preserve">is inserted into the module. </w:t>
+      </w:r>
+      <w:r>
+        <w:t xml:space="preserve">The </w:t>
+      </w:r>
+      <w:r>
+        <w:t>SCARAB is requested to test the save retention of the inserted cartridge. The SCARAB should only run the test provided the cartridge supports save data. Upon completion, the t</w:t>
+      </w:r>
+      <w:r>
+        <w:t xml:space="preserve">est should </w:t>
+      </w:r>
+      <w:r>
+        <w:t>return</w:t>
+      </w:r>
+      <w:r>
+        <w:t xml:space="preserve"> a 99.9% match. </w:t>
+      </w:r>
+      <w:r>
+        <w:t>The save b</w:t>
+      </w:r>
+      <w:r>
+        <w:t>attery is removed from cartridge, and</w:t>
+      </w:r>
+      <w:r>
+        <w:t xml:space="preserve"> the</w:t>
+      </w:r>
+      <w:r>
+        <w:t xml:space="preserve"> test is re-run. </w:t>
+      </w:r>
+      <w:r>
+        <w:t>The r</w:t>
+      </w:r>
+      <w:r>
+        <w:t xml:space="preserve">esult should be less than </w:t>
+      </w:r>
+      <w:r>
+        <w:t xml:space="preserve">a </w:t>
+      </w:r>
+      <w:r>
+        <w:t>5% match</w:t>
+      </w:r>
+      <w:r>
+        <w:t>. On testing, the above metrics were matched 99% of the time.</w:t>
       </w:r>
     </w:p>
     <w:p>
       <w:pPr>
         <w:pStyle w:val="Heading3"/>
       </w:pPr>
+      <w:bookmarkStart w:id="24" w:name="_Toc1919411831"/>
       <w:r>
         <w:t>Test: Verify Checksum</w:t>
       </w:r>
-    </w:p>
-    <w:p>
-      <w:r>
-        <w:t>Module is inserted into the SCARAB, and a cartridge is inserted into the module. Pins are confirmed working correctly. Checksum is acquired externally or from cartridge header. Checksum of cartridge is calculated by SCARAB, and checked against the known valid checksum. Test is re-run, with one of the cartridge’s pins taped. Test should result in mismatch.</w:t>
-      </w:r>
-    </w:p>
+      <w:bookmarkEnd w:id="24"/>
+    </w:p>
+    <w:p>
+      <w:r>
+        <w:t>A m</w:t>
+      </w:r>
+      <w:r>
+        <w:t xml:space="preserve">odule is inserted into the SCARAB, and a cartridge is inserted into the module. Pins are confirmed working correctly. Checksum is acquired externally or from cartridge header. Checksum of cartridge is calculated by SCARAB, and checked against the known valid checksum. </w:t>
+      </w:r>
+      <w:r>
+        <w:t xml:space="preserve">The test passes if the calculated checksum matches the known valid checksum. In testing, this failed 50% of the time to begin with. Upon tweaking the read timing of the SCARAB to be </w:t>
+      </w:r>
+      <w:r>
+        <w:t>stricter</w:t>
+      </w:r>
+      <w:r>
+        <w:t>, this was reduced to failing less than 5% of the time.</w:t>
+      </w:r>
+    </w:p>
+    <w:p>
+      <w:pPr>
+        <w:pStyle w:val="Heading3"/>
+      </w:pPr>
+      <w:r>
+        <w:lastRenderedPageBreak/>
+        <w:t>Test: Settings Saved</w:t>
+      </w:r>
+    </w:p>
+    <w:p>
+      <w:r>
+        <w:t>The SCARAB PC Program is opened, and the user navigates to the Options menu. The user changes the current settings and clicks “Save Settings”. The user closes the application, and reopens it. Upon navigating back to the Options menu, the settings the user set should be retained. In testing, this passed</w:t>
+      </w:r>
+      <w:r>
+        <w:t xml:space="preserve"> every time.</w:t>
+      </w:r>
+    </w:p>
+    <w:p/>
     <w:p>
       <w:r>
         <w:br w:type="page"/>
@@ -2457,16 +2903,79 @@
         <w:pStyle w:val="Heading1"/>
         <w:numPr>
           <w:ilvl w:val="0"/>
-          <w:numId w:val="1"/>
+          <w:numId w:val="8"/>
         </w:numPr>
       </w:pPr>
-      <w:bookmarkStart w:id="15" w:name="_Toc227498718"/>
+      <w:bookmarkStart w:id="25" w:name="_Toc1327108268"/>
       <w:r>
         <w:lastRenderedPageBreak/>
         <w:t>Reflection</w:t>
       </w:r>
-      <w:bookmarkEnd w:id="15"/>
-    </w:p>
+      <w:bookmarkEnd w:id="25"/>
+    </w:p>
+    <w:p>
+      <w:r>
+        <w:t xml:space="preserve">During my development of the SCARAB, I learned a lot about the development cycle of software, and the intricacies of embedded systems. </w:t>
+      </w:r>
+      <w:r>
+        <w:t>While some decisions I stand by, there are some things that I would change were I to do this project all over again.</w:t>
+      </w:r>
+    </w:p>
+    <w:p>
+      <w:r>
+        <w:t xml:space="preserve">First and foremost, I would swap out the Arduino Mega 2560 Rev 3 for the Arduino Mega PRO. The PRO supports being powered at </w:t>
+      </w:r>
+      <w:r>
+        <w:t>3.3v, which negates the need for logic level translators altogether</w:t>
+      </w:r>
+      <w:r>
+        <w:t xml:space="preserve">. This is seen in the likes of the </w:t>
+      </w:r>
+      <w:r>
+        <w:t>Open-Source</w:t>
+      </w:r>
+      <w:r>
+        <w:t xml:space="preserve"> Cart Reader by Sanni</w:t>
+      </w:r>
+      <w:r>
+        <w:t xml:space="preserve"> </w:t>
+      </w:r>
+      <w:sdt>
+        <w:sdtPr>
+          <w:id w:val="-2082673644"/>
+          <w:citation/>
+        </w:sdtPr>
+        <w:sdtContent>
+          <w:r>
+            <w:fldChar w:fldCharType="begin"/>
+          </w:r>
+          <w:r>
+            <w:instrText xml:space="preserve"> CITATION san25 \l 2057 </w:instrText>
+          </w:r>
+          <w:r>
+            <w:fldChar w:fldCharType="separate"/>
+          </w:r>
+          <w:r>
+            <w:rPr>
+              <w:noProof/>
+            </w:rPr>
+            <w:t>(sanni, 2025)</w:t>
+          </w:r>
+          <w:r>
+            <w:fldChar w:fldCharType="end"/>
+          </w:r>
+        </w:sdtContent>
+      </w:sdt>
+      <w:r>
+        <w:t>.</w:t>
+      </w:r>
+    </w:p>
+    <w:p>
+      <w:r>
+        <w:t>In addition, I would reduce the number of USBs used from 2 to 1. Currently, the Arduino gets powered by its serial cable, with it also serving as the Serial Communications cable. The cartridges get powered by an external USB-C Breakout board. Ideally, I would develop a communications protocol and utilise the USB-C port for both power and data transfer.</w:t>
+      </w:r>
+    </w:p>
+    <w:p/>
     <w:p>
       <w:r>
         <w:br w:type="page"/>
@@ -2477,15 +2986,15 @@
         <w:pStyle w:val="Heading1"/>
         <w:numPr>
           <w:ilvl w:val="0"/>
-          <w:numId w:val="1"/>
+          <w:numId w:val="8"/>
         </w:numPr>
       </w:pPr>
-      <w:bookmarkStart w:id="16" w:name="_Toc227498719"/>
+      <w:bookmarkStart w:id="26" w:name="_Toc1450073640"/>
       <w:r>
         <w:lastRenderedPageBreak/>
         <w:t>Glossary</w:t>
       </w:r>
-      <w:bookmarkEnd w:id="16"/>
+      <w:bookmarkEnd w:id="26"/>
     </w:p>
     <w:p>
       <w:pPr>
@@ -2500,11 +3009,11 @@
         <w:br w:type="page"/>
       </w:r>
     </w:p>
-    <w:bookmarkStart w:id="17" w:name="_Toc227498720" w:displacedByCustomXml="next"/>
+    <w:bookmarkStart w:id="27" w:name="_Toc1361654934" w:displacedByCustomXml="next"/>
     <w:sdt>
       <w:sdtPr>
         <w:rPr>
-          <w:rFonts w:asciiTheme="minorHAnsi" w:eastAsiaTheme="minorHAnsi" w:hAnsiTheme="minorHAnsi" w:cstheme="minorBidi"/>
+          <w:rFonts w:asciiTheme="minorHAnsi" w:eastAsiaTheme="minorEastAsia" w:hAnsiTheme="minorHAnsi" w:cstheme="minorBidi"/>
           <w:color w:val="auto"/>
           <w:sz w:val="22"/>
           <w:szCs w:val="22"/>
@@ -2521,13 +3030,13 @@
             <w:pStyle w:val="Heading1"/>
             <w:numPr>
               <w:ilvl w:val="0"/>
-              <w:numId w:val="1"/>
+              <w:numId w:val="8"/>
             </w:numPr>
           </w:pPr>
           <w:r>
             <w:t>Bibliography</w:t>
           </w:r>
-          <w:bookmarkEnd w:id="17"/>
+          <w:bookmarkEnd w:id="27"/>
         </w:p>
         <w:sdt>
           <w:sdtPr>
@@ -2654,9 +3163,193 @@
 </w:document>
 </file>
 
+<file path=word/intelligence2.xml><?xml version="1.0" encoding="utf-8"?>
+<int2:intelligence xmlns:int2="http://schemas.microsoft.com/office/intelligence/2020/intelligence" xmlns:oel="http://schemas.microsoft.com/office/2019/extlst">
+  <int2:observations>
+    <int2:bookmark int2:bookmarkName="_Int_8APVpLvX" int2:invalidationBookmarkName="" int2:hashCode="jPF4P6mfYspYH2" int2:id="zbdTbVZ1">
+      <int2:state int2:value="Rejected" int2:type="gram"/>
+    </int2:bookmark>
+  </int2:observations>
+  <int2:intelligenceSettings/>
+  <int2:onDemandWorkflows/>
+</int2:intelligence>
+</file>
+
 <file path=word/numbering.xml><?xml version="1.0" encoding="utf-8"?>
 <w:numbering xmlns:wpc="http://schemas.microsoft.com/office/word/2010/wordprocessingCanvas" xmlns:cx="http://schemas.microsoft.com/office/drawing/2014/chartex" xmlns:cx1="http://schemas.microsoft.com/office/drawing/2015/9/8/chartex" xmlns:cx2="http://schemas.microsoft.com/office/drawing/2015/10/21/chartex" xmlns:cx3="http://schemas.microsoft.com/office/drawing/2016/5/9/chartex" xmlns:cx4="http://schemas.microsoft.com/office/drawing/2016/5/10/chartex" xmlns:cx5="http://schemas.microsoft.com/office/drawing/2016/5/11/chartex" xmlns:cx6="http://schemas.microsoft.com/office/drawing/2016/5/12/chartex" xmlns:cx7="http://schemas.microsoft.com/office/drawing/2016/5/13/chartex" xmlns:cx8="http://schemas.microsoft.com/office/drawing/2016/5/14/chartex" xmlns:mc="http://schemas.openxmlformats.org/markup-compatibility/2006" xmlns:aink="http://schemas.microsoft.com/office/drawing/2016/ink" xmlns:am3d="http://schemas.microsoft.com/office/drawing/2017/model3d" xmlns:o="urn:schemas-microsoft-com:office:office" xmlns:oel="http://schemas.microsoft.com/office/2019/extlst" xmlns:r="http://schemas.openxmlformats.org/officeDocument/2006/relationships" xmlns:m="http://schemas.openxmlformats.org/officeDocument/2006/math" xmlns:v="urn:schemas-microsoft-com:vml" xmlns:wp14="http://schemas.microsoft.com/office/word/2010/wordprocessingDrawing" xmlns:wp="http://schemas.openxmlformats.org/drawingml/2006/wordprocessingDrawing" xmlns:w10="urn:schemas-microsoft-com:office:word" xmlns:w="http://schemas.openxmlformats.org/wordprocessingml/2006/main" xmlns:w14="http://schemas.microsoft.com/office/word/2010/wordml" xmlns:w15="http://schemas.microsoft.com/office/word/2012/wordml" xmlns:w16cex="http://schemas.microsoft.com/office/word/2018/wordml/cex" xmlns:w16cid="http://schemas.microsoft.com/office/word/2016/wordml/cid" xmlns:w16="http://schemas.microsoft.com/office/word/2018/wordml" xmlns:w16du="http://schemas.microsoft.com/office/word/2023/wordml/word16du" xmlns:w16sdtdh="http://schemas.microsoft.com/office/word/2020/wordml/sdtdatahash" xmlns:w16sdtfl="http://schemas.microsoft.com/office/word/2024/wordml/sdtformatlock" xmlns:w16se="http://schemas.microsoft.com/office/word/2015/wordml/symex" xmlns:wpg="http://schemas.microsoft.com/office/word/2010/wordprocessingGroup" xmlns:wpi="http://schemas.microsoft.com/office/word/2010/wordprocessingInk" xmlns:wne="http://schemas.microsoft.com/office/word/2006/wordml" xmlns:wps="http://schemas.microsoft.com/office/word/2010/wordprocessingShape" mc:Ignorable="w14 w15 w16se w16cid w16 w16cex w16sdtdh w16sdtfl w16du wp14">
   <w:abstractNum w:abstractNumId="0" w15:restartNumberingAfterBreak="0">
+    <w:nsid w:val="0EBC00B1"/>
+    <w:multiLevelType w:val="hybridMultilevel"/>
+    <w:tmpl w:val="99FAA55C"/>
+    <w:lvl w:ilvl="0" w:tplc="28FCBB20">
+      <w:start w:val="1"/>
+      <w:numFmt w:val="decimal"/>
+      <w:lvlText w:val="%1."/>
+      <w:lvlJc w:val="left"/>
+      <w:pPr>
+        <w:ind w:left="360" w:hanging="360"/>
+      </w:pPr>
+    </w:lvl>
+    <w:lvl w:ilvl="1" w:tplc="67C41FF2">
+      <w:start w:val="1"/>
+      <w:numFmt w:val="lowerLetter"/>
+      <w:lvlText w:val="%2."/>
+      <w:lvlJc w:val="left"/>
+      <w:pPr>
+        <w:ind w:left="1080" w:hanging="360"/>
+      </w:pPr>
+    </w:lvl>
+    <w:lvl w:ilvl="2" w:tplc="EFAC47D0">
+      <w:start w:val="1"/>
+      <w:numFmt w:val="lowerRoman"/>
+      <w:lvlText w:val="%3."/>
+      <w:lvlJc w:val="right"/>
+      <w:pPr>
+        <w:ind w:left="1800" w:hanging="180"/>
+      </w:pPr>
+    </w:lvl>
+    <w:lvl w:ilvl="3" w:tplc="7D92AC5C">
+      <w:start w:val="1"/>
+      <w:numFmt w:val="decimal"/>
+      <w:lvlText w:val="%4."/>
+      <w:lvlJc w:val="left"/>
+      <w:pPr>
+        <w:ind w:left="2520" w:hanging="360"/>
+      </w:pPr>
+    </w:lvl>
+    <w:lvl w:ilvl="4" w:tplc="D864F84E">
+      <w:start w:val="1"/>
+      <w:numFmt w:val="lowerLetter"/>
+      <w:lvlText w:val="%5."/>
+      <w:lvlJc w:val="left"/>
+      <w:pPr>
+        <w:ind w:left="3240" w:hanging="360"/>
+      </w:pPr>
+    </w:lvl>
+    <w:lvl w:ilvl="5" w:tplc="813443A0">
+      <w:start w:val="1"/>
+      <w:numFmt w:val="lowerRoman"/>
+      <w:lvlText w:val="%6."/>
+      <w:lvlJc w:val="right"/>
+      <w:pPr>
+        <w:ind w:left="3960" w:hanging="180"/>
+      </w:pPr>
+    </w:lvl>
+    <w:lvl w:ilvl="6" w:tplc="DCEE2986">
+      <w:start w:val="1"/>
+      <w:numFmt w:val="decimal"/>
+      <w:lvlText w:val="%7."/>
+      <w:lvlJc w:val="left"/>
+      <w:pPr>
+        <w:ind w:left="4680" w:hanging="360"/>
+      </w:pPr>
+    </w:lvl>
+    <w:lvl w:ilvl="7" w:tplc="7ACEB808">
+      <w:start w:val="1"/>
+      <w:numFmt w:val="lowerLetter"/>
+      <w:lvlText w:val="%8."/>
+      <w:lvlJc w:val="left"/>
+      <w:pPr>
+        <w:ind w:left="5400" w:hanging="360"/>
+      </w:pPr>
+    </w:lvl>
+    <w:lvl w:ilvl="8" w:tplc="A528914E">
+      <w:start w:val="1"/>
+      <w:numFmt w:val="lowerRoman"/>
+      <w:lvlText w:val="%9."/>
+      <w:lvlJc w:val="right"/>
+      <w:pPr>
+        <w:ind w:left="6120" w:hanging="180"/>
+      </w:pPr>
+    </w:lvl>
+  </w:abstractNum>
+  <w:abstractNum w:abstractNumId="1" w15:restartNumberingAfterBreak="0">
+    <w:nsid w:val="1A4DA93E"/>
+    <w:multiLevelType w:val="hybridMultilevel"/>
+    <w:tmpl w:val="6B8E861A"/>
+    <w:lvl w:ilvl="0" w:tplc="2FDC7F2A">
+      <w:start w:val="1"/>
+      <w:numFmt w:val="decimal"/>
+      <w:lvlText w:val="%1."/>
+      <w:lvlJc w:val="left"/>
+      <w:pPr>
+        <w:ind w:left="720" w:hanging="360"/>
+      </w:pPr>
+    </w:lvl>
+    <w:lvl w:ilvl="1" w:tplc="00D2E552">
+      <w:start w:val="1"/>
+      <w:numFmt w:val="lowerLetter"/>
+      <w:lvlText w:val="%2."/>
+      <w:lvlJc w:val="left"/>
+      <w:pPr>
+        <w:ind w:left="1440" w:hanging="360"/>
+      </w:pPr>
+    </w:lvl>
+    <w:lvl w:ilvl="2" w:tplc="2B722E3E">
+      <w:start w:val="1"/>
+      <w:numFmt w:val="lowerRoman"/>
+      <w:lvlText w:val="%3."/>
+      <w:lvlJc w:val="right"/>
+      <w:pPr>
+        <w:ind w:left="2160" w:hanging="180"/>
+      </w:pPr>
+    </w:lvl>
+    <w:lvl w:ilvl="3" w:tplc="6344BA42">
+      <w:start w:val="1"/>
+      <w:numFmt w:val="decimal"/>
+      <w:lvlText w:val="%4."/>
+      <w:lvlJc w:val="left"/>
+      <w:pPr>
+        <w:ind w:left="2880" w:hanging="360"/>
+      </w:pPr>
+    </w:lvl>
+    <w:lvl w:ilvl="4" w:tplc="FE3846F8">
+      <w:start w:val="1"/>
+      <w:numFmt w:val="lowerLetter"/>
+      <w:lvlText w:val="%5."/>
+      <w:lvlJc w:val="left"/>
+      <w:pPr>
+        <w:ind w:left="3600" w:hanging="360"/>
+      </w:pPr>
+    </w:lvl>
+    <w:lvl w:ilvl="5" w:tplc="0CDA744E">
+      <w:start w:val="1"/>
+      <w:numFmt w:val="lowerRoman"/>
+      <w:lvlText w:val="%6."/>
+      <w:lvlJc w:val="right"/>
+      <w:pPr>
+        <w:ind w:left="4320" w:hanging="180"/>
+      </w:pPr>
+    </w:lvl>
+    <w:lvl w:ilvl="6" w:tplc="621E8B04">
+      <w:start w:val="1"/>
+      <w:numFmt w:val="decimal"/>
+      <w:lvlText w:val="%7."/>
+      <w:lvlJc w:val="left"/>
+      <w:pPr>
+        <w:ind w:left="5040" w:hanging="360"/>
+      </w:pPr>
+    </w:lvl>
+    <w:lvl w:ilvl="7" w:tplc="BB4624A6">
+      <w:start w:val="1"/>
+      <w:numFmt w:val="lowerLetter"/>
+      <w:lvlText w:val="%8."/>
+      <w:lvlJc w:val="left"/>
+      <w:pPr>
+        <w:ind w:left="5760" w:hanging="360"/>
+      </w:pPr>
+    </w:lvl>
+    <w:lvl w:ilvl="8" w:tplc="4F9C7F64">
+      <w:start w:val="1"/>
+      <w:numFmt w:val="lowerRoman"/>
+      <w:lvlText w:val="%9."/>
+      <w:lvlJc w:val="right"/>
+      <w:pPr>
+        <w:ind w:left="6480" w:hanging="180"/>
+      </w:pPr>
+    </w:lvl>
+  </w:abstractNum>
+  <w:abstractNum w:abstractNumId="2" w15:restartNumberingAfterBreak="0">
     <w:nsid w:val="20156FC0"/>
     <w:multiLevelType w:val="multilevel"/>
     <w:tmpl w:val="8C5E57F2"/>
@@ -2778,7 +3471,179 @@
       </w:rPr>
     </w:lvl>
   </w:abstractNum>
-  <w:abstractNum w:abstractNumId="1" w15:restartNumberingAfterBreak="0">
+  <w:abstractNum w:abstractNumId="3" w15:restartNumberingAfterBreak="0">
+    <w:nsid w:val="216A090C"/>
+    <w:multiLevelType w:val="hybridMultilevel"/>
+    <w:tmpl w:val="A82C3E80"/>
+    <w:lvl w:ilvl="0" w:tplc="0809000F">
+      <w:start w:val="1"/>
+      <w:numFmt w:val="decimal"/>
+      <w:lvlText w:val="%1."/>
+      <w:lvlJc w:val="left"/>
+      <w:pPr>
+        <w:ind w:left="720" w:hanging="360"/>
+      </w:pPr>
+    </w:lvl>
+    <w:lvl w:ilvl="1" w:tplc="08090019" w:tentative="1">
+      <w:start w:val="1"/>
+      <w:numFmt w:val="lowerLetter"/>
+      <w:lvlText w:val="%2."/>
+      <w:lvlJc w:val="left"/>
+      <w:pPr>
+        <w:ind w:left="1440" w:hanging="360"/>
+      </w:pPr>
+    </w:lvl>
+    <w:lvl w:ilvl="2" w:tplc="0809001B" w:tentative="1">
+      <w:start w:val="1"/>
+      <w:numFmt w:val="lowerRoman"/>
+      <w:lvlText w:val="%3."/>
+      <w:lvlJc w:val="right"/>
+      <w:pPr>
+        <w:ind w:left="2160" w:hanging="180"/>
+      </w:pPr>
+    </w:lvl>
+    <w:lvl w:ilvl="3" w:tplc="0809000F" w:tentative="1">
+      <w:start w:val="1"/>
+      <w:numFmt w:val="decimal"/>
+      <w:lvlText w:val="%4."/>
+      <w:lvlJc w:val="left"/>
+      <w:pPr>
+        <w:ind w:left="2880" w:hanging="360"/>
+      </w:pPr>
+    </w:lvl>
+    <w:lvl w:ilvl="4" w:tplc="08090019" w:tentative="1">
+      <w:start w:val="1"/>
+      <w:numFmt w:val="lowerLetter"/>
+      <w:lvlText w:val="%5."/>
+      <w:lvlJc w:val="left"/>
+      <w:pPr>
+        <w:ind w:left="3600" w:hanging="360"/>
+      </w:pPr>
+    </w:lvl>
+    <w:lvl w:ilvl="5" w:tplc="0809001B" w:tentative="1">
+      <w:start w:val="1"/>
+      <w:numFmt w:val="lowerRoman"/>
+      <w:lvlText w:val="%6."/>
+      <w:lvlJc w:val="right"/>
+      <w:pPr>
+        <w:ind w:left="4320" w:hanging="180"/>
+      </w:pPr>
+    </w:lvl>
+    <w:lvl w:ilvl="6" w:tplc="0809000F" w:tentative="1">
+      <w:start w:val="1"/>
+      <w:numFmt w:val="decimal"/>
+      <w:lvlText w:val="%7."/>
+      <w:lvlJc w:val="left"/>
+      <w:pPr>
+        <w:ind w:left="5040" w:hanging="360"/>
+      </w:pPr>
+    </w:lvl>
+    <w:lvl w:ilvl="7" w:tplc="08090019" w:tentative="1">
+      <w:start w:val="1"/>
+      <w:numFmt w:val="lowerLetter"/>
+      <w:lvlText w:val="%8."/>
+      <w:lvlJc w:val="left"/>
+      <w:pPr>
+        <w:ind w:left="5760" w:hanging="360"/>
+      </w:pPr>
+    </w:lvl>
+    <w:lvl w:ilvl="8" w:tplc="0809001B" w:tentative="1">
+      <w:start w:val="1"/>
+      <w:numFmt w:val="lowerRoman"/>
+      <w:lvlText w:val="%9."/>
+      <w:lvlJc w:val="right"/>
+      <w:pPr>
+        <w:ind w:left="6480" w:hanging="180"/>
+      </w:pPr>
+    </w:lvl>
+  </w:abstractNum>
+  <w:abstractNum w:abstractNumId="4" w15:restartNumberingAfterBreak="0">
+    <w:nsid w:val="2EE717CD"/>
+    <w:multiLevelType w:val="hybridMultilevel"/>
+    <w:tmpl w:val="94CE27EA"/>
+    <w:lvl w:ilvl="0" w:tplc="0809000F">
+      <w:start w:val="1"/>
+      <w:numFmt w:val="decimal"/>
+      <w:lvlText w:val="%1."/>
+      <w:lvlJc w:val="left"/>
+      <w:pPr>
+        <w:ind w:left="720" w:hanging="360"/>
+      </w:pPr>
+    </w:lvl>
+    <w:lvl w:ilvl="1" w:tplc="08090019" w:tentative="1">
+      <w:start w:val="1"/>
+      <w:numFmt w:val="lowerLetter"/>
+      <w:lvlText w:val="%2."/>
+      <w:lvlJc w:val="left"/>
+      <w:pPr>
+        <w:ind w:left="1440" w:hanging="360"/>
+      </w:pPr>
+    </w:lvl>
+    <w:lvl w:ilvl="2" w:tplc="0809001B" w:tentative="1">
+      <w:start w:val="1"/>
+      <w:numFmt w:val="lowerRoman"/>
+      <w:lvlText w:val="%3."/>
+      <w:lvlJc w:val="right"/>
+      <w:pPr>
+        <w:ind w:left="2160" w:hanging="180"/>
+      </w:pPr>
+    </w:lvl>
+    <w:lvl w:ilvl="3" w:tplc="0809000F" w:tentative="1">
+      <w:start w:val="1"/>
+      <w:numFmt w:val="decimal"/>
+      <w:lvlText w:val="%4."/>
+      <w:lvlJc w:val="left"/>
+      <w:pPr>
+        <w:ind w:left="2880" w:hanging="360"/>
+      </w:pPr>
+    </w:lvl>
+    <w:lvl w:ilvl="4" w:tplc="08090019" w:tentative="1">
+      <w:start w:val="1"/>
+      <w:numFmt w:val="lowerLetter"/>
+      <w:lvlText w:val="%5."/>
+      <w:lvlJc w:val="left"/>
+      <w:pPr>
+        <w:ind w:left="3600" w:hanging="360"/>
+      </w:pPr>
+    </w:lvl>
+    <w:lvl w:ilvl="5" w:tplc="0809001B" w:tentative="1">
+      <w:start w:val="1"/>
+      <w:numFmt w:val="lowerRoman"/>
+      <w:lvlText w:val="%6."/>
+      <w:lvlJc w:val="right"/>
+      <w:pPr>
+        <w:ind w:left="4320" w:hanging="180"/>
+      </w:pPr>
+    </w:lvl>
+    <w:lvl w:ilvl="6" w:tplc="0809000F" w:tentative="1">
+      <w:start w:val="1"/>
+      <w:numFmt w:val="decimal"/>
+      <w:lvlText w:val="%7."/>
+      <w:lvlJc w:val="left"/>
+      <w:pPr>
+        <w:ind w:left="5040" w:hanging="360"/>
+      </w:pPr>
+    </w:lvl>
+    <w:lvl w:ilvl="7" w:tplc="08090019" w:tentative="1">
+      <w:start w:val="1"/>
+      <w:numFmt w:val="lowerLetter"/>
+      <w:lvlText w:val="%8."/>
+      <w:lvlJc w:val="left"/>
+      <w:pPr>
+        <w:ind w:left="5760" w:hanging="360"/>
+      </w:pPr>
+    </w:lvl>
+    <w:lvl w:ilvl="8" w:tplc="0809001B" w:tentative="1">
+      <w:start w:val="1"/>
+      <w:numFmt w:val="lowerRoman"/>
+      <w:lvlText w:val="%9."/>
+      <w:lvlJc w:val="right"/>
+      <w:pPr>
+        <w:ind w:left="6480" w:hanging="180"/>
+      </w:pPr>
+    </w:lvl>
+  </w:abstractNum>
+  <w:abstractNum w:abstractNumId="5" w15:restartNumberingAfterBreak="0">
     <w:nsid w:val="3F7F2B97"/>
     <w:multiLevelType w:val="hybridMultilevel"/>
     <w:tmpl w:val="1C10F0C2"/>
@@ -2864,7 +3729,328 @@
       </w:pPr>
     </w:lvl>
   </w:abstractNum>
-  <w:abstractNum w:abstractNumId="2" w15:restartNumberingAfterBreak="0">
+  <w:abstractNum w:abstractNumId="6" w15:restartNumberingAfterBreak="0">
+    <w:nsid w:val="4D149BA3"/>
+    <w:multiLevelType w:val="hybridMultilevel"/>
+    <w:tmpl w:val="5A1E949A"/>
+    <w:lvl w:ilvl="0" w:tplc="5FA26136">
+      <w:start w:val="1"/>
+      <w:numFmt w:val="bullet"/>
+      <w:lvlText w:val=""/>
+      <w:lvlJc w:val="left"/>
+      <w:pPr>
+        <w:ind w:left="720" w:hanging="360"/>
+      </w:pPr>
+      <w:rPr>
+        <w:rFonts w:ascii="Symbol" w:hAnsi="Symbol" w:hint="default"/>
+      </w:rPr>
+    </w:lvl>
+    <w:lvl w:ilvl="1" w:tplc="DF8CB39A">
+      <w:start w:val="1"/>
+      <w:numFmt w:val="bullet"/>
+      <w:lvlText w:val="o"/>
+      <w:lvlJc w:val="left"/>
+      <w:pPr>
+        <w:ind w:left="1440" w:hanging="360"/>
+      </w:pPr>
+      <w:rPr>
+        <w:rFonts w:ascii="Courier New" w:hAnsi="Courier New" w:hint="default"/>
+      </w:rPr>
+    </w:lvl>
+    <w:lvl w:ilvl="2" w:tplc="94E243AC">
+      <w:start w:val="1"/>
+      <w:numFmt w:val="bullet"/>
+      <w:lvlText w:val=""/>
+      <w:lvlJc w:val="left"/>
+      <w:pPr>
+        <w:ind w:left="2160" w:hanging="360"/>
+      </w:pPr>
+      <w:rPr>
+        <w:rFonts w:ascii="Wingdings" w:hAnsi="Wingdings" w:hint="default"/>
+      </w:rPr>
+    </w:lvl>
+    <w:lvl w:ilvl="3" w:tplc="96EECC5C">
+      <w:start w:val="1"/>
+      <w:numFmt w:val="bullet"/>
+      <w:lvlText w:val=""/>
+      <w:lvlJc w:val="left"/>
+      <w:pPr>
+        <w:ind w:left="2880" w:hanging="360"/>
+      </w:pPr>
+      <w:rPr>
+        <w:rFonts w:ascii="Symbol" w:hAnsi="Symbol" w:hint="default"/>
+      </w:rPr>
+    </w:lvl>
+    <w:lvl w:ilvl="4" w:tplc="804439EA">
+      <w:start w:val="1"/>
+      <w:numFmt w:val="bullet"/>
+      <w:lvlText w:val="o"/>
+      <w:lvlJc w:val="left"/>
+      <w:pPr>
+        <w:ind w:left="3600" w:hanging="360"/>
+      </w:pPr>
+      <w:rPr>
+        <w:rFonts w:ascii="Courier New" w:hAnsi="Courier New" w:hint="default"/>
+      </w:rPr>
+    </w:lvl>
+    <w:lvl w:ilvl="5" w:tplc="4B68231C">
+      <w:start w:val="1"/>
+      <w:numFmt w:val="bullet"/>
+      <w:lvlText w:val=""/>
+      <w:lvlJc w:val="left"/>
+      <w:pPr>
+        <w:ind w:left="4320" w:hanging="360"/>
+      </w:pPr>
+      <w:rPr>
+        <w:rFonts w:ascii="Wingdings" w:hAnsi="Wingdings" w:hint="default"/>
+      </w:rPr>
+    </w:lvl>
+    <w:lvl w:ilvl="6" w:tplc="69543F22">
+      <w:start w:val="1"/>
+      <w:numFmt w:val="bullet"/>
+      <w:lvlText w:val=""/>
+      <w:lvlJc w:val="left"/>
+      <w:pPr>
+        <w:ind w:left="5040" w:hanging="360"/>
+      </w:pPr>
+      <w:rPr>
+        <w:rFonts w:ascii="Symbol" w:hAnsi="Symbol" w:hint="default"/>
+      </w:rPr>
+    </w:lvl>
+    <w:lvl w:ilvl="7" w:tplc="640A6B7E">
+      <w:start w:val="1"/>
+      <w:numFmt w:val="bullet"/>
+      <w:lvlText w:val="o"/>
+      <w:lvlJc w:val="left"/>
+      <w:pPr>
+        <w:ind w:left="5760" w:hanging="360"/>
+      </w:pPr>
+      <w:rPr>
+        <w:rFonts w:ascii="Courier New" w:hAnsi="Courier New" w:hint="default"/>
+      </w:rPr>
+    </w:lvl>
+    <w:lvl w:ilvl="8" w:tplc="37A05D3C">
+      <w:start w:val="1"/>
+      <w:numFmt w:val="bullet"/>
+      <w:lvlText w:val=""/>
+      <w:lvlJc w:val="left"/>
+      <w:pPr>
+        <w:ind w:left="6480" w:hanging="360"/>
+      </w:pPr>
+      <w:rPr>
+        <w:rFonts w:ascii="Wingdings" w:hAnsi="Wingdings" w:hint="default"/>
+      </w:rPr>
+    </w:lvl>
+  </w:abstractNum>
+  <w:abstractNum w:abstractNumId="7" w15:restartNumberingAfterBreak="0">
+    <w:nsid w:val="548D476B"/>
+    <w:multiLevelType w:val="hybridMultilevel"/>
+    <w:tmpl w:val="4CF8401A"/>
+    <w:lvl w:ilvl="0" w:tplc="88269D3E">
+      <w:start w:val="1"/>
+      <w:numFmt w:val="decimal"/>
+      <w:lvlText w:val="%1."/>
+      <w:lvlJc w:val="left"/>
+      <w:pPr>
+        <w:ind w:left="720" w:hanging="360"/>
+      </w:pPr>
+    </w:lvl>
+    <w:lvl w:ilvl="1" w:tplc="FFD2DD7E">
+      <w:start w:val="1"/>
+      <w:numFmt w:val="lowerLetter"/>
+      <w:lvlText w:val="%2."/>
+      <w:lvlJc w:val="left"/>
+      <w:pPr>
+        <w:ind w:left="1440" w:hanging="360"/>
+      </w:pPr>
+    </w:lvl>
+    <w:lvl w:ilvl="2" w:tplc="ADD2C938">
+      <w:start w:val="1"/>
+      <w:numFmt w:val="lowerRoman"/>
+      <w:lvlText w:val="%3."/>
+      <w:lvlJc w:val="right"/>
+      <w:pPr>
+        <w:ind w:left="2160" w:hanging="180"/>
+      </w:pPr>
+    </w:lvl>
+    <w:lvl w:ilvl="3" w:tplc="16B0DC72">
+      <w:start w:val="1"/>
+      <w:numFmt w:val="decimal"/>
+      <w:lvlText w:val="%4."/>
+      <w:lvlJc w:val="left"/>
+      <w:pPr>
+        <w:ind w:left="2880" w:hanging="360"/>
+      </w:pPr>
+    </w:lvl>
+    <w:lvl w:ilvl="4" w:tplc="83A616EE">
+      <w:start w:val="1"/>
+      <w:numFmt w:val="lowerLetter"/>
+      <w:lvlText w:val="%5."/>
+      <w:lvlJc w:val="left"/>
+      <w:pPr>
+        <w:ind w:left="3600" w:hanging="360"/>
+      </w:pPr>
+    </w:lvl>
+    <w:lvl w:ilvl="5" w:tplc="2E5E192E">
+      <w:start w:val="1"/>
+      <w:numFmt w:val="lowerRoman"/>
+      <w:lvlText w:val="%6."/>
+      <w:lvlJc w:val="right"/>
+      <w:pPr>
+        <w:ind w:left="4320" w:hanging="180"/>
+      </w:pPr>
+    </w:lvl>
+    <w:lvl w:ilvl="6" w:tplc="3D9CF9C8">
+      <w:start w:val="1"/>
+      <w:numFmt w:val="decimal"/>
+      <w:lvlText w:val="%7."/>
+      <w:lvlJc w:val="left"/>
+      <w:pPr>
+        <w:ind w:left="5040" w:hanging="360"/>
+      </w:pPr>
+    </w:lvl>
+    <w:lvl w:ilvl="7" w:tplc="F63CF130">
+      <w:start w:val="1"/>
+      <w:numFmt w:val="lowerLetter"/>
+      <w:lvlText w:val="%8."/>
+      <w:lvlJc w:val="left"/>
+      <w:pPr>
+        <w:ind w:left="5760" w:hanging="360"/>
+      </w:pPr>
+    </w:lvl>
+    <w:lvl w:ilvl="8" w:tplc="7BBA199A">
+      <w:start w:val="1"/>
+      <w:numFmt w:val="lowerRoman"/>
+      <w:lvlText w:val="%9."/>
+      <w:lvlJc w:val="right"/>
+      <w:pPr>
+        <w:ind w:left="6480" w:hanging="180"/>
+      </w:pPr>
+    </w:lvl>
+  </w:abstractNum>
+  <w:abstractNum w:abstractNumId="8" w15:restartNumberingAfterBreak="0">
+    <w:nsid w:val="5E5656CC"/>
+    <w:multiLevelType w:val="multilevel"/>
+    <w:tmpl w:val="8C5E57F2"/>
+    <w:lvl w:ilvl="0">
+      <w:start w:val="1"/>
+      <w:numFmt w:val="decimal"/>
+      <w:suff w:val="space"/>
+      <w:lvlText w:val="%1."/>
+      <w:lvlJc w:val="left"/>
+      <w:pPr>
+        <w:ind w:left="0" w:firstLine="0"/>
+      </w:pPr>
+      <w:rPr>
+        <w:rFonts w:hint="default"/>
+      </w:rPr>
+    </w:lvl>
+    <w:lvl w:ilvl="1">
+      <w:start w:val="1"/>
+      <w:numFmt w:val="decimal"/>
+      <w:isLgl/>
+      <w:lvlText w:val="%1.%2"/>
+      <w:lvlJc w:val="left"/>
+      <w:pPr>
+        <w:ind w:left="480" w:hanging="480"/>
+      </w:pPr>
+      <w:rPr>
+        <w:rFonts w:hint="default"/>
+      </w:rPr>
+    </w:lvl>
+    <w:lvl w:ilvl="2">
+      <w:start w:val="1"/>
+      <w:numFmt w:val="decimal"/>
+      <w:isLgl/>
+      <w:lvlText w:val="%1.%2.%3"/>
+      <w:lvlJc w:val="left"/>
+      <w:pPr>
+        <w:ind w:left="720" w:hanging="720"/>
+      </w:pPr>
+      <w:rPr>
+        <w:rFonts w:hint="default"/>
+      </w:rPr>
+    </w:lvl>
+    <w:lvl w:ilvl="3">
+      <w:start w:val="1"/>
+      <w:numFmt w:val="decimal"/>
+      <w:isLgl/>
+      <w:lvlText w:val="%1.%2.%3.%4"/>
+      <w:lvlJc w:val="left"/>
+      <w:pPr>
+        <w:ind w:left="720" w:hanging="720"/>
+      </w:pPr>
+      <w:rPr>
+        <w:rFonts w:hint="default"/>
+      </w:rPr>
+    </w:lvl>
+    <w:lvl w:ilvl="4">
+      <w:start w:val="1"/>
+      <w:numFmt w:val="decimal"/>
+      <w:isLgl/>
+      <w:lvlText w:val="%1.%2.%3.%4.%5"/>
+      <w:lvlJc w:val="left"/>
+      <w:pPr>
+        <w:ind w:left="1080" w:hanging="1080"/>
+      </w:pPr>
+      <w:rPr>
+        <w:rFonts w:hint="default"/>
+      </w:rPr>
+    </w:lvl>
+    <w:lvl w:ilvl="5">
+      <w:start w:val="1"/>
+      <w:numFmt w:val="decimal"/>
+      <w:isLgl/>
+      <w:lvlText w:val="%1.%2.%3.%4.%5.%6"/>
+      <w:lvlJc w:val="left"/>
+      <w:pPr>
+        <w:ind w:left="1080" w:hanging="1080"/>
+      </w:pPr>
+      <w:rPr>
+        <w:rFonts w:hint="default"/>
+      </w:rPr>
+    </w:lvl>
+    <w:lvl w:ilvl="6">
+      <w:start w:val="1"/>
+      <w:numFmt w:val="decimal"/>
+      <w:isLgl/>
+      <w:lvlText w:val="%1.%2.%3.%4.%5.%6.%7"/>
+      <w:lvlJc w:val="left"/>
+      <w:pPr>
+        <w:ind w:left="1440" w:hanging="1440"/>
+      </w:pPr>
+      <w:rPr>
+        <w:rFonts w:hint="default"/>
+      </w:rPr>
+    </w:lvl>
+    <w:lvl w:ilvl="7">
+      <w:start w:val="1"/>
+      <w:numFmt w:val="decimal"/>
+      <w:isLgl/>
+      <w:lvlText w:val="%1.%2.%3.%4.%5.%6.%7.%8"/>
+      <w:lvlJc w:val="left"/>
+      <w:pPr>
+        <w:ind w:left="1440" w:hanging="1440"/>
+      </w:pPr>
+      <w:rPr>
+        <w:rFonts w:hint="default"/>
+      </w:rPr>
+    </w:lvl>
+    <w:lvl w:ilvl="8">
+      <w:start w:val="1"/>
+      <w:numFmt w:val="decimal"/>
+      <w:isLgl/>
+      <w:lvlText w:val="%1.%2.%3.%4.%5.%6.%7.%8.%9"/>
+      <w:lvlJc w:val="left"/>
+      <w:pPr>
+        <w:ind w:left="1800" w:hanging="1800"/>
+      </w:pPr>
+      <w:rPr>
+        <w:rFonts w:hint="default"/>
+      </w:rPr>
+    </w:lvl>
+  </w:abstractNum>
+  <w:abstractNum w:abstractNumId="9" w15:restartNumberingAfterBreak="0">
     <w:nsid w:val="63A62A8C"/>
     <w:multiLevelType w:val="multilevel"/>
     <w:tmpl w:val="8C5E57F2"/>
@@ -2986,7 +4172,7 @@
       </w:rPr>
     </w:lvl>
   </w:abstractNum>
-  <w:abstractNum w:abstractNumId="3" w15:restartNumberingAfterBreak="0">
+  <w:abstractNum w:abstractNumId="10" w15:restartNumberingAfterBreak="0">
     <w:nsid w:val="704718B0"/>
     <w:multiLevelType w:val="hybridMultilevel"/>
     <w:tmpl w:val="75AE3590"/>
@@ -3099,17 +4285,305 @@
       </w:rPr>
     </w:lvl>
   </w:abstractNum>
-  <w:num w:numId="1" w16cid:durableId="211843802">
+  <w:abstractNum w:abstractNumId="11" w15:restartNumberingAfterBreak="0">
+    <w:nsid w:val="7428854C"/>
+    <w:multiLevelType w:val="hybridMultilevel"/>
+    <w:tmpl w:val="081801D8"/>
+    <w:lvl w:ilvl="0" w:tplc="381E2376">
+      <w:start w:val="1"/>
+      <w:numFmt w:val="decimal"/>
+      <w:lvlText w:val="%1."/>
+      <w:lvlJc w:val="left"/>
+      <w:pPr>
+        <w:ind w:left="720" w:hanging="360"/>
+      </w:pPr>
+    </w:lvl>
+    <w:lvl w:ilvl="1" w:tplc="E848B7D6">
+      <w:start w:val="1"/>
+      <w:numFmt w:val="lowerLetter"/>
+      <w:lvlText w:val="%2."/>
+      <w:lvlJc w:val="left"/>
+      <w:pPr>
+        <w:ind w:left="1440" w:hanging="360"/>
+      </w:pPr>
+    </w:lvl>
+    <w:lvl w:ilvl="2" w:tplc="24202E74">
+      <w:start w:val="1"/>
+      <w:numFmt w:val="lowerRoman"/>
+      <w:lvlText w:val="%3."/>
+      <w:lvlJc w:val="right"/>
+      <w:pPr>
+        <w:ind w:left="2160" w:hanging="180"/>
+      </w:pPr>
+    </w:lvl>
+    <w:lvl w:ilvl="3" w:tplc="5E92A458">
+      <w:start w:val="1"/>
+      <w:numFmt w:val="decimal"/>
+      <w:lvlText w:val="%4."/>
+      <w:lvlJc w:val="left"/>
+      <w:pPr>
+        <w:ind w:left="2880" w:hanging="360"/>
+      </w:pPr>
+    </w:lvl>
+    <w:lvl w:ilvl="4" w:tplc="43CA2D1C">
+      <w:start w:val="1"/>
+      <w:numFmt w:val="lowerLetter"/>
+      <w:lvlText w:val="%5."/>
+      <w:lvlJc w:val="left"/>
+      <w:pPr>
+        <w:ind w:left="3600" w:hanging="360"/>
+      </w:pPr>
+    </w:lvl>
+    <w:lvl w:ilvl="5" w:tplc="0122ABE2">
+      <w:start w:val="1"/>
+      <w:numFmt w:val="lowerRoman"/>
+      <w:lvlText w:val="%6."/>
+      <w:lvlJc w:val="right"/>
+      <w:pPr>
+        <w:ind w:left="4320" w:hanging="180"/>
+      </w:pPr>
+    </w:lvl>
+    <w:lvl w:ilvl="6" w:tplc="71E87298">
+      <w:start w:val="1"/>
+      <w:numFmt w:val="decimal"/>
+      <w:lvlText w:val="%7."/>
+      <w:lvlJc w:val="left"/>
+      <w:pPr>
+        <w:ind w:left="5040" w:hanging="360"/>
+      </w:pPr>
+    </w:lvl>
+    <w:lvl w:ilvl="7" w:tplc="99C0FBD6">
+      <w:start w:val="1"/>
+      <w:numFmt w:val="lowerLetter"/>
+      <w:lvlText w:val="%8."/>
+      <w:lvlJc w:val="left"/>
+      <w:pPr>
+        <w:ind w:left="5760" w:hanging="360"/>
+      </w:pPr>
+    </w:lvl>
+    <w:lvl w:ilvl="8" w:tplc="D924C63A">
+      <w:start w:val="1"/>
+      <w:numFmt w:val="lowerRoman"/>
+      <w:lvlText w:val="%9."/>
+      <w:lvlJc w:val="right"/>
+      <w:pPr>
+        <w:ind w:left="6480" w:hanging="180"/>
+      </w:pPr>
+    </w:lvl>
+  </w:abstractNum>
+  <w:abstractNum w:abstractNumId="12" w15:restartNumberingAfterBreak="0">
+    <w:nsid w:val="7A196F5C"/>
+    <w:multiLevelType w:val="hybridMultilevel"/>
+    <w:tmpl w:val="D5A4AF0E"/>
+    <w:lvl w:ilvl="0" w:tplc="60E48D82">
+      <w:start w:val="1"/>
+      <w:numFmt w:val="decimal"/>
+      <w:lvlText w:val="%1."/>
+      <w:lvlJc w:val="left"/>
+      <w:pPr>
+        <w:ind w:left="720" w:hanging="360"/>
+      </w:pPr>
+    </w:lvl>
+    <w:lvl w:ilvl="1" w:tplc="1FE296A4">
+      <w:start w:val="1"/>
+      <w:numFmt w:val="lowerLetter"/>
+      <w:lvlText w:val="%2."/>
+      <w:lvlJc w:val="left"/>
+      <w:pPr>
+        <w:ind w:left="1440" w:hanging="360"/>
+      </w:pPr>
+    </w:lvl>
+    <w:lvl w:ilvl="2" w:tplc="A6A452B8">
+      <w:start w:val="1"/>
+      <w:numFmt w:val="lowerRoman"/>
+      <w:lvlText w:val="%3."/>
+      <w:lvlJc w:val="right"/>
+      <w:pPr>
+        <w:ind w:left="2160" w:hanging="180"/>
+      </w:pPr>
+    </w:lvl>
+    <w:lvl w:ilvl="3" w:tplc="F790DBEC">
+      <w:start w:val="1"/>
+      <w:numFmt w:val="decimal"/>
+      <w:lvlText w:val="%4."/>
+      <w:lvlJc w:val="left"/>
+      <w:pPr>
+        <w:ind w:left="2880" w:hanging="360"/>
+      </w:pPr>
+    </w:lvl>
+    <w:lvl w:ilvl="4" w:tplc="AEB0371A">
+      <w:start w:val="1"/>
+      <w:numFmt w:val="lowerLetter"/>
+      <w:lvlText w:val="%5."/>
+      <w:lvlJc w:val="left"/>
+      <w:pPr>
+        <w:ind w:left="3600" w:hanging="360"/>
+      </w:pPr>
+    </w:lvl>
+    <w:lvl w:ilvl="5" w:tplc="6FBABA82">
+      <w:start w:val="1"/>
+      <w:numFmt w:val="lowerRoman"/>
+      <w:lvlText w:val="%6."/>
+      <w:lvlJc w:val="right"/>
+      <w:pPr>
+        <w:ind w:left="4320" w:hanging="180"/>
+      </w:pPr>
+    </w:lvl>
+    <w:lvl w:ilvl="6" w:tplc="C2B2B890">
+      <w:start w:val="1"/>
+      <w:numFmt w:val="decimal"/>
+      <w:lvlText w:val="%7."/>
+      <w:lvlJc w:val="left"/>
+      <w:pPr>
+        <w:ind w:left="5040" w:hanging="360"/>
+      </w:pPr>
+    </w:lvl>
+    <w:lvl w:ilvl="7" w:tplc="171CECE8">
+      <w:start w:val="1"/>
+      <w:numFmt w:val="lowerLetter"/>
+      <w:lvlText w:val="%8."/>
+      <w:lvlJc w:val="left"/>
+      <w:pPr>
+        <w:ind w:left="5760" w:hanging="360"/>
+      </w:pPr>
+    </w:lvl>
+    <w:lvl w:ilvl="8" w:tplc="0B7AACF2">
+      <w:start w:val="1"/>
+      <w:numFmt w:val="lowerRoman"/>
+      <w:lvlText w:val="%9."/>
+      <w:lvlJc w:val="right"/>
+      <w:pPr>
+        <w:ind w:left="6480" w:hanging="180"/>
+      </w:pPr>
+    </w:lvl>
+  </w:abstractNum>
+  <w:abstractNum w:abstractNumId="13" w15:restartNumberingAfterBreak="0">
+    <w:nsid w:val="7C0D4C7A"/>
+    <w:multiLevelType w:val="hybridMultilevel"/>
+    <w:tmpl w:val="E6828AF6"/>
+    <w:lvl w:ilvl="0" w:tplc="880CDF12">
+      <w:start w:val="1"/>
+      <w:numFmt w:val="decimal"/>
+      <w:lvlText w:val="%1."/>
+      <w:lvlJc w:val="left"/>
+      <w:pPr>
+        <w:ind w:left="720" w:hanging="360"/>
+      </w:pPr>
+    </w:lvl>
+    <w:lvl w:ilvl="1" w:tplc="492A4D8A">
+      <w:start w:val="1"/>
+      <w:numFmt w:val="lowerLetter"/>
+      <w:lvlText w:val="%2."/>
+      <w:lvlJc w:val="left"/>
+      <w:pPr>
+        <w:ind w:left="1440" w:hanging="360"/>
+      </w:pPr>
+    </w:lvl>
+    <w:lvl w:ilvl="2" w:tplc="2020E03A">
+      <w:start w:val="1"/>
+      <w:numFmt w:val="lowerRoman"/>
+      <w:lvlText w:val="%3."/>
+      <w:lvlJc w:val="right"/>
+      <w:pPr>
+        <w:ind w:left="2160" w:hanging="180"/>
+      </w:pPr>
+    </w:lvl>
+    <w:lvl w:ilvl="3" w:tplc="9C526442">
+      <w:start w:val="1"/>
+      <w:numFmt w:val="decimal"/>
+      <w:lvlText w:val="%4."/>
+      <w:lvlJc w:val="left"/>
+      <w:pPr>
+        <w:ind w:left="2880" w:hanging="360"/>
+      </w:pPr>
+    </w:lvl>
+    <w:lvl w:ilvl="4" w:tplc="D570E49C">
+      <w:start w:val="1"/>
+      <w:numFmt w:val="lowerLetter"/>
+      <w:lvlText w:val="%5."/>
+      <w:lvlJc w:val="left"/>
+      <w:pPr>
+        <w:ind w:left="3600" w:hanging="360"/>
+      </w:pPr>
+    </w:lvl>
+    <w:lvl w:ilvl="5" w:tplc="F74EF260">
+      <w:start w:val="1"/>
+      <w:numFmt w:val="lowerRoman"/>
+      <w:lvlText w:val="%6."/>
+      <w:lvlJc w:val="right"/>
+      <w:pPr>
+        <w:ind w:left="4320" w:hanging="180"/>
+      </w:pPr>
+    </w:lvl>
+    <w:lvl w:ilvl="6" w:tplc="F33AB674">
+      <w:start w:val="1"/>
+      <w:numFmt w:val="decimal"/>
+      <w:lvlText w:val="%7."/>
+      <w:lvlJc w:val="left"/>
+      <w:pPr>
+        <w:ind w:left="5040" w:hanging="360"/>
+      </w:pPr>
+    </w:lvl>
+    <w:lvl w:ilvl="7" w:tplc="FEDCF7C2">
+      <w:start w:val="1"/>
+      <w:numFmt w:val="lowerLetter"/>
+      <w:lvlText w:val="%8."/>
+      <w:lvlJc w:val="left"/>
+      <w:pPr>
+        <w:ind w:left="5760" w:hanging="360"/>
+      </w:pPr>
+    </w:lvl>
+    <w:lvl w:ilvl="8" w:tplc="520C2B9A">
+      <w:start w:val="1"/>
+      <w:numFmt w:val="lowerRoman"/>
+      <w:lvlText w:val="%9."/>
+      <w:lvlJc w:val="right"/>
+      <w:pPr>
+        <w:ind w:left="6480" w:hanging="180"/>
+      </w:pPr>
+    </w:lvl>
+  </w:abstractNum>
+  <w:num w:numId="1" w16cid:durableId="480737415">
+    <w:abstractNumId w:val="7"/>
+  </w:num>
+  <w:num w:numId="2" w16cid:durableId="1015225612">
+    <w:abstractNumId w:val="11"/>
+  </w:num>
+  <w:num w:numId="3" w16cid:durableId="742337865">
     <w:abstractNumId w:val="0"/>
   </w:num>
-  <w:num w:numId="2" w16cid:durableId="101538163">
+  <w:num w:numId="4" w16cid:durableId="938217527">
+    <w:abstractNumId w:val="6"/>
+  </w:num>
+  <w:num w:numId="5" w16cid:durableId="1979724541">
+    <w:abstractNumId w:val="13"/>
+  </w:num>
+  <w:num w:numId="6" w16cid:durableId="609509915">
+    <w:abstractNumId w:val="1"/>
+  </w:num>
+  <w:num w:numId="7" w16cid:durableId="1969360673">
+    <w:abstractNumId w:val="12"/>
+  </w:num>
+  <w:num w:numId="8" w16cid:durableId="211843802">
     <w:abstractNumId w:val="2"/>
   </w:num>
-  <w:num w:numId="3" w16cid:durableId="589049664">
+  <w:num w:numId="9" w16cid:durableId="101538163">
+    <w:abstractNumId w:val="9"/>
+  </w:num>
+  <w:num w:numId="10" w16cid:durableId="589049664">
+    <w:abstractNumId w:val="10"/>
+  </w:num>
+  <w:num w:numId="11" w16cid:durableId="292568022">
+    <w:abstractNumId w:val="5"/>
+  </w:num>
+  <w:num w:numId="12" w16cid:durableId="956258847">
     <w:abstractNumId w:val="3"/>
   </w:num>
-  <w:num w:numId="4" w16cid:durableId="292568022">
-    <w:abstractNumId w:val="1"/>
+  <w:num w:numId="13" w16cid:durableId="486215471">
+    <w:abstractNumId w:val="4"/>
+  </w:num>
+  <w:num w:numId="14" w16cid:durableId="1093277579">
+    <w:abstractNumId w:val="8"/>
   </w:num>
 </w:numbering>
 </file>
@@ -4134,6 +5608,18 @@
       <w:u w:val="single"/>
     </w:rPr>
   </w:style>
+  <w:style w:type="paragraph" w:styleId="TOC3">
+    <w:name w:val="toc 3"/>
+    <w:basedOn w:val="Normal"/>
+    <w:next w:val="Normal"/>
+    <w:uiPriority w:val="39"/>
+    <w:unhideWhenUsed/>
+    <w:rsid w:val="39ECBFC6"/>
+    <w:pPr>
+      <w:spacing w:after="100"/>
+      <w:ind w:left="440"/>
+    </w:pPr>
+  </w:style>
 </w:styles>
 </file>
 
@@ -4506,11 +5992,32 @@
     <b:DayAccessed>20</b:DayAccessed>
     <b:RefOrder>3</b:RefOrder>
   </b:Source>
+  <b:Source>
+    <b:Tag>san25</b:Tag>
+    <b:SourceType>InternetSite</b:SourceType>
+    <b:Guid>{D78E66AD-F60D-4B8E-B889-13CC3E8A60CC}</b:Guid>
+    <b:Title>OSCR: What to Order</b:Title>
+    <b:Year>2025</b:Year>
+    <b:Author>
+      <b:Author>
+        <b:NameList>
+          <b:Person>
+            <b:Last>sanni</b:Last>
+          </b:Person>
+        </b:NameList>
+      </b:Author>
+    </b:Author>
+    <b:YearAccessed>2026</b:YearAccessed>
+    <b:MonthAccessed>April</b:MonthAccessed>
+    <b:DayAccessed>20</b:DayAccessed>
+    <b:URL>https://github.com/sanni/cartreader/wiki/What-to-order</b:URL>
+    <b:RefOrder>4</b:RefOrder>
+  </b:Source>
 </b:Sources>
 </file>
 
 <file path=customXml/itemProps1.xml><?xml version="1.0" encoding="utf-8"?>
-<ds:datastoreItem xmlns:ds="http://schemas.openxmlformats.org/officeDocument/2006/customXml" ds:itemID="{1448AF83-18E7-4440-AF0A-A81FC2A686E8}">
+<ds:datastoreItem xmlns:ds="http://schemas.openxmlformats.org/officeDocument/2006/customXml" ds:itemID="{881DA495-B235-4D4C-952E-DC91A5CCF971}">
   <ds:schemaRefs>
     <ds:schemaRef ds:uri="http://schemas.openxmlformats.org/officeDocument/2006/bibliography"/>
   </ds:schemaRefs>

--- a/Documents/SCARAB Final Report.docx
+++ b/Documents/SCARAB Final Report.docx
@@ -180,11 +180,14 @@
           <w:pPr>
             <w:pStyle w:val="TOC1"/>
             <w:tabs>
-              <w:tab w:val="left" w:pos="435"/>
-              <w:tab w:val="right" w:leader="dot" w:pos="9015"/>
+              <w:tab w:val="right" w:leader="dot" w:pos="9016"/>
             </w:tabs>
             <w:rPr>
-              <w:rStyle w:val="Hyperlink"/>
+              <w:rFonts w:eastAsiaTheme="minorEastAsia"/>
+              <w:noProof/>
+              <w:sz w:val="24"/>
+              <w:szCs w:val="24"/>
+              <w:lang w:eastAsia="en-GB"/>
             </w:rPr>
           </w:pPr>
           <w:r>
@@ -196,41 +199,3624 @@
           <w:r>
             <w:fldChar w:fldCharType="separate"/>
           </w:r>
-          <w:hyperlink w:anchor="_Toc75378123">
+          <w:hyperlink w:anchor="_Toc227872516" w:history="1">
             <w:r>
               <w:rPr>
                 <w:rStyle w:val="Hyperlink"/>
-              </w:rPr>
-              <w:t>1.</w:t>
-            </w:r>
-            <w:r>
+                <w:noProof/>
+              </w:rPr>
+              <w:t>1. Abstract</w:t>
+            </w:r>
+            <w:r>
+              <w:rPr>
+                <w:noProof/>
+                <w:webHidden/>
+              </w:rPr>
               <w:tab/>
             </w:r>
             <w:r>
               <w:rPr>
+                <w:noProof/>
+                <w:webHidden/>
+              </w:rPr>
+              <w:fldChar w:fldCharType="begin"/>
+            </w:r>
+            <w:r>
+              <w:rPr>
+                <w:noProof/>
+                <w:webHidden/>
+              </w:rPr>
+              <w:instrText xml:space="preserve"> PAGEREF _Toc227872516 \h </w:instrText>
+            </w:r>
+            <w:r>
+              <w:rPr>
+                <w:noProof/>
+                <w:webHidden/>
+              </w:rPr>
+            </w:r>
+            <w:r>
+              <w:rPr>
+                <w:noProof/>
+                <w:webHidden/>
+              </w:rPr>
+              <w:fldChar w:fldCharType="separate"/>
+            </w:r>
+            <w:r>
+              <w:rPr>
+                <w:noProof/>
+                <w:webHidden/>
+              </w:rPr>
+              <w:t>4</w:t>
+            </w:r>
+            <w:r>
+              <w:rPr>
+                <w:noProof/>
+                <w:webHidden/>
+              </w:rPr>
+              <w:fldChar w:fldCharType="end"/>
+            </w:r>
+          </w:hyperlink>
+        </w:p>
+        <w:p>
+          <w:pPr>
+            <w:pStyle w:val="TOC1"/>
+            <w:tabs>
+              <w:tab w:val="right" w:leader="dot" w:pos="9016"/>
+            </w:tabs>
+            <w:rPr>
+              <w:rFonts w:eastAsiaTheme="minorEastAsia"/>
+              <w:noProof/>
+              <w:sz w:val="24"/>
+              <w:szCs w:val="24"/>
+              <w:lang w:eastAsia="en-GB"/>
+            </w:rPr>
+          </w:pPr>
+          <w:hyperlink w:anchor="_Toc227872517" w:history="1">
+            <w:r>
+              <w:rPr>
                 <w:rStyle w:val="Hyperlink"/>
-              </w:rPr>
-              <w:t>Abstract</w:t>
-            </w:r>
-            <w:r>
+                <w:noProof/>
+              </w:rPr>
+              <w:t>2. Introduction</w:t>
+            </w:r>
+            <w:r>
+              <w:rPr>
+                <w:noProof/>
+                <w:webHidden/>
+              </w:rPr>
               <w:tab/>
             </w:r>
             <w:r>
+              <w:rPr>
+                <w:noProof/>
+                <w:webHidden/>
+              </w:rPr>
               <w:fldChar w:fldCharType="begin"/>
             </w:r>
             <w:r>
-              <w:instrText>PAGEREF _Toc75378123 \h</w:instrText>
-            </w:r>
-            <w:r>
+              <w:rPr>
+                <w:noProof/>
+                <w:webHidden/>
+              </w:rPr>
+              <w:instrText xml:space="preserve"> PAGEREF _Toc227872517 \h </w:instrText>
+            </w:r>
+            <w:r>
+              <w:rPr>
+                <w:noProof/>
+                <w:webHidden/>
+              </w:rPr>
+            </w:r>
+            <w:r>
+              <w:rPr>
+                <w:noProof/>
+                <w:webHidden/>
+              </w:rPr>
               <w:fldChar w:fldCharType="separate"/>
             </w:r>
             <w:r>
               <w:rPr>
+                <w:noProof/>
+                <w:webHidden/>
+              </w:rPr>
+              <w:t>5</w:t>
+            </w:r>
+            <w:r>
+              <w:rPr>
+                <w:noProof/>
+                <w:webHidden/>
+              </w:rPr>
+              <w:fldChar w:fldCharType="end"/>
+            </w:r>
+          </w:hyperlink>
+        </w:p>
+        <w:p>
+          <w:pPr>
+            <w:pStyle w:val="TOC1"/>
+            <w:tabs>
+              <w:tab w:val="right" w:leader="dot" w:pos="9016"/>
+            </w:tabs>
+            <w:rPr>
+              <w:rFonts w:eastAsiaTheme="minorEastAsia"/>
+              <w:noProof/>
+              <w:sz w:val="24"/>
+              <w:szCs w:val="24"/>
+              <w:lang w:eastAsia="en-GB"/>
+            </w:rPr>
+          </w:pPr>
+          <w:hyperlink w:anchor="_Toc227872518" w:history="1">
+            <w:r>
+              <w:rPr>
                 <w:rStyle w:val="Hyperlink"/>
-              </w:rPr>
-              <w:t>2</w:t>
-            </w:r>
-            <w:r>
+                <w:noProof/>
+              </w:rPr>
+              <w:t>3. Challenges</w:t>
+            </w:r>
+            <w:r>
+              <w:rPr>
+                <w:noProof/>
+                <w:webHidden/>
+              </w:rPr>
+              <w:tab/>
+            </w:r>
+            <w:r>
+              <w:rPr>
+                <w:noProof/>
+                <w:webHidden/>
+              </w:rPr>
+              <w:fldChar w:fldCharType="begin"/>
+            </w:r>
+            <w:r>
+              <w:rPr>
+                <w:noProof/>
+                <w:webHidden/>
+              </w:rPr>
+              <w:instrText xml:space="preserve"> PAGEREF _Toc227872518 \h </w:instrText>
+            </w:r>
+            <w:r>
+              <w:rPr>
+                <w:noProof/>
+                <w:webHidden/>
+              </w:rPr>
+            </w:r>
+            <w:r>
+              <w:rPr>
+                <w:noProof/>
+                <w:webHidden/>
+              </w:rPr>
+              <w:fldChar w:fldCharType="separate"/>
+            </w:r>
+            <w:r>
+              <w:rPr>
+                <w:noProof/>
+                <w:webHidden/>
+              </w:rPr>
+              <w:t>6</w:t>
+            </w:r>
+            <w:r>
+              <w:rPr>
+                <w:noProof/>
+                <w:webHidden/>
+              </w:rPr>
+              <w:fldChar w:fldCharType="end"/>
+            </w:r>
+          </w:hyperlink>
+        </w:p>
+        <w:p>
+          <w:pPr>
+            <w:pStyle w:val="TOC2"/>
+            <w:tabs>
+              <w:tab w:val="left" w:pos="960"/>
+              <w:tab w:val="right" w:leader="dot" w:pos="9016"/>
+            </w:tabs>
+            <w:rPr>
+              <w:rFonts w:eastAsiaTheme="minorEastAsia"/>
+              <w:noProof/>
+              <w:sz w:val="24"/>
+              <w:szCs w:val="24"/>
+              <w:lang w:eastAsia="en-GB"/>
+            </w:rPr>
+          </w:pPr>
+          <w:hyperlink w:anchor="_Toc227872519" w:history="1">
+            <w:r>
+              <w:rPr>
+                <w:rStyle w:val="Hyperlink"/>
+                <w:noProof/>
+              </w:rPr>
+              <w:t>3.1</w:t>
+            </w:r>
+            <w:r>
+              <w:rPr>
+                <w:rFonts w:eastAsiaTheme="minorEastAsia"/>
+                <w:noProof/>
+                <w:sz w:val="24"/>
+                <w:szCs w:val="24"/>
+                <w:lang w:eastAsia="en-GB"/>
+              </w:rPr>
+              <w:tab/>
+            </w:r>
+            <w:r>
+              <w:rPr>
+                <w:rStyle w:val="Hyperlink"/>
+                <w:noProof/>
+              </w:rPr>
+              <w:t>Breadboard Prototyping Issues</w:t>
+            </w:r>
+            <w:r>
+              <w:rPr>
+                <w:noProof/>
+                <w:webHidden/>
+              </w:rPr>
+              <w:tab/>
+            </w:r>
+            <w:r>
+              <w:rPr>
+                <w:noProof/>
+                <w:webHidden/>
+              </w:rPr>
+              <w:fldChar w:fldCharType="begin"/>
+            </w:r>
+            <w:r>
+              <w:rPr>
+                <w:noProof/>
+                <w:webHidden/>
+              </w:rPr>
+              <w:instrText xml:space="preserve"> PAGEREF _Toc227872519 \h </w:instrText>
+            </w:r>
+            <w:r>
+              <w:rPr>
+                <w:noProof/>
+                <w:webHidden/>
+              </w:rPr>
+            </w:r>
+            <w:r>
+              <w:rPr>
+                <w:noProof/>
+                <w:webHidden/>
+              </w:rPr>
+              <w:fldChar w:fldCharType="separate"/>
+            </w:r>
+            <w:r>
+              <w:rPr>
+                <w:noProof/>
+                <w:webHidden/>
+              </w:rPr>
+              <w:t>6</w:t>
+            </w:r>
+            <w:r>
+              <w:rPr>
+                <w:noProof/>
+                <w:webHidden/>
+              </w:rPr>
+              <w:fldChar w:fldCharType="end"/>
+            </w:r>
+          </w:hyperlink>
+        </w:p>
+        <w:p>
+          <w:pPr>
+            <w:pStyle w:val="TOC2"/>
+            <w:tabs>
+              <w:tab w:val="left" w:pos="960"/>
+              <w:tab w:val="right" w:leader="dot" w:pos="9016"/>
+            </w:tabs>
+            <w:rPr>
+              <w:rFonts w:eastAsiaTheme="minorEastAsia"/>
+              <w:noProof/>
+              <w:sz w:val="24"/>
+              <w:szCs w:val="24"/>
+              <w:lang w:eastAsia="en-GB"/>
+            </w:rPr>
+          </w:pPr>
+          <w:hyperlink w:anchor="_Toc227872520" w:history="1">
+            <w:r>
+              <w:rPr>
+                <w:rStyle w:val="Hyperlink"/>
+                <w:noProof/>
+              </w:rPr>
+              <w:t>3.2</w:t>
+            </w:r>
+            <w:r>
+              <w:rPr>
+                <w:rFonts w:eastAsiaTheme="minorEastAsia"/>
+                <w:noProof/>
+                <w:sz w:val="24"/>
+                <w:szCs w:val="24"/>
+                <w:lang w:eastAsia="en-GB"/>
+              </w:rPr>
+              <w:tab/>
+            </w:r>
+            <w:r>
+              <w:rPr>
+                <w:rStyle w:val="Hyperlink"/>
+                <w:noProof/>
+              </w:rPr>
+              <w:t>Logic Level Translation</w:t>
+            </w:r>
+            <w:r>
+              <w:rPr>
+                <w:noProof/>
+                <w:webHidden/>
+              </w:rPr>
+              <w:tab/>
+            </w:r>
+            <w:r>
+              <w:rPr>
+                <w:noProof/>
+                <w:webHidden/>
+              </w:rPr>
+              <w:fldChar w:fldCharType="begin"/>
+            </w:r>
+            <w:r>
+              <w:rPr>
+                <w:noProof/>
+                <w:webHidden/>
+              </w:rPr>
+              <w:instrText xml:space="preserve"> PAGEREF _Toc227872520 \h </w:instrText>
+            </w:r>
+            <w:r>
+              <w:rPr>
+                <w:noProof/>
+                <w:webHidden/>
+              </w:rPr>
+            </w:r>
+            <w:r>
+              <w:rPr>
+                <w:noProof/>
+                <w:webHidden/>
+              </w:rPr>
+              <w:fldChar w:fldCharType="separate"/>
+            </w:r>
+            <w:r>
+              <w:rPr>
+                <w:noProof/>
+                <w:webHidden/>
+              </w:rPr>
+              <w:t>6</w:t>
+            </w:r>
+            <w:r>
+              <w:rPr>
+                <w:noProof/>
+                <w:webHidden/>
+              </w:rPr>
+              <w:fldChar w:fldCharType="end"/>
+            </w:r>
+          </w:hyperlink>
+        </w:p>
+        <w:p>
+          <w:pPr>
+            <w:pStyle w:val="TOC2"/>
+            <w:tabs>
+              <w:tab w:val="left" w:pos="960"/>
+              <w:tab w:val="right" w:leader="dot" w:pos="9016"/>
+            </w:tabs>
+            <w:rPr>
+              <w:rFonts w:eastAsiaTheme="minorEastAsia"/>
+              <w:noProof/>
+              <w:sz w:val="24"/>
+              <w:szCs w:val="24"/>
+              <w:lang w:eastAsia="en-GB"/>
+            </w:rPr>
+          </w:pPr>
+          <w:hyperlink w:anchor="_Toc227872521" w:history="1">
+            <w:r>
+              <w:rPr>
+                <w:rStyle w:val="Hyperlink"/>
+                <w:noProof/>
+              </w:rPr>
+              <w:t>3.3</w:t>
+            </w:r>
+            <w:r>
+              <w:rPr>
+                <w:rFonts w:eastAsiaTheme="minorEastAsia"/>
+                <w:noProof/>
+                <w:sz w:val="24"/>
+                <w:szCs w:val="24"/>
+                <w:lang w:eastAsia="en-GB"/>
+              </w:rPr>
+              <w:tab/>
+            </w:r>
+            <w:r>
+              <w:rPr>
+                <w:rStyle w:val="Hyperlink"/>
+                <w:noProof/>
+              </w:rPr>
+              <w:t>NES Mapper Handling</w:t>
+            </w:r>
+            <w:r>
+              <w:rPr>
+                <w:noProof/>
+                <w:webHidden/>
+              </w:rPr>
+              <w:tab/>
+            </w:r>
+            <w:r>
+              <w:rPr>
+                <w:noProof/>
+                <w:webHidden/>
+              </w:rPr>
+              <w:fldChar w:fldCharType="begin"/>
+            </w:r>
+            <w:r>
+              <w:rPr>
+                <w:noProof/>
+                <w:webHidden/>
+              </w:rPr>
+              <w:instrText xml:space="preserve"> PAGEREF _Toc227872521 \h </w:instrText>
+            </w:r>
+            <w:r>
+              <w:rPr>
+                <w:noProof/>
+                <w:webHidden/>
+              </w:rPr>
+            </w:r>
+            <w:r>
+              <w:rPr>
+                <w:noProof/>
+                <w:webHidden/>
+              </w:rPr>
+              <w:fldChar w:fldCharType="separate"/>
+            </w:r>
+            <w:r>
+              <w:rPr>
+                <w:noProof/>
+                <w:webHidden/>
+              </w:rPr>
+              <w:t>6</w:t>
+            </w:r>
+            <w:r>
+              <w:rPr>
+                <w:noProof/>
+                <w:webHidden/>
+              </w:rPr>
+              <w:fldChar w:fldCharType="end"/>
+            </w:r>
+          </w:hyperlink>
+        </w:p>
+        <w:p>
+          <w:pPr>
+            <w:pStyle w:val="TOC2"/>
+            <w:tabs>
+              <w:tab w:val="left" w:pos="960"/>
+              <w:tab w:val="right" w:leader="dot" w:pos="9016"/>
+            </w:tabs>
+            <w:rPr>
+              <w:rFonts w:eastAsiaTheme="minorEastAsia"/>
+              <w:noProof/>
+              <w:sz w:val="24"/>
+              <w:szCs w:val="24"/>
+              <w:lang w:eastAsia="en-GB"/>
+            </w:rPr>
+          </w:pPr>
+          <w:hyperlink w:anchor="_Toc227872522" w:history="1">
+            <w:r>
+              <w:rPr>
+                <w:rStyle w:val="Hyperlink"/>
+                <w:noProof/>
+              </w:rPr>
+              <w:t>3.4</w:t>
+            </w:r>
+            <w:r>
+              <w:rPr>
+                <w:rFonts w:eastAsiaTheme="minorEastAsia"/>
+                <w:noProof/>
+                <w:sz w:val="24"/>
+                <w:szCs w:val="24"/>
+                <w:lang w:eastAsia="en-GB"/>
+              </w:rPr>
+              <w:tab/>
+            </w:r>
+            <w:r>
+              <w:rPr>
+                <w:rStyle w:val="Hyperlink"/>
+                <w:noProof/>
+              </w:rPr>
+              <w:t>GUI Threading with the SCARAB</w:t>
+            </w:r>
+            <w:r>
+              <w:rPr>
+                <w:noProof/>
+                <w:webHidden/>
+              </w:rPr>
+              <w:tab/>
+            </w:r>
+            <w:r>
+              <w:rPr>
+                <w:noProof/>
+                <w:webHidden/>
+              </w:rPr>
+              <w:fldChar w:fldCharType="begin"/>
+            </w:r>
+            <w:r>
+              <w:rPr>
+                <w:noProof/>
+                <w:webHidden/>
+              </w:rPr>
+              <w:instrText xml:space="preserve"> PAGEREF _Toc227872522 \h </w:instrText>
+            </w:r>
+            <w:r>
+              <w:rPr>
+                <w:noProof/>
+                <w:webHidden/>
+              </w:rPr>
+            </w:r>
+            <w:r>
+              <w:rPr>
+                <w:noProof/>
+                <w:webHidden/>
+              </w:rPr>
+              <w:fldChar w:fldCharType="separate"/>
+            </w:r>
+            <w:r>
+              <w:rPr>
+                <w:noProof/>
+                <w:webHidden/>
+              </w:rPr>
+              <w:t>6</w:t>
+            </w:r>
+            <w:r>
+              <w:rPr>
+                <w:noProof/>
+                <w:webHidden/>
+              </w:rPr>
+              <w:fldChar w:fldCharType="end"/>
+            </w:r>
+          </w:hyperlink>
+        </w:p>
+        <w:p>
+          <w:pPr>
+            <w:pStyle w:val="TOC1"/>
+            <w:tabs>
+              <w:tab w:val="right" w:leader="dot" w:pos="9016"/>
+            </w:tabs>
+            <w:rPr>
+              <w:rFonts w:eastAsiaTheme="minorEastAsia"/>
+              <w:noProof/>
+              <w:sz w:val="24"/>
+              <w:szCs w:val="24"/>
+              <w:lang w:eastAsia="en-GB"/>
+            </w:rPr>
+          </w:pPr>
+          <w:hyperlink w:anchor="_Toc227872523" w:history="1">
+            <w:r>
+              <w:rPr>
+                <w:rStyle w:val="Hyperlink"/>
+                <w:noProof/>
+              </w:rPr>
+              <w:t>4. Achievements</w:t>
+            </w:r>
+            <w:r>
+              <w:rPr>
+                <w:noProof/>
+                <w:webHidden/>
+              </w:rPr>
+              <w:tab/>
+            </w:r>
+            <w:r>
+              <w:rPr>
+                <w:noProof/>
+                <w:webHidden/>
+              </w:rPr>
+              <w:fldChar w:fldCharType="begin"/>
+            </w:r>
+            <w:r>
+              <w:rPr>
+                <w:noProof/>
+                <w:webHidden/>
+              </w:rPr>
+              <w:instrText xml:space="preserve"> PAGEREF _Toc227872523 \h </w:instrText>
+            </w:r>
+            <w:r>
+              <w:rPr>
+                <w:noProof/>
+                <w:webHidden/>
+              </w:rPr>
+            </w:r>
+            <w:r>
+              <w:rPr>
+                <w:noProof/>
+                <w:webHidden/>
+              </w:rPr>
+              <w:fldChar w:fldCharType="separate"/>
+            </w:r>
+            <w:r>
+              <w:rPr>
+                <w:noProof/>
+                <w:webHidden/>
+              </w:rPr>
+              <w:t>7</w:t>
+            </w:r>
+            <w:r>
+              <w:rPr>
+                <w:noProof/>
+                <w:webHidden/>
+              </w:rPr>
+              <w:fldChar w:fldCharType="end"/>
+            </w:r>
+          </w:hyperlink>
+        </w:p>
+        <w:p>
+          <w:pPr>
+            <w:pStyle w:val="TOC2"/>
+            <w:tabs>
+              <w:tab w:val="left" w:pos="960"/>
+              <w:tab w:val="right" w:leader="dot" w:pos="9016"/>
+            </w:tabs>
+            <w:rPr>
+              <w:rFonts w:eastAsiaTheme="minorEastAsia"/>
+              <w:noProof/>
+              <w:sz w:val="24"/>
+              <w:szCs w:val="24"/>
+              <w:lang w:eastAsia="en-GB"/>
+            </w:rPr>
+          </w:pPr>
+          <w:hyperlink w:anchor="_Toc227872524" w:history="1">
+            <w:r>
+              <w:rPr>
+                <w:rStyle w:val="Hyperlink"/>
+                <w:noProof/>
+              </w:rPr>
+              <w:t>4.1</w:t>
+            </w:r>
+            <w:r>
+              <w:rPr>
+                <w:rFonts w:eastAsiaTheme="minorEastAsia"/>
+                <w:noProof/>
+                <w:sz w:val="24"/>
+                <w:szCs w:val="24"/>
+                <w:lang w:eastAsia="en-GB"/>
+              </w:rPr>
+              <w:tab/>
+            </w:r>
+            <w:r>
+              <w:rPr>
+                <w:rStyle w:val="Hyperlink"/>
+                <w:noProof/>
+              </w:rPr>
+              <w:t>Arduino Powered Device</w:t>
+            </w:r>
+            <w:r>
+              <w:rPr>
+                <w:noProof/>
+                <w:webHidden/>
+              </w:rPr>
+              <w:tab/>
+            </w:r>
+            <w:r>
+              <w:rPr>
+                <w:noProof/>
+                <w:webHidden/>
+              </w:rPr>
+              <w:fldChar w:fldCharType="begin"/>
+            </w:r>
+            <w:r>
+              <w:rPr>
+                <w:noProof/>
+                <w:webHidden/>
+              </w:rPr>
+              <w:instrText xml:space="preserve"> PAGEREF _Toc227872524 \h </w:instrText>
+            </w:r>
+            <w:r>
+              <w:rPr>
+                <w:noProof/>
+                <w:webHidden/>
+              </w:rPr>
+            </w:r>
+            <w:r>
+              <w:rPr>
+                <w:noProof/>
+                <w:webHidden/>
+              </w:rPr>
+              <w:fldChar w:fldCharType="separate"/>
+            </w:r>
+            <w:r>
+              <w:rPr>
+                <w:noProof/>
+                <w:webHidden/>
+              </w:rPr>
+              <w:t>7</w:t>
+            </w:r>
+            <w:r>
+              <w:rPr>
+                <w:noProof/>
+                <w:webHidden/>
+              </w:rPr>
+              <w:fldChar w:fldCharType="end"/>
+            </w:r>
+          </w:hyperlink>
+        </w:p>
+        <w:p>
+          <w:pPr>
+            <w:pStyle w:val="TOC2"/>
+            <w:tabs>
+              <w:tab w:val="left" w:pos="960"/>
+              <w:tab w:val="right" w:leader="dot" w:pos="9016"/>
+            </w:tabs>
+            <w:rPr>
+              <w:rFonts w:eastAsiaTheme="minorEastAsia"/>
+              <w:noProof/>
+              <w:sz w:val="24"/>
+              <w:szCs w:val="24"/>
+              <w:lang w:eastAsia="en-GB"/>
+            </w:rPr>
+          </w:pPr>
+          <w:hyperlink w:anchor="_Toc227872525" w:history="1">
+            <w:r>
+              <w:rPr>
+                <w:rStyle w:val="Hyperlink"/>
+                <w:noProof/>
+              </w:rPr>
+              <w:t>4.2</w:t>
+            </w:r>
+            <w:r>
+              <w:rPr>
+                <w:rFonts w:eastAsiaTheme="minorEastAsia"/>
+                <w:noProof/>
+                <w:sz w:val="24"/>
+                <w:szCs w:val="24"/>
+                <w:lang w:eastAsia="en-GB"/>
+              </w:rPr>
+              <w:tab/>
+            </w:r>
+            <w:r>
+              <w:rPr>
+                <w:rStyle w:val="Hyperlink"/>
+                <w:noProof/>
+              </w:rPr>
+              <w:t>GUI Based Cross-Platform Program</w:t>
+            </w:r>
+            <w:r>
+              <w:rPr>
+                <w:noProof/>
+                <w:webHidden/>
+              </w:rPr>
+              <w:tab/>
+            </w:r>
+            <w:r>
+              <w:rPr>
+                <w:noProof/>
+                <w:webHidden/>
+              </w:rPr>
+              <w:fldChar w:fldCharType="begin"/>
+            </w:r>
+            <w:r>
+              <w:rPr>
+                <w:noProof/>
+                <w:webHidden/>
+              </w:rPr>
+              <w:instrText xml:space="preserve"> PAGEREF _Toc227872525 \h </w:instrText>
+            </w:r>
+            <w:r>
+              <w:rPr>
+                <w:noProof/>
+                <w:webHidden/>
+              </w:rPr>
+            </w:r>
+            <w:r>
+              <w:rPr>
+                <w:noProof/>
+                <w:webHidden/>
+              </w:rPr>
+              <w:fldChar w:fldCharType="separate"/>
+            </w:r>
+            <w:r>
+              <w:rPr>
+                <w:noProof/>
+                <w:webHidden/>
+              </w:rPr>
+              <w:t>7</w:t>
+            </w:r>
+            <w:r>
+              <w:rPr>
+                <w:noProof/>
+                <w:webHidden/>
+              </w:rPr>
+              <w:fldChar w:fldCharType="end"/>
+            </w:r>
+          </w:hyperlink>
+        </w:p>
+        <w:p>
+          <w:pPr>
+            <w:pStyle w:val="TOC2"/>
+            <w:tabs>
+              <w:tab w:val="left" w:pos="960"/>
+              <w:tab w:val="right" w:leader="dot" w:pos="9016"/>
+            </w:tabs>
+            <w:rPr>
+              <w:rFonts w:eastAsiaTheme="minorEastAsia"/>
+              <w:noProof/>
+              <w:sz w:val="24"/>
+              <w:szCs w:val="24"/>
+              <w:lang w:eastAsia="en-GB"/>
+            </w:rPr>
+          </w:pPr>
+          <w:hyperlink w:anchor="_Toc227872526" w:history="1">
+            <w:r>
+              <w:rPr>
+                <w:rStyle w:val="Hyperlink"/>
+                <w:noProof/>
+              </w:rPr>
+              <w:t>4.3</w:t>
+            </w:r>
+            <w:r>
+              <w:rPr>
+                <w:rFonts w:eastAsiaTheme="minorEastAsia"/>
+                <w:noProof/>
+                <w:sz w:val="24"/>
+                <w:szCs w:val="24"/>
+                <w:lang w:eastAsia="en-GB"/>
+              </w:rPr>
+              <w:tab/>
+            </w:r>
+            <w:r>
+              <w:rPr>
+                <w:rStyle w:val="Hyperlink"/>
+                <w:noProof/>
+              </w:rPr>
+              <w:t>NES/SNES Support</w:t>
+            </w:r>
+            <w:r>
+              <w:rPr>
+                <w:noProof/>
+                <w:webHidden/>
+              </w:rPr>
+              <w:tab/>
+            </w:r>
+            <w:r>
+              <w:rPr>
+                <w:noProof/>
+                <w:webHidden/>
+              </w:rPr>
+              <w:fldChar w:fldCharType="begin"/>
+            </w:r>
+            <w:r>
+              <w:rPr>
+                <w:noProof/>
+                <w:webHidden/>
+              </w:rPr>
+              <w:instrText xml:space="preserve"> PAGEREF _Toc227872526 \h </w:instrText>
+            </w:r>
+            <w:r>
+              <w:rPr>
+                <w:noProof/>
+                <w:webHidden/>
+              </w:rPr>
+            </w:r>
+            <w:r>
+              <w:rPr>
+                <w:noProof/>
+                <w:webHidden/>
+              </w:rPr>
+              <w:fldChar w:fldCharType="separate"/>
+            </w:r>
+            <w:r>
+              <w:rPr>
+                <w:noProof/>
+                <w:webHidden/>
+              </w:rPr>
+              <w:t>7</w:t>
+            </w:r>
+            <w:r>
+              <w:rPr>
+                <w:noProof/>
+                <w:webHidden/>
+              </w:rPr>
+              <w:fldChar w:fldCharType="end"/>
+            </w:r>
+          </w:hyperlink>
+        </w:p>
+        <w:p>
+          <w:pPr>
+            <w:pStyle w:val="TOC2"/>
+            <w:tabs>
+              <w:tab w:val="left" w:pos="960"/>
+              <w:tab w:val="right" w:leader="dot" w:pos="9016"/>
+            </w:tabs>
+            <w:rPr>
+              <w:rFonts w:eastAsiaTheme="minorEastAsia"/>
+              <w:noProof/>
+              <w:sz w:val="24"/>
+              <w:szCs w:val="24"/>
+              <w:lang w:eastAsia="en-GB"/>
+            </w:rPr>
+          </w:pPr>
+          <w:hyperlink w:anchor="_Toc227872527" w:history="1">
+            <w:r>
+              <w:rPr>
+                <w:rStyle w:val="Hyperlink"/>
+                <w:noProof/>
+              </w:rPr>
+              <w:t>4.4</w:t>
+            </w:r>
+            <w:r>
+              <w:rPr>
+                <w:rFonts w:eastAsiaTheme="minorEastAsia"/>
+                <w:noProof/>
+                <w:sz w:val="24"/>
+                <w:szCs w:val="24"/>
+                <w:lang w:eastAsia="en-GB"/>
+              </w:rPr>
+              <w:tab/>
+            </w:r>
+            <w:r>
+              <w:rPr>
+                <w:rStyle w:val="Hyperlink"/>
+                <w:noProof/>
+              </w:rPr>
+              <w:t>Save Management</w:t>
+            </w:r>
+            <w:r>
+              <w:rPr>
+                <w:noProof/>
+                <w:webHidden/>
+              </w:rPr>
+              <w:tab/>
+            </w:r>
+            <w:r>
+              <w:rPr>
+                <w:noProof/>
+                <w:webHidden/>
+              </w:rPr>
+              <w:fldChar w:fldCharType="begin"/>
+            </w:r>
+            <w:r>
+              <w:rPr>
+                <w:noProof/>
+                <w:webHidden/>
+              </w:rPr>
+              <w:instrText xml:space="preserve"> PAGEREF _Toc227872527 \h </w:instrText>
+            </w:r>
+            <w:r>
+              <w:rPr>
+                <w:noProof/>
+                <w:webHidden/>
+              </w:rPr>
+            </w:r>
+            <w:r>
+              <w:rPr>
+                <w:noProof/>
+                <w:webHidden/>
+              </w:rPr>
+              <w:fldChar w:fldCharType="separate"/>
+            </w:r>
+            <w:r>
+              <w:rPr>
+                <w:noProof/>
+                <w:webHidden/>
+              </w:rPr>
+              <w:t>7</w:t>
+            </w:r>
+            <w:r>
+              <w:rPr>
+                <w:noProof/>
+                <w:webHidden/>
+              </w:rPr>
+              <w:fldChar w:fldCharType="end"/>
+            </w:r>
+          </w:hyperlink>
+        </w:p>
+        <w:p>
+          <w:pPr>
+            <w:pStyle w:val="TOC2"/>
+            <w:tabs>
+              <w:tab w:val="left" w:pos="960"/>
+              <w:tab w:val="right" w:leader="dot" w:pos="9016"/>
+            </w:tabs>
+            <w:rPr>
+              <w:rFonts w:eastAsiaTheme="minorEastAsia"/>
+              <w:noProof/>
+              <w:sz w:val="24"/>
+              <w:szCs w:val="24"/>
+              <w:lang w:eastAsia="en-GB"/>
+            </w:rPr>
+          </w:pPr>
+          <w:hyperlink w:anchor="_Toc227872528" w:history="1">
+            <w:r>
+              <w:rPr>
+                <w:rStyle w:val="Hyperlink"/>
+                <w:noProof/>
+              </w:rPr>
+              <w:t>4.5</w:t>
+            </w:r>
+            <w:r>
+              <w:rPr>
+                <w:rFonts w:eastAsiaTheme="minorEastAsia"/>
+                <w:noProof/>
+                <w:sz w:val="24"/>
+                <w:szCs w:val="24"/>
+                <w:lang w:eastAsia="en-GB"/>
+              </w:rPr>
+              <w:tab/>
+            </w:r>
+            <w:r>
+              <w:rPr>
+                <w:rStyle w:val="Hyperlink"/>
+                <w:noProof/>
+              </w:rPr>
+              <w:t>Health Checking</w:t>
+            </w:r>
+            <w:r>
+              <w:rPr>
+                <w:noProof/>
+                <w:webHidden/>
+              </w:rPr>
+              <w:tab/>
+            </w:r>
+            <w:r>
+              <w:rPr>
+                <w:noProof/>
+                <w:webHidden/>
+              </w:rPr>
+              <w:fldChar w:fldCharType="begin"/>
+            </w:r>
+            <w:r>
+              <w:rPr>
+                <w:noProof/>
+                <w:webHidden/>
+              </w:rPr>
+              <w:instrText xml:space="preserve"> PAGEREF _Toc227872528 \h </w:instrText>
+            </w:r>
+            <w:r>
+              <w:rPr>
+                <w:noProof/>
+                <w:webHidden/>
+              </w:rPr>
+            </w:r>
+            <w:r>
+              <w:rPr>
+                <w:noProof/>
+                <w:webHidden/>
+              </w:rPr>
+              <w:fldChar w:fldCharType="separate"/>
+            </w:r>
+            <w:r>
+              <w:rPr>
+                <w:noProof/>
+                <w:webHidden/>
+              </w:rPr>
+              <w:t>7</w:t>
+            </w:r>
+            <w:r>
+              <w:rPr>
+                <w:noProof/>
+                <w:webHidden/>
+              </w:rPr>
+              <w:fldChar w:fldCharType="end"/>
+            </w:r>
+          </w:hyperlink>
+        </w:p>
+        <w:p>
+          <w:pPr>
+            <w:pStyle w:val="TOC2"/>
+            <w:tabs>
+              <w:tab w:val="left" w:pos="960"/>
+              <w:tab w:val="right" w:leader="dot" w:pos="9016"/>
+            </w:tabs>
+            <w:rPr>
+              <w:rFonts w:eastAsiaTheme="minorEastAsia"/>
+              <w:noProof/>
+              <w:sz w:val="24"/>
+              <w:szCs w:val="24"/>
+              <w:lang w:eastAsia="en-GB"/>
+            </w:rPr>
+          </w:pPr>
+          <w:hyperlink w:anchor="_Toc227872529" w:history="1">
+            <w:r>
+              <w:rPr>
+                <w:rStyle w:val="Hyperlink"/>
+                <w:noProof/>
+              </w:rPr>
+              <w:t>4.6</w:t>
+            </w:r>
+            <w:r>
+              <w:rPr>
+                <w:rFonts w:eastAsiaTheme="minorEastAsia"/>
+                <w:noProof/>
+                <w:sz w:val="24"/>
+                <w:szCs w:val="24"/>
+                <w:lang w:eastAsia="en-GB"/>
+              </w:rPr>
+              <w:tab/>
+            </w:r>
+            <w:r>
+              <w:rPr>
+                <w:rStyle w:val="Hyperlink"/>
+                <w:noProof/>
+              </w:rPr>
+              <w:t>Modular Design</w:t>
+            </w:r>
+            <w:r>
+              <w:rPr>
+                <w:noProof/>
+                <w:webHidden/>
+              </w:rPr>
+              <w:tab/>
+            </w:r>
+            <w:r>
+              <w:rPr>
+                <w:noProof/>
+                <w:webHidden/>
+              </w:rPr>
+              <w:fldChar w:fldCharType="begin"/>
+            </w:r>
+            <w:r>
+              <w:rPr>
+                <w:noProof/>
+                <w:webHidden/>
+              </w:rPr>
+              <w:instrText xml:space="preserve"> PAGEREF _Toc227872529 \h </w:instrText>
+            </w:r>
+            <w:r>
+              <w:rPr>
+                <w:noProof/>
+                <w:webHidden/>
+              </w:rPr>
+            </w:r>
+            <w:r>
+              <w:rPr>
+                <w:noProof/>
+                <w:webHidden/>
+              </w:rPr>
+              <w:fldChar w:fldCharType="separate"/>
+            </w:r>
+            <w:r>
+              <w:rPr>
+                <w:noProof/>
+                <w:webHidden/>
+              </w:rPr>
+              <w:t>8</w:t>
+            </w:r>
+            <w:r>
+              <w:rPr>
+                <w:noProof/>
+                <w:webHidden/>
+              </w:rPr>
+              <w:fldChar w:fldCharType="end"/>
+            </w:r>
+          </w:hyperlink>
+        </w:p>
+        <w:p>
+          <w:pPr>
+            <w:pStyle w:val="TOC2"/>
+            <w:tabs>
+              <w:tab w:val="left" w:pos="960"/>
+              <w:tab w:val="right" w:leader="dot" w:pos="9016"/>
+            </w:tabs>
+            <w:rPr>
+              <w:rFonts w:eastAsiaTheme="minorEastAsia"/>
+              <w:noProof/>
+              <w:sz w:val="24"/>
+              <w:szCs w:val="24"/>
+              <w:lang w:eastAsia="en-GB"/>
+            </w:rPr>
+          </w:pPr>
+          <w:hyperlink w:anchor="_Toc227872530" w:history="1">
+            <w:r>
+              <w:rPr>
+                <w:rStyle w:val="Hyperlink"/>
+                <w:noProof/>
+              </w:rPr>
+              <w:t>4.7</w:t>
+            </w:r>
+            <w:r>
+              <w:rPr>
+                <w:rFonts w:eastAsiaTheme="minorEastAsia"/>
+                <w:noProof/>
+                <w:sz w:val="24"/>
+                <w:szCs w:val="24"/>
+                <w:lang w:eastAsia="en-GB"/>
+              </w:rPr>
+              <w:tab/>
+            </w:r>
+            <w:r>
+              <w:rPr>
+                <w:rStyle w:val="Hyperlink"/>
+                <w:noProof/>
+              </w:rPr>
+              <w:t>EEPROM Identification</w:t>
+            </w:r>
+            <w:r>
+              <w:rPr>
+                <w:noProof/>
+                <w:webHidden/>
+              </w:rPr>
+              <w:tab/>
+            </w:r>
+            <w:r>
+              <w:rPr>
+                <w:noProof/>
+                <w:webHidden/>
+              </w:rPr>
+              <w:fldChar w:fldCharType="begin"/>
+            </w:r>
+            <w:r>
+              <w:rPr>
+                <w:noProof/>
+                <w:webHidden/>
+              </w:rPr>
+              <w:instrText xml:space="preserve"> PAGEREF _Toc227872530 \h </w:instrText>
+            </w:r>
+            <w:r>
+              <w:rPr>
+                <w:noProof/>
+                <w:webHidden/>
+              </w:rPr>
+            </w:r>
+            <w:r>
+              <w:rPr>
+                <w:noProof/>
+                <w:webHidden/>
+              </w:rPr>
+              <w:fldChar w:fldCharType="separate"/>
+            </w:r>
+            <w:r>
+              <w:rPr>
+                <w:noProof/>
+                <w:webHidden/>
+              </w:rPr>
+              <w:t>8</w:t>
+            </w:r>
+            <w:r>
+              <w:rPr>
+                <w:noProof/>
+                <w:webHidden/>
+              </w:rPr>
+              <w:fldChar w:fldCharType="end"/>
+            </w:r>
+          </w:hyperlink>
+        </w:p>
+        <w:p>
+          <w:pPr>
+            <w:pStyle w:val="TOC1"/>
+            <w:tabs>
+              <w:tab w:val="right" w:leader="dot" w:pos="9016"/>
+            </w:tabs>
+            <w:rPr>
+              <w:rFonts w:eastAsiaTheme="minorEastAsia"/>
+              <w:noProof/>
+              <w:sz w:val="24"/>
+              <w:szCs w:val="24"/>
+              <w:lang w:eastAsia="en-GB"/>
+            </w:rPr>
+          </w:pPr>
+          <w:hyperlink w:anchor="_Toc227872531" w:history="1">
+            <w:r>
+              <w:rPr>
+                <w:rStyle w:val="Hyperlink"/>
+                <w:noProof/>
+              </w:rPr>
+              <w:t>5. Scrapped Features</w:t>
+            </w:r>
+            <w:r>
+              <w:rPr>
+                <w:noProof/>
+                <w:webHidden/>
+              </w:rPr>
+              <w:tab/>
+            </w:r>
+            <w:r>
+              <w:rPr>
+                <w:noProof/>
+                <w:webHidden/>
+              </w:rPr>
+              <w:fldChar w:fldCharType="begin"/>
+            </w:r>
+            <w:r>
+              <w:rPr>
+                <w:noProof/>
+                <w:webHidden/>
+              </w:rPr>
+              <w:instrText xml:space="preserve"> PAGEREF _Toc227872531 \h </w:instrText>
+            </w:r>
+            <w:r>
+              <w:rPr>
+                <w:noProof/>
+                <w:webHidden/>
+              </w:rPr>
+            </w:r>
+            <w:r>
+              <w:rPr>
+                <w:noProof/>
+                <w:webHidden/>
+              </w:rPr>
+              <w:fldChar w:fldCharType="separate"/>
+            </w:r>
+            <w:r>
+              <w:rPr>
+                <w:noProof/>
+                <w:webHidden/>
+              </w:rPr>
+              <w:t>9</w:t>
+            </w:r>
+            <w:r>
+              <w:rPr>
+                <w:noProof/>
+                <w:webHidden/>
+              </w:rPr>
+              <w:fldChar w:fldCharType="end"/>
+            </w:r>
+          </w:hyperlink>
+        </w:p>
+        <w:p>
+          <w:pPr>
+            <w:pStyle w:val="TOC2"/>
+            <w:tabs>
+              <w:tab w:val="left" w:pos="960"/>
+              <w:tab w:val="right" w:leader="dot" w:pos="9016"/>
+            </w:tabs>
+            <w:rPr>
+              <w:rFonts w:eastAsiaTheme="minorEastAsia"/>
+              <w:noProof/>
+              <w:sz w:val="24"/>
+              <w:szCs w:val="24"/>
+              <w:lang w:eastAsia="en-GB"/>
+            </w:rPr>
+          </w:pPr>
+          <w:hyperlink w:anchor="_Toc227872532" w:history="1">
+            <w:r>
+              <w:rPr>
+                <w:rStyle w:val="Hyperlink"/>
+                <w:noProof/>
+              </w:rPr>
+              <w:t>5.1</w:t>
+            </w:r>
+            <w:r>
+              <w:rPr>
+                <w:rFonts w:eastAsiaTheme="minorEastAsia"/>
+                <w:noProof/>
+                <w:sz w:val="24"/>
+                <w:szCs w:val="24"/>
+                <w:lang w:eastAsia="en-GB"/>
+              </w:rPr>
+              <w:tab/>
+            </w:r>
+            <w:r>
+              <w:rPr>
+                <w:rStyle w:val="Hyperlink"/>
+                <w:noProof/>
+              </w:rPr>
+              <w:t>Mega Drive Compatibility</w:t>
+            </w:r>
+            <w:r>
+              <w:rPr>
+                <w:noProof/>
+                <w:webHidden/>
+              </w:rPr>
+              <w:tab/>
+            </w:r>
+            <w:r>
+              <w:rPr>
+                <w:noProof/>
+                <w:webHidden/>
+              </w:rPr>
+              <w:fldChar w:fldCharType="begin"/>
+            </w:r>
+            <w:r>
+              <w:rPr>
+                <w:noProof/>
+                <w:webHidden/>
+              </w:rPr>
+              <w:instrText xml:space="preserve"> PAGEREF _Toc227872532 \h </w:instrText>
+            </w:r>
+            <w:r>
+              <w:rPr>
+                <w:noProof/>
+                <w:webHidden/>
+              </w:rPr>
+            </w:r>
+            <w:r>
+              <w:rPr>
+                <w:noProof/>
+                <w:webHidden/>
+              </w:rPr>
+              <w:fldChar w:fldCharType="separate"/>
+            </w:r>
+            <w:r>
+              <w:rPr>
+                <w:noProof/>
+                <w:webHidden/>
+              </w:rPr>
+              <w:t>9</w:t>
+            </w:r>
+            <w:r>
+              <w:rPr>
+                <w:noProof/>
+                <w:webHidden/>
+              </w:rPr>
+              <w:fldChar w:fldCharType="end"/>
+            </w:r>
+          </w:hyperlink>
+        </w:p>
+        <w:p>
+          <w:pPr>
+            <w:pStyle w:val="TOC2"/>
+            <w:tabs>
+              <w:tab w:val="left" w:pos="960"/>
+              <w:tab w:val="right" w:leader="dot" w:pos="9016"/>
+            </w:tabs>
+            <w:rPr>
+              <w:rFonts w:eastAsiaTheme="minorEastAsia"/>
+              <w:noProof/>
+              <w:sz w:val="24"/>
+              <w:szCs w:val="24"/>
+              <w:lang w:eastAsia="en-GB"/>
+            </w:rPr>
+          </w:pPr>
+          <w:hyperlink w:anchor="_Toc227872533" w:history="1">
+            <w:r>
+              <w:rPr>
+                <w:rStyle w:val="Hyperlink"/>
+                <w:noProof/>
+              </w:rPr>
+              <w:t>5.2</w:t>
+            </w:r>
+            <w:r>
+              <w:rPr>
+                <w:rFonts w:eastAsiaTheme="minorEastAsia"/>
+                <w:noProof/>
+                <w:sz w:val="24"/>
+                <w:szCs w:val="24"/>
+                <w:lang w:eastAsia="en-GB"/>
+              </w:rPr>
+              <w:tab/>
+            </w:r>
+            <w:r>
+              <w:rPr>
+                <w:rStyle w:val="Hyperlink"/>
+                <w:noProof/>
+              </w:rPr>
+              <w:t>Automatic Save Retention Testing</w:t>
+            </w:r>
+            <w:r>
+              <w:rPr>
+                <w:noProof/>
+                <w:webHidden/>
+              </w:rPr>
+              <w:tab/>
+            </w:r>
+            <w:r>
+              <w:rPr>
+                <w:noProof/>
+                <w:webHidden/>
+              </w:rPr>
+              <w:fldChar w:fldCharType="begin"/>
+            </w:r>
+            <w:r>
+              <w:rPr>
+                <w:noProof/>
+                <w:webHidden/>
+              </w:rPr>
+              <w:instrText xml:space="preserve"> PAGEREF _Toc227872533 \h </w:instrText>
+            </w:r>
+            <w:r>
+              <w:rPr>
+                <w:noProof/>
+                <w:webHidden/>
+              </w:rPr>
+            </w:r>
+            <w:r>
+              <w:rPr>
+                <w:noProof/>
+                <w:webHidden/>
+              </w:rPr>
+              <w:fldChar w:fldCharType="separate"/>
+            </w:r>
+            <w:r>
+              <w:rPr>
+                <w:noProof/>
+                <w:webHidden/>
+              </w:rPr>
+              <w:t>9</w:t>
+            </w:r>
+            <w:r>
+              <w:rPr>
+                <w:noProof/>
+                <w:webHidden/>
+              </w:rPr>
+              <w:fldChar w:fldCharType="end"/>
+            </w:r>
+          </w:hyperlink>
+        </w:p>
+        <w:p>
+          <w:pPr>
+            <w:pStyle w:val="TOC2"/>
+            <w:tabs>
+              <w:tab w:val="left" w:pos="960"/>
+              <w:tab w:val="right" w:leader="dot" w:pos="9016"/>
+            </w:tabs>
+            <w:rPr>
+              <w:rFonts w:eastAsiaTheme="minorEastAsia"/>
+              <w:noProof/>
+              <w:sz w:val="24"/>
+              <w:szCs w:val="24"/>
+              <w:lang w:eastAsia="en-GB"/>
+            </w:rPr>
+          </w:pPr>
+          <w:hyperlink w:anchor="_Toc227872534" w:history="1">
+            <w:r>
+              <w:rPr>
+                <w:rStyle w:val="Hyperlink"/>
+                <w:noProof/>
+              </w:rPr>
+              <w:t>5.3</w:t>
+            </w:r>
+            <w:r>
+              <w:rPr>
+                <w:rFonts w:eastAsiaTheme="minorEastAsia"/>
+                <w:noProof/>
+                <w:sz w:val="24"/>
+                <w:szCs w:val="24"/>
+                <w:lang w:eastAsia="en-GB"/>
+              </w:rPr>
+              <w:tab/>
+            </w:r>
+            <w:r>
+              <w:rPr>
+                <w:rStyle w:val="Hyperlink"/>
+                <w:noProof/>
+              </w:rPr>
+              <w:t>3.3V Compatibility</w:t>
+            </w:r>
+            <w:r>
+              <w:rPr>
+                <w:noProof/>
+                <w:webHidden/>
+              </w:rPr>
+              <w:tab/>
+            </w:r>
+            <w:r>
+              <w:rPr>
+                <w:noProof/>
+                <w:webHidden/>
+              </w:rPr>
+              <w:fldChar w:fldCharType="begin"/>
+            </w:r>
+            <w:r>
+              <w:rPr>
+                <w:noProof/>
+                <w:webHidden/>
+              </w:rPr>
+              <w:instrText xml:space="preserve"> PAGEREF _Toc227872534 \h </w:instrText>
+            </w:r>
+            <w:r>
+              <w:rPr>
+                <w:noProof/>
+                <w:webHidden/>
+              </w:rPr>
+            </w:r>
+            <w:r>
+              <w:rPr>
+                <w:noProof/>
+                <w:webHidden/>
+              </w:rPr>
+              <w:fldChar w:fldCharType="separate"/>
+            </w:r>
+            <w:r>
+              <w:rPr>
+                <w:noProof/>
+                <w:webHidden/>
+              </w:rPr>
+              <w:t>9</w:t>
+            </w:r>
+            <w:r>
+              <w:rPr>
+                <w:noProof/>
+                <w:webHidden/>
+              </w:rPr>
+              <w:fldChar w:fldCharType="end"/>
+            </w:r>
+          </w:hyperlink>
+        </w:p>
+        <w:p>
+          <w:pPr>
+            <w:pStyle w:val="TOC2"/>
+            <w:tabs>
+              <w:tab w:val="left" w:pos="960"/>
+              <w:tab w:val="right" w:leader="dot" w:pos="9016"/>
+            </w:tabs>
+            <w:rPr>
+              <w:rFonts w:eastAsiaTheme="minorEastAsia"/>
+              <w:noProof/>
+              <w:sz w:val="24"/>
+              <w:szCs w:val="24"/>
+              <w:lang w:eastAsia="en-GB"/>
+            </w:rPr>
+          </w:pPr>
+          <w:hyperlink w:anchor="_Toc227872535" w:history="1">
+            <w:r>
+              <w:rPr>
+                <w:rStyle w:val="Hyperlink"/>
+                <w:noProof/>
+              </w:rPr>
+              <w:t>5.4</w:t>
+            </w:r>
+            <w:r>
+              <w:rPr>
+                <w:rFonts w:eastAsiaTheme="minorEastAsia"/>
+                <w:noProof/>
+                <w:sz w:val="24"/>
+                <w:szCs w:val="24"/>
+                <w:lang w:eastAsia="en-GB"/>
+              </w:rPr>
+              <w:tab/>
+            </w:r>
+            <w:r>
+              <w:rPr>
+                <w:rStyle w:val="Hyperlink"/>
+                <w:noProof/>
+              </w:rPr>
+              <w:t>Identify Corruption</w:t>
+            </w:r>
+            <w:r>
+              <w:rPr>
+                <w:noProof/>
+                <w:webHidden/>
+              </w:rPr>
+              <w:tab/>
+            </w:r>
+            <w:r>
+              <w:rPr>
+                <w:noProof/>
+                <w:webHidden/>
+              </w:rPr>
+              <w:fldChar w:fldCharType="begin"/>
+            </w:r>
+            <w:r>
+              <w:rPr>
+                <w:noProof/>
+                <w:webHidden/>
+              </w:rPr>
+              <w:instrText xml:space="preserve"> PAGEREF _Toc227872535 \h </w:instrText>
+            </w:r>
+            <w:r>
+              <w:rPr>
+                <w:noProof/>
+                <w:webHidden/>
+              </w:rPr>
+            </w:r>
+            <w:r>
+              <w:rPr>
+                <w:noProof/>
+                <w:webHidden/>
+              </w:rPr>
+              <w:fldChar w:fldCharType="separate"/>
+            </w:r>
+            <w:r>
+              <w:rPr>
+                <w:noProof/>
+                <w:webHidden/>
+              </w:rPr>
+              <w:t>9</w:t>
+            </w:r>
+            <w:r>
+              <w:rPr>
+                <w:noProof/>
+                <w:webHidden/>
+              </w:rPr>
+              <w:fldChar w:fldCharType="end"/>
+            </w:r>
+          </w:hyperlink>
+        </w:p>
+        <w:p>
+          <w:pPr>
+            <w:pStyle w:val="TOC1"/>
+            <w:tabs>
+              <w:tab w:val="right" w:leader="dot" w:pos="9016"/>
+            </w:tabs>
+            <w:rPr>
+              <w:rFonts w:eastAsiaTheme="minorEastAsia"/>
+              <w:noProof/>
+              <w:sz w:val="24"/>
+              <w:szCs w:val="24"/>
+              <w:lang w:eastAsia="en-GB"/>
+            </w:rPr>
+          </w:pPr>
+          <w:hyperlink w:anchor="_Toc227872536" w:history="1">
+            <w:r>
+              <w:rPr>
+                <w:rStyle w:val="Hyperlink"/>
+                <w:noProof/>
+              </w:rPr>
+              <w:t>6. Lessons Learned</w:t>
+            </w:r>
+            <w:r>
+              <w:rPr>
+                <w:noProof/>
+                <w:webHidden/>
+              </w:rPr>
+              <w:tab/>
+            </w:r>
+            <w:r>
+              <w:rPr>
+                <w:noProof/>
+                <w:webHidden/>
+              </w:rPr>
+              <w:fldChar w:fldCharType="begin"/>
+            </w:r>
+            <w:r>
+              <w:rPr>
+                <w:noProof/>
+                <w:webHidden/>
+              </w:rPr>
+              <w:instrText xml:space="preserve"> PAGEREF _Toc227872536 \h </w:instrText>
+            </w:r>
+            <w:r>
+              <w:rPr>
+                <w:noProof/>
+                <w:webHidden/>
+              </w:rPr>
+            </w:r>
+            <w:r>
+              <w:rPr>
+                <w:noProof/>
+                <w:webHidden/>
+              </w:rPr>
+              <w:fldChar w:fldCharType="separate"/>
+            </w:r>
+            <w:r>
+              <w:rPr>
+                <w:noProof/>
+                <w:webHidden/>
+              </w:rPr>
+              <w:t>10</w:t>
+            </w:r>
+            <w:r>
+              <w:rPr>
+                <w:noProof/>
+                <w:webHidden/>
+              </w:rPr>
+              <w:fldChar w:fldCharType="end"/>
+            </w:r>
+          </w:hyperlink>
+        </w:p>
+        <w:p>
+          <w:pPr>
+            <w:pStyle w:val="TOC2"/>
+            <w:tabs>
+              <w:tab w:val="left" w:pos="960"/>
+              <w:tab w:val="right" w:leader="dot" w:pos="9016"/>
+            </w:tabs>
+            <w:rPr>
+              <w:rFonts w:eastAsiaTheme="minorEastAsia"/>
+              <w:noProof/>
+              <w:sz w:val="24"/>
+              <w:szCs w:val="24"/>
+              <w:lang w:eastAsia="en-GB"/>
+            </w:rPr>
+          </w:pPr>
+          <w:hyperlink w:anchor="_Toc227872537" w:history="1">
+            <w:r>
+              <w:rPr>
+                <w:rStyle w:val="Hyperlink"/>
+                <w:noProof/>
+              </w:rPr>
+              <w:t>6.1</w:t>
+            </w:r>
+            <w:r>
+              <w:rPr>
+                <w:rFonts w:eastAsiaTheme="minorEastAsia"/>
+                <w:noProof/>
+                <w:sz w:val="24"/>
+                <w:szCs w:val="24"/>
+                <w:lang w:eastAsia="en-GB"/>
+              </w:rPr>
+              <w:tab/>
+            </w:r>
+            <w:r>
+              <w:rPr>
+                <w:rStyle w:val="Hyperlink"/>
+                <w:noProof/>
+              </w:rPr>
+              <w:t>Hardware Prototyping Limitations</w:t>
+            </w:r>
+            <w:r>
+              <w:rPr>
+                <w:noProof/>
+                <w:webHidden/>
+              </w:rPr>
+              <w:tab/>
+            </w:r>
+            <w:r>
+              <w:rPr>
+                <w:noProof/>
+                <w:webHidden/>
+              </w:rPr>
+              <w:fldChar w:fldCharType="begin"/>
+            </w:r>
+            <w:r>
+              <w:rPr>
+                <w:noProof/>
+                <w:webHidden/>
+              </w:rPr>
+              <w:instrText xml:space="preserve"> PAGEREF _Toc227872537 \h </w:instrText>
+            </w:r>
+            <w:r>
+              <w:rPr>
+                <w:noProof/>
+                <w:webHidden/>
+              </w:rPr>
+            </w:r>
+            <w:r>
+              <w:rPr>
+                <w:noProof/>
+                <w:webHidden/>
+              </w:rPr>
+              <w:fldChar w:fldCharType="separate"/>
+            </w:r>
+            <w:r>
+              <w:rPr>
+                <w:noProof/>
+                <w:webHidden/>
+              </w:rPr>
+              <w:t>10</w:t>
+            </w:r>
+            <w:r>
+              <w:rPr>
+                <w:noProof/>
+                <w:webHidden/>
+              </w:rPr>
+              <w:fldChar w:fldCharType="end"/>
+            </w:r>
+          </w:hyperlink>
+        </w:p>
+        <w:p>
+          <w:pPr>
+            <w:pStyle w:val="TOC2"/>
+            <w:tabs>
+              <w:tab w:val="left" w:pos="960"/>
+              <w:tab w:val="right" w:leader="dot" w:pos="9016"/>
+            </w:tabs>
+            <w:rPr>
+              <w:rFonts w:eastAsiaTheme="minorEastAsia"/>
+              <w:noProof/>
+              <w:sz w:val="24"/>
+              <w:szCs w:val="24"/>
+              <w:lang w:eastAsia="en-GB"/>
+            </w:rPr>
+          </w:pPr>
+          <w:hyperlink w:anchor="_Toc227872538" w:history="1">
+            <w:r>
+              <w:rPr>
+                <w:rStyle w:val="Hyperlink"/>
+                <w:noProof/>
+              </w:rPr>
+              <w:t>6.2</w:t>
+            </w:r>
+            <w:r>
+              <w:rPr>
+                <w:rFonts w:eastAsiaTheme="minorEastAsia"/>
+                <w:noProof/>
+                <w:sz w:val="24"/>
+                <w:szCs w:val="24"/>
+                <w:lang w:eastAsia="en-GB"/>
+              </w:rPr>
+              <w:tab/>
+            </w:r>
+            <w:r>
+              <w:rPr>
+                <w:rStyle w:val="Hyperlink"/>
+                <w:noProof/>
+              </w:rPr>
+              <w:t>“Measure Twice, Cut Once”</w:t>
+            </w:r>
+            <w:r>
+              <w:rPr>
+                <w:noProof/>
+                <w:webHidden/>
+              </w:rPr>
+              <w:tab/>
+            </w:r>
+            <w:r>
+              <w:rPr>
+                <w:noProof/>
+                <w:webHidden/>
+              </w:rPr>
+              <w:fldChar w:fldCharType="begin"/>
+            </w:r>
+            <w:r>
+              <w:rPr>
+                <w:noProof/>
+                <w:webHidden/>
+              </w:rPr>
+              <w:instrText xml:space="preserve"> PAGEREF _Toc227872538 \h </w:instrText>
+            </w:r>
+            <w:r>
+              <w:rPr>
+                <w:noProof/>
+                <w:webHidden/>
+              </w:rPr>
+            </w:r>
+            <w:r>
+              <w:rPr>
+                <w:noProof/>
+                <w:webHidden/>
+              </w:rPr>
+              <w:fldChar w:fldCharType="separate"/>
+            </w:r>
+            <w:r>
+              <w:rPr>
+                <w:noProof/>
+                <w:webHidden/>
+              </w:rPr>
+              <w:t>10</w:t>
+            </w:r>
+            <w:r>
+              <w:rPr>
+                <w:noProof/>
+                <w:webHidden/>
+              </w:rPr>
+              <w:fldChar w:fldCharType="end"/>
+            </w:r>
+          </w:hyperlink>
+        </w:p>
+        <w:p>
+          <w:pPr>
+            <w:pStyle w:val="TOC2"/>
+            <w:tabs>
+              <w:tab w:val="left" w:pos="960"/>
+              <w:tab w:val="right" w:leader="dot" w:pos="9016"/>
+            </w:tabs>
+            <w:rPr>
+              <w:rFonts w:eastAsiaTheme="minorEastAsia"/>
+              <w:noProof/>
+              <w:sz w:val="24"/>
+              <w:szCs w:val="24"/>
+              <w:lang w:eastAsia="en-GB"/>
+            </w:rPr>
+          </w:pPr>
+          <w:hyperlink w:anchor="_Toc227872539" w:history="1">
+            <w:r>
+              <w:rPr>
+                <w:rStyle w:val="Hyperlink"/>
+                <w:noProof/>
+              </w:rPr>
+              <w:t>6.3</w:t>
+            </w:r>
+            <w:r>
+              <w:rPr>
+                <w:rFonts w:eastAsiaTheme="minorEastAsia"/>
+                <w:noProof/>
+                <w:sz w:val="24"/>
+                <w:szCs w:val="24"/>
+                <w:lang w:eastAsia="en-GB"/>
+              </w:rPr>
+              <w:tab/>
+            </w:r>
+            <w:r>
+              <w:rPr>
+                <w:rStyle w:val="Hyperlink"/>
+                <w:noProof/>
+              </w:rPr>
+              <w:t>Importance of Concurrency in GUI Programs</w:t>
+            </w:r>
+            <w:r>
+              <w:rPr>
+                <w:noProof/>
+                <w:webHidden/>
+              </w:rPr>
+              <w:tab/>
+            </w:r>
+            <w:r>
+              <w:rPr>
+                <w:noProof/>
+                <w:webHidden/>
+              </w:rPr>
+              <w:fldChar w:fldCharType="begin"/>
+            </w:r>
+            <w:r>
+              <w:rPr>
+                <w:noProof/>
+                <w:webHidden/>
+              </w:rPr>
+              <w:instrText xml:space="preserve"> PAGEREF _Toc227872539 \h </w:instrText>
+            </w:r>
+            <w:r>
+              <w:rPr>
+                <w:noProof/>
+                <w:webHidden/>
+              </w:rPr>
+            </w:r>
+            <w:r>
+              <w:rPr>
+                <w:noProof/>
+                <w:webHidden/>
+              </w:rPr>
+              <w:fldChar w:fldCharType="separate"/>
+            </w:r>
+            <w:r>
+              <w:rPr>
+                <w:noProof/>
+                <w:webHidden/>
+              </w:rPr>
+              <w:t>10</w:t>
+            </w:r>
+            <w:r>
+              <w:rPr>
+                <w:noProof/>
+                <w:webHidden/>
+              </w:rPr>
+              <w:fldChar w:fldCharType="end"/>
+            </w:r>
+          </w:hyperlink>
+        </w:p>
+        <w:p>
+          <w:pPr>
+            <w:pStyle w:val="TOC2"/>
+            <w:tabs>
+              <w:tab w:val="left" w:pos="960"/>
+              <w:tab w:val="right" w:leader="dot" w:pos="9016"/>
+            </w:tabs>
+            <w:rPr>
+              <w:rFonts w:eastAsiaTheme="minorEastAsia"/>
+              <w:noProof/>
+              <w:sz w:val="24"/>
+              <w:szCs w:val="24"/>
+              <w:lang w:eastAsia="en-GB"/>
+            </w:rPr>
+          </w:pPr>
+          <w:hyperlink w:anchor="_Toc227872540" w:history="1">
+            <w:r>
+              <w:rPr>
+                <w:rStyle w:val="Hyperlink"/>
+                <w:noProof/>
+              </w:rPr>
+              <w:t>6.4</w:t>
+            </w:r>
+            <w:r>
+              <w:rPr>
+                <w:rFonts w:eastAsiaTheme="minorEastAsia"/>
+                <w:noProof/>
+                <w:sz w:val="24"/>
+                <w:szCs w:val="24"/>
+                <w:lang w:eastAsia="en-GB"/>
+              </w:rPr>
+              <w:tab/>
+            </w:r>
+            <w:r>
+              <w:rPr>
+                <w:rStyle w:val="Hyperlink"/>
+                <w:noProof/>
+              </w:rPr>
+              <w:t>Benefits of Modular Design</w:t>
+            </w:r>
+            <w:r>
+              <w:rPr>
+                <w:noProof/>
+                <w:webHidden/>
+              </w:rPr>
+              <w:tab/>
+            </w:r>
+            <w:r>
+              <w:rPr>
+                <w:noProof/>
+                <w:webHidden/>
+              </w:rPr>
+              <w:fldChar w:fldCharType="begin"/>
+            </w:r>
+            <w:r>
+              <w:rPr>
+                <w:noProof/>
+                <w:webHidden/>
+              </w:rPr>
+              <w:instrText xml:space="preserve"> PAGEREF _Toc227872540 \h </w:instrText>
+            </w:r>
+            <w:r>
+              <w:rPr>
+                <w:noProof/>
+                <w:webHidden/>
+              </w:rPr>
+            </w:r>
+            <w:r>
+              <w:rPr>
+                <w:noProof/>
+                <w:webHidden/>
+              </w:rPr>
+              <w:fldChar w:fldCharType="separate"/>
+            </w:r>
+            <w:r>
+              <w:rPr>
+                <w:noProof/>
+                <w:webHidden/>
+              </w:rPr>
+              <w:t>10</w:t>
+            </w:r>
+            <w:r>
+              <w:rPr>
+                <w:noProof/>
+                <w:webHidden/>
+              </w:rPr>
+              <w:fldChar w:fldCharType="end"/>
+            </w:r>
+          </w:hyperlink>
+        </w:p>
+        <w:p>
+          <w:pPr>
+            <w:pStyle w:val="TOC2"/>
+            <w:tabs>
+              <w:tab w:val="left" w:pos="960"/>
+              <w:tab w:val="right" w:leader="dot" w:pos="9016"/>
+            </w:tabs>
+            <w:rPr>
+              <w:rFonts w:eastAsiaTheme="minorEastAsia"/>
+              <w:noProof/>
+              <w:sz w:val="24"/>
+              <w:szCs w:val="24"/>
+              <w:lang w:eastAsia="en-GB"/>
+            </w:rPr>
+          </w:pPr>
+          <w:hyperlink w:anchor="_Toc227872541" w:history="1">
+            <w:r>
+              <w:rPr>
+                <w:rStyle w:val="Hyperlink"/>
+                <w:noProof/>
+              </w:rPr>
+              <w:t>6.5</w:t>
+            </w:r>
+            <w:r>
+              <w:rPr>
+                <w:rFonts w:eastAsiaTheme="minorEastAsia"/>
+                <w:noProof/>
+                <w:sz w:val="24"/>
+                <w:szCs w:val="24"/>
+                <w:lang w:eastAsia="en-GB"/>
+              </w:rPr>
+              <w:tab/>
+            </w:r>
+            <w:r>
+              <w:rPr>
+                <w:rStyle w:val="Hyperlink"/>
+                <w:noProof/>
+              </w:rPr>
+              <w:t>Ethical and Legal Implications of Software</w:t>
+            </w:r>
+            <w:r>
+              <w:rPr>
+                <w:noProof/>
+                <w:webHidden/>
+              </w:rPr>
+              <w:tab/>
+            </w:r>
+            <w:r>
+              <w:rPr>
+                <w:noProof/>
+                <w:webHidden/>
+              </w:rPr>
+              <w:fldChar w:fldCharType="begin"/>
+            </w:r>
+            <w:r>
+              <w:rPr>
+                <w:noProof/>
+                <w:webHidden/>
+              </w:rPr>
+              <w:instrText xml:space="preserve"> PAGEREF _Toc227872541 \h </w:instrText>
+            </w:r>
+            <w:r>
+              <w:rPr>
+                <w:noProof/>
+                <w:webHidden/>
+              </w:rPr>
+            </w:r>
+            <w:r>
+              <w:rPr>
+                <w:noProof/>
+                <w:webHidden/>
+              </w:rPr>
+              <w:fldChar w:fldCharType="separate"/>
+            </w:r>
+            <w:r>
+              <w:rPr>
+                <w:noProof/>
+                <w:webHidden/>
+              </w:rPr>
+              <w:t>10</w:t>
+            </w:r>
+            <w:r>
+              <w:rPr>
+                <w:noProof/>
+                <w:webHidden/>
+              </w:rPr>
+              <w:fldChar w:fldCharType="end"/>
+            </w:r>
+          </w:hyperlink>
+        </w:p>
+        <w:p>
+          <w:pPr>
+            <w:pStyle w:val="TOC1"/>
+            <w:tabs>
+              <w:tab w:val="right" w:leader="dot" w:pos="9016"/>
+            </w:tabs>
+            <w:rPr>
+              <w:rFonts w:eastAsiaTheme="minorEastAsia"/>
+              <w:noProof/>
+              <w:sz w:val="24"/>
+              <w:szCs w:val="24"/>
+              <w:lang w:eastAsia="en-GB"/>
+            </w:rPr>
+          </w:pPr>
+          <w:hyperlink w:anchor="_Toc227872542" w:history="1">
+            <w:r>
+              <w:rPr>
+                <w:rStyle w:val="Hyperlink"/>
+                <w:noProof/>
+              </w:rPr>
+              <w:t>7. Testing</w:t>
+            </w:r>
+            <w:r>
+              <w:rPr>
+                <w:noProof/>
+                <w:webHidden/>
+              </w:rPr>
+              <w:tab/>
+            </w:r>
+            <w:r>
+              <w:rPr>
+                <w:noProof/>
+                <w:webHidden/>
+              </w:rPr>
+              <w:fldChar w:fldCharType="begin"/>
+            </w:r>
+            <w:r>
+              <w:rPr>
+                <w:noProof/>
+                <w:webHidden/>
+              </w:rPr>
+              <w:instrText xml:space="preserve"> PAGEREF _Toc227872542 \h </w:instrText>
+            </w:r>
+            <w:r>
+              <w:rPr>
+                <w:noProof/>
+                <w:webHidden/>
+              </w:rPr>
+            </w:r>
+            <w:r>
+              <w:rPr>
+                <w:noProof/>
+                <w:webHidden/>
+              </w:rPr>
+              <w:fldChar w:fldCharType="separate"/>
+            </w:r>
+            <w:r>
+              <w:rPr>
+                <w:noProof/>
+                <w:webHidden/>
+              </w:rPr>
+              <w:t>11</w:t>
+            </w:r>
+            <w:r>
+              <w:rPr>
+                <w:noProof/>
+                <w:webHidden/>
+              </w:rPr>
+              <w:fldChar w:fldCharType="end"/>
+            </w:r>
+          </w:hyperlink>
+        </w:p>
+        <w:p>
+          <w:pPr>
+            <w:pStyle w:val="TOC2"/>
+            <w:tabs>
+              <w:tab w:val="left" w:pos="960"/>
+              <w:tab w:val="right" w:leader="dot" w:pos="9016"/>
+            </w:tabs>
+            <w:rPr>
+              <w:rFonts w:eastAsiaTheme="minorEastAsia"/>
+              <w:noProof/>
+              <w:sz w:val="24"/>
+              <w:szCs w:val="24"/>
+              <w:lang w:eastAsia="en-GB"/>
+            </w:rPr>
+          </w:pPr>
+          <w:hyperlink w:anchor="_Toc227872543" w:history="1">
+            <w:r>
+              <w:rPr>
+                <w:rStyle w:val="Hyperlink"/>
+                <w:noProof/>
+              </w:rPr>
+              <w:t>7.1</w:t>
+            </w:r>
+            <w:r>
+              <w:rPr>
+                <w:rFonts w:eastAsiaTheme="minorEastAsia"/>
+                <w:noProof/>
+                <w:sz w:val="24"/>
+                <w:szCs w:val="24"/>
+                <w:lang w:eastAsia="en-GB"/>
+              </w:rPr>
+              <w:tab/>
+            </w:r>
+            <w:r>
+              <w:rPr>
+                <w:rStyle w:val="Hyperlink"/>
+                <w:noProof/>
+              </w:rPr>
+              <w:t>Precondition Test Cases</w:t>
+            </w:r>
+            <w:r>
+              <w:rPr>
+                <w:noProof/>
+                <w:webHidden/>
+              </w:rPr>
+              <w:tab/>
+            </w:r>
+            <w:r>
+              <w:rPr>
+                <w:noProof/>
+                <w:webHidden/>
+              </w:rPr>
+              <w:fldChar w:fldCharType="begin"/>
+            </w:r>
+            <w:r>
+              <w:rPr>
+                <w:noProof/>
+                <w:webHidden/>
+              </w:rPr>
+              <w:instrText xml:space="preserve"> PAGEREF _Toc227872543 \h </w:instrText>
+            </w:r>
+            <w:r>
+              <w:rPr>
+                <w:noProof/>
+                <w:webHidden/>
+              </w:rPr>
+            </w:r>
+            <w:r>
+              <w:rPr>
+                <w:noProof/>
+                <w:webHidden/>
+              </w:rPr>
+              <w:fldChar w:fldCharType="separate"/>
+            </w:r>
+            <w:r>
+              <w:rPr>
+                <w:noProof/>
+                <w:webHidden/>
+              </w:rPr>
+              <w:t>11</w:t>
+            </w:r>
+            <w:r>
+              <w:rPr>
+                <w:noProof/>
+                <w:webHidden/>
+              </w:rPr>
+              <w:fldChar w:fldCharType="end"/>
+            </w:r>
+          </w:hyperlink>
+        </w:p>
+        <w:p>
+          <w:pPr>
+            <w:pStyle w:val="TOC3"/>
+            <w:tabs>
+              <w:tab w:val="right" w:leader="dot" w:pos="9016"/>
+            </w:tabs>
+            <w:rPr>
+              <w:rFonts w:eastAsiaTheme="minorEastAsia"/>
+              <w:noProof/>
+              <w:sz w:val="24"/>
+              <w:szCs w:val="24"/>
+              <w:lang w:eastAsia="en-GB"/>
+            </w:rPr>
+          </w:pPr>
+          <w:hyperlink w:anchor="_Toc227872544" w:history="1">
+            <w:r>
+              <w:rPr>
+                <w:rStyle w:val="Hyperlink"/>
+                <w:noProof/>
+              </w:rPr>
+              <w:t>7.1.1 Detect SCARAB</w:t>
+            </w:r>
+            <w:r>
+              <w:rPr>
+                <w:noProof/>
+                <w:webHidden/>
+              </w:rPr>
+              <w:tab/>
+            </w:r>
+            <w:r>
+              <w:rPr>
+                <w:noProof/>
+                <w:webHidden/>
+              </w:rPr>
+              <w:fldChar w:fldCharType="begin"/>
+            </w:r>
+            <w:r>
+              <w:rPr>
+                <w:noProof/>
+                <w:webHidden/>
+              </w:rPr>
+              <w:instrText xml:space="preserve"> PAGEREF _Toc227872544 \h </w:instrText>
+            </w:r>
+            <w:r>
+              <w:rPr>
+                <w:noProof/>
+                <w:webHidden/>
+              </w:rPr>
+            </w:r>
+            <w:r>
+              <w:rPr>
+                <w:noProof/>
+                <w:webHidden/>
+              </w:rPr>
+              <w:fldChar w:fldCharType="separate"/>
+            </w:r>
+            <w:r>
+              <w:rPr>
+                <w:noProof/>
+                <w:webHidden/>
+              </w:rPr>
+              <w:t>11</w:t>
+            </w:r>
+            <w:r>
+              <w:rPr>
+                <w:noProof/>
+                <w:webHidden/>
+              </w:rPr>
+              <w:fldChar w:fldCharType="end"/>
+            </w:r>
+          </w:hyperlink>
+        </w:p>
+        <w:p>
+          <w:pPr>
+            <w:pStyle w:val="TOC3"/>
+            <w:tabs>
+              <w:tab w:val="right" w:leader="dot" w:pos="9016"/>
+            </w:tabs>
+            <w:rPr>
+              <w:rFonts w:eastAsiaTheme="minorEastAsia"/>
+              <w:noProof/>
+              <w:sz w:val="24"/>
+              <w:szCs w:val="24"/>
+              <w:lang w:eastAsia="en-GB"/>
+            </w:rPr>
+          </w:pPr>
+          <w:hyperlink w:anchor="_Toc227872545" w:history="1">
+            <w:r>
+              <w:rPr>
+                <w:rStyle w:val="Hyperlink"/>
+                <w:noProof/>
+              </w:rPr>
+              <w:t>7.1.2 Identify Module</w:t>
+            </w:r>
+            <w:r>
+              <w:rPr>
+                <w:noProof/>
+                <w:webHidden/>
+              </w:rPr>
+              <w:tab/>
+            </w:r>
+            <w:r>
+              <w:rPr>
+                <w:noProof/>
+                <w:webHidden/>
+              </w:rPr>
+              <w:fldChar w:fldCharType="begin"/>
+            </w:r>
+            <w:r>
+              <w:rPr>
+                <w:noProof/>
+                <w:webHidden/>
+              </w:rPr>
+              <w:instrText xml:space="preserve"> PAGEREF _Toc227872545 \h </w:instrText>
+            </w:r>
+            <w:r>
+              <w:rPr>
+                <w:noProof/>
+                <w:webHidden/>
+              </w:rPr>
+            </w:r>
+            <w:r>
+              <w:rPr>
+                <w:noProof/>
+                <w:webHidden/>
+              </w:rPr>
+              <w:fldChar w:fldCharType="separate"/>
+            </w:r>
+            <w:r>
+              <w:rPr>
+                <w:noProof/>
+                <w:webHidden/>
+              </w:rPr>
+              <w:t>12</w:t>
+            </w:r>
+            <w:r>
+              <w:rPr>
+                <w:noProof/>
+                <w:webHidden/>
+              </w:rPr>
+              <w:fldChar w:fldCharType="end"/>
+            </w:r>
+          </w:hyperlink>
+        </w:p>
+        <w:p>
+          <w:pPr>
+            <w:pStyle w:val="TOC3"/>
+            <w:tabs>
+              <w:tab w:val="right" w:leader="dot" w:pos="9016"/>
+            </w:tabs>
+            <w:rPr>
+              <w:rFonts w:eastAsiaTheme="minorEastAsia"/>
+              <w:noProof/>
+              <w:sz w:val="24"/>
+              <w:szCs w:val="24"/>
+              <w:lang w:eastAsia="en-GB"/>
+            </w:rPr>
+          </w:pPr>
+          <w:hyperlink w:anchor="_Toc227872546" w:history="1">
+            <w:r>
+              <w:rPr>
+                <w:rStyle w:val="Hyperlink"/>
+                <w:noProof/>
+              </w:rPr>
+              <w:t>7.1.3 Identify Cartridge</w:t>
+            </w:r>
+            <w:r>
+              <w:rPr>
+                <w:noProof/>
+                <w:webHidden/>
+              </w:rPr>
+              <w:tab/>
+            </w:r>
+            <w:r>
+              <w:rPr>
+                <w:noProof/>
+                <w:webHidden/>
+              </w:rPr>
+              <w:fldChar w:fldCharType="begin"/>
+            </w:r>
+            <w:r>
+              <w:rPr>
+                <w:noProof/>
+                <w:webHidden/>
+              </w:rPr>
+              <w:instrText xml:space="preserve"> PAGEREF _Toc227872546 \h </w:instrText>
+            </w:r>
+            <w:r>
+              <w:rPr>
+                <w:noProof/>
+                <w:webHidden/>
+              </w:rPr>
+            </w:r>
+            <w:r>
+              <w:rPr>
+                <w:noProof/>
+                <w:webHidden/>
+              </w:rPr>
+              <w:fldChar w:fldCharType="separate"/>
+            </w:r>
+            <w:r>
+              <w:rPr>
+                <w:noProof/>
+                <w:webHidden/>
+              </w:rPr>
+              <w:t>13</w:t>
+            </w:r>
+            <w:r>
+              <w:rPr>
+                <w:noProof/>
+                <w:webHidden/>
+              </w:rPr>
+              <w:fldChar w:fldCharType="end"/>
+            </w:r>
+          </w:hyperlink>
+        </w:p>
+        <w:p>
+          <w:pPr>
+            <w:pStyle w:val="TOC2"/>
+            <w:tabs>
+              <w:tab w:val="left" w:pos="960"/>
+              <w:tab w:val="right" w:leader="dot" w:pos="9016"/>
+            </w:tabs>
+            <w:rPr>
+              <w:rFonts w:eastAsiaTheme="minorEastAsia"/>
+              <w:noProof/>
+              <w:sz w:val="24"/>
+              <w:szCs w:val="24"/>
+              <w:lang w:eastAsia="en-GB"/>
+            </w:rPr>
+          </w:pPr>
+          <w:hyperlink w:anchor="_Toc227872547" w:history="1">
+            <w:r>
+              <w:rPr>
+                <w:rStyle w:val="Hyperlink"/>
+                <w:noProof/>
+              </w:rPr>
+              <w:t>7.2</w:t>
+            </w:r>
+            <w:r>
+              <w:rPr>
+                <w:rFonts w:eastAsiaTheme="minorEastAsia"/>
+                <w:noProof/>
+                <w:sz w:val="24"/>
+                <w:szCs w:val="24"/>
+                <w:lang w:eastAsia="en-GB"/>
+              </w:rPr>
+              <w:tab/>
+            </w:r>
+            <w:r>
+              <w:rPr>
+                <w:rStyle w:val="Hyperlink"/>
+                <w:noProof/>
+              </w:rPr>
+              <w:t>Detailed Test Cases</w:t>
+            </w:r>
+            <w:r>
+              <w:rPr>
+                <w:noProof/>
+                <w:webHidden/>
+              </w:rPr>
+              <w:tab/>
+            </w:r>
+            <w:r>
+              <w:rPr>
+                <w:noProof/>
+                <w:webHidden/>
+              </w:rPr>
+              <w:fldChar w:fldCharType="begin"/>
+            </w:r>
+            <w:r>
+              <w:rPr>
+                <w:noProof/>
+                <w:webHidden/>
+              </w:rPr>
+              <w:instrText xml:space="preserve"> PAGEREF _Toc227872547 \h </w:instrText>
+            </w:r>
+            <w:r>
+              <w:rPr>
+                <w:noProof/>
+                <w:webHidden/>
+              </w:rPr>
+            </w:r>
+            <w:r>
+              <w:rPr>
+                <w:noProof/>
+                <w:webHidden/>
+              </w:rPr>
+              <w:fldChar w:fldCharType="separate"/>
+            </w:r>
+            <w:r>
+              <w:rPr>
+                <w:noProof/>
+                <w:webHidden/>
+              </w:rPr>
+              <w:t>14</w:t>
+            </w:r>
+            <w:r>
+              <w:rPr>
+                <w:noProof/>
+                <w:webHidden/>
+              </w:rPr>
+              <w:fldChar w:fldCharType="end"/>
+            </w:r>
+          </w:hyperlink>
+        </w:p>
+        <w:p>
+          <w:pPr>
+            <w:pStyle w:val="TOC3"/>
+            <w:tabs>
+              <w:tab w:val="right" w:leader="dot" w:pos="9016"/>
+            </w:tabs>
+            <w:rPr>
+              <w:rFonts w:eastAsiaTheme="minorEastAsia"/>
+              <w:noProof/>
+              <w:sz w:val="24"/>
+              <w:szCs w:val="24"/>
+              <w:lang w:eastAsia="en-GB"/>
+            </w:rPr>
+          </w:pPr>
+          <w:hyperlink w:anchor="_Toc227872548" w:history="1">
+            <w:r>
+              <w:rPr>
+                <w:rStyle w:val="Hyperlink"/>
+                <w:noProof/>
+              </w:rPr>
+              <w:t>7.2.1 Dump Save</w:t>
+            </w:r>
+            <w:r>
+              <w:rPr>
+                <w:noProof/>
+                <w:webHidden/>
+              </w:rPr>
+              <w:tab/>
+            </w:r>
+            <w:r>
+              <w:rPr>
+                <w:noProof/>
+                <w:webHidden/>
+              </w:rPr>
+              <w:fldChar w:fldCharType="begin"/>
+            </w:r>
+            <w:r>
+              <w:rPr>
+                <w:noProof/>
+                <w:webHidden/>
+              </w:rPr>
+              <w:instrText xml:space="preserve"> PAGEREF _Toc227872548 \h </w:instrText>
+            </w:r>
+            <w:r>
+              <w:rPr>
+                <w:noProof/>
+                <w:webHidden/>
+              </w:rPr>
+            </w:r>
+            <w:r>
+              <w:rPr>
+                <w:noProof/>
+                <w:webHidden/>
+              </w:rPr>
+              <w:fldChar w:fldCharType="separate"/>
+            </w:r>
+            <w:r>
+              <w:rPr>
+                <w:noProof/>
+                <w:webHidden/>
+              </w:rPr>
+              <w:t>14</w:t>
+            </w:r>
+            <w:r>
+              <w:rPr>
+                <w:noProof/>
+                <w:webHidden/>
+              </w:rPr>
+              <w:fldChar w:fldCharType="end"/>
+            </w:r>
+          </w:hyperlink>
+        </w:p>
+        <w:p>
+          <w:pPr>
+            <w:pStyle w:val="TOC3"/>
+            <w:tabs>
+              <w:tab w:val="right" w:leader="dot" w:pos="9016"/>
+            </w:tabs>
+            <w:rPr>
+              <w:rFonts w:eastAsiaTheme="minorEastAsia"/>
+              <w:noProof/>
+              <w:sz w:val="24"/>
+              <w:szCs w:val="24"/>
+              <w:lang w:eastAsia="en-GB"/>
+            </w:rPr>
+          </w:pPr>
+          <w:hyperlink w:anchor="_Toc227872549" w:history="1">
+            <w:r>
+              <w:rPr>
+                <w:rStyle w:val="Hyperlink"/>
+                <w:noProof/>
+              </w:rPr>
+              <w:t>7.2.2 Restore Save</w:t>
+            </w:r>
+            <w:r>
+              <w:rPr>
+                <w:noProof/>
+                <w:webHidden/>
+              </w:rPr>
+              <w:tab/>
+            </w:r>
+            <w:r>
+              <w:rPr>
+                <w:noProof/>
+                <w:webHidden/>
+              </w:rPr>
+              <w:fldChar w:fldCharType="begin"/>
+            </w:r>
+            <w:r>
+              <w:rPr>
+                <w:noProof/>
+                <w:webHidden/>
+              </w:rPr>
+              <w:instrText xml:space="preserve"> PAGEREF _Toc227872549 \h </w:instrText>
+            </w:r>
+            <w:r>
+              <w:rPr>
+                <w:noProof/>
+                <w:webHidden/>
+              </w:rPr>
+            </w:r>
+            <w:r>
+              <w:rPr>
+                <w:noProof/>
+                <w:webHidden/>
+              </w:rPr>
+              <w:fldChar w:fldCharType="separate"/>
+            </w:r>
+            <w:r>
+              <w:rPr>
+                <w:noProof/>
+                <w:webHidden/>
+              </w:rPr>
+              <w:t>15</w:t>
+            </w:r>
+            <w:r>
+              <w:rPr>
+                <w:noProof/>
+                <w:webHidden/>
+              </w:rPr>
+              <w:fldChar w:fldCharType="end"/>
+            </w:r>
+          </w:hyperlink>
+        </w:p>
+        <w:p>
+          <w:pPr>
+            <w:pStyle w:val="TOC3"/>
+            <w:tabs>
+              <w:tab w:val="right" w:leader="dot" w:pos="9016"/>
+            </w:tabs>
+            <w:rPr>
+              <w:rFonts w:eastAsiaTheme="minorEastAsia"/>
+              <w:noProof/>
+              <w:sz w:val="24"/>
+              <w:szCs w:val="24"/>
+              <w:lang w:eastAsia="en-GB"/>
+            </w:rPr>
+          </w:pPr>
+          <w:hyperlink w:anchor="_Toc227872550" w:history="1">
+            <w:r>
+              <w:rPr>
+                <w:rStyle w:val="Hyperlink"/>
+                <w:noProof/>
+              </w:rPr>
+              <w:t>7.2.3 Check Health</w:t>
+            </w:r>
+            <w:r>
+              <w:rPr>
+                <w:noProof/>
+                <w:webHidden/>
+              </w:rPr>
+              <w:tab/>
+            </w:r>
+            <w:r>
+              <w:rPr>
+                <w:noProof/>
+                <w:webHidden/>
+              </w:rPr>
+              <w:fldChar w:fldCharType="begin"/>
+            </w:r>
+            <w:r>
+              <w:rPr>
+                <w:noProof/>
+                <w:webHidden/>
+              </w:rPr>
+              <w:instrText xml:space="preserve"> PAGEREF _Toc227872550 \h </w:instrText>
+            </w:r>
+            <w:r>
+              <w:rPr>
+                <w:noProof/>
+                <w:webHidden/>
+              </w:rPr>
+            </w:r>
+            <w:r>
+              <w:rPr>
+                <w:noProof/>
+                <w:webHidden/>
+              </w:rPr>
+              <w:fldChar w:fldCharType="separate"/>
+            </w:r>
+            <w:r>
+              <w:rPr>
+                <w:noProof/>
+                <w:webHidden/>
+              </w:rPr>
+              <w:t>16</w:t>
+            </w:r>
+            <w:r>
+              <w:rPr>
+                <w:noProof/>
+                <w:webHidden/>
+              </w:rPr>
+              <w:fldChar w:fldCharType="end"/>
+            </w:r>
+          </w:hyperlink>
+        </w:p>
+        <w:p>
+          <w:pPr>
+            <w:pStyle w:val="TOC3"/>
+            <w:tabs>
+              <w:tab w:val="right" w:leader="dot" w:pos="9016"/>
+            </w:tabs>
+            <w:rPr>
+              <w:rFonts w:eastAsiaTheme="minorEastAsia"/>
+              <w:noProof/>
+              <w:sz w:val="24"/>
+              <w:szCs w:val="24"/>
+              <w:lang w:eastAsia="en-GB"/>
+            </w:rPr>
+          </w:pPr>
+          <w:hyperlink w:anchor="_Toc227872551" w:history="1">
+            <w:r>
+              <w:rPr>
+                <w:rStyle w:val="Hyperlink"/>
+                <w:noProof/>
+              </w:rPr>
+              <w:t>7.2.4 Identify Corruption</w:t>
+            </w:r>
+            <w:r>
+              <w:rPr>
+                <w:noProof/>
+                <w:webHidden/>
+              </w:rPr>
+              <w:tab/>
+            </w:r>
+            <w:r>
+              <w:rPr>
+                <w:noProof/>
+                <w:webHidden/>
+              </w:rPr>
+              <w:fldChar w:fldCharType="begin"/>
+            </w:r>
+            <w:r>
+              <w:rPr>
+                <w:noProof/>
+                <w:webHidden/>
+              </w:rPr>
+              <w:instrText xml:space="preserve"> PAGEREF _Toc227872551 \h </w:instrText>
+            </w:r>
+            <w:r>
+              <w:rPr>
+                <w:noProof/>
+                <w:webHidden/>
+              </w:rPr>
+            </w:r>
+            <w:r>
+              <w:rPr>
+                <w:noProof/>
+                <w:webHidden/>
+              </w:rPr>
+              <w:fldChar w:fldCharType="separate"/>
+            </w:r>
+            <w:r>
+              <w:rPr>
+                <w:noProof/>
+                <w:webHidden/>
+              </w:rPr>
+              <w:t>17</w:t>
+            </w:r>
+            <w:r>
+              <w:rPr>
+                <w:noProof/>
+                <w:webHidden/>
+              </w:rPr>
+              <w:fldChar w:fldCharType="end"/>
+            </w:r>
+          </w:hyperlink>
+        </w:p>
+        <w:p>
+          <w:pPr>
+            <w:pStyle w:val="TOC3"/>
+            <w:tabs>
+              <w:tab w:val="right" w:leader="dot" w:pos="9016"/>
+            </w:tabs>
+            <w:rPr>
+              <w:rFonts w:eastAsiaTheme="minorEastAsia"/>
+              <w:noProof/>
+              <w:sz w:val="24"/>
+              <w:szCs w:val="24"/>
+              <w:lang w:eastAsia="en-GB"/>
+            </w:rPr>
+          </w:pPr>
+          <w:hyperlink w:anchor="_Toc227872552" w:history="1">
+            <w:r>
+              <w:rPr>
+                <w:rStyle w:val="Hyperlink"/>
+                <w:noProof/>
+              </w:rPr>
+              <w:t>7.2.5 Verify Checksum</w:t>
+            </w:r>
+            <w:r>
+              <w:rPr>
+                <w:noProof/>
+                <w:webHidden/>
+              </w:rPr>
+              <w:tab/>
+            </w:r>
+            <w:r>
+              <w:rPr>
+                <w:noProof/>
+                <w:webHidden/>
+              </w:rPr>
+              <w:fldChar w:fldCharType="begin"/>
+            </w:r>
+            <w:r>
+              <w:rPr>
+                <w:noProof/>
+                <w:webHidden/>
+              </w:rPr>
+              <w:instrText xml:space="preserve"> PAGEREF _Toc227872552 \h </w:instrText>
+            </w:r>
+            <w:r>
+              <w:rPr>
+                <w:noProof/>
+                <w:webHidden/>
+              </w:rPr>
+            </w:r>
+            <w:r>
+              <w:rPr>
+                <w:noProof/>
+                <w:webHidden/>
+              </w:rPr>
+              <w:fldChar w:fldCharType="separate"/>
+            </w:r>
+            <w:r>
+              <w:rPr>
+                <w:noProof/>
+                <w:webHidden/>
+              </w:rPr>
+              <w:t>18</w:t>
+            </w:r>
+            <w:r>
+              <w:rPr>
+                <w:noProof/>
+                <w:webHidden/>
+              </w:rPr>
+              <w:fldChar w:fldCharType="end"/>
+            </w:r>
+          </w:hyperlink>
+        </w:p>
+        <w:p>
+          <w:pPr>
+            <w:pStyle w:val="TOC3"/>
+            <w:tabs>
+              <w:tab w:val="right" w:leader="dot" w:pos="9016"/>
+            </w:tabs>
+            <w:rPr>
+              <w:rFonts w:eastAsiaTheme="minorEastAsia"/>
+              <w:noProof/>
+              <w:sz w:val="24"/>
+              <w:szCs w:val="24"/>
+              <w:lang w:eastAsia="en-GB"/>
+            </w:rPr>
+          </w:pPr>
+          <w:hyperlink w:anchor="_Toc227872553" w:history="1">
+            <w:r>
+              <w:rPr>
+                <w:rStyle w:val="Hyperlink"/>
+                <w:noProof/>
+              </w:rPr>
+              <w:t>7.2.6 Test Pins</w:t>
+            </w:r>
+            <w:r>
+              <w:rPr>
+                <w:noProof/>
+                <w:webHidden/>
+              </w:rPr>
+              <w:tab/>
+            </w:r>
+            <w:r>
+              <w:rPr>
+                <w:noProof/>
+                <w:webHidden/>
+              </w:rPr>
+              <w:fldChar w:fldCharType="begin"/>
+            </w:r>
+            <w:r>
+              <w:rPr>
+                <w:noProof/>
+                <w:webHidden/>
+              </w:rPr>
+              <w:instrText xml:space="preserve"> PAGEREF _Toc227872553 \h </w:instrText>
+            </w:r>
+            <w:r>
+              <w:rPr>
+                <w:noProof/>
+                <w:webHidden/>
+              </w:rPr>
+            </w:r>
+            <w:r>
+              <w:rPr>
+                <w:noProof/>
+                <w:webHidden/>
+              </w:rPr>
+              <w:fldChar w:fldCharType="separate"/>
+            </w:r>
+            <w:r>
+              <w:rPr>
+                <w:noProof/>
+                <w:webHidden/>
+              </w:rPr>
+              <w:t>19</w:t>
+            </w:r>
+            <w:r>
+              <w:rPr>
+                <w:noProof/>
+                <w:webHidden/>
+              </w:rPr>
+              <w:fldChar w:fldCharType="end"/>
+            </w:r>
+          </w:hyperlink>
+        </w:p>
+        <w:p>
+          <w:pPr>
+            <w:pStyle w:val="TOC3"/>
+            <w:tabs>
+              <w:tab w:val="right" w:leader="dot" w:pos="9016"/>
+            </w:tabs>
+            <w:rPr>
+              <w:rFonts w:eastAsiaTheme="minorEastAsia"/>
+              <w:noProof/>
+              <w:sz w:val="24"/>
+              <w:szCs w:val="24"/>
+              <w:lang w:eastAsia="en-GB"/>
+            </w:rPr>
+          </w:pPr>
+          <w:hyperlink w:anchor="_Toc227872554" w:history="1">
+            <w:r>
+              <w:rPr>
+                <w:rStyle w:val="Hyperlink"/>
+                <w:noProof/>
+              </w:rPr>
+              <w:t>7.2.7 Test Save Retention</w:t>
+            </w:r>
+            <w:r>
+              <w:rPr>
+                <w:noProof/>
+                <w:webHidden/>
+              </w:rPr>
+              <w:tab/>
+            </w:r>
+            <w:r>
+              <w:rPr>
+                <w:noProof/>
+                <w:webHidden/>
+              </w:rPr>
+              <w:fldChar w:fldCharType="begin"/>
+            </w:r>
+            <w:r>
+              <w:rPr>
+                <w:noProof/>
+                <w:webHidden/>
+              </w:rPr>
+              <w:instrText xml:space="preserve"> PAGEREF _Toc227872554 \h </w:instrText>
+            </w:r>
+            <w:r>
+              <w:rPr>
+                <w:noProof/>
+                <w:webHidden/>
+              </w:rPr>
+            </w:r>
+            <w:r>
+              <w:rPr>
+                <w:noProof/>
+                <w:webHidden/>
+              </w:rPr>
+              <w:fldChar w:fldCharType="separate"/>
+            </w:r>
+            <w:r>
+              <w:rPr>
+                <w:noProof/>
+                <w:webHidden/>
+              </w:rPr>
+              <w:t>20</w:t>
+            </w:r>
+            <w:r>
+              <w:rPr>
+                <w:noProof/>
+                <w:webHidden/>
+              </w:rPr>
+              <w:fldChar w:fldCharType="end"/>
+            </w:r>
+          </w:hyperlink>
+        </w:p>
+        <w:p>
+          <w:pPr>
+            <w:pStyle w:val="TOC3"/>
+            <w:tabs>
+              <w:tab w:val="right" w:leader="dot" w:pos="9016"/>
+            </w:tabs>
+            <w:rPr>
+              <w:rFonts w:eastAsiaTheme="minorEastAsia"/>
+              <w:noProof/>
+              <w:sz w:val="24"/>
+              <w:szCs w:val="24"/>
+              <w:lang w:eastAsia="en-GB"/>
+            </w:rPr>
+          </w:pPr>
+          <w:hyperlink w:anchor="_Toc227872555" w:history="1">
+            <w:r>
+              <w:rPr>
+                <w:rStyle w:val="Hyperlink"/>
+                <w:noProof/>
+              </w:rPr>
+              <w:t>7.2.8 Set Pins</w:t>
+            </w:r>
+            <w:r>
+              <w:rPr>
+                <w:noProof/>
+                <w:webHidden/>
+              </w:rPr>
+              <w:tab/>
+            </w:r>
+            <w:r>
+              <w:rPr>
+                <w:noProof/>
+                <w:webHidden/>
+              </w:rPr>
+              <w:fldChar w:fldCharType="begin"/>
+            </w:r>
+            <w:r>
+              <w:rPr>
+                <w:noProof/>
+                <w:webHidden/>
+              </w:rPr>
+              <w:instrText xml:space="preserve"> PAGEREF _Toc227872555 \h </w:instrText>
+            </w:r>
+            <w:r>
+              <w:rPr>
+                <w:noProof/>
+                <w:webHidden/>
+              </w:rPr>
+            </w:r>
+            <w:r>
+              <w:rPr>
+                <w:noProof/>
+                <w:webHidden/>
+              </w:rPr>
+              <w:fldChar w:fldCharType="separate"/>
+            </w:r>
+            <w:r>
+              <w:rPr>
+                <w:noProof/>
+                <w:webHidden/>
+              </w:rPr>
+              <w:t>21</w:t>
+            </w:r>
+            <w:r>
+              <w:rPr>
+                <w:noProof/>
+                <w:webHidden/>
+              </w:rPr>
+              <w:fldChar w:fldCharType="end"/>
+            </w:r>
+          </w:hyperlink>
+        </w:p>
+        <w:p>
+          <w:pPr>
+            <w:pStyle w:val="TOC3"/>
+            <w:tabs>
+              <w:tab w:val="right" w:leader="dot" w:pos="9016"/>
+            </w:tabs>
+            <w:rPr>
+              <w:rFonts w:eastAsiaTheme="minorEastAsia"/>
+              <w:noProof/>
+              <w:sz w:val="24"/>
+              <w:szCs w:val="24"/>
+              <w:lang w:eastAsia="en-GB"/>
+            </w:rPr>
+          </w:pPr>
+          <w:hyperlink w:anchor="_Toc227872556" w:history="1">
+            <w:r>
+              <w:rPr>
+                <w:rStyle w:val="Hyperlink"/>
+                <w:noProof/>
+              </w:rPr>
+              <w:t>7.2.9 Read Data</w:t>
+            </w:r>
+            <w:r>
+              <w:rPr>
+                <w:noProof/>
+                <w:webHidden/>
+              </w:rPr>
+              <w:tab/>
+            </w:r>
+            <w:r>
+              <w:rPr>
+                <w:noProof/>
+                <w:webHidden/>
+              </w:rPr>
+              <w:fldChar w:fldCharType="begin"/>
+            </w:r>
+            <w:r>
+              <w:rPr>
+                <w:noProof/>
+                <w:webHidden/>
+              </w:rPr>
+              <w:instrText xml:space="preserve"> PAGEREF _Toc227872556 \h </w:instrText>
+            </w:r>
+            <w:r>
+              <w:rPr>
+                <w:noProof/>
+                <w:webHidden/>
+              </w:rPr>
+            </w:r>
+            <w:r>
+              <w:rPr>
+                <w:noProof/>
+                <w:webHidden/>
+              </w:rPr>
+              <w:fldChar w:fldCharType="separate"/>
+            </w:r>
+            <w:r>
+              <w:rPr>
+                <w:noProof/>
+                <w:webHidden/>
+              </w:rPr>
+              <w:t>21</w:t>
+            </w:r>
+            <w:r>
+              <w:rPr>
+                <w:noProof/>
+                <w:webHidden/>
+              </w:rPr>
+              <w:fldChar w:fldCharType="end"/>
+            </w:r>
+          </w:hyperlink>
+        </w:p>
+        <w:p>
+          <w:pPr>
+            <w:pStyle w:val="TOC3"/>
+            <w:tabs>
+              <w:tab w:val="right" w:leader="dot" w:pos="9016"/>
+            </w:tabs>
+            <w:rPr>
+              <w:rFonts w:eastAsiaTheme="minorEastAsia"/>
+              <w:noProof/>
+              <w:sz w:val="24"/>
+              <w:szCs w:val="24"/>
+              <w:lang w:eastAsia="en-GB"/>
+            </w:rPr>
+          </w:pPr>
+          <w:hyperlink w:anchor="_Toc227872557" w:history="1">
+            <w:r>
+              <w:rPr>
+                <w:rStyle w:val="Hyperlink"/>
+                <w:noProof/>
+              </w:rPr>
+              <w:t>7.2.10 Write Data</w:t>
+            </w:r>
+            <w:r>
+              <w:rPr>
+                <w:noProof/>
+                <w:webHidden/>
+              </w:rPr>
+              <w:tab/>
+            </w:r>
+            <w:r>
+              <w:rPr>
+                <w:noProof/>
+                <w:webHidden/>
+              </w:rPr>
+              <w:fldChar w:fldCharType="begin"/>
+            </w:r>
+            <w:r>
+              <w:rPr>
+                <w:noProof/>
+                <w:webHidden/>
+              </w:rPr>
+              <w:instrText xml:space="preserve"> PAGEREF _Toc227872557 \h </w:instrText>
+            </w:r>
+            <w:r>
+              <w:rPr>
+                <w:noProof/>
+                <w:webHidden/>
+              </w:rPr>
+            </w:r>
+            <w:r>
+              <w:rPr>
+                <w:noProof/>
+                <w:webHidden/>
+              </w:rPr>
+              <w:fldChar w:fldCharType="separate"/>
+            </w:r>
+            <w:r>
+              <w:rPr>
+                <w:noProof/>
+                <w:webHidden/>
+              </w:rPr>
+              <w:t>22</w:t>
+            </w:r>
+            <w:r>
+              <w:rPr>
+                <w:noProof/>
+                <w:webHidden/>
+              </w:rPr>
+              <w:fldChar w:fldCharType="end"/>
+            </w:r>
+          </w:hyperlink>
+        </w:p>
+        <w:p>
+          <w:pPr>
+            <w:pStyle w:val="TOC1"/>
+            <w:tabs>
+              <w:tab w:val="right" w:leader="dot" w:pos="9016"/>
+            </w:tabs>
+            <w:rPr>
+              <w:rFonts w:eastAsiaTheme="minorEastAsia"/>
+              <w:noProof/>
+              <w:sz w:val="24"/>
+              <w:szCs w:val="24"/>
+              <w:lang w:eastAsia="en-GB"/>
+            </w:rPr>
+          </w:pPr>
+          <w:hyperlink w:anchor="_Toc227872558" w:history="1">
+            <w:r>
+              <w:rPr>
+                <w:rStyle w:val="Hyperlink"/>
+                <w:noProof/>
+              </w:rPr>
+              <w:t>8. Reflection</w:t>
+            </w:r>
+            <w:r>
+              <w:rPr>
+                <w:noProof/>
+                <w:webHidden/>
+              </w:rPr>
+              <w:tab/>
+            </w:r>
+            <w:r>
+              <w:rPr>
+                <w:noProof/>
+                <w:webHidden/>
+              </w:rPr>
+              <w:fldChar w:fldCharType="begin"/>
+            </w:r>
+            <w:r>
+              <w:rPr>
+                <w:noProof/>
+                <w:webHidden/>
+              </w:rPr>
+              <w:instrText xml:space="preserve"> PAGEREF _Toc227872558 \h </w:instrText>
+            </w:r>
+            <w:r>
+              <w:rPr>
+                <w:noProof/>
+                <w:webHidden/>
+              </w:rPr>
+            </w:r>
+            <w:r>
+              <w:rPr>
+                <w:noProof/>
+                <w:webHidden/>
+              </w:rPr>
+              <w:fldChar w:fldCharType="separate"/>
+            </w:r>
+            <w:r>
+              <w:rPr>
+                <w:noProof/>
+                <w:webHidden/>
+              </w:rPr>
+              <w:t>23</w:t>
+            </w:r>
+            <w:r>
+              <w:rPr>
+                <w:noProof/>
+                <w:webHidden/>
+              </w:rPr>
+              <w:fldChar w:fldCharType="end"/>
+            </w:r>
+          </w:hyperlink>
+        </w:p>
+        <w:p>
+          <w:pPr>
+            <w:pStyle w:val="TOC1"/>
+            <w:tabs>
+              <w:tab w:val="right" w:leader="dot" w:pos="9016"/>
+            </w:tabs>
+            <w:rPr>
+              <w:rFonts w:eastAsiaTheme="minorEastAsia"/>
+              <w:noProof/>
+              <w:sz w:val="24"/>
+              <w:szCs w:val="24"/>
+              <w:lang w:eastAsia="en-GB"/>
+            </w:rPr>
+          </w:pPr>
+          <w:hyperlink w:anchor="_Toc227872559" w:history="1">
+            <w:r>
+              <w:rPr>
+                <w:rStyle w:val="Hyperlink"/>
+                <w:noProof/>
+              </w:rPr>
+              <w:t>9. Glossary</w:t>
+            </w:r>
+            <w:r>
+              <w:rPr>
+                <w:noProof/>
+                <w:webHidden/>
+              </w:rPr>
+              <w:tab/>
+            </w:r>
+            <w:r>
+              <w:rPr>
+                <w:noProof/>
+                <w:webHidden/>
+              </w:rPr>
+              <w:fldChar w:fldCharType="begin"/>
+            </w:r>
+            <w:r>
+              <w:rPr>
+                <w:noProof/>
+                <w:webHidden/>
+              </w:rPr>
+              <w:instrText xml:space="preserve"> PAGEREF _Toc227872559 \h </w:instrText>
+            </w:r>
+            <w:r>
+              <w:rPr>
+                <w:noProof/>
+                <w:webHidden/>
+              </w:rPr>
+            </w:r>
+            <w:r>
+              <w:rPr>
+                <w:noProof/>
+                <w:webHidden/>
+              </w:rPr>
+              <w:fldChar w:fldCharType="separate"/>
+            </w:r>
+            <w:r>
+              <w:rPr>
+                <w:noProof/>
+                <w:webHidden/>
+              </w:rPr>
+              <w:t>24</w:t>
+            </w:r>
+            <w:r>
+              <w:rPr>
+                <w:noProof/>
+                <w:webHidden/>
+              </w:rPr>
+              <w:fldChar w:fldCharType="end"/>
+            </w:r>
+          </w:hyperlink>
+        </w:p>
+        <w:p>
+          <w:pPr>
+            <w:pStyle w:val="TOC1"/>
+            <w:tabs>
+              <w:tab w:val="right" w:leader="dot" w:pos="9016"/>
+            </w:tabs>
+            <w:rPr>
+              <w:rFonts w:eastAsiaTheme="minorEastAsia"/>
+              <w:noProof/>
+              <w:sz w:val="24"/>
+              <w:szCs w:val="24"/>
+              <w:lang w:eastAsia="en-GB"/>
+            </w:rPr>
+          </w:pPr>
+          <w:hyperlink w:anchor="_Toc227872560" w:history="1">
+            <w:r>
+              <w:rPr>
+                <w:rStyle w:val="Hyperlink"/>
+                <w:noProof/>
+              </w:rPr>
+              <w:t>10. Bibliography</w:t>
+            </w:r>
+            <w:r>
+              <w:rPr>
+                <w:noProof/>
+                <w:webHidden/>
+              </w:rPr>
+              <w:tab/>
+            </w:r>
+            <w:r>
+              <w:rPr>
+                <w:noProof/>
+                <w:webHidden/>
+              </w:rPr>
+              <w:fldChar w:fldCharType="begin"/>
+            </w:r>
+            <w:r>
+              <w:rPr>
+                <w:noProof/>
+                <w:webHidden/>
+              </w:rPr>
+              <w:instrText xml:space="preserve"> PAGEREF _Toc227872560 \h </w:instrText>
+            </w:r>
+            <w:r>
+              <w:rPr>
+                <w:noProof/>
+                <w:webHidden/>
+              </w:rPr>
+            </w:r>
+            <w:r>
+              <w:rPr>
+                <w:noProof/>
+                <w:webHidden/>
+              </w:rPr>
+              <w:fldChar w:fldCharType="separate"/>
+            </w:r>
+            <w:r>
+              <w:rPr>
+                <w:noProof/>
+                <w:webHidden/>
+              </w:rPr>
+              <w:t>25</w:t>
+            </w:r>
+            <w:r>
+              <w:rPr>
+                <w:noProof/>
+                <w:webHidden/>
+              </w:rPr>
               <w:fldChar w:fldCharType="end"/>
             </w:r>
           </w:hyperlink>
@@ -246,2194 +3832,6 @@
               <w:rStyle w:val="Hyperlink"/>
             </w:rPr>
           </w:pPr>
-          <w:hyperlink w:anchor="_Toc694220487">
-            <w:r>
-              <w:rPr>
-                <w:rStyle w:val="Hyperlink"/>
-              </w:rPr>
-              <w:t>2.</w:t>
-            </w:r>
-            <w:r>
-              <w:tab/>
-            </w:r>
-            <w:r>
-              <w:rPr>
-                <w:rStyle w:val="Hyperlink"/>
-              </w:rPr>
-              <w:t>Introduction</w:t>
-            </w:r>
-            <w:r>
-              <w:tab/>
-            </w:r>
-            <w:r>
-              <w:fldChar w:fldCharType="begin"/>
-            </w:r>
-            <w:r>
-              <w:instrText>PAGEREF _Toc694220487 \h</w:instrText>
-            </w:r>
-            <w:r>
-              <w:fldChar w:fldCharType="separate"/>
-            </w:r>
-            <w:r>
-              <w:rPr>
-                <w:rStyle w:val="Hyperlink"/>
-              </w:rPr>
-              <w:t>3</w:t>
-            </w:r>
-            <w:r>
-              <w:fldChar w:fldCharType="end"/>
-            </w:r>
-          </w:hyperlink>
-        </w:p>
-        <w:p>
-          <w:pPr>
-            <w:pStyle w:val="TOC1"/>
-            <w:tabs>
-              <w:tab w:val="left" w:pos="435"/>
-              <w:tab w:val="right" w:leader="dot" w:pos="9015"/>
-            </w:tabs>
-            <w:rPr>
-              <w:rStyle w:val="Hyperlink"/>
-            </w:rPr>
-          </w:pPr>
-          <w:hyperlink w:anchor="_Toc125514736">
-            <w:r>
-              <w:rPr>
-                <w:rStyle w:val="Hyperlink"/>
-              </w:rPr>
-              <w:t>3.</w:t>
-            </w:r>
-            <w:r>
-              <w:tab/>
-            </w:r>
-            <w:r>
-              <w:rPr>
-                <w:rStyle w:val="Hyperlink"/>
-              </w:rPr>
-              <w:t>Challenges</w:t>
-            </w:r>
-            <w:r>
-              <w:tab/>
-            </w:r>
-            <w:r>
-              <w:fldChar w:fldCharType="begin"/>
-            </w:r>
-            <w:r>
-              <w:instrText>PAGEREF _Toc125514736 \h</w:instrText>
-            </w:r>
-            <w:r>
-              <w:fldChar w:fldCharType="separate"/>
-            </w:r>
-            <w:r>
-              <w:rPr>
-                <w:rStyle w:val="Hyperlink"/>
-              </w:rPr>
-              <w:t>4</w:t>
-            </w:r>
-            <w:r>
-              <w:fldChar w:fldCharType="end"/>
-            </w:r>
-          </w:hyperlink>
-        </w:p>
-        <w:p>
-          <w:pPr>
-            <w:pStyle w:val="TOC2"/>
-            <w:tabs>
-              <w:tab w:val="left" w:pos="660"/>
-              <w:tab w:val="right" w:leader="dot" w:pos="9015"/>
-            </w:tabs>
-            <w:rPr>
-              <w:rStyle w:val="Hyperlink"/>
-            </w:rPr>
-          </w:pPr>
-          <w:hyperlink w:anchor="_Toc829066517">
-            <w:r>
-              <w:rPr>
-                <w:rStyle w:val="Hyperlink"/>
-              </w:rPr>
-              <w:t>3.1</w:t>
-            </w:r>
-            <w:r>
-              <w:tab/>
-            </w:r>
-            <w:r>
-              <w:rPr>
-                <w:rStyle w:val="Hyperlink"/>
-              </w:rPr>
-              <w:t>Breadboard Prototyping Issues</w:t>
-            </w:r>
-            <w:r>
-              <w:tab/>
-            </w:r>
-            <w:r>
-              <w:fldChar w:fldCharType="begin"/>
-            </w:r>
-            <w:r>
-              <w:instrText>PAGEREF _Toc829066517 \h</w:instrText>
-            </w:r>
-            <w:r>
-              <w:fldChar w:fldCharType="separate"/>
-            </w:r>
-            <w:r>
-              <w:rPr>
-                <w:rStyle w:val="Hyperlink"/>
-              </w:rPr>
-              <w:t>5</w:t>
-            </w:r>
-            <w:r>
-              <w:fldChar w:fldCharType="end"/>
-            </w:r>
-          </w:hyperlink>
-        </w:p>
-        <w:p>
-          <w:pPr>
-            <w:pStyle w:val="TOC2"/>
-            <w:tabs>
-              <w:tab w:val="left" w:pos="660"/>
-              <w:tab w:val="right" w:leader="dot" w:pos="9015"/>
-            </w:tabs>
-            <w:rPr>
-              <w:rStyle w:val="Hyperlink"/>
-            </w:rPr>
-          </w:pPr>
-          <w:hyperlink w:anchor="_Toc1345278360">
-            <w:r>
-              <w:rPr>
-                <w:rStyle w:val="Hyperlink"/>
-              </w:rPr>
-              <w:t>3.2</w:t>
-            </w:r>
-            <w:r>
-              <w:tab/>
-            </w:r>
-            <w:r>
-              <w:rPr>
-                <w:rStyle w:val="Hyperlink"/>
-              </w:rPr>
-              <w:t>Logic Level Translation</w:t>
-            </w:r>
-            <w:r>
-              <w:tab/>
-            </w:r>
-            <w:r>
-              <w:fldChar w:fldCharType="begin"/>
-            </w:r>
-            <w:r>
-              <w:instrText>PAGEREF _Toc1345278360 \h</w:instrText>
-            </w:r>
-            <w:r>
-              <w:fldChar w:fldCharType="separate"/>
-            </w:r>
-            <w:r>
-              <w:rPr>
-                <w:rStyle w:val="Hyperlink"/>
-              </w:rPr>
-              <w:t>5</w:t>
-            </w:r>
-            <w:r>
-              <w:fldChar w:fldCharType="end"/>
-            </w:r>
-          </w:hyperlink>
-        </w:p>
-        <w:p>
-          <w:pPr>
-            <w:pStyle w:val="TOC2"/>
-            <w:tabs>
-              <w:tab w:val="left" w:pos="660"/>
-              <w:tab w:val="right" w:leader="dot" w:pos="9015"/>
-            </w:tabs>
-            <w:rPr>
-              <w:rStyle w:val="Hyperlink"/>
-            </w:rPr>
-          </w:pPr>
-          <w:hyperlink w:anchor="_Toc748062141">
-            <w:r>
-              <w:rPr>
-                <w:rStyle w:val="Hyperlink"/>
-              </w:rPr>
-              <w:t>3.3</w:t>
-            </w:r>
-            <w:r>
-              <w:tab/>
-            </w:r>
-            <w:r>
-              <w:rPr>
-                <w:rStyle w:val="Hyperlink"/>
-              </w:rPr>
-              <w:t>NES Mapper Handling</w:t>
-            </w:r>
-            <w:r>
-              <w:tab/>
-            </w:r>
-            <w:r>
-              <w:fldChar w:fldCharType="begin"/>
-            </w:r>
-            <w:r>
-              <w:instrText>PAGEREF _Toc748062141 \h</w:instrText>
-            </w:r>
-            <w:r>
-              <w:fldChar w:fldCharType="separate"/>
-            </w:r>
-            <w:r>
-              <w:rPr>
-                <w:rStyle w:val="Hyperlink"/>
-              </w:rPr>
-              <w:t>5</w:t>
-            </w:r>
-            <w:r>
-              <w:fldChar w:fldCharType="end"/>
-            </w:r>
-          </w:hyperlink>
-        </w:p>
-        <w:p>
-          <w:pPr>
-            <w:pStyle w:val="TOC2"/>
-            <w:tabs>
-              <w:tab w:val="left" w:pos="660"/>
-              <w:tab w:val="right" w:leader="dot" w:pos="9015"/>
-            </w:tabs>
-            <w:rPr>
-              <w:rStyle w:val="Hyperlink"/>
-            </w:rPr>
-          </w:pPr>
-          <w:hyperlink w:anchor="_Toc208717466">
-            <w:r>
-              <w:rPr>
-                <w:rStyle w:val="Hyperlink"/>
-              </w:rPr>
-              <w:t>3.4</w:t>
-            </w:r>
-            <w:r>
-              <w:tab/>
-            </w:r>
-            <w:r>
-              <w:rPr>
-                <w:rStyle w:val="Hyperlink"/>
-              </w:rPr>
-              <w:t>GUI Threading with the SCARAB</w:t>
-            </w:r>
-            <w:r>
-              <w:tab/>
-            </w:r>
-            <w:r>
-              <w:fldChar w:fldCharType="begin"/>
-            </w:r>
-            <w:r>
-              <w:instrText>PAGEREF _Toc208717466 \h</w:instrText>
-            </w:r>
-            <w:r>
-              <w:fldChar w:fldCharType="separate"/>
-            </w:r>
-            <w:r>
-              <w:rPr>
-                <w:rStyle w:val="Hyperlink"/>
-              </w:rPr>
-              <w:t>5</w:t>
-            </w:r>
-            <w:r>
-              <w:fldChar w:fldCharType="end"/>
-            </w:r>
-          </w:hyperlink>
-        </w:p>
-        <w:p>
-          <w:pPr>
-            <w:pStyle w:val="TOC1"/>
-            <w:tabs>
-              <w:tab w:val="left" w:pos="435"/>
-              <w:tab w:val="right" w:leader="dot" w:pos="9015"/>
-            </w:tabs>
-            <w:rPr>
-              <w:rStyle w:val="Hyperlink"/>
-            </w:rPr>
-          </w:pPr>
-          <w:hyperlink w:anchor="_Toc40393187">
-            <w:r>
-              <w:rPr>
-                <w:rStyle w:val="Hyperlink"/>
-              </w:rPr>
-              <w:t>4.</w:t>
-            </w:r>
-            <w:r>
-              <w:tab/>
-            </w:r>
-            <w:r>
-              <w:rPr>
-                <w:rStyle w:val="Hyperlink"/>
-              </w:rPr>
-              <w:t>Achievements</w:t>
-            </w:r>
-            <w:r>
-              <w:tab/>
-            </w:r>
-            <w:r>
-              <w:fldChar w:fldCharType="begin"/>
-            </w:r>
-            <w:r>
-              <w:instrText>PAGEREF _Toc40393187 \h</w:instrText>
-            </w:r>
-            <w:r>
-              <w:fldChar w:fldCharType="separate"/>
-            </w:r>
-            <w:r>
-              <w:rPr>
-                <w:rStyle w:val="Hyperlink"/>
-              </w:rPr>
-              <w:t>5</w:t>
-            </w:r>
-            <w:r>
-              <w:fldChar w:fldCharType="end"/>
-            </w:r>
-          </w:hyperlink>
-        </w:p>
-        <w:p>
-          <w:pPr>
-            <w:pStyle w:val="TOC2"/>
-            <w:tabs>
-              <w:tab w:val="left" w:pos="660"/>
-              <w:tab w:val="right" w:leader="dot" w:pos="9015"/>
-            </w:tabs>
-            <w:rPr>
-              <w:rStyle w:val="Hyperlink"/>
-            </w:rPr>
-          </w:pPr>
-          <w:hyperlink w:anchor="_Toc2105769112">
-            <w:r>
-              <w:rPr>
-                <w:rStyle w:val="Hyperlink"/>
-              </w:rPr>
-              <w:t>4.1</w:t>
-            </w:r>
-            <w:r>
-              <w:tab/>
-            </w:r>
-            <w:r>
-              <w:rPr>
-                <w:rStyle w:val="Hyperlink"/>
-              </w:rPr>
-              <w:t>Arduino Powered Device</w:t>
-            </w:r>
-            <w:r>
-              <w:tab/>
-            </w:r>
-            <w:r>
-              <w:fldChar w:fldCharType="begin"/>
-            </w:r>
-            <w:r>
-              <w:instrText>PAGEREF _Toc2105769112 \h</w:instrText>
-            </w:r>
-            <w:r>
-              <w:fldChar w:fldCharType="separate"/>
-            </w:r>
-            <w:r>
-              <w:rPr>
-                <w:rStyle w:val="Hyperlink"/>
-              </w:rPr>
-              <w:t>6</w:t>
-            </w:r>
-            <w:r>
-              <w:fldChar w:fldCharType="end"/>
-            </w:r>
-          </w:hyperlink>
-        </w:p>
-        <w:p>
-          <w:pPr>
-            <w:pStyle w:val="TOC2"/>
-            <w:tabs>
-              <w:tab w:val="left" w:pos="660"/>
-              <w:tab w:val="right" w:leader="dot" w:pos="9015"/>
-            </w:tabs>
-            <w:rPr>
-              <w:rStyle w:val="Hyperlink"/>
-            </w:rPr>
-          </w:pPr>
-          <w:hyperlink w:anchor="_Toc951987399">
-            <w:r>
-              <w:rPr>
-                <w:rStyle w:val="Hyperlink"/>
-              </w:rPr>
-              <w:t>4.2</w:t>
-            </w:r>
-            <w:r>
-              <w:tab/>
-            </w:r>
-            <w:r>
-              <w:rPr>
-                <w:rStyle w:val="Hyperlink"/>
-              </w:rPr>
-              <w:t>GUI Based Cross-Platform Program</w:t>
-            </w:r>
-            <w:r>
-              <w:tab/>
-            </w:r>
-            <w:r>
-              <w:fldChar w:fldCharType="begin"/>
-            </w:r>
-            <w:r>
-              <w:instrText>PAGEREF _Toc951987399 \h</w:instrText>
-            </w:r>
-            <w:r>
-              <w:fldChar w:fldCharType="separate"/>
-            </w:r>
-            <w:r>
-              <w:rPr>
-                <w:rStyle w:val="Hyperlink"/>
-              </w:rPr>
-              <w:t>6</w:t>
-            </w:r>
-            <w:r>
-              <w:fldChar w:fldCharType="end"/>
-            </w:r>
-          </w:hyperlink>
-        </w:p>
-        <w:p>
-          <w:pPr>
-            <w:pStyle w:val="TOC2"/>
-            <w:tabs>
-              <w:tab w:val="left" w:pos="660"/>
-              <w:tab w:val="right" w:leader="dot" w:pos="9015"/>
-            </w:tabs>
-            <w:rPr>
-              <w:rStyle w:val="Hyperlink"/>
-            </w:rPr>
-          </w:pPr>
-          <w:hyperlink w:anchor="_Toc711998157">
-            <w:r>
-              <w:rPr>
-                <w:rStyle w:val="Hyperlink"/>
-              </w:rPr>
-              <w:t>4.3</w:t>
-            </w:r>
-            <w:r>
-              <w:tab/>
-            </w:r>
-            <w:r>
-              <w:rPr>
-                <w:rStyle w:val="Hyperlink"/>
-              </w:rPr>
-              <w:t>NES/SNES Support</w:t>
-            </w:r>
-            <w:r>
-              <w:tab/>
-            </w:r>
-            <w:r>
-              <w:fldChar w:fldCharType="begin"/>
-            </w:r>
-            <w:r>
-              <w:instrText>PAGEREF _Toc711998157 \h</w:instrText>
-            </w:r>
-            <w:r>
-              <w:fldChar w:fldCharType="separate"/>
-            </w:r>
-            <w:r>
-              <w:rPr>
-                <w:rStyle w:val="Hyperlink"/>
-              </w:rPr>
-              <w:t>6</w:t>
-            </w:r>
-            <w:r>
-              <w:fldChar w:fldCharType="end"/>
-            </w:r>
-          </w:hyperlink>
-        </w:p>
-        <w:p>
-          <w:pPr>
-            <w:pStyle w:val="TOC2"/>
-            <w:tabs>
-              <w:tab w:val="left" w:pos="660"/>
-              <w:tab w:val="right" w:leader="dot" w:pos="9015"/>
-            </w:tabs>
-            <w:rPr>
-              <w:rStyle w:val="Hyperlink"/>
-            </w:rPr>
-          </w:pPr>
-          <w:hyperlink w:anchor="_Toc153385445">
-            <w:r>
-              <w:rPr>
-                <w:rStyle w:val="Hyperlink"/>
-              </w:rPr>
-              <w:t>4.4</w:t>
-            </w:r>
-            <w:r>
-              <w:tab/>
-            </w:r>
-            <w:r>
-              <w:rPr>
-                <w:rStyle w:val="Hyperlink"/>
-              </w:rPr>
-              <w:t>Save Management</w:t>
-            </w:r>
-            <w:r>
-              <w:tab/>
-            </w:r>
-            <w:r>
-              <w:fldChar w:fldCharType="begin"/>
-            </w:r>
-            <w:r>
-              <w:instrText>PAGEREF _Toc153385445 \h</w:instrText>
-            </w:r>
-            <w:r>
-              <w:fldChar w:fldCharType="separate"/>
-            </w:r>
-            <w:r>
-              <w:rPr>
-                <w:rStyle w:val="Hyperlink"/>
-              </w:rPr>
-              <w:t>6</w:t>
-            </w:r>
-            <w:r>
-              <w:fldChar w:fldCharType="end"/>
-            </w:r>
-          </w:hyperlink>
-        </w:p>
-        <w:p>
-          <w:pPr>
-            <w:pStyle w:val="TOC2"/>
-            <w:tabs>
-              <w:tab w:val="left" w:pos="660"/>
-              <w:tab w:val="right" w:leader="dot" w:pos="9015"/>
-            </w:tabs>
-            <w:rPr>
-              <w:rStyle w:val="Hyperlink"/>
-            </w:rPr>
-          </w:pPr>
-          <w:hyperlink w:anchor="_Toc101991771">
-            <w:r>
-              <w:rPr>
-                <w:rStyle w:val="Hyperlink"/>
-              </w:rPr>
-              <w:t>4.5</w:t>
-            </w:r>
-            <w:r>
-              <w:tab/>
-            </w:r>
-            <w:r>
-              <w:rPr>
-                <w:rStyle w:val="Hyperlink"/>
-              </w:rPr>
-              <w:t>Health Checking</w:t>
-            </w:r>
-            <w:r>
-              <w:tab/>
-            </w:r>
-            <w:r>
-              <w:fldChar w:fldCharType="begin"/>
-            </w:r>
-            <w:r>
-              <w:instrText>PAGEREF _Toc101991771 \h</w:instrText>
-            </w:r>
-            <w:r>
-              <w:fldChar w:fldCharType="separate"/>
-            </w:r>
-            <w:r>
-              <w:rPr>
-                <w:rStyle w:val="Hyperlink"/>
-              </w:rPr>
-              <w:t>6</w:t>
-            </w:r>
-            <w:r>
-              <w:fldChar w:fldCharType="end"/>
-            </w:r>
-          </w:hyperlink>
-        </w:p>
-        <w:p>
-          <w:pPr>
-            <w:pStyle w:val="TOC2"/>
-            <w:tabs>
-              <w:tab w:val="left" w:pos="660"/>
-              <w:tab w:val="right" w:leader="dot" w:pos="9015"/>
-            </w:tabs>
-            <w:rPr>
-              <w:rStyle w:val="Hyperlink"/>
-            </w:rPr>
-          </w:pPr>
-          <w:hyperlink w:anchor="_Toc1864281362">
-            <w:r>
-              <w:rPr>
-                <w:rStyle w:val="Hyperlink"/>
-              </w:rPr>
-              <w:t>4.6</w:t>
-            </w:r>
-            <w:r>
-              <w:tab/>
-            </w:r>
-            <w:r>
-              <w:rPr>
-                <w:rStyle w:val="Hyperlink"/>
-              </w:rPr>
-              <w:t>Modular Design</w:t>
-            </w:r>
-            <w:r>
-              <w:tab/>
-            </w:r>
-            <w:r>
-              <w:fldChar w:fldCharType="begin"/>
-            </w:r>
-            <w:r>
-              <w:instrText>PAGEREF _Toc1864281362 \h</w:instrText>
-            </w:r>
-            <w:r>
-              <w:fldChar w:fldCharType="separate"/>
-            </w:r>
-            <w:r>
-              <w:rPr>
-                <w:rStyle w:val="Hyperlink"/>
-              </w:rPr>
-              <w:t>7</w:t>
-            </w:r>
-            <w:r>
-              <w:fldChar w:fldCharType="end"/>
-            </w:r>
-          </w:hyperlink>
-        </w:p>
-        <w:p>
-          <w:pPr>
-            <w:pStyle w:val="TOC2"/>
-            <w:tabs>
-              <w:tab w:val="left" w:pos="660"/>
-              <w:tab w:val="right" w:leader="dot" w:pos="9015"/>
-            </w:tabs>
-            <w:rPr>
-              <w:rStyle w:val="Hyperlink"/>
-            </w:rPr>
-          </w:pPr>
-          <w:hyperlink w:anchor="_Toc934371096">
-            <w:r>
-              <w:rPr>
-                <w:rStyle w:val="Hyperlink"/>
-              </w:rPr>
-              <w:t>4.7</w:t>
-            </w:r>
-            <w:r>
-              <w:tab/>
-            </w:r>
-            <w:r>
-              <w:rPr>
-                <w:rStyle w:val="Hyperlink"/>
-              </w:rPr>
-              <w:t>EEPROM Identification</w:t>
-            </w:r>
-            <w:r>
-              <w:tab/>
-            </w:r>
-            <w:r>
-              <w:fldChar w:fldCharType="begin"/>
-            </w:r>
-            <w:r>
-              <w:instrText>PAGEREF _Toc934371096 \h</w:instrText>
-            </w:r>
-            <w:r>
-              <w:fldChar w:fldCharType="separate"/>
-            </w:r>
-            <w:r>
-              <w:rPr>
-                <w:rStyle w:val="Hyperlink"/>
-              </w:rPr>
-              <w:t>7</w:t>
-            </w:r>
-            <w:r>
-              <w:fldChar w:fldCharType="end"/>
-            </w:r>
-          </w:hyperlink>
-        </w:p>
-        <w:p>
-          <w:pPr>
-            <w:pStyle w:val="TOC1"/>
-            <w:tabs>
-              <w:tab w:val="left" w:pos="435"/>
-              <w:tab w:val="right" w:leader="dot" w:pos="9015"/>
-            </w:tabs>
-            <w:rPr>
-              <w:rStyle w:val="Hyperlink"/>
-            </w:rPr>
-          </w:pPr>
-          <w:hyperlink w:anchor="_Toc287736465">
-            <w:r>
-              <w:rPr>
-                <w:rStyle w:val="Hyperlink"/>
-              </w:rPr>
-              <w:t>5.</w:t>
-            </w:r>
-            <w:r>
-              <w:tab/>
-            </w:r>
-            <w:r>
-              <w:rPr>
-                <w:rStyle w:val="Hyperlink"/>
-              </w:rPr>
-              <w:t>Scrapped Features</w:t>
-            </w:r>
-            <w:r>
-              <w:tab/>
-            </w:r>
-            <w:r>
-              <w:fldChar w:fldCharType="begin"/>
-            </w:r>
-            <w:r>
-              <w:instrText>PAGEREF _Toc287736465 \h</w:instrText>
-            </w:r>
-            <w:r>
-              <w:fldChar w:fldCharType="separate"/>
-            </w:r>
-            <w:r>
-              <w:rPr>
-                <w:rStyle w:val="Hyperlink"/>
-              </w:rPr>
-              <w:t>7</w:t>
-            </w:r>
-            <w:r>
-              <w:fldChar w:fldCharType="end"/>
-            </w:r>
-          </w:hyperlink>
-        </w:p>
-        <w:p>
-          <w:pPr>
-            <w:pStyle w:val="TOC2"/>
-            <w:tabs>
-              <w:tab w:val="left" w:pos="660"/>
-              <w:tab w:val="right" w:leader="dot" w:pos="9015"/>
-            </w:tabs>
-            <w:rPr>
-              <w:rStyle w:val="Hyperlink"/>
-            </w:rPr>
-          </w:pPr>
-          <w:hyperlink w:anchor="_Toc2093165038">
-            <w:r>
-              <w:rPr>
-                <w:rStyle w:val="Hyperlink"/>
-              </w:rPr>
-              <w:t>5.1</w:t>
-            </w:r>
-            <w:r>
-              <w:tab/>
-            </w:r>
-            <w:r>
-              <w:rPr>
-                <w:rStyle w:val="Hyperlink"/>
-              </w:rPr>
-              <w:t>Mega Drive Compatibility</w:t>
-            </w:r>
-            <w:r>
-              <w:tab/>
-            </w:r>
-            <w:r>
-              <w:fldChar w:fldCharType="begin"/>
-            </w:r>
-            <w:r>
-              <w:instrText>PAGEREF _Toc2093165038 \h</w:instrText>
-            </w:r>
-            <w:r>
-              <w:fldChar w:fldCharType="separate"/>
-            </w:r>
-            <w:r>
-              <w:rPr>
-                <w:rStyle w:val="Hyperlink"/>
-              </w:rPr>
-              <w:t>8</w:t>
-            </w:r>
-            <w:r>
-              <w:fldChar w:fldCharType="end"/>
-            </w:r>
-          </w:hyperlink>
-        </w:p>
-        <w:p>
-          <w:pPr>
-            <w:pStyle w:val="TOC2"/>
-            <w:tabs>
-              <w:tab w:val="left" w:pos="660"/>
-              <w:tab w:val="right" w:leader="dot" w:pos="9015"/>
-            </w:tabs>
-            <w:rPr>
-              <w:rStyle w:val="Hyperlink"/>
-            </w:rPr>
-          </w:pPr>
-          <w:hyperlink w:anchor="_Toc24636115">
-            <w:r>
-              <w:rPr>
-                <w:rStyle w:val="Hyperlink"/>
-              </w:rPr>
-              <w:t>5.2</w:t>
-            </w:r>
-            <w:r>
-              <w:tab/>
-            </w:r>
-            <w:r>
-              <w:rPr>
-                <w:rStyle w:val="Hyperlink"/>
-              </w:rPr>
-              <w:t>Automatic Save Retention Testing</w:t>
-            </w:r>
-            <w:r>
-              <w:tab/>
-            </w:r>
-            <w:r>
-              <w:fldChar w:fldCharType="begin"/>
-            </w:r>
-            <w:r>
-              <w:instrText>PAGEREF _Toc24636115 \h</w:instrText>
-            </w:r>
-            <w:r>
-              <w:fldChar w:fldCharType="separate"/>
-            </w:r>
-            <w:r>
-              <w:rPr>
-                <w:rStyle w:val="Hyperlink"/>
-              </w:rPr>
-              <w:t>8</w:t>
-            </w:r>
-            <w:r>
-              <w:fldChar w:fldCharType="end"/>
-            </w:r>
-          </w:hyperlink>
-        </w:p>
-        <w:p>
-          <w:pPr>
-            <w:pStyle w:val="TOC2"/>
-            <w:tabs>
-              <w:tab w:val="left" w:pos="660"/>
-              <w:tab w:val="right" w:leader="dot" w:pos="9015"/>
-            </w:tabs>
-            <w:rPr>
-              <w:rStyle w:val="Hyperlink"/>
-            </w:rPr>
-          </w:pPr>
-          <w:hyperlink w:anchor="_Toc56427380">
-            <w:r>
-              <w:rPr>
-                <w:rStyle w:val="Hyperlink"/>
-              </w:rPr>
-              <w:t>5.3</w:t>
-            </w:r>
-            <w:r>
-              <w:tab/>
-            </w:r>
-            <w:r>
-              <w:rPr>
-                <w:rStyle w:val="Hyperlink"/>
-              </w:rPr>
-              <w:t>3.3V Compatibility</w:t>
-            </w:r>
-            <w:r>
-              <w:tab/>
-            </w:r>
-            <w:r>
-              <w:fldChar w:fldCharType="begin"/>
-            </w:r>
-            <w:r>
-              <w:instrText>PAGEREF _Toc56427380 \h</w:instrText>
-            </w:r>
-            <w:r>
-              <w:fldChar w:fldCharType="separate"/>
-            </w:r>
-            <w:r>
-              <w:rPr>
-                <w:rStyle w:val="Hyperlink"/>
-              </w:rPr>
-              <w:t>8</w:t>
-            </w:r>
-            <w:r>
-              <w:fldChar w:fldCharType="end"/>
-            </w:r>
-          </w:hyperlink>
-        </w:p>
-        <w:p>
-          <w:pPr>
-            <w:pStyle w:val="TOC2"/>
-            <w:tabs>
-              <w:tab w:val="left" w:pos="660"/>
-              <w:tab w:val="right" w:leader="dot" w:pos="9015"/>
-            </w:tabs>
-            <w:rPr>
-              <w:rStyle w:val="Hyperlink"/>
-            </w:rPr>
-          </w:pPr>
-          <w:hyperlink w:anchor="_Toc225675370">
-            <w:r>
-              <w:rPr>
-                <w:rStyle w:val="Hyperlink"/>
-              </w:rPr>
-              <w:t>5.4</w:t>
-            </w:r>
-            <w:r>
-              <w:tab/>
-            </w:r>
-            <w:r>
-              <w:rPr>
-                <w:rStyle w:val="Hyperlink"/>
-              </w:rPr>
-              <w:t>Identify Corruption</w:t>
-            </w:r>
-            <w:r>
-              <w:tab/>
-            </w:r>
-            <w:r>
-              <w:fldChar w:fldCharType="begin"/>
-            </w:r>
-            <w:r>
-              <w:instrText>PAGEREF _Toc225675370 \h</w:instrText>
-            </w:r>
-            <w:r>
-              <w:fldChar w:fldCharType="separate"/>
-            </w:r>
-            <w:r>
-              <w:rPr>
-                <w:rStyle w:val="Hyperlink"/>
-              </w:rPr>
-              <w:t>8</w:t>
-            </w:r>
-            <w:r>
-              <w:fldChar w:fldCharType="end"/>
-            </w:r>
-          </w:hyperlink>
-        </w:p>
-        <w:p>
-          <w:pPr>
-            <w:pStyle w:val="TOC1"/>
-            <w:tabs>
-              <w:tab w:val="left" w:pos="435"/>
-              <w:tab w:val="right" w:leader="dot" w:pos="9015"/>
-            </w:tabs>
-            <w:rPr>
-              <w:rStyle w:val="Hyperlink"/>
-            </w:rPr>
-          </w:pPr>
-          <w:hyperlink w:anchor="_Toc765512428">
-            <w:r>
-              <w:rPr>
-                <w:rStyle w:val="Hyperlink"/>
-              </w:rPr>
-              <w:t>6.</w:t>
-            </w:r>
-            <w:r>
-              <w:tab/>
-            </w:r>
-            <w:r>
-              <w:rPr>
-                <w:rStyle w:val="Hyperlink"/>
-              </w:rPr>
-              <w:t>Lessons Learned</w:t>
-            </w:r>
-            <w:r>
-              <w:tab/>
-            </w:r>
-            <w:r>
-              <w:fldChar w:fldCharType="begin"/>
-            </w:r>
-            <w:r>
-              <w:instrText>PAGEREF _Toc765512428 \h</w:instrText>
-            </w:r>
-            <w:r>
-              <w:fldChar w:fldCharType="separate"/>
-            </w:r>
-            <w:r>
-              <w:rPr>
-                <w:rStyle w:val="Hyperlink"/>
-              </w:rPr>
-              <w:t>8</w:t>
-            </w:r>
-            <w:r>
-              <w:fldChar w:fldCharType="end"/>
-            </w:r>
-          </w:hyperlink>
-        </w:p>
-        <w:p>
-          <w:pPr>
-            <w:pStyle w:val="TOC2"/>
-            <w:tabs>
-              <w:tab w:val="left" w:pos="660"/>
-              <w:tab w:val="right" w:leader="dot" w:pos="9015"/>
-            </w:tabs>
-            <w:rPr>
-              <w:rStyle w:val="Hyperlink"/>
-            </w:rPr>
-          </w:pPr>
-          <w:hyperlink w:anchor="_Toc1155311235">
-            <w:r>
-              <w:rPr>
-                <w:rStyle w:val="Hyperlink"/>
-              </w:rPr>
-              <w:t>6.1</w:t>
-            </w:r>
-            <w:r>
-              <w:tab/>
-            </w:r>
-            <w:r>
-              <w:rPr>
-                <w:rStyle w:val="Hyperlink"/>
-              </w:rPr>
-              <w:t>Hardware Prototyping Limitations</w:t>
-            </w:r>
-            <w:r>
-              <w:tab/>
-            </w:r>
-            <w:r>
-              <w:fldChar w:fldCharType="begin"/>
-            </w:r>
-            <w:r>
-              <w:instrText>PAGEREF _Toc1155311235 \h</w:instrText>
-            </w:r>
-            <w:r>
-              <w:fldChar w:fldCharType="separate"/>
-            </w:r>
-            <w:r>
-              <w:rPr>
-                <w:rStyle w:val="Hyperlink"/>
-              </w:rPr>
-              <w:t>9</w:t>
-            </w:r>
-            <w:r>
-              <w:fldChar w:fldCharType="end"/>
-            </w:r>
-          </w:hyperlink>
-        </w:p>
-        <w:p>
-          <w:pPr>
-            <w:pStyle w:val="TOC2"/>
-            <w:tabs>
-              <w:tab w:val="left" w:pos="660"/>
-              <w:tab w:val="right" w:leader="dot" w:pos="9015"/>
-            </w:tabs>
-            <w:rPr>
-              <w:rStyle w:val="Hyperlink"/>
-            </w:rPr>
-          </w:pPr>
-          <w:hyperlink w:anchor="_Toc414551767">
-            <w:r>
-              <w:rPr>
-                <w:rStyle w:val="Hyperlink"/>
-              </w:rPr>
-              <w:t>6.2</w:t>
-            </w:r>
-            <w:r>
-              <w:tab/>
-            </w:r>
-            <w:r>
-              <w:rPr>
-                <w:rStyle w:val="Hyperlink"/>
-              </w:rPr>
-              <w:t>“Measure Twice, Cut Once”</w:t>
-            </w:r>
-            <w:r>
-              <w:tab/>
-            </w:r>
-            <w:r>
-              <w:fldChar w:fldCharType="begin"/>
-            </w:r>
-            <w:r>
-              <w:instrText>PAGEREF _Toc414551767 \h</w:instrText>
-            </w:r>
-            <w:r>
-              <w:fldChar w:fldCharType="separate"/>
-            </w:r>
-            <w:r>
-              <w:rPr>
-                <w:rStyle w:val="Hyperlink"/>
-              </w:rPr>
-              <w:t>9</w:t>
-            </w:r>
-            <w:r>
-              <w:fldChar w:fldCharType="end"/>
-            </w:r>
-          </w:hyperlink>
-        </w:p>
-        <w:p>
-          <w:pPr>
-            <w:pStyle w:val="TOC2"/>
-            <w:tabs>
-              <w:tab w:val="left" w:pos="660"/>
-              <w:tab w:val="right" w:leader="dot" w:pos="9015"/>
-            </w:tabs>
-            <w:rPr>
-              <w:rStyle w:val="Hyperlink"/>
-            </w:rPr>
-          </w:pPr>
-          <w:hyperlink w:anchor="_Toc1207817051">
-            <w:r>
-              <w:rPr>
-                <w:rStyle w:val="Hyperlink"/>
-              </w:rPr>
-              <w:t>6.3</w:t>
-            </w:r>
-            <w:r>
-              <w:tab/>
-            </w:r>
-            <w:r>
-              <w:rPr>
-                <w:rStyle w:val="Hyperlink"/>
-              </w:rPr>
-              <w:t>Importance of Concurrency in GUI Programs</w:t>
-            </w:r>
-            <w:r>
-              <w:tab/>
-            </w:r>
-            <w:r>
-              <w:fldChar w:fldCharType="begin"/>
-            </w:r>
-            <w:r>
-              <w:instrText>PAGEREF _Toc1207817051 \h</w:instrText>
-            </w:r>
-            <w:r>
-              <w:fldChar w:fldCharType="separate"/>
-            </w:r>
-            <w:r>
-              <w:rPr>
-                <w:rStyle w:val="Hyperlink"/>
-              </w:rPr>
-              <w:t>9</w:t>
-            </w:r>
-            <w:r>
-              <w:fldChar w:fldCharType="end"/>
-            </w:r>
-          </w:hyperlink>
-        </w:p>
-        <w:p>
-          <w:pPr>
-            <w:pStyle w:val="TOC2"/>
-            <w:tabs>
-              <w:tab w:val="left" w:pos="660"/>
-              <w:tab w:val="right" w:leader="dot" w:pos="9015"/>
-            </w:tabs>
-            <w:rPr>
-              <w:rStyle w:val="Hyperlink"/>
-            </w:rPr>
-          </w:pPr>
-          <w:hyperlink w:anchor="_Toc911516551">
-            <w:r>
-              <w:rPr>
-                <w:rStyle w:val="Hyperlink"/>
-              </w:rPr>
-              <w:t>6.4</w:t>
-            </w:r>
-            <w:r>
-              <w:tab/>
-            </w:r>
-            <w:r>
-              <w:rPr>
-                <w:rStyle w:val="Hyperlink"/>
-              </w:rPr>
-              <w:t>Benefits of Modular Design</w:t>
-            </w:r>
-            <w:r>
-              <w:tab/>
-            </w:r>
-            <w:r>
-              <w:fldChar w:fldCharType="begin"/>
-            </w:r>
-            <w:r>
-              <w:instrText>PAGEREF _Toc911516551 \h</w:instrText>
-            </w:r>
-            <w:r>
-              <w:fldChar w:fldCharType="separate"/>
-            </w:r>
-            <w:r>
-              <w:rPr>
-                <w:rStyle w:val="Hyperlink"/>
-              </w:rPr>
-              <w:t>9</w:t>
-            </w:r>
-            <w:r>
-              <w:fldChar w:fldCharType="end"/>
-            </w:r>
-          </w:hyperlink>
-        </w:p>
-        <w:p>
-          <w:pPr>
-            <w:pStyle w:val="TOC2"/>
-            <w:tabs>
-              <w:tab w:val="left" w:pos="660"/>
-              <w:tab w:val="right" w:leader="dot" w:pos="9015"/>
-            </w:tabs>
-            <w:rPr>
-              <w:rStyle w:val="Hyperlink"/>
-            </w:rPr>
-          </w:pPr>
-          <w:hyperlink w:anchor="_Toc1487001279">
-            <w:r>
-              <w:rPr>
-                <w:rStyle w:val="Hyperlink"/>
-              </w:rPr>
-              <w:t>6.5</w:t>
-            </w:r>
-            <w:r>
-              <w:tab/>
-            </w:r>
-            <w:r>
-              <w:rPr>
-                <w:rStyle w:val="Hyperlink"/>
-              </w:rPr>
-              <w:t>Ethical and Legal Implications of Software</w:t>
-            </w:r>
-            <w:r>
-              <w:tab/>
-            </w:r>
-            <w:r>
-              <w:fldChar w:fldCharType="begin"/>
-            </w:r>
-            <w:r>
-              <w:instrText>PAGEREF _Toc1487001279 \h</w:instrText>
-            </w:r>
-            <w:r>
-              <w:fldChar w:fldCharType="separate"/>
-            </w:r>
-            <w:r>
-              <w:rPr>
-                <w:rStyle w:val="Hyperlink"/>
-              </w:rPr>
-              <w:t>9</w:t>
-            </w:r>
-            <w:r>
-              <w:fldChar w:fldCharType="end"/>
-            </w:r>
-          </w:hyperlink>
-        </w:p>
-        <w:p>
-          <w:pPr>
-            <w:pStyle w:val="TOC1"/>
-            <w:tabs>
-              <w:tab w:val="left" w:pos="435"/>
-              <w:tab w:val="right" w:leader="dot" w:pos="9015"/>
-            </w:tabs>
-            <w:rPr>
-              <w:rStyle w:val="Hyperlink"/>
-            </w:rPr>
-          </w:pPr>
-          <w:hyperlink w:anchor="_Toc1969311958">
-            <w:r>
-              <w:rPr>
-                <w:rStyle w:val="Hyperlink"/>
-              </w:rPr>
-              <w:t>7.</w:t>
-            </w:r>
-            <w:r>
-              <w:tab/>
-            </w:r>
-            <w:r>
-              <w:rPr>
-                <w:rStyle w:val="Hyperlink"/>
-              </w:rPr>
-              <w:t>Testing</w:t>
-            </w:r>
-            <w:r>
-              <w:tab/>
-            </w:r>
-            <w:r>
-              <w:fldChar w:fldCharType="begin"/>
-            </w:r>
-            <w:r>
-              <w:instrText>PAGEREF _Toc1969311958 \h</w:instrText>
-            </w:r>
-            <w:r>
-              <w:fldChar w:fldCharType="separate"/>
-            </w:r>
-            <w:r>
-              <w:rPr>
-                <w:rStyle w:val="Hyperlink"/>
-              </w:rPr>
-              <w:t>9</w:t>
-            </w:r>
-            <w:r>
-              <w:fldChar w:fldCharType="end"/>
-            </w:r>
-          </w:hyperlink>
-        </w:p>
-        <w:p>
-          <w:pPr>
-            <w:pStyle w:val="TOC2"/>
-            <w:tabs>
-              <w:tab w:val="left" w:pos="660"/>
-              <w:tab w:val="right" w:leader="dot" w:pos="9015"/>
-            </w:tabs>
-            <w:rPr>
-              <w:rStyle w:val="Hyperlink"/>
-            </w:rPr>
-          </w:pPr>
-          <w:hyperlink w:anchor="_Toc1394389962">
-            <w:r>
-              <w:rPr>
-                <w:rStyle w:val="Hyperlink"/>
-              </w:rPr>
-              <w:t>7.1</w:t>
-            </w:r>
-            <w:r>
-              <w:tab/>
-            </w:r>
-            <w:r>
-              <w:rPr>
-                <w:rStyle w:val="Hyperlink"/>
-              </w:rPr>
-              <w:t>Precondition Test Cases</w:t>
-            </w:r>
-            <w:r>
-              <w:tab/>
-            </w:r>
-            <w:r>
-              <w:fldChar w:fldCharType="begin"/>
-            </w:r>
-            <w:r>
-              <w:instrText>PAGEREF _Toc1394389962 \h</w:instrText>
-            </w:r>
-            <w:r>
-              <w:fldChar w:fldCharType="separate"/>
-            </w:r>
-            <w:r>
-              <w:rPr>
-                <w:rStyle w:val="Hyperlink"/>
-              </w:rPr>
-              <w:t>10</w:t>
-            </w:r>
-            <w:r>
-              <w:fldChar w:fldCharType="end"/>
-            </w:r>
-          </w:hyperlink>
-        </w:p>
-        <w:p>
-          <w:pPr>
-            <w:pStyle w:val="TOC3"/>
-            <w:tabs>
-              <w:tab w:val="left" w:pos="1095"/>
-              <w:tab w:val="right" w:leader="dot" w:pos="9015"/>
-            </w:tabs>
-            <w:rPr>
-              <w:rStyle w:val="Hyperlink"/>
-            </w:rPr>
-          </w:pPr>
-          <w:hyperlink w:anchor="_Toc56387468">
-            <w:r>
-              <w:rPr>
-                <w:rStyle w:val="Hyperlink"/>
-              </w:rPr>
-              <w:t>7.1.1</w:t>
-            </w:r>
-            <w:r>
-              <w:tab/>
-            </w:r>
-            <w:r>
-              <w:rPr>
-                <w:rStyle w:val="Hyperlink"/>
-              </w:rPr>
-              <w:t>Detect SCARAB</w:t>
-            </w:r>
-            <w:r>
-              <w:tab/>
-            </w:r>
-            <w:r>
-              <w:fldChar w:fldCharType="begin"/>
-            </w:r>
-            <w:r>
-              <w:instrText>PAGEREF _Toc56387468 \h</w:instrText>
-            </w:r>
-            <w:r>
-              <w:fldChar w:fldCharType="separate"/>
-            </w:r>
-            <w:r>
-              <w:rPr>
-                <w:rStyle w:val="Hyperlink"/>
-              </w:rPr>
-              <w:t>10</w:t>
-            </w:r>
-            <w:r>
-              <w:fldChar w:fldCharType="end"/>
-            </w:r>
-          </w:hyperlink>
-        </w:p>
-        <w:p>
-          <w:pPr>
-            <w:pStyle w:val="TOC3"/>
-            <w:tabs>
-              <w:tab w:val="left" w:pos="1095"/>
-              <w:tab w:val="right" w:leader="dot" w:pos="9015"/>
-            </w:tabs>
-            <w:rPr>
-              <w:rStyle w:val="Hyperlink"/>
-            </w:rPr>
-          </w:pPr>
-          <w:hyperlink w:anchor="_Toc698569179">
-            <w:r>
-              <w:rPr>
-                <w:rStyle w:val="Hyperlink"/>
-              </w:rPr>
-              <w:t>7.1.2</w:t>
-            </w:r>
-            <w:r>
-              <w:tab/>
-            </w:r>
-            <w:r>
-              <w:rPr>
-                <w:rStyle w:val="Hyperlink"/>
-              </w:rPr>
-              <w:t>Identify Module</w:t>
-            </w:r>
-            <w:r>
-              <w:tab/>
-            </w:r>
-            <w:r>
-              <w:fldChar w:fldCharType="begin"/>
-            </w:r>
-            <w:r>
-              <w:instrText>PAGEREF _Toc698569179 \h</w:instrText>
-            </w:r>
-            <w:r>
-              <w:fldChar w:fldCharType="separate"/>
-            </w:r>
-            <w:r>
-              <w:rPr>
-                <w:rStyle w:val="Hyperlink"/>
-              </w:rPr>
-              <w:t>10</w:t>
-            </w:r>
-            <w:r>
-              <w:fldChar w:fldCharType="end"/>
-            </w:r>
-          </w:hyperlink>
-        </w:p>
-        <w:p>
-          <w:pPr>
-            <w:pStyle w:val="TOC3"/>
-            <w:tabs>
-              <w:tab w:val="left" w:pos="1095"/>
-              <w:tab w:val="right" w:leader="dot" w:pos="9015"/>
-            </w:tabs>
-            <w:rPr>
-              <w:rStyle w:val="Hyperlink"/>
-            </w:rPr>
-          </w:pPr>
-          <w:hyperlink w:anchor="_Toc112410812">
-            <w:r>
-              <w:rPr>
-                <w:rStyle w:val="Hyperlink"/>
-              </w:rPr>
-              <w:t>7.1.3</w:t>
-            </w:r>
-            <w:r>
-              <w:tab/>
-            </w:r>
-            <w:r>
-              <w:rPr>
-                <w:rStyle w:val="Hyperlink"/>
-              </w:rPr>
-              <w:t>Identify Cartridge</w:t>
-            </w:r>
-            <w:r>
-              <w:tab/>
-            </w:r>
-            <w:r>
-              <w:fldChar w:fldCharType="begin"/>
-            </w:r>
-            <w:r>
-              <w:instrText>PAGEREF _Toc112410812 \h</w:instrText>
-            </w:r>
-            <w:r>
-              <w:fldChar w:fldCharType="separate"/>
-            </w:r>
-            <w:r>
-              <w:rPr>
-                <w:rStyle w:val="Hyperlink"/>
-              </w:rPr>
-              <w:t>11</w:t>
-            </w:r>
-            <w:r>
-              <w:fldChar w:fldCharType="end"/>
-            </w:r>
-          </w:hyperlink>
-        </w:p>
-        <w:p>
-          <w:pPr>
-            <w:pStyle w:val="TOC2"/>
-            <w:tabs>
-              <w:tab w:val="left" w:pos="660"/>
-              <w:tab w:val="right" w:leader="dot" w:pos="9015"/>
-            </w:tabs>
-            <w:rPr>
-              <w:rStyle w:val="Hyperlink"/>
-            </w:rPr>
-          </w:pPr>
-          <w:hyperlink w:anchor="_Toc332448804">
-            <w:r>
-              <w:rPr>
-                <w:rStyle w:val="Hyperlink"/>
-              </w:rPr>
-              <w:t>7.2</w:t>
-            </w:r>
-            <w:r>
-              <w:tab/>
-            </w:r>
-            <w:r>
-              <w:rPr>
-                <w:rStyle w:val="Hyperlink"/>
-              </w:rPr>
-              <w:t>Detailed Test Cases</w:t>
-            </w:r>
-            <w:r>
-              <w:tab/>
-            </w:r>
-            <w:r>
-              <w:fldChar w:fldCharType="begin"/>
-            </w:r>
-            <w:r>
-              <w:instrText>PAGEREF _Toc332448804 \h</w:instrText>
-            </w:r>
-            <w:r>
-              <w:fldChar w:fldCharType="separate"/>
-            </w:r>
-            <w:r>
-              <w:rPr>
-                <w:rStyle w:val="Hyperlink"/>
-              </w:rPr>
-              <w:t>12</w:t>
-            </w:r>
-            <w:r>
-              <w:fldChar w:fldCharType="end"/>
-            </w:r>
-          </w:hyperlink>
-        </w:p>
-        <w:p>
-          <w:pPr>
-            <w:pStyle w:val="TOC3"/>
-            <w:tabs>
-              <w:tab w:val="left" w:pos="1095"/>
-              <w:tab w:val="right" w:leader="dot" w:pos="9015"/>
-            </w:tabs>
-            <w:rPr>
-              <w:rStyle w:val="Hyperlink"/>
-            </w:rPr>
-          </w:pPr>
-          <w:hyperlink w:anchor="_Toc749762574">
-            <w:r>
-              <w:rPr>
-                <w:rStyle w:val="Hyperlink"/>
-              </w:rPr>
-              <w:t>7.2.1</w:t>
-            </w:r>
-            <w:r>
-              <w:tab/>
-            </w:r>
-            <w:r>
-              <w:rPr>
-                <w:rStyle w:val="Hyperlink"/>
-              </w:rPr>
-              <w:t>Dump Save</w:t>
-            </w:r>
-            <w:r>
-              <w:tab/>
-            </w:r>
-            <w:r>
-              <w:fldChar w:fldCharType="begin"/>
-            </w:r>
-            <w:r>
-              <w:instrText>PAGEREF _Toc749762574 \h</w:instrText>
-            </w:r>
-            <w:r>
-              <w:fldChar w:fldCharType="separate"/>
-            </w:r>
-            <w:r>
-              <w:rPr>
-                <w:rStyle w:val="Hyperlink"/>
-              </w:rPr>
-              <w:t>13</w:t>
-            </w:r>
-            <w:r>
-              <w:fldChar w:fldCharType="end"/>
-            </w:r>
-          </w:hyperlink>
-        </w:p>
-        <w:p>
-          <w:pPr>
-            <w:pStyle w:val="TOC3"/>
-            <w:tabs>
-              <w:tab w:val="left" w:pos="1095"/>
-              <w:tab w:val="right" w:leader="dot" w:pos="9015"/>
-            </w:tabs>
-            <w:rPr>
-              <w:rStyle w:val="Hyperlink"/>
-            </w:rPr>
-          </w:pPr>
-          <w:hyperlink w:anchor="_Toc1044464340">
-            <w:r>
-              <w:rPr>
-                <w:rStyle w:val="Hyperlink"/>
-              </w:rPr>
-              <w:t>7.2.2</w:t>
-            </w:r>
-            <w:r>
-              <w:tab/>
-            </w:r>
-            <w:r>
-              <w:rPr>
-                <w:rStyle w:val="Hyperlink"/>
-              </w:rPr>
-              <w:t>Restore Save</w:t>
-            </w:r>
-            <w:r>
-              <w:tab/>
-            </w:r>
-            <w:r>
-              <w:fldChar w:fldCharType="begin"/>
-            </w:r>
-            <w:r>
-              <w:instrText>PAGEREF _Toc1044464340 \h</w:instrText>
-            </w:r>
-            <w:r>
-              <w:fldChar w:fldCharType="separate"/>
-            </w:r>
-            <w:r>
-              <w:rPr>
-                <w:rStyle w:val="Hyperlink"/>
-              </w:rPr>
-              <w:t>13</w:t>
-            </w:r>
-            <w:r>
-              <w:fldChar w:fldCharType="end"/>
-            </w:r>
-          </w:hyperlink>
-        </w:p>
-        <w:p>
-          <w:pPr>
-            <w:pStyle w:val="TOC3"/>
-            <w:tabs>
-              <w:tab w:val="left" w:pos="1095"/>
-              <w:tab w:val="right" w:leader="dot" w:pos="9015"/>
-            </w:tabs>
-            <w:rPr>
-              <w:rStyle w:val="Hyperlink"/>
-            </w:rPr>
-          </w:pPr>
-          <w:hyperlink w:anchor="_Toc108993828">
-            <w:r>
-              <w:rPr>
-                <w:rStyle w:val="Hyperlink"/>
-              </w:rPr>
-              <w:t>7.2.3</w:t>
-            </w:r>
-            <w:r>
-              <w:tab/>
-            </w:r>
-            <w:r>
-              <w:rPr>
-                <w:rStyle w:val="Hyperlink"/>
-              </w:rPr>
-              <w:t>Check Health</w:t>
-            </w:r>
-            <w:r>
-              <w:tab/>
-            </w:r>
-            <w:r>
-              <w:fldChar w:fldCharType="begin"/>
-            </w:r>
-            <w:r>
-              <w:instrText>PAGEREF _Toc108993828 \h</w:instrText>
-            </w:r>
-            <w:r>
-              <w:fldChar w:fldCharType="separate"/>
-            </w:r>
-            <w:r>
-              <w:rPr>
-                <w:rStyle w:val="Hyperlink"/>
-              </w:rPr>
-              <w:t>14</w:t>
-            </w:r>
-            <w:r>
-              <w:fldChar w:fldCharType="end"/>
-            </w:r>
-          </w:hyperlink>
-        </w:p>
-        <w:p>
-          <w:pPr>
-            <w:pStyle w:val="TOC3"/>
-            <w:tabs>
-              <w:tab w:val="left" w:pos="1095"/>
-              <w:tab w:val="right" w:leader="dot" w:pos="9015"/>
-            </w:tabs>
-            <w:rPr>
-              <w:rStyle w:val="Hyperlink"/>
-            </w:rPr>
-          </w:pPr>
-          <w:hyperlink w:anchor="_Toc1189258218">
-            <w:r>
-              <w:rPr>
-                <w:rStyle w:val="Hyperlink"/>
-              </w:rPr>
-              <w:t>7.2.4</w:t>
-            </w:r>
-            <w:r>
-              <w:tab/>
-            </w:r>
-            <w:r>
-              <w:rPr>
-                <w:rStyle w:val="Hyperlink"/>
-              </w:rPr>
-              <w:t>Identify Corruption</w:t>
-            </w:r>
-            <w:r>
-              <w:tab/>
-            </w:r>
-            <w:r>
-              <w:fldChar w:fldCharType="begin"/>
-            </w:r>
-            <w:r>
-              <w:instrText>PAGEREF _Toc1189258218 \h</w:instrText>
-            </w:r>
-            <w:r>
-              <w:fldChar w:fldCharType="separate"/>
-            </w:r>
-            <w:r>
-              <w:rPr>
-                <w:rStyle w:val="Hyperlink"/>
-              </w:rPr>
-              <w:t>15</w:t>
-            </w:r>
-            <w:r>
-              <w:fldChar w:fldCharType="end"/>
-            </w:r>
-          </w:hyperlink>
-        </w:p>
-        <w:p>
-          <w:pPr>
-            <w:pStyle w:val="TOC3"/>
-            <w:tabs>
-              <w:tab w:val="left" w:pos="1095"/>
-              <w:tab w:val="right" w:leader="dot" w:pos="9015"/>
-            </w:tabs>
-            <w:rPr>
-              <w:rStyle w:val="Hyperlink"/>
-            </w:rPr>
-          </w:pPr>
-          <w:hyperlink w:anchor="_Toc579207121">
-            <w:r>
-              <w:rPr>
-                <w:rStyle w:val="Hyperlink"/>
-              </w:rPr>
-              <w:t>7.2.5</w:t>
-            </w:r>
-            <w:r>
-              <w:tab/>
-            </w:r>
-            <w:r>
-              <w:rPr>
-                <w:rStyle w:val="Hyperlink"/>
-              </w:rPr>
-              <w:t>Verify Checksum</w:t>
-            </w:r>
-            <w:r>
-              <w:tab/>
-            </w:r>
-            <w:r>
-              <w:fldChar w:fldCharType="begin"/>
-            </w:r>
-            <w:r>
-              <w:instrText>PAGEREF _Toc579207121 \h</w:instrText>
-            </w:r>
-            <w:r>
-              <w:fldChar w:fldCharType="separate"/>
-            </w:r>
-            <w:r>
-              <w:rPr>
-                <w:rStyle w:val="Hyperlink"/>
-              </w:rPr>
-              <w:t>16</w:t>
-            </w:r>
-            <w:r>
-              <w:fldChar w:fldCharType="end"/>
-            </w:r>
-          </w:hyperlink>
-        </w:p>
-        <w:p>
-          <w:pPr>
-            <w:pStyle w:val="TOC3"/>
-            <w:tabs>
-              <w:tab w:val="left" w:pos="1095"/>
-              <w:tab w:val="right" w:leader="dot" w:pos="9015"/>
-            </w:tabs>
-            <w:rPr>
-              <w:rStyle w:val="Hyperlink"/>
-            </w:rPr>
-          </w:pPr>
-          <w:hyperlink w:anchor="_Toc60213597">
-            <w:r>
-              <w:rPr>
-                <w:rStyle w:val="Hyperlink"/>
-              </w:rPr>
-              <w:t>7.2.6</w:t>
-            </w:r>
-            <w:r>
-              <w:tab/>
-            </w:r>
-            <w:r>
-              <w:rPr>
-                <w:rStyle w:val="Hyperlink"/>
-              </w:rPr>
-              <w:t>Test Pins</w:t>
-            </w:r>
-            <w:r>
-              <w:tab/>
-            </w:r>
-            <w:r>
-              <w:fldChar w:fldCharType="begin"/>
-            </w:r>
-            <w:r>
-              <w:instrText>PAGEREF _Toc60213597 \h</w:instrText>
-            </w:r>
-            <w:r>
-              <w:fldChar w:fldCharType="separate"/>
-            </w:r>
-            <w:r>
-              <w:rPr>
-                <w:rStyle w:val="Hyperlink"/>
-              </w:rPr>
-              <w:t>17</w:t>
-            </w:r>
-            <w:r>
-              <w:fldChar w:fldCharType="end"/>
-            </w:r>
-          </w:hyperlink>
-        </w:p>
-        <w:p>
-          <w:pPr>
-            <w:pStyle w:val="TOC3"/>
-            <w:tabs>
-              <w:tab w:val="left" w:pos="1095"/>
-              <w:tab w:val="right" w:leader="dot" w:pos="9015"/>
-            </w:tabs>
-            <w:rPr>
-              <w:rStyle w:val="Hyperlink"/>
-            </w:rPr>
-          </w:pPr>
-          <w:hyperlink w:anchor="_Toc993709634">
-            <w:r>
-              <w:rPr>
-                <w:rStyle w:val="Hyperlink"/>
-              </w:rPr>
-              <w:t>7.2.7</w:t>
-            </w:r>
-            <w:r>
-              <w:tab/>
-            </w:r>
-            <w:r>
-              <w:rPr>
-                <w:rStyle w:val="Hyperlink"/>
-              </w:rPr>
-              <w:t>Test Save Retention</w:t>
-            </w:r>
-            <w:r>
-              <w:tab/>
-            </w:r>
-            <w:r>
-              <w:fldChar w:fldCharType="begin"/>
-            </w:r>
-            <w:r>
-              <w:instrText>PAGEREF _Toc993709634 \h</w:instrText>
-            </w:r>
-            <w:r>
-              <w:fldChar w:fldCharType="separate"/>
-            </w:r>
-            <w:r>
-              <w:rPr>
-                <w:rStyle w:val="Hyperlink"/>
-              </w:rPr>
-              <w:t>18</w:t>
-            </w:r>
-            <w:r>
-              <w:fldChar w:fldCharType="end"/>
-            </w:r>
-          </w:hyperlink>
-        </w:p>
-        <w:p>
-          <w:pPr>
-            <w:pStyle w:val="TOC3"/>
-            <w:tabs>
-              <w:tab w:val="left" w:pos="1095"/>
-              <w:tab w:val="right" w:leader="dot" w:pos="9015"/>
-            </w:tabs>
-            <w:rPr>
-              <w:rStyle w:val="Hyperlink"/>
-            </w:rPr>
-          </w:pPr>
-          <w:hyperlink w:anchor="_Toc1808252923">
-            <w:r>
-              <w:rPr>
-                <w:rStyle w:val="Hyperlink"/>
-              </w:rPr>
-              <w:t>7.2.8</w:t>
-            </w:r>
-            <w:r>
-              <w:tab/>
-            </w:r>
-            <w:r>
-              <w:rPr>
-                <w:rStyle w:val="Hyperlink"/>
-              </w:rPr>
-              <w:t>Set Pins</w:t>
-            </w:r>
-            <w:r>
-              <w:tab/>
-            </w:r>
-            <w:r>
-              <w:fldChar w:fldCharType="begin"/>
-            </w:r>
-            <w:r>
-              <w:instrText>PAGEREF _Toc1808252923 \h</w:instrText>
-            </w:r>
-            <w:r>
-              <w:fldChar w:fldCharType="separate"/>
-            </w:r>
-            <w:r>
-              <w:rPr>
-                <w:rStyle w:val="Hyperlink"/>
-              </w:rPr>
-              <w:t>20</w:t>
-            </w:r>
-            <w:r>
-              <w:fldChar w:fldCharType="end"/>
-            </w:r>
-          </w:hyperlink>
-        </w:p>
-        <w:p>
-          <w:pPr>
-            <w:pStyle w:val="TOC3"/>
-            <w:tabs>
-              <w:tab w:val="left" w:pos="1095"/>
-              <w:tab w:val="right" w:leader="dot" w:pos="9015"/>
-            </w:tabs>
-            <w:rPr>
-              <w:rStyle w:val="Hyperlink"/>
-            </w:rPr>
-          </w:pPr>
-          <w:hyperlink w:anchor="_Toc624594103">
-            <w:r>
-              <w:rPr>
-                <w:rStyle w:val="Hyperlink"/>
-              </w:rPr>
-              <w:t>7.2.9</w:t>
-            </w:r>
-            <w:r>
-              <w:tab/>
-            </w:r>
-            <w:r>
-              <w:rPr>
-                <w:rStyle w:val="Hyperlink"/>
-              </w:rPr>
-              <w:t>Read Data</w:t>
-            </w:r>
-            <w:r>
-              <w:tab/>
-            </w:r>
-            <w:r>
-              <w:fldChar w:fldCharType="begin"/>
-            </w:r>
-            <w:r>
-              <w:instrText>PAGEREF _Toc624594103 \h</w:instrText>
-            </w:r>
-            <w:r>
-              <w:fldChar w:fldCharType="separate"/>
-            </w:r>
-            <w:r>
-              <w:rPr>
-                <w:rStyle w:val="Hyperlink"/>
-              </w:rPr>
-              <w:t>20</w:t>
-            </w:r>
-            <w:r>
-              <w:fldChar w:fldCharType="end"/>
-            </w:r>
-          </w:hyperlink>
-        </w:p>
-        <w:p>
-          <w:pPr>
-            <w:pStyle w:val="TOC3"/>
-            <w:tabs>
-              <w:tab w:val="left" w:pos="1320"/>
-              <w:tab w:val="right" w:leader="dot" w:pos="9015"/>
-            </w:tabs>
-            <w:rPr>
-              <w:rStyle w:val="Hyperlink"/>
-            </w:rPr>
-          </w:pPr>
-          <w:hyperlink w:anchor="_Toc340386072">
-            <w:r>
-              <w:rPr>
-                <w:rStyle w:val="Hyperlink"/>
-              </w:rPr>
-              <w:t>7.2.10</w:t>
-            </w:r>
-            <w:r>
-              <w:tab/>
-            </w:r>
-            <w:r>
-              <w:rPr>
-                <w:rStyle w:val="Hyperlink"/>
-              </w:rPr>
-              <w:t>Write Data</w:t>
-            </w:r>
-            <w:r>
-              <w:tab/>
-            </w:r>
-            <w:r>
-              <w:fldChar w:fldCharType="begin"/>
-            </w:r>
-            <w:r>
-              <w:instrText>PAGEREF _Toc340386072 \h</w:instrText>
-            </w:r>
-            <w:r>
-              <w:fldChar w:fldCharType="separate"/>
-            </w:r>
-            <w:r>
-              <w:rPr>
-                <w:rStyle w:val="Hyperlink"/>
-              </w:rPr>
-              <w:t>20</w:t>
-            </w:r>
-            <w:r>
-              <w:fldChar w:fldCharType="end"/>
-            </w:r>
-          </w:hyperlink>
-        </w:p>
-        <w:p>
-          <w:pPr>
-            <w:pStyle w:val="TOC1"/>
-            <w:tabs>
-              <w:tab w:val="left" w:pos="435"/>
-              <w:tab w:val="right" w:leader="dot" w:pos="9015"/>
-            </w:tabs>
-            <w:rPr>
-              <w:rStyle w:val="Hyperlink"/>
-            </w:rPr>
-          </w:pPr>
-          <w:hyperlink w:anchor="_Toc317228264">
-            <w:r>
-              <w:rPr>
-                <w:rStyle w:val="Hyperlink"/>
-              </w:rPr>
-              <w:t>8.</w:t>
-            </w:r>
-            <w:r>
-              <w:tab/>
-            </w:r>
-            <w:r>
-              <w:rPr>
-                <w:rStyle w:val="Hyperlink"/>
-              </w:rPr>
-              <w:t>Reflection</w:t>
-            </w:r>
-            <w:r>
-              <w:tab/>
-            </w:r>
-            <w:r>
-              <w:fldChar w:fldCharType="begin"/>
-            </w:r>
-            <w:r>
-              <w:instrText>PAGEREF _Toc317228264 \h</w:instrText>
-            </w:r>
-            <w:r>
-              <w:fldChar w:fldCharType="separate"/>
-            </w:r>
-            <w:r>
-              <w:rPr>
-                <w:rStyle w:val="Hyperlink"/>
-              </w:rPr>
-              <w:t>21</w:t>
-            </w:r>
-            <w:r>
-              <w:fldChar w:fldCharType="end"/>
-            </w:r>
-          </w:hyperlink>
-        </w:p>
-        <w:p>
-          <w:pPr>
-            <w:pStyle w:val="TOC1"/>
-            <w:tabs>
-              <w:tab w:val="left" w:pos="435"/>
-              <w:tab w:val="right" w:leader="dot" w:pos="9015"/>
-            </w:tabs>
-            <w:rPr>
-              <w:rStyle w:val="Hyperlink"/>
-            </w:rPr>
-          </w:pPr>
-          <w:hyperlink w:anchor="_Toc1517982510">
-            <w:r>
-              <w:rPr>
-                <w:rStyle w:val="Hyperlink"/>
-              </w:rPr>
-              <w:t>9.</w:t>
-            </w:r>
-            <w:r>
-              <w:tab/>
-            </w:r>
-            <w:r>
-              <w:rPr>
-                <w:rStyle w:val="Hyperlink"/>
-              </w:rPr>
-              <w:t>Glossary</w:t>
-            </w:r>
-            <w:r>
-              <w:tab/>
-            </w:r>
-            <w:r>
-              <w:fldChar w:fldCharType="begin"/>
-            </w:r>
-            <w:r>
-              <w:instrText>PAGEREF _Toc1517982510 \h</w:instrText>
-            </w:r>
-            <w:r>
-              <w:fldChar w:fldCharType="separate"/>
-            </w:r>
-            <w:r>
-              <w:rPr>
-                <w:rStyle w:val="Hyperlink"/>
-              </w:rPr>
-              <w:t>22</w:t>
-            </w:r>
-            <w:r>
-              <w:fldChar w:fldCharType="end"/>
-            </w:r>
-          </w:hyperlink>
-        </w:p>
-        <w:p>
-          <w:pPr>
-            <w:pStyle w:val="TOC1"/>
-            <w:tabs>
-              <w:tab w:val="left" w:pos="435"/>
-              <w:tab w:val="right" w:leader="dot" w:pos="9015"/>
-            </w:tabs>
-            <w:rPr>
-              <w:rStyle w:val="Hyperlink"/>
-            </w:rPr>
-          </w:pPr>
-          <w:hyperlink w:anchor="_Toc867998557">
-            <w:r>
-              <w:rPr>
-                <w:rStyle w:val="Hyperlink"/>
-              </w:rPr>
-              <w:t>10.</w:t>
-            </w:r>
-            <w:r>
-              <w:tab/>
-            </w:r>
-            <w:r>
-              <w:rPr>
-                <w:rStyle w:val="Hyperlink"/>
-              </w:rPr>
-              <w:t>Bibliography</w:t>
-            </w:r>
-            <w:r>
-              <w:tab/>
-            </w:r>
-            <w:r>
-              <w:fldChar w:fldCharType="begin"/>
-            </w:r>
-            <w:r>
-              <w:instrText>PAGEREF _Toc867998557 \h</w:instrText>
-            </w:r>
-            <w:r>
-              <w:fldChar w:fldCharType="separate"/>
-            </w:r>
-            <w:r>
-              <w:rPr>
-                <w:rStyle w:val="Hyperlink"/>
-              </w:rPr>
-              <w:t>23</w:t>
-            </w:r>
-            <w:r>
-              <w:fldChar w:fldCharType="end"/>
-            </w:r>
-          </w:hyperlink>
           <w:r>
             <w:fldChar w:fldCharType="end"/>
           </w:r>
@@ -2467,7 +3865,7 @@
           <w:numId w:val="8"/>
         </w:numPr>
       </w:pPr>
-      <w:bookmarkStart w:id="0" w:name="_Toc75378123"/>
+      <w:bookmarkStart w:id="0" w:name="_Toc227872516"/>
       <w:r>
         <w:lastRenderedPageBreak/>
         <w:t>Abstract</w:t>
@@ -2547,7 +3945,7 @@
           <w:numId w:val="8"/>
         </w:numPr>
       </w:pPr>
-      <w:bookmarkStart w:id="1" w:name="_Toc694220487"/>
+      <w:bookmarkStart w:id="1" w:name="_Toc227872517"/>
       <w:r>
         <w:lastRenderedPageBreak/>
         <w:t>Introduction</w:t>
@@ -2675,7 +4073,7 @@
           <w:numId w:val="8"/>
         </w:numPr>
       </w:pPr>
-      <w:bookmarkStart w:id="2" w:name="_Toc125514736"/>
+      <w:bookmarkStart w:id="2" w:name="_Toc227872518"/>
       <w:r>
         <w:lastRenderedPageBreak/>
         <w:t>Challenges</w:t>
@@ -2690,7 +4088,7 @@
           <w:numId w:val="8"/>
         </w:numPr>
       </w:pPr>
-      <w:bookmarkStart w:id="3" w:name="_Toc829066517"/>
+      <w:bookmarkStart w:id="3" w:name="_Toc227872519"/>
       <w:r>
         <w:t>Breadboard Prototyping Issues</w:t>
       </w:r>
@@ -2712,7 +4110,7 @@
           <w:numId w:val="8"/>
         </w:numPr>
       </w:pPr>
-      <w:bookmarkStart w:id="4" w:name="_Toc1345278360"/>
+      <w:bookmarkStart w:id="4" w:name="_Toc227872520"/>
       <w:r>
         <w:t>Logic Level Translation</w:t>
       </w:r>
@@ -2734,7 +4132,7 @@
           <w:numId w:val="8"/>
         </w:numPr>
       </w:pPr>
-      <w:bookmarkStart w:id="5" w:name="_Toc748062141"/>
+      <w:bookmarkStart w:id="5" w:name="_Toc227872521"/>
       <w:r>
         <w:t>NES Mapper Handling</w:t>
       </w:r>
@@ -2830,7 +4228,7 @@
           <w:numId w:val="8"/>
         </w:numPr>
       </w:pPr>
-      <w:bookmarkStart w:id="6" w:name="_Toc208717466"/>
+      <w:bookmarkStart w:id="6" w:name="_Toc227872522"/>
       <w:r>
         <w:t>GUI Threading with the SCARAB</w:t>
       </w:r>
@@ -2878,7 +4276,7 @@
           <w:numId w:val="8"/>
         </w:numPr>
       </w:pPr>
-      <w:bookmarkStart w:id="7" w:name="_Toc40393187"/>
+      <w:bookmarkStart w:id="7" w:name="_Toc227872523"/>
       <w:r>
         <w:lastRenderedPageBreak/>
         <w:t>Achievements</w:t>
@@ -2893,7 +4291,7 @@
           <w:numId w:val="8"/>
         </w:numPr>
       </w:pPr>
-      <w:bookmarkStart w:id="8" w:name="_Toc2105769112"/>
+      <w:bookmarkStart w:id="8" w:name="_Toc227872524"/>
       <w:r>
         <w:t>Arduino Powered Device</w:t>
       </w:r>
@@ -2963,7 +4361,7 @@
           <w:numId w:val="8"/>
         </w:numPr>
       </w:pPr>
-      <w:bookmarkStart w:id="9" w:name="_Toc951987399"/>
+      <w:bookmarkStart w:id="9" w:name="_Toc227872525"/>
       <w:r>
         <w:t>GUI Based Cross-Platform Program</w:t>
       </w:r>
@@ -3063,7 +4461,7 @@
           <w:numId w:val="8"/>
         </w:numPr>
       </w:pPr>
-      <w:bookmarkStart w:id="10" w:name="_Toc711998157"/>
+      <w:bookmarkStart w:id="10" w:name="_Toc227872526"/>
       <w:r>
         <w:t>NES/SNES</w:t>
       </w:r>
@@ -3094,7 +4492,7 @@
           <w:numId w:val="8"/>
         </w:numPr>
       </w:pPr>
-      <w:bookmarkStart w:id="11" w:name="_Toc153385445"/>
+      <w:bookmarkStart w:id="11" w:name="_Toc227872527"/>
       <w:r>
         <w:t>Save Management</w:t>
       </w:r>
@@ -3134,7 +4532,7 @@
           <w:numId w:val="8"/>
         </w:numPr>
       </w:pPr>
-      <w:bookmarkStart w:id="12" w:name="_Toc101991771"/>
+      <w:bookmarkStart w:id="12" w:name="_Toc227872528"/>
       <w:r>
         <w:t>Health Checking</w:t>
       </w:r>
@@ -3236,7 +4634,7 @@
           <w:numId w:val="8"/>
         </w:numPr>
       </w:pPr>
-      <w:bookmarkStart w:id="14" w:name="_Toc1864281362"/>
+      <w:bookmarkStart w:id="14" w:name="_Toc227872529"/>
       <w:r>
         <w:t>Modular Design</w:t>
       </w:r>
@@ -3264,7 +4662,7 @@
           <w:numId w:val="8"/>
         </w:numPr>
       </w:pPr>
-      <w:bookmarkStart w:id="15" w:name="_Toc934371096"/>
+      <w:bookmarkStart w:id="15" w:name="_Toc227872530"/>
       <w:r>
         <w:t>EEPROM Identification</w:t>
       </w:r>
@@ -3320,7 +4718,7 @@
           <w:numId w:val="8"/>
         </w:numPr>
       </w:pPr>
-      <w:bookmarkStart w:id="16" w:name="_Toc287736465"/>
+      <w:bookmarkStart w:id="16" w:name="_Toc227872531"/>
       <w:r>
         <w:lastRenderedPageBreak/>
         <w:t>Scrapped Features</w:t>
@@ -3335,7 +4733,7 @@
           <w:numId w:val="8"/>
         </w:numPr>
       </w:pPr>
-      <w:bookmarkStart w:id="17" w:name="_Toc2093165038"/>
+      <w:bookmarkStart w:id="17" w:name="_Toc227872532"/>
       <w:r>
         <w:t>Mega Drive Compatibility</w:t>
       </w:r>
@@ -3386,7 +4784,7 @@
           <w:numId w:val="8"/>
         </w:numPr>
       </w:pPr>
-      <w:bookmarkStart w:id="18" w:name="_Toc24636115"/>
+      <w:bookmarkStart w:id="18" w:name="_Toc227872533"/>
       <w:r>
         <w:t>Automatic Save Retention Testin</w:t>
       </w:r>
@@ -3419,7 +4817,7 @@
           <w:numId w:val="8"/>
         </w:numPr>
       </w:pPr>
-      <w:bookmarkStart w:id="19" w:name="_Toc56427380"/>
+      <w:bookmarkStart w:id="19" w:name="_Toc227872534"/>
       <w:r>
         <w:t>3.3V Compatibility</w:t>
       </w:r>
@@ -3438,7 +4836,7 @@
           <w:numId w:val="8"/>
         </w:numPr>
       </w:pPr>
-      <w:bookmarkStart w:id="20" w:name="_Toc225675370"/>
+      <w:bookmarkStart w:id="20" w:name="_Toc227872535"/>
       <w:r>
         <w:t>Identify Corruption</w:t>
       </w:r>
@@ -3475,7 +4873,7 @@
           <w:numId w:val="8"/>
         </w:numPr>
       </w:pPr>
-      <w:bookmarkStart w:id="21" w:name="_Toc765512428"/>
+      <w:bookmarkStart w:id="21" w:name="_Toc227872536"/>
       <w:r>
         <w:lastRenderedPageBreak/>
         <w:t xml:space="preserve">Lessons </w:t>
@@ -3498,7 +4896,7 @@
           <w:numId w:val="8"/>
         </w:numPr>
       </w:pPr>
-      <w:bookmarkStart w:id="22" w:name="_Toc1155311235"/>
+      <w:bookmarkStart w:id="22" w:name="_Toc227872537"/>
       <w:r>
         <w:t>Hardware Prototyping Limitations</w:t>
       </w:r>
@@ -3520,7 +4918,7 @@
           <w:numId w:val="8"/>
         </w:numPr>
       </w:pPr>
-      <w:bookmarkStart w:id="23" w:name="_Toc414551767"/>
+      <w:bookmarkStart w:id="23" w:name="_Toc227872538"/>
       <w:r>
         <w:t>“Measure Twice, Cut Once”</w:t>
       </w:r>
@@ -3539,7 +4937,7 @@
           <w:numId w:val="8"/>
         </w:numPr>
       </w:pPr>
-      <w:bookmarkStart w:id="24" w:name="_Toc1207817051"/>
+      <w:bookmarkStart w:id="24" w:name="_Toc227872539"/>
       <w:r>
         <w:t>Importance of Concurrency in GUI Programs</w:t>
       </w:r>
@@ -3569,7 +4967,7 @@
           <w:numId w:val="8"/>
         </w:numPr>
       </w:pPr>
-      <w:bookmarkStart w:id="25" w:name="_Toc911516551"/>
+      <w:bookmarkStart w:id="25" w:name="_Toc227872540"/>
       <w:r>
         <w:t>Benefits of Modular Design</w:t>
       </w:r>
@@ -3588,7 +4986,7 @@
           <w:numId w:val="8"/>
         </w:numPr>
       </w:pPr>
-      <w:bookmarkStart w:id="26" w:name="_Toc1487001279"/>
+      <w:bookmarkStart w:id="26" w:name="_Toc227872541"/>
       <w:r>
         <w:t>Ethical and Legal Implications of Software</w:t>
       </w:r>
@@ -3612,7 +5010,7 @@
           <w:numId w:val="8"/>
         </w:numPr>
       </w:pPr>
-      <w:bookmarkStart w:id="27" w:name="_Toc1969311958"/>
+      <w:bookmarkStart w:id="27" w:name="_Toc227872542"/>
       <w:r>
         <w:lastRenderedPageBreak/>
         <w:t>Testing</w:t>
@@ -3638,7 +5036,7 @@
           <w:numId w:val="8"/>
         </w:numPr>
       </w:pPr>
-      <w:bookmarkStart w:id="28" w:name="_Toc1394389962"/>
+      <w:bookmarkStart w:id="28" w:name="_Toc227872543"/>
       <w:r>
         <w:t>Precondition Test Cases</w:t>
       </w:r>
@@ -3652,7 +5050,7 @@
           <w:numId w:val="8"/>
         </w:numPr>
       </w:pPr>
-      <w:bookmarkStart w:id="29" w:name="_Toc56387468"/>
+      <w:bookmarkStart w:id="29" w:name="_Toc227872544"/>
       <w:r>
         <w:t>Detect SCARAB</w:t>
       </w:r>
@@ -4195,7 +5593,7 @@
           <w:numId w:val="8"/>
         </w:numPr>
       </w:pPr>
-      <w:bookmarkStart w:id="30" w:name="_Toc698569179"/>
+      <w:bookmarkStart w:id="30" w:name="_Toc227872545"/>
       <w:r>
         <w:lastRenderedPageBreak/>
         <w:t>Identify Module</w:t>
@@ -4890,7 +6288,7 @@
           <w:numId w:val="8"/>
         </w:numPr>
       </w:pPr>
-      <w:bookmarkStart w:id="31" w:name="_Toc112410812"/>
+      <w:bookmarkStart w:id="31" w:name="_Toc227872546"/>
       <w:r>
         <w:lastRenderedPageBreak/>
         <w:t>Identify Cartridge</w:t>
@@ -5386,7 +6784,7 @@
         </w:numPr>
       </w:pPr>
       <w:bookmarkStart w:id="32" w:name="_Toc213606374"/>
-      <w:bookmarkStart w:id="33" w:name="_Toc332448804"/>
+      <w:bookmarkStart w:id="33" w:name="_Toc227872547"/>
       <w:r>
         <w:lastRenderedPageBreak/>
         <w:t>Detailed Test Cases</w:t>
@@ -5403,7 +6801,7 @@
           <w:numId w:val="8"/>
         </w:numPr>
       </w:pPr>
-      <w:bookmarkStart w:id="35" w:name="_Toc749762574"/>
+      <w:bookmarkStart w:id="35" w:name="_Toc227872548"/>
       <w:r>
         <w:t>Dump Save</w:t>
       </w:r>
@@ -5870,7 +7268,7 @@
         </w:numPr>
       </w:pPr>
       <w:bookmarkStart w:id="38" w:name="_Toc213606376"/>
-      <w:bookmarkStart w:id="39" w:name="_Toc1044464340"/>
+      <w:bookmarkStart w:id="39" w:name="_Toc227872549"/>
       <w:r>
         <w:lastRenderedPageBreak/>
         <w:t>Restore Save</w:t>
@@ -6351,7 +7749,7 @@
         </w:numPr>
       </w:pPr>
       <w:bookmarkStart w:id="41" w:name="_Toc213606377"/>
-      <w:bookmarkStart w:id="42" w:name="_Toc108993828"/>
+      <w:bookmarkStart w:id="42" w:name="_Toc227872550"/>
       <w:r>
         <w:lastRenderedPageBreak/>
         <w:t>Check Health</w:t>
@@ -6677,7 +8075,7 @@
         </w:numPr>
       </w:pPr>
       <w:bookmarkStart w:id="43" w:name="_Toc213606378"/>
-      <w:bookmarkStart w:id="44" w:name="_Toc1189258218"/>
+      <w:bookmarkStart w:id="44" w:name="_Toc227872551"/>
       <w:r>
         <w:lastRenderedPageBreak/>
         <w:t>Identify Corruption</w:t>
@@ -7043,7 +8441,7 @@
         </w:numPr>
       </w:pPr>
       <w:bookmarkStart w:id="45" w:name="_Toc213606379"/>
-      <w:bookmarkStart w:id="46" w:name="_Toc579207121"/>
+      <w:bookmarkStart w:id="46" w:name="_Toc227872552"/>
       <w:r>
         <w:lastRenderedPageBreak/>
         <w:t>Verify Checksum</w:t>
@@ -7401,7 +8799,7 @@
         </w:numPr>
       </w:pPr>
       <w:bookmarkStart w:id="47" w:name="_Toc213606380"/>
-      <w:bookmarkStart w:id="48" w:name="_Toc60213597"/>
+      <w:bookmarkStart w:id="48" w:name="_Toc227872553"/>
       <w:r>
         <w:lastRenderedPageBreak/>
         <w:t>Test Pins</w:t>
@@ -7747,7 +9145,7 @@
         </w:numPr>
       </w:pPr>
       <w:bookmarkStart w:id="49" w:name="_Toc213606381"/>
-      <w:bookmarkStart w:id="50" w:name="_Toc993709634"/>
+      <w:bookmarkStart w:id="50" w:name="_Toc227872554"/>
       <w:r>
         <w:lastRenderedPageBreak/>
         <w:t>Test Save Retention</w:t>
@@ -8643,7 +10041,7 @@
         </w:numPr>
       </w:pPr>
       <w:bookmarkStart w:id="51" w:name="_Toc213606383"/>
-      <w:bookmarkStart w:id="52" w:name="_Toc1808252923"/>
+      <w:bookmarkStart w:id="52" w:name="_Toc227872555"/>
       <w:r>
         <w:t>Set Pins</w:t>
       </w:r>
@@ -8876,7 +10274,7 @@
           <w:numId w:val="8"/>
         </w:numPr>
       </w:pPr>
-      <w:bookmarkStart w:id="54" w:name="_Toc624594103"/>
+      <w:bookmarkStart w:id="54" w:name="_Toc227872556"/>
       <w:r>
         <w:t>Read Data</w:t>
       </w:r>
@@ -9107,7 +10505,7 @@
         </w:numPr>
       </w:pPr>
       <w:bookmarkStart w:id="55" w:name="_Toc213606385"/>
-      <w:bookmarkStart w:id="56" w:name="_Toc340386072"/>
+      <w:bookmarkStart w:id="56" w:name="_Toc227872557"/>
       <w:r>
         <w:lastRenderedPageBreak/>
         <w:t>Write Data</w:t>
@@ -9358,7 +10756,7 @@
           <w:numId w:val="8"/>
         </w:numPr>
       </w:pPr>
-      <w:bookmarkStart w:id="58" w:name="_Toc317228264"/>
+      <w:bookmarkStart w:id="58" w:name="_Toc227872558"/>
       <w:r>
         <w:lastRenderedPageBreak/>
         <w:t>Reflection</w:t>
@@ -9477,7 +10875,7 @@
           <w:numId w:val="8"/>
         </w:numPr>
       </w:pPr>
-      <w:bookmarkStart w:id="59" w:name="_Toc1517982510"/>
+      <w:bookmarkStart w:id="59" w:name="_Toc227872559"/>
       <w:r>
         <w:lastRenderedPageBreak/>
         <w:t>Glossary</w:t>
@@ -9525,7 +10923,7 @@
         <w:br w:type="page"/>
       </w:r>
     </w:p>
-    <w:bookmarkStart w:id="60" w:name="_Toc867998557" w:displacedByCustomXml="next"/>
+    <w:bookmarkStart w:id="60" w:name="_Toc227872560" w:displacedByCustomXml="next"/>
     <w:sdt>
       <w:sdtPr>
         <w:rPr>
